--- a/book/AirBNB Anywhere - Bestseller Edition.docx
+++ b/book/AirBNB Anywhere - Bestseller Edition.docx
@@ -1266,15 +1266,15 @@
         <w:pStyle w:val="BodyText"/>
       </w:pPr>
       <w:r>
-        <w:t xml:space="preserve">Now run the alternative. Take the same person with $50,000 in liquid capital and zero debt. With the low-down loans and seller financing taught later in this book, they deploy it into three rural STRs generating about $2,000 per month each. That’s $6,000 a month, $72,000 a year in combined cash flow.</w:t>
-      </w:r>
-    </w:p>
-    <w:p>
-      <w:pPr>
-        <w:pStyle w:val="BodyText"/>
-      </w:pPr>
-      <w:r>
-        <w:t xml:space="preserve">Year one, that’s $72K of income on top of the salary. Year two, another $72K, plus the properties are appreciating underneath you. Year three, the same again, while depreciation quietly shelters income on your tax return. Nothing about this requires quitting anything.</w:t>
+        <w:t xml:space="preserve">Now run the alternative. Take the same person with $50,000 in liquid capital and zero debt. They don’t buy three properties at once. Not on $50K, and not as a first move. They buy one: a rural STR generating about $2,000 a month in cash flow, funded with a 10% down loan and the setup floated on a 0% business card.</w:t>
+      </w:r>
+    </w:p>
+    <w:p>
+      <w:pPr>
+        <w:pStyle w:val="BodyText"/>
+      </w:pPr>
+      <w:r>
+        <w:t xml:space="preserve">Then they stack. Year two, the first property’s cash flow, a refinance of the equity they created, and the funding tools taught later in this book — seller financing, seller credits at closing, private money if they need it — buy property two without touching new savings. Year three, the same playbook buys property three. By then they’re collecting about $6,000 a month, $72,000 a year, across all three. Nothing about this required quitting anything, and no single step required more cash than that original $50K.</w:t>
       </w:r>
     </w:p>
     <w:p>
@@ -1298,13 +1298,13 @@
           <w:bCs/>
           <w:b/>
         </w:rPr>
-        <w:t xml:space="preserve">$360,000</w:t>
-      </w:r>
-      <w:r>
-        <w:t xml:space="preserve"> </w:t>
-      </w:r>
-      <w:r>
-        <w:t xml:space="preserve">in cumulative cash flow ($72K a year, five years running)</w:t>
+        <w:t xml:space="preserve">Roughly $280,000</w:t>
+      </w:r>
+      <w:r>
+        <w:t xml:space="preserve"> </w:t>
+      </w:r>
+      <w:r>
+        <w:t xml:space="preserve">in cumulative cash flow ($24K the first year, growing to $72K a year as the properties stack)</w:t>
       </w:r>
     </w:p>
     <w:p>
@@ -1320,7 +1320,7 @@
           <w:bCs/>
           <w:b/>
         </w:rPr>
-        <w:t xml:space="preserve">Roughly $300,000</w:t>
+        <w:t xml:space="preserve">Six figures</w:t>
       </w:r>
       <w:r>
         <w:t xml:space="preserve"> </w:t>
@@ -1395,6 +1395,14 @@
       </w:pPr>
       <w:r>
         <w:t xml:space="preserve">That’s the Opportunity Cost Equation: the real cost of the W2 treadmill is the $300K–$500K in wealth you didn’t build because you were too busy earning a paycheck. And that range counts only the cash flow and a slice of the appreciation, not the tax shields.</w:t>
+      </w:r>
+    </w:p>
+    <w:p>
+      <w:pPr>
+        <w:pStyle w:val="BodyText"/>
+      </w:pPr>
+      <w:r>
+        <w:t xml:space="preserve">One more thing, because I can hear the objection: yes, $50K really is enough, and Part 3 of this book exists to prove it. Low-down vacation-home loans, seller financing, 0% business cards for the furniture, seller credits and repair credits that shrink what you bring to closing, private money when you’re short — the whole stack, with the exact numbers. You start with one. The portfolio comes later, and it funds itself.</w:t>
       </w:r>
     </w:p>
     <w:p>
@@ -1506,7 +1514,19 @@
         <w:pStyle w:val="Compact"/>
       </w:pPr>
       <w:r>
-        <w:t xml:space="preserve">Five years at $150K nets most people $50K–$70K in wealth. Three rural STRs can produce $360K in cash flow plus appreciation and tax shields in the same window.</w:t>
+        <w:t xml:space="preserve">Five years at $150K nets most people $50K–$70K in wealth. Start with one rural STR and stack to three, and the same window can produce roughly $280K in cash flow plus appreciation and tax shields.</w:t>
+      </w:r>
+    </w:p>
+    <w:p>
+      <w:pPr>
+        <w:numPr>
+          <w:ilvl w:val="0"/>
+          <w:numId w:val="1010"/>
+        </w:numPr>
+        <w:pStyle w:val="Compact"/>
+      </w:pPr>
+      <w:r>
+        <w:t xml:space="preserve">You don’t need three properties on day one. You need one, bought right. Each one helps buy the next.</w:t>
       </w:r>
     </w:p>
     <w:p>

--- a/book/AirBNB Anywhere - Bestseller Edition.docx
+++ b/book/AirBNB Anywhere - Bestseller Edition.docx
@@ -1274,7 +1274,7 @@
         <w:pStyle w:val="BodyText"/>
       </w:pPr>
       <w:r>
-        <w:t xml:space="preserve">Then they stack. Year two, the first property’s cash flow, a refinance of the equity they created, and the funding tools taught later in this book — seller financing, seller credits at closing, private money if they need it — buy property two without touching new savings. Year three, the same playbook buys property three. By then they’re collecting about $6,000 a month, $72,000 a year, across all three. Nothing about this required quitting anything, and no single step required more cash than that original $50K.</w:t>
+        <w:t xml:space="preserve">Then they stack. In year two, the first property’s cash flow and a refinance of the equity they created buy property two. If the numbers come up short, there’s seller financing, seller credits at closing, or private money, all covered later in this book. Year three, the same playbook buys property three. By then they’re collecting about $6,000 a month, $72,000 a year, across all three. Nothing about this required quitting anything, and no single step required more cash than that original $50K.</w:t>
       </w:r>
     </w:p>
     <w:p>
@@ -1402,7 +1402,7 @@
         <w:pStyle w:val="BodyText"/>
       </w:pPr>
       <w:r>
-        <w:t xml:space="preserve">One more thing, because I can hear the objection: yes, $50K really is enough, and Part 3 of this book exists to prove it. Low-down vacation-home loans, seller financing, 0% business cards for the furniture, seller credits and repair credits that shrink what you bring to closing, private money when you’re short — the whole stack, with the exact numbers. You start with one. The portfolio comes later, and it funds itself.</w:t>
+        <w:t xml:space="preserve">One more thing, because I can hear the objection: is $50K really enough? It is, and Part 3 of this book exists to prove it. Low-down vacation-home loans, seller financing, business cards at 0%, seller and repair credits that shrink what you bring to closing, and private money for when you’re short. Every one of those gets real numbers in those chapters. You start with one property. The portfolio comes later, and it funds itself.</w:t>
       </w:r>
     </w:p>
     <w:p>

--- a/book/AirBNB Anywhere - Bestseller Edition.docx
+++ b/book/AirBNB Anywhere - Bestseller Edition.docx
@@ -1608,7 +1608,7 @@
         <w:pStyle w:val="BodyText"/>
       </w:pPr>
       <w:r>
-        <w:t xml:space="preserve">The purchase price was $355,000. By the time I covered the down payment, furnishings, and setup, I was about $100K in. I won’t pretend I was calm when I signed.</w:t>
+        <w:t xml:space="preserve">The purchase price was $355,000. I bought it with a partner, 50/50, and by the time we covered the down payment, furnishings, and setup, we were about $100K in. I won’t pretend I was calm when I signed.</w:t>
       </w:r>
     </w:p>
     <w:p>
@@ -1839,7 +1839,7 @@
         <w:pStyle w:val="FirstParagraph"/>
       </w:pPr>
       <w:r>
-        <w:t xml:space="preserve">My Yucca Valley deal proved the model, but it also taught me why Tier 2 and Tier 3 diverge so dramatically. Joshua Tree was too close to big money. Southern California investors were sitting on mountains of equity and started buying everything in sight. High purchase prices raise your risk and shrink your flexibility at the same time. You become more sensitive to market cycles, and the math needs $300+ a night, a rate fewer guests can afford.</w:t>
+        <w:t xml:space="preserve">My Yucca Valley deal proved the model, but it also taught me why Tier 2 and Tier 3 diverge so dramatically. Joshua Tree was too close to big money. Southern California investors were sitting on mountains of equity and started buying everything in sight. And the competition wasn’t people like me, running spreadsheets and watching every dollar. It was high-net-worth buyers who had already made their money, pumping it into desert play homes that never needed to earn a return. Every upgrade war I could enter, they could end. You can’t outspend someone who isn’t counting. High purchase prices raise your risk and shrink your flexibility at the same time. You become more sensitive to market cycles, and the math needs $300+ a night, a rate fewer guests can afford.</w:t>
       </w:r>
     </w:p>
     <w:p>
@@ -2133,7 +2133,7 @@
         <w:pStyle w:val="BodyText"/>
       </w:pPr>
       <w:r>
-        <w:t xml:space="preserve">Check the math yourself. Cash flow here is revenue minus operating expenses, before the mortgage; cash-on-cash subtracts the mortgage, then divides what’s left by the cash invested. Joshua Tree: $25K minus $18K a year in payments leaves $7K on the roughly $100K I put in. That’s 7%. The West Virginia cabin clears 55% because its payment is tiny and its entry cash is a fraction of that.</w:t>
+        <w:t xml:space="preserve">Check the math yourself. Cash flow here is revenue minus operating expenses, before the mortgage; cash-on-cash subtracts the mortgage, then divides what’s left by the cash invested. Joshua Tree: $25K minus $18K a year in payments leaves $7K on the roughly $100K we put in. That’s 7%. The West Virginia cabin clears 55% because its payment is tiny and its entry cash is a fraction of that.</w:t>
       </w:r>
     </w:p>
     <w:p>

--- a/book/AirBNB Anywhere - Bestseller Edition.docx
+++ b/book/AirBNB Anywhere - Bestseller Edition.docx
@@ -1824,6 +1824,14 @@
         <w:t xml:space="preserve">And remember that markets move up the curve. Every Tier 2 darling was once a Tier 3 secret, Joshua Tree included. The tiers aren’t a map of where good markets are. They’re a clock telling you how much time you have left to act.</w:t>
       </w:r>
     </w:p>
+    <w:p>
+      <w:pPr>
+        <w:pStyle w:val="BodyText"/>
+      </w:pPr>
+      <w:r>
+        <w:t xml:space="preserve">One caution about those price bands: they drift. When I wrote this, most of the homes I was buying in my top ten markets ran $150K to $300K. By the time you read this, the stickers may sit somewhere else entirely. So don’t memorize the bands. Memorize the relationship between price and revenue. My $170K cabin grossed $72K its first year, and that’s the kind of ratio I hunt for. When a year of bookings covers a big slice of the purchase price, you’ve found the right tier, whatever the sticker says.</w:t>
+      </w:r>
+    </w:p>
     <w:bookmarkEnd w:id="33"/>
     <w:bookmarkStart w:id="34" w:name="X127ffcd39e9ad7ea72168ba2d77e59049cf772f"/>
     <w:p>
@@ -1847,13 +1855,13 @@
         <w:pStyle w:val="BodyText"/>
       </w:pPr>
       <w:r>
-        <w:t xml:space="preserve">Here are the real numbers, side by side:</w:t>
+        <w:t xml:space="preserve">Here’s how it compared to one of my West Virginia cabins, side by side. These figures are rounded from memory, so hold me to the shape, not the pennies. The shape is the whole lesson.</w:t>
       </w:r>
     </w:p>
     <w:tbl>
       <w:tblPr>
         <w:tblStyle w:val="Table"/>
-        <w:tblW w:type="auto" w:w="0"/>
+        <w:tblW w:type="pct" w:w="5000"/>
         <w:tblLook w:firstRow="1" w:lastRow="0" w:firstColumn="0" w:lastColumn="0" w:noHBand="0" w:noVBand="0" w:val="0020"/>
         <w:jc w:val="start"/>
       </w:tblPr>
@@ -1932,7 +1940,7 @@
               <w:jc w:val="left"/>
             </w:pPr>
             <w:r>
-              <w:t xml:space="preserve">$170K</w:t>
+              <w:t xml:space="preserve">$170K, seller-financed</w:t>
             </w:r>
           </w:p>
         </w:tc>
@@ -1946,7 +1954,7 @@
               <w:jc w:val="left"/>
             </w:pPr>
             <w:r>
-              <w:t xml:space="preserve">Annual revenue</w:t>
+              <w:t xml:space="preserve">First-year revenue</w:t>
             </w:r>
           </w:p>
         </w:tc>
@@ -1958,7 +1966,7 @@
               <w:jc w:val="left"/>
             </w:pPr>
             <w:r>
-              <w:t xml:space="preserve">$80K</w:t>
+              <w:t xml:space="preserve">~$80K</w:t>
             </w:r>
           </w:p>
         </w:tc>
@@ -1970,7 +1978,45 @@
               <w:jc w:val="left"/>
             </w:pPr>
             <w:r>
-              <w:t xml:space="preserve">$95K</w:t>
+              <w:t xml:space="preserve">~$75K</w:t>
+            </w:r>
+          </w:p>
+        </w:tc>
+      </w:tr>
+      <w:tr>
+        <w:tc>
+          <w:tcPr/>
+          <w:p>
+            <w:pPr>
+              <w:pStyle w:val="Compact"/>
+              <w:jc w:val="left"/>
+            </w:pPr>
+            <w:r>
+              <w:t xml:space="preserve">Monthly payment (PITI)</w:t>
+            </w:r>
+          </w:p>
+        </w:tc>
+        <w:tc>
+          <w:tcPr/>
+          <w:p>
+            <w:pPr>
+              <w:pStyle w:val="Compact"/>
+              <w:jc w:val="left"/>
+            </w:pPr>
+            <w:r>
+              <w:t xml:space="preserve">~$1,850</w:t>
+            </w:r>
+          </w:p>
+        </w:tc>
+        <w:tc>
+          <w:tcPr/>
+          <w:p>
+            <w:pPr>
+              <w:pStyle w:val="Compact"/>
+              <w:jc w:val="left"/>
+            </w:pPr>
+            <w:r>
+              <w:t xml:space="preserve">~$1,250</w:t>
             </w:r>
           </w:p>
         </w:tc>
@@ -1996,7 +2042,7 @@
               <w:jc w:val="left"/>
             </w:pPr>
             <w:r>
-              <w:t xml:space="preserve">$55K</w:t>
+              <w:t xml:space="preserve">Similar</w:t>
             </w:r>
           </w:p>
         </w:tc>
@@ -2008,7 +2054,7 @@
               <w:jc w:val="left"/>
             </w:pPr>
             <w:r>
-              <w:t xml:space="preserve">$35K</w:t>
+              <w:t xml:space="preserve">Similar, a touch less</w:t>
             </w:r>
           </w:p>
         </w:tc>
@@ -2022,7 +2068,7 @@
               <w:jc w:val="left"/>
             </w:pPr>
             <w:r>
-              <w:t xml:space="preserve">Annual cash flow</w:t>
+              <w:t xml:space="preserve">Cash to get in</w:t>
             </w:r>
           </w:p>
         </w:tc>
@@ -2034,7 +2080,7 @@
               <w:jc w:val="left"/>
             </w:pPr>
             <w:r>
-              <w:t xml:space="preserve">$25K</w:t>
+              <w:t xml:space="preserve">~$100K, split with a partner</w:t>
             </w:r>
           </w:p>
         </w:tc>
@@ -2046,83 +2092,7 @@
               <w:jc w:val="left"/>
             </w:pPr>
             <w:r>
-              <w:t xml:space="preserve">$60K</w:t>
-            </w:r>
-          </w:p>
-        </w:tc>
-      </w:tr>
-      <w:tr>
-        <w:tc>
-          <w:tcPr/>
-          <w:p>
-            <w:pPr>
-              <w:pStyle w:val="Compact"/>
-              <w:jc w:val="left"/>
-            </w:pPr>
-            <w:r>
-              <w:t xml:space="preserve">Monthly mortgage</w:t>
-            </w:r>
-          </w:p>
-        </w:tc>
-        <w:tc>
-          <w:tcPr/>
-          <w:p>
-            <w:pPr>
-              <w:pStyle w:val="Compact"/>
-              <w:jc w:val="left"/>
-            </w:pPr>
-            <w:r>
-              <w:t xml:space="preserve">$1,500</w:t>
-            </w:r>
-          </w:p>
-        </w:tc>
-        <w:tc>
-          <w:tcPr/>
-          <w:p>
-            <w:pPr>
-              <w:pStyle w:val="Compact"/>
-              <w:jc w:val="left"/>
-            </w:pPr>
-            <w:r>
-              <w:t xml:space="preserve">$800</w:t>
-            </w:r>
-          </w:p>
-        </w:tc>
-      </w:tr>
-      <w:tr>
-        <w:tc>
-          <w:tcPr/>
-          <w:p>
-            <w:pPr>
-              <w:pStyle w:val="Compact"/>
-              <w:jc w:val="left"/>
-            </w:pPr>
-            <w:r>
-              <w:t xml:space="preserve">Cash-on-cash return</w:t>
-            </w:r>
-          </w:p>
-        </w:tc>
-        <w:tc>
-          <w:tcPr/>
-          <w:p>
-            <w:pPr>
-              <w:pStyle w:val="Compact"/>
-              <w:jc w:val="left"/>
-            </w:pPr>
-            <w:r>
-              <w:t xml:space="preserve">7%</w:t>
-            </w:r>
-          </w:p>
-        </w:tc>
-        <w:tc>
-          <w:tcPr/>
-          <w:p>
-            <w:pPr>
-              <w:pStyle w:val="Compact"/>
-              <w:jc w:val="left"/>
-            </w:pPr>
-            <w:r>
-              <w:t xml:space="preserve">55%+</w:t>
+              <w:t xml:space="preserve">A small fraction of that</w:t>
             </w:r>
           </w:p>
         </w:tc>
@@ -2133,23 +2103,23 @@
         <w:pStyle w:val="BodyText"/>
       </w:pPr>
       <w:r>
-        <w:t xml:space="preserve">Check the math yourself. Cash flow here is revenue minus operating expenses, before the mortgage; cash-on-cash subtracts the mortgage, then divides what’s left by the cash invested. Joshua Tree: $25K minus $18K a year in payments leaves $7K on the roughly $100K we put in. That’s 7%. The West Virginia cabin clears 55% because its payment is tiny and its entry cash is a fraction of that.</w:t>
-      </w:r>
-    </w:p>
-    <w:p>
-      <w:pPr>
-        <w:pStyle w:val="BodyText"/>
-      </w:pPr>
-      <w:r>
-        <w:t xml:space="preserve">Same guest experience: a rural cabin, nature out the door, great reviews. Radically different economics. The West Virginia deal generates 2.4 times the cash flow on less than half the purchase price, with lower operating costs and more upside.</w:t>
-      </w:r>
-    </w:p>
-    <w:p>
-      <w:pPr>
-        <w:pStyle w:val="BodyText"/>
-      </w:pPr>
-      <w:r>
-        <w:t xml:space="preserve">Look at the mortgage line for a moment. An $800 payment against $95K in revenue is a property that can survive almost anything a slow season throws at it. That number is the quiet hero of the whole table. Remember it when we reach the U of the RURAL Method.</w:t>
+        <w:t xml:space="preserve">Read the table from the top. Two cabins, nearly identical revenue, operating costs in the same neighborhood. Guests loved both. If revenue were the scoreboard, these deals tied.</w:t>
+      </w:r>
+    </w:p>
+    <w:p>
+      <w:pPr>
+        <w:pStyle w:val="BodyText"/>
+      </w:pPr>
+      <w:r>
+        <w:t xml:space="preserve">Now read the lines guests never see. Joshua Tree’s payment runs about $600 a month heavier, roughly $7,200 a year that comes off the top whether anyone books or not. The house cost more than twice as much. And getting in took several times the cash, which means every dollar it earned was spread across a much bigger pile of dollars at risk.</w:t>
+      </w:r>
+    </w:p>
+    <w:p>
+      <w:pPr>
+        <w:pStyle w:val="BodyText"/>
+      </w:pPr>
+      <w:r>
+        <w:t xml:space="preserve">Revenue is what you hope for. The payment and the entry price are what you lock in on day one. A $1,250 payment against $75K in revenue can survive almost any slow season. That number is the quiet hero of the whole table. Remember it when we reach the U of the RURAL Method.</w:t>
       </w:r>
     </w:p>
     <w:p>
@@ -2789,7 +2759,7 @@
         <w:pStyle w:val="Compact"/>
       </w:pPr>
       <w:r>
-        <w:t xml:space="preserve">A $170K West Virginia cabin can generate 2.4 times the cash flow of a $355K Joshua Tree house on less than half the purchase price.</w:t>
+        <w:t xml:space="preserve">My Joshua Tree house and my West Virginia cabin earned nearly the same revenue. The cabin won anyway: half the purchase price, a payment about $600 a month lighter, and a fraction of the cash to get in.</w:t>
       </w:r>
     </w:p>
     <w:p>
@@ -4699,255 +4669,33 @@
         <w:pStyle w:val="BodyText"/>
       </w:pPr>
       <w:r>
-        <w:t xml:space="preserve">I’ve lived both sides of this. My own Joshua Tree–area property, next to a comparable West Virginia cabin:</w:t>
-      </w:r>
-    </w:p>
-    <w:tbl>
-      <w:tblPr>
-        <w:tblStyle w:val="Table"/>
-        <w:tblW w:type="auto" w:w="0"/>
-        <w:tblLook w:firstRow="1" w:lastRow="0" w:firstColumn="0" w:lastColumn="0" w:noHBand="0" w:noVBand="0" w:val="0020"/>
-        <w:jc w:val="start"/>
-      </w:tblPr>
-      <w:tblGrid>
-        <w:gridCol w:w="2640"/>
-        <w:gridCol w:w="2640"/>
-        <w:gridCol w:w="2640"/>
-      </w:tblGrid>
-      <w:tr>
-        <w:trPr>
-          <w:tblHeader w:val="true"/>
-        </w:trPr>
-        <w:tc>
-          <w:tcPr/>
-          <w:p>
-            <w:pPr>
-              <w:pStyle w:val="Compact"/>
-            </w:pPr>
-          </w:p>
-        </w:tc>
-        <w:tc>
-          <w:tcPr/>
-          <w:p>
-            <w:pPr>
-              <w:pStyle w:val="Compact"/>
-              <w:jc w:val="left"/>
-            </w:pPr>
-            <w:r>
-              <w:t xml:space="preserve">Joshua Tree area (CA)</w:t>
-            </w:r>
-          </w:p>
-        </w:tc>
-        <w:tc>
-          <w:tcPr/>
-          <w:p>
-            <w:pPr>
-              <w:pStyle w:val="Compact"/>
-              <w:jc w:val="left"/>
-            </w:pPr>
-            <w:r>
-              <w:t xml:space="preserve">West Virginia cabin</w:t>
-            </w:r>
-          </w:p>
-        </w:tc>
-      </w:tr>
-      <w:tr>
-        <w:tc>
-          <w:tcPr/>
-          <w:p>
-            <w:pPr>
-              <w:pStyle w:val="Compact"/>
-              <w:jc w:val="left"/>
-            </w:pPr>
-            <w:r>
-              <w:t xml:space="preserve">Purchase price</w:t>
-            </w:r>
-          </w:p>
-        </w:tc>
-        <w:tc>
-          <w:tcPr/>
-          <w:p>
-            <w:pPr>
-              <w:pStyle w:val="Compact"/>
-              <w:jc w:val="left"/>
-            </w:pPr>
-            <w:r>
-              <w:t xml:space="preserve">$355K</w:t>
-            </w:r>
-          </w:p>
-        </w:tc>
-        <w:tc>
-          <w:tcPr/>
-          <w:p>
-            <w:pPr>
-              <w:pStyle w:val="Compact"/>
-              <w:jc w:val="left"/>
-            </w:pPr>
-            <w:r>
-              <w:t xml:space="preserve">$170K</w:t>
-            </w:r>
-          </w:p>
-        </w:tc>
-      </w:tr>
-      <w:tr>
-        <w:tc>
-          <w:tcPr/>
-          <w:p>
-            <w:pPr>
-              <w:pStyle w:val="Compact"/>
-              <w:jc w:val="left"/>
-            </w:pPr>
-            <w:r>
-              <w:t xml:space="preserve">Annual revenue</w:t>
-            </w:r>
-          </w:p>
-        </w:tc>
-        <w:tc>
-          <w:tcPr/>
-          <w:p>
-            <w:pPr>
-              <w:pStyle w:val="Compact"/>
-              <w:jc w:val="left"/>
-            </w:pPr>
-            <w:r>
-              <w:t xml:space="preserve">$80K</w:t>
-            </w:r>
-          </w:p>
-        </w:tc>
-        <w:tc>
-          <w:tcPr/>
-          <w:p>
-            <w:pPr>
-              <w:pStyle w:val="Compact"/>
-              <w:jc w:val="left"/>
-            </w:pPr>
-            <w:r>
-              <w:t xml:space="preserve">$95K</w:t>
-            </w:r>
-          </w:p>
-        </w:tc>
-      </w:tr>
-      <w:tr>
-        <w:tc>
-          <w:tcPr/>
-          <w:p>
-            <w:pPr>
-              <w:pStyle w:val="Compact"/>
-              <w:jc w:val="left"/>
-            </w:pPr>
-            <w:r>
-              <w:t xml:space="preserve">Operating expenses</w:t>
-            </w:r>
-          </w:p>
-        </w:tc>
-        <w:tc>
-          <w:tcPr/>
-          <w:p>
-            <w:pPr>
-              <w:pStyle w:val="Compact"/>
-              <w:jc w:val="left"/>
-            </w:pPr>
-            <w:r>
-              <w:t xml:space="preserve">$55K</w:t>
-            </w:r>
-          </w:p>
-        </w:tc>
-        <w:tc>
-          <w:tcPr/>
-          <w:p>
-            <w:pPr>
-              <w:pStyle w:val="Compact"/>
-              <w:jc w:val="left"/>
-            </w:pPr>
-            <w:r>
-              <w:t xml:space="preserve">$35K</w:t>
-            </w:r>
-          </w:p>
-        </w:tc>
-      </w:tr>
-      <w:tr>
-        <w:tc>
-          <w:tcPr/>
-          <w:p>
-            <w:pPr>
-              <w:pStyle w:val="Compact"/>
-              <w:jc w:val="left"/>
-            </w:pPr>
-            <w:r>
-              <w:t xml:space="preserve">Cash flow</w:t>
-            </w:r>
-          </w:p>
-        </w:tc>
-        <w:tc>
-          <w:tcPr/>
-          <w:p>
-            <w:pPr>
-              <w:pStyle w:val="Compact"/>
-              <w:jc w:val="left"/>
-            </w:pPr>
-            <w:r>
-              <w:t xml:space="preserve">$25K</w:t>
-            </w:r>
-          </w:p>
-        </w:tc>
-        <w:tc>
-          <w:tcPr/>
-          <w:p>
-            <w:pPr>
-              <w:pStyle w:val="Compact"/>
-              <w:jc w:val="left"/>
-            </w:pPr>
-            <w:r>
-              <w:t xml:space="preserve">$60K</w:t>
-            </w:r>
-          </w:p>
-        </w:tc>
-      </w:tr>
-      <w:tr>
-        <w:tc>
-          <w:tcPr/>
-          <w:p>
-            <w:pPr>
-              <w:pStyle w:val="Compact"/>
-              <w:jc w:val="left"/>
-            </w:pPr>
-            <w:r>
-              <w:t xml:space="preserve">Cash-on-cash return</w:t>
-            </w:r>
-          </w:p>
-        </w:tc>
-        <w:tc>
-          <w:tcPr/>
-          <w:p>
-            <w:pPr>
-              <w:pStyle w:val="Compact"/>
-              <w:jc w:val="left"/>
-            </w:pPr>
-            <w:r>
-              <w:t xml:space="preserve">~7%</w:t>
-            </w:r>
-          </w:p>
-        </w:tc>
-        <w:tc>
-          <w:tcPr/>
-          <w:p>
-            <w:pPr>
-              <w:pStyle w:val="Compact"/>
-              <w:jc w:val="left"/>
-            </w:pPr>
-            <w:r>
-              <w:t xml:space="preserve">55%+</w:t>
-            </w:r>
-          </w:p>
-        </w:tc>
-      </w:tr>
-    </w:tbl>
-    <w:p>
-      <w:pPr>
-        <w:pStyle w:val="BodyText"/>
-      </w:pPr>
-      <w:r>
-        <w:t xml:space="preserve">The Joshua Tree deal proved the model. The West Virginia numbers are why I never repeated it. Sweet spot: $100K–$250K for a 2+ bed, 1+ bath with good bones in the right location. Appalachia, the Ozarks, parts of the Midwest, upstate New York. These are your hunting grounds.</w:t>
+        <w:t xml:space="preserve">I’ve lived both sides of this. You saw the table in Chapter 2: my Joshua Tree property and my West Virginia cabin earned nearly identical revenue, but the cabin cost less than half as much, carried a payment about $600 a month lighter, and took a fraction of the cash to enter. The Joshua Tree deal proved the model. The West Virginia numbers are why I never repeated it.</w:t>
+      </w:r>
+    </w:p>
+    <w:p>
+      <w:pPr>
+        <w:pStyle w:val="BodyText"/>
+      </w:pPr>
+      <w:r>
+        <w:t xml:space="preserve">What does</w:t>
+      </w:r>
+      <w:r>
+        <w:t xml:space="preserve"> </w:t>
+      </w:r>
+      <w:r>
+        <w:t xml:space="preserve">“</w:t>
+      </w:r>
+      <w:r>
+        <w:t xml:space="preserve">low acquisition cost</w:t>
+      </w:r>
+      <w:r>
+        <w:t xml:space="preserve">”</w:t>
+      </w:r>
+      <w:r>
+        <w:t xml:space="preserve"> </w:t>
+      </w:r>
+      <w:r>
+        <w:t xml:space="preserve">mean in dollars? When I wrote this, my top ten markets mostly traded between $150K and $300K for a 2+ bed, 1+ bath with good bones. Prices drift, so anchor to the price-to-revenue ratio instead of the sticker. Appalachia, the Ozarks, parts of the Midwest, upstate New York. These are your hunting grounds.</w:t>
       </w:r>
     </w:p>
     <w:p>

--- a/book/AirBNB Anywhere - Bestseller Edition.docx
+++ b/book/AirBNB Anywhere - Bestseller Edition.docx
@@ -563,7 +563,7 @@
         <w:pStyle w:val="BodyText"/>
       </w:pPr>
       <w:r>
-        <w:t xml:space="preserve">Here’s the part that stung: I had done everything right.</w:t>
+        <w:t xml:space="preserve">Here’s the part that stung. I had done everything right.</w:t>
       </w:r>
     </w:p>
     <w:p>
@@ -579,7 +579,7 @@
         <w:pStyle w:val="BodyText"/>
       </w:pPr>
       <w:r>
-        <w:t xml:space="preserve">And I quickly learned that being good at your job comes with a cost: you become in demand. Your bosses keep asking you to work. Opportunities open up. Your schedule stops being yours. When I looked at climbing the corporate ladder instead, I realized it would take an unreasonably long time to buy back the freedom I actually wanted.</w:t>
+        <w:t xml:space="preserve">And I quickly learned that being good at your job comes with a cost. You become in demand. Your bosses keep asking you to work. Opportunities open up. Your schedule stops being yours. When I looked at climbing the corporate ladder instead, I realized it would take an unreasonably long time to buy back the freedom I actually wanted.</w:t>
       </w:r>
     </w:p>
     <w:p>
@@ -833,7 +833,7 @@
         <w:pStyle w:val="BodyText"/>
       </w:pPr>
       <w:r>
-        <w:t xml:space="preserve">One more thing before we start. Every number in this book is real: real purchase prices, real revenue, real mortgage payments, from my own properties, my business partner’s, and my students’. When a figure is gross revenue rather than take-home profit, I’ll say so, because booked is not banked. I’d rather under-promise on paper and let the deals over-deliver in your bank account.</w:t>
+        <w:t xml:space="preserve">One more thing before we start. Every number in this book is real: real purchase prices, real revenue, real mortgage payments, from my own properties, my business partner’s, and my students’. When a figure is gross revenue rather than take-home profit, I’ll say so, because booked is not banked: a booked calendar is not money in the bank, and gross revenue is what guests paid, not what you keep. I’d rather under-promise on paper and let the deals over-deliver in your bank account.</w:t>
       </w:r>
     </w:p>
     <w:p>
@@ -1073,7 +1073,7 @@
         <w:pStyle w:val="BodyText"/>
       </w:pPr>
       <w:r>
-        <w:t xml:space="preserve">Understand, nobody was villainous about it. My bosses liked me and the opportunities were real. That’s what makes the trap so effective: it’s baited with compliments and overtime, and every yes makes the next no harder to say.</w:t>
+        <w:t xml:space="preserve">Understand, nobody was villainous about it. My bosses liked me and the opportunities were real. That’s what makes the trap so effective. It’s baited with compliments and overtime, and every yes makes the next no harder to say.</w:t>
       </w:r>
     </w:p>
     <w:p>
@@ -1115,17 +1115,17 @@
         <w:pStyle w:val="BodyText"/>
       </w:pPr>
       <w:r>
-        <w:t xml:space="preserve">That’s the trap this chapter is about. The big idea is simple:</w:t>
-      </w:r>
-      <w:r>
-        <w:t xml:space="preserve"> </w:t>
-      </w:r>
-      <w:r>
-        <w:rPr>
-          <w:bCs/>
-          <w:b/>
-        </w:rPr>
-        <w:t xml:space="preserve">a six-figure salary is a leash, and the real cost isn’t the hours. It’s the parallel wealth you never build while you’re wearing it.</w:t>
+        <w:t xml:space="preserve">That’s the trap this chapter is about, and the big idea is worth memorizing.</w:t>
+      </w:r>
+      <w:r>
+        <w:t xml:space="preserve"> </w:t>
+      </w:r>
+      <w:r>
+        <w:rPr>
+          <w:bCs/>
+          <w:b/>
+        </w:rPr>
+        <w:t xml:space="preserve">A six-figure salary is a leash, and the real cost isn’t the hours. It’s the parallel wealth you never build while you’re wearing it.</w:t>
       </w:r>
     </w:p>
     <w:bookmarkStart w:id="26" w:name="youve-been-lied-to"/>
@@ -1200,7 +1200,7 @@
         <w:pStyle w:val="BodyText"/>
       </w:pPr>
       <w:r>
-        <w:t xml:space="preserve">You tell yourself one more year will get you caught up. One more year becomes five, then ten. The path narrows because the path is controlled: someone else owns the schedule, someone else decides your value. And the person who signed up for the deal, the version of you who accepted the offer letter, slowly disappears into it.</w:t>
+        <w:t xml:space="preserve">You tell yourself one more year will get you caught up. One more year becomes five, then ten. The path narrows because the path is controlled. Someone else owns the schedule, and someone else decides your value. And the person who signed up for the deal, the version of you who accepted the offer letter, slowly disappears into it.</w:t>
       </w:r>
     </w:p>
     <w:p>
@@ -1242,7 +1242,7 @@
         <w:pStyle w:val="BodyText"/>
       </w:pPr>
       <w:r>
-        <w:t xml:space="preserve">Earn $150K a year for five years and your gross income is $750,000. That’s your theoretical wealth-building capacity. But the trap works like this: as the salary grows, the lifestyle grows with it. Rent goes up. The car payment goes up. The dining-out budget expands. Over those five years, roughly $180,000 goes to taxes, leaving about $570,000, and lifestyle creep quietly spends most of it. Even a disciplined saver banks maybe 10% of that after-tax total.</w:t>
+        <w:t xml:space="preserve">Earn $150K a year for five years and your gross income is $750,000. That’s your theoretical wealth-building capacity. But the trap works like this. As the salary grows, the lifestyle grows with it. Rent goes up. The car payment goes up. The dining-out budget expands. Over those five years, roughly $180,000 goes to taxes, leaving about $570,000, and lifestyle creep quietly spends most of it. Even a disciplined saver banks maybe 10% of that after-tax total.</w:t>
       </w:r>
     </w:p>
     <w:p>
@@ -1402,7 +1402,7 @@
         <w:pStyle w:val="BodyText"/>
       </w:pPr>
       <w:r>
-        <w:t xml:space="preserve">One more thing, because I can hear the objection: is $50K really enough? It is, and Part 3 of this book exists to prove it. Low-down vacation-home loans, seller financing, business cards at 0%, seller and repair credits that shrink what you bring to closing, and private money for when you’re short. Every one of those gets real numbers in those chapters. You start with one property. The portfolio comes later, and it funds itself.</w:t>
+        <w:t xml:space="preserve">One more thing, because I can hear the objection. Is $50K really enough? It is, and Part 3 of this book exists to prove it. Low-down vacation-home loans, seller financing, business cards at 0%, seller and repair credits that shrink what you bring to closing, and private money for when you’re short. Every one of those gets real numbers in those chapters. You start with one property. The portfolio comes later, and it funds itself.</w:t>
       </w:r>
     </w:p>
     <w:p>
@@ -1468,7 +1468,7 @@
         <w:pStyle w:val="BodyText"/>
       </w:pPr>
       <w:r>
-        <w:t xml:space="preserve">The next chapter shows you where this strategy works best, and I’ll warn you now: it’s probably nowhere near you.</w:t>
+        <w:t xml:space="preserve">The next chapter shows you where this strategy works best, and I’ll warn you now that it’s probably nowhere near you.</w:t>
       </w:r>
     </w:p>
     <w:bookmarkEnd w:id="29"/>
@@ -1490,7 +1490,7 @@
         <w:pStyle w:val="Compact"/>
       </w:pPr>
       <w:r>
-        <w:t xml:space="preserve">A six-figure salary is a leash: the more you earn, the more your life organizes itself around keeping it.</w:t>
+        <w:t xml:space="preserve">A six-figure salary is a leash. The more you earn, the more your life organizes itself around keeping it.</w:t>
       </w:r>
     </w:p>
     <w:p>
@@ -1775,7 +1775,7 @@
         <w:t xml:space="preserve"> </w:t>
       </w:r>
       <w:r>
-        <w:t xml:space="preserve">West Virginia, Arkansas, the Ozarks, lesser-known areas near national parks. Price: $100K–$250K. Returns: 35–65%+. The sweet spot: you get in before the crowd, the economics work without perfect execution, and you have time to build systems before competition arrives.</w:t>
+        <w:t xml:space="preserve">West Virginia, Arkansas, the Ozarks, lesser-known areas near national parks. Price: $150K–$350K. Returns: 35–65%+. The sweet spot: you get in before the crowd, the economics work without perfect execution, and you have time to build systems before competition arrives.</w:t>
       </w:r>
     </w:p>
     <w:p>
@@ -1829,7 +1829,7 @@
         <w:pStyle w:val="BodyText"/>
       </w:pPr>
       <w:r>
-        <w:t xml:space="preserve">One caution about those price bands: they drift. When I wrote this, most of the homes I was buying in my top ten markets ran $150K to $300K. By the time you read this, the stickers may sit somewhere else entirely. So don’t memorize the bands. Memorize the relationship between price and revenue. My $170K cabin grossed $72K its first year, and that’s the kind of ratio I hunt for. When a year of bookings covers a big slice of the purchase price, you’ve found the right tier, whatever the sticker says.</w:t>
+        <w:t xml:space="preserve">One caution about those price bands. They drift. As I write this, most of the 4-bed, 3-bath homes I target run $250K to $350K. By the time you read this, the stickers may sit somewhere else entirely. So don’t memorize the bands. Memorize the relationship between price and revenue. My $170K cabin grossed $72K its first year, and that’s the kind of ratio I hunt for. When a year of bookings covers a big slice of the purchase price, you’ve found the right tier, whatever the sticker says.</w:t>
       </w:r>
     </w:p>
     <w:bookmarkEnd w:id="33"/>
@@ -1992,7 +1992,7 @@
               <w:jc w:val="left"/>
             </w:pPr>
             <w:r>
-              <w:t xml:space="preserve">Monthly payment (PITI)</w:t>
+              <w:t xml:space="preserve">Monthly payment (PITI: principal, interest, taxes, insurance)</w:t>
             </w:r>
           </w:p>
         </w:tc>
@@ -2127,7 +2127,7 @@
         <w:pStyle w:val="BodyText"/>
       </w:pPr>
       <w:r>
-        <w:t xml:space="preserve">The lesson Joshua Tree taught me is the one I want tattooed on your search process: create strong cash flow</w:t>
+        <w:t xml:space="preserve">The lesson Joshua Tree taught me is the one I want tattooed on your search process. Create strong cash flow</w:t>
       </w:r>
       <w:r>
         <w:t xml:space="preserve"> </w:t>
@@ -2259,13 +2259,13 @@
           <w:bCs/>
           <w:b/>
         </w:rPr>
-        <w:t xml:space="preserve">Affordable prices ($100K–$250K).</w:t>
-      </w:r>
-      <w:r>
-        <w:t xml:space="preserve"> </w:t>
-      </w:r>
-      <w:r>
-        <w:t xml:space="preserve">A low mortgage with potential for $150–$300/night rates.</w:t>
+        <w:t xml:space="preserve">Affordable prices ($150K–$350K).</w:t>
+      </w:r>
+      <w:r>
+        <w:t xml:space="preserve"> </w:t>
+      </w:r>
+      <w:r>
+        <w:t xml:space="preserve">A low mortgage in a market whose nightly rates can support $70K a year in revenue.</w:t>
       </w:r>
     </w:p>
     <w:p>
@@ -2377,7 +2377,7 @@
         <w:t xml:space="preserve"> </w:t>
       </w:r>
       <w:r>
-        <w:t xml:space="preserve">Good revenue and occupancy numbers on AirDNA or similar tools.</w:t>
+        <w:t xml:space="preserve">Good revenue and occupancy numbers on AirDNA or similar tools (occupancy is simply the share of nights that actually get booked).</w:t>
       </w:r>
     </w:p>
     <w:p>
@@ -2531,7 +2531,7 @@
         <w:pStyle w:val="FirstParagraph"/>
       </w:pPr>
       <w:r>
-        <w:t xml:space="preserve">If you can find a home in the $100K–$250K range and get it generating $60K–$70K a year, that’s freedom money, not a side project. I’ve watched it happen again and again in the kinds of towns most investors ignore.</w:t>
+        <w:t xml:space="preserve">If you can find a home in the $150K–$350K range and get it generating $70K a year or more, that’s freedom money, not a side project. I’ve watched it happen again and again in the kinds of towns most investors ignore.</w:t>
       </w:r>
     </w:p>
     <w:p>
@@ -2589,7 +2589,7 @@
         <w:pStyle w:val="BodyText"/>
       </w:pPr>
       <w:r>
-        <w:t xml:space="preserve">I’d aim to close at $100K–$150K and hit the market before other investors realized what was there. With the rest of the money, I’d hold a cushion for setup costs and a few slow months, and I’d hire local help: a cleaner and a handyman who know the area. Those two people matter more than any gadget you’ll buy.</w:t>
+        <w:t xml:space="preserve">I’d aim to close at around $250K with 10% down and hit the market before other investors realized what was there. With the rest of the money, I’d hold a cushion for setup costs and a few slow months, and I’d hire local help: a cleaner and a handyman who know the area. Those two people matter more than any gadget you’ll buy.</w:t>
       </w:r>
     </w:p>
     <w:p>
@@ -2681,7 +2681,7 @@
         <w:pStyle w:val="BodyText"/>
       </w:pPr>
       <w:r>
-        <w:t xml:space="preserve">The road from that October drive ran through a house hack, a rental, and a stack of flips, and it ended at the Joshua Tree closing. Six months later that property was cash flowing. A year after that, I was buying in West Virginia with better numbers, lower risk, and none of my first-timer mistakes.</w:t>
+        <w:t xml:space="preserve">Between that October drive and the Joshua Tree closing came a house hack, a rental, and a stack of flips. Six months later that property was cash flowing. A year after that, I was buying in West Virginia with better numbers, lower risk, and none of my first-timer mistakes.</w:t>
       </w:r>
     </w:p>
     <w:p>
@@ -2697,7 +2697,7 @@
         <w:pStyle w:val="BodyText"/>
       </w:pPr>
       <w:r>
-        <w:t xml:space="preserve">But remember: that October moment wasn’t the beginning of a plan. I didn’t have it mapped out. I had a gut feeling that the path I was on wasn’t leading anywhere I wanted to go, so I took action, made mistakes, and kept what worked.</w:t>
+        <w:t xml:space="preserve">But that October moment wasn’t the beginning of a plan. I didn’t have it mapped out. I had a gut feeling that the path I was on wasn’t leading anywhere I wanted to go, so I took action, made mistakes, and kept what worked.</w:t>
       </w:r>
     </w:p>
     <w:p>
@@ -2747,7 +2747,7 @@
         <w:pStyle w:val="Compact"/>
       </w:pPr>
       <w:r>
-        <w:t xml:space="preserve">Markets mature in four tiers. Tier 3, Emerging Rural ($100K–$250K, 35–65%+ returns), is the sweet spot.</w:t>
+        <w:t xml:space="preserve">Markets mature in four tiers. Tier 3, Emerging Rural ($150K–$350K, 35–65%+ returns), is the sweet spot.</w:t>
       </w:r>
     </w:p>
     <w:p>
@@ -2861,7 +2861,7 @@
         <w:pStyle w:val="BodyText"/>
       </w:pPr>
       <w:r>
-        <w:t xml:space="preserve">For perspective: my $355K Joshua Tree property averaged about $6,700 a month in revenue over a year. Her cabin cost less than a third as much and beat that number in a single month.</w:t>
+        <w:t xml:space="preserve">For perspective, my $355K Joshua Tree property averaged about $6,700 a month in revenue over a year. Her cabin cost less than a third as much and beat that number in a single month.</w:t>
       </w:r>
     </w:p>
     <w:p>
@@ -2909,7 +2909,7 @@
         <w:pStyle w:val="BodyText"/>
       </w:pPr>
       <w:r>
-        <w:t xml:space="preserve">Here’s the whole method, one letter at a time.</w:t>
+        <w:t xml:space="preserve">Each letter is a step, and each step gets its own part of this book. Here’s the whole method, one letter at a time.</w:t>
       </w:r>
     </w:p>
     <w:bookmarkStart w:id="43" w:name="r-right-market-first"/>
@@ -2926,7 +2926,7 @@
         <w:pStyle w:val="FirstParagraph"/>
       </w:pPr>
       <w:r>
-        <w:t xml:space="preserve">The market is 50% of the result, so it comes first. Before you look at a single house, find anchor demand within 30 minutes: a national park, a military base, a college, a hospital. Millions of visitors, not millions of listings. No anchor, no deal.</w:t>
+        <w:t xml:space="preserve">The market is 50% of the result, so it comes first. Before you look at a single house, find something nearby that pulls visitors year after year: a national park, a military base, a college, a hospital. I call that an anchor, and the demand it creates is anchor demand. It needs to sit within 30 minutes of your front door, and the best versions draw a million-plus visitors a year to a town with fewer than a hundred places to stay. No anchor, no deal.</w:t>
       </w:r>
     </w:p>
     <w:p>
@@ -2942,7 +2942,7 @@
         <w:pStyle w:val="BodyText"/>
       </w:pPr>
       <w:r>
-        <w:t xml:space="preserve">The next part of this book teaches this letter: how to find, score, and stress-test a market from your couch.</w:t>
+        <w:t xml:space="preserve">The next part of this book teaches this step: how to find, score, and stress-test a market from your couch.</w:t>
       </w:r>
     </w:p>
     <w:bookmarkEnd w:id="43"/>
@@ -2976,7 +2976,7 @@
         <w:pStyle w:val="BodyText"/>
       </w:pPr>
       <w:r>
-        <w:t xml:space="preserve">Remember Lookout Lodge, my business partner Ryu’s home from the last chapter? He negotiated that $170K purchase with seller financing: $15K down and $1,000 a month, principal-only, at 0% interest. That tiny payment meant slow months couldn’t hurt him, and the home grossed $83,937.81 in its first year. Gross, not take-home, but a payment that small leaves plenty behind. The financing chapters of this book teach this letter: loan paths, the only math that matters, and how to get the money.</w:t>
+        <w:t xml:space="preserve">Remember Lookout Lodge, my business partner Ryu’s home from the last chapter? He negotiated that $170K purchase with seller financing: $15K down and $1,000 a month, principal-only, at 0% interest. That tiny payment meant slow months couldn’t hurt him, and the home grossed $83,937.81 in its first year. Gross, not take-home, but a payment that small leaves plenty behind. The financing chapters of this book teach this step: loan paths, the only math that matters, and how to get the money.</w:t>
       </w:r>
     </w:p>
     <w:bookmarkEnd w:id="44"/>
@@ -3010,7 +3010,7 @@
         <w:pStyle w:val="BodyText"/>
       </w:pPr>
       <w:r>
-        <w:t xml:space="preserve">The property-selection part of this book teaches this letter: what to buy, what to skip, and the deal-killers to walk away from.</w:t>
+        <w:t xml:space="preserve">The property-selection part of this book teaches this step: what to buy, what to skip, and the deal-killers to walk away from.</w:t>
       </w:r>
     </w:p>
     <w:bookmarkEnd w:id="45"/>
@@ -3036,7 +3036,7 @@
         <w:pStyle w:val="BodyText"/>
       </w:pPr>
       <w:r>
-        <w:t xml:space="preserve">Myla put roughly $30K of well-chosen furnishings into that $103K Oak Hill, West Virginia home. The result: a 4.95-star rating across 70+ stays, a best month of $10,195, and $150K gross in its first two years. The design part of this book teaches this letter, including the full Candy Bar Method.</w:t>
+        <w:t xml:space="preserve">Myla put roughly $30K of well-chosen furnishings into that $103K Oak Hill, West Virginia home. The result: a 4.95-star rating across 70+ stays, a best month of $10,195, and $150K gross in its first two years. The design part of this book teaches this step, including the full Candy Bar Method.</w:t>
       </w:r>
     </w:p>
     <w:bookmarkEnd w:id="46"/>
@@ -3062,15 +3062,15 @@
         <w:pStyle w:val="BodyText"/>
       </w:pPr>
       <w:r>
-        <w:t xml:space="preserve">I learned this letter the hard way. In the beginning a friend managed my properties, and honestly, it was a relief. When Myla and I took over managing them ourselves, she caught every guest message, we were slow to answer, and it stayed stressful until we built real systems. Today I run multiple cabins in about three hours a week per property.</w:t>
-      </w:r>
-    </w:p>
-    <w:p>
-      <w:pPr>
-        <w:pStyle w:val="BodyText"/>
-      </w:pPr>
-      <w:r>
-        <w:t xml:space="preserve">My students Steph and Kevin generate $7K a month across two homes using this same playbook. The operations part of this book teaches this letter: automation, remote teams, and what happens after launch.</w:t>
+        <w:t xml:space="preserve">I learned this step the hard way. In the beginning a friend managed my properties, and honestly, it was a relief. When Myla and I took over managing them ourselves, she caught every guest message, we were slow to answer, and it stayed stressful until we built real systems. Today I run multiple cabins in about three hours a week per property.</w:t>
+      </w:r>
+    </w:p>
+    <w:p>
+      <w:pPr>
+        <w:pStyle w:val="BodyText"/>
+      </w:pPr>
+      <w:r>
+        <w:t xml:space="preserve">My students Steph and Kevin generate $7K a month across two homes using this same playbook. The operations part of this book teaches this step: automation, remote teams, and what happens after launch.</w:t>
       </w:r>
     </w:p>
     <w:bookmarkEnd w:id="47"/>
@@ -3316,7 +3316,7 @@
         <w:pStyle w:val="Compact"/>
       </w:pPr>
       <w:r>
-        <w:t xml:space="preserve">Proof it works: a $103K cabin grossing $10,195 in a month; Lookout Lodge grossing $83,937.81 in its first year on $15K down; $46K in two summer months; students at $7K a month across two homes. Gross, not take-home. Booked is not banked. Still wins.</w:t>
+        <w:t xml:space="preserve">Proof it works: a $103K cabin grossing $10,195 in a month; Lookout Lodge grossing $83,937.81 in its first year on $15K down; $46K in two summer months; students at $7K a month across two homes. All gross, before expenses. Still wins.</w:t>
       </w:r>
     </w:p>
     <w:p>
@@ -3381,15 +3381,15 @@
         <w:pStyle w:val="BodyText"/>
       </w:pPr>
       <w:r>
-        <w:t xml:space="preserve">Right Market First means one thing: anchor demand within 30 minutes. A national park. A military base. A college. A hospital. Something that pulls in visitors year after year, whether or not anyone has heard of the town. You want millions of visitors, not millions of listings. No anchor, no deal.</w:t>
-      </w:r>
-    </w:p>
-    <w:p>
-      <w:pPr>
-        <w:pStyle w:val="BodyText"/>
-      </w:pPr>
-      <w:r>
-        <w:t xml:space="preserve">Short-term rentals (STRs) are furnished homes rented by the night, and the uncomfortable part of the business is this: the market you pick determines about 50% of your result before you ever hang a single photo on a wall. A mediocre house in a great market beats a great house in a dead market. My wife and business partner, Myla, bought her first cabin for $103K, and it grossed $10,195 in a single month. Gross, not take-home. Booked is not banked. Still wins. The house didn’t do that. The market did.</w:t>
+        <w:t xml:space="preserve">Right Market First comes down to one test. Within 30 minutes of the house, there needs to be something that pulls in visitors year after year, whether or not anyone has heard of the town. A national park. A military base. A college. A hospital. I call that anchor demand. You want a million-plus visitors a year and fewer than a hundred places to stay. No anchor, no deal.</w:t>
+      </w:r>
+    </w:p>
+    <w:p>
+      <w:pPr>
+        <w:pStyle w:val="BodyText"/>
+      </w:pPr>
+      <w:r>
+        <w:t xml:space="preserve">Short-term rentals (STRs) are furnished homes rented by the night, and the uncomfortable part of the business is that the market you pick determines about 50% of your result before you ever hang a single photo on a wall. A mediocre house in a great market beats a great house in a dead market. My wife and business partner, Myla, bought her first cabin for $103K, and it grossed $10,195 in a single month. Gross, before expenses. Still wins. The house didn’t do that. The market did.</w:t>
       </w:r>
     </w:p>
     <w:p>
@@ -3463,7 +3463,7 @@
         <w:pStyle w:val="BodyText"/>
       </w:pPr>
       <w:r>
-        <w:t xml:space="preserve">They were picturing what I couldn’t do from 2,000 miles away. I was looking at what I could: occupancy trends, average daily rates, visitor spending data, supply counts. They had feelings. I had something better: data.</w:t>
+        <w:t xml:space="preserve">They were picturing what I couldn’t do from 2,000 miles away. I was looking at what I could: occupancy trends (occupancy is the share of nights a listing actually gets booked), average daily rates (ADR, meaning what those booked nights sell for on average), visitor spending data, supply counts. They had feelings. I had data.</w:t>
       </w:r>
     </w:p>
     <w:p>
@@ -3479,17 +3479,17 @@
         <w:pStyle w:val="BodyText"/>
       </w:pPr>
       <w:r>
-        <w:t xml:space="preserve">This chapter has one big idea, and I want you to hold onto it through everything that follows:</w:t>
-      </w:r>
-      <w:r>
-        <w:t xml:space="preserve"> </w:t>
-      </w:r>
-      <w:r>
-        <w:rPr>
-          <w:bCs/>
-          <w:b/>
-        </w:rPr>
-        <w:t xml:space="preserve">distance forces systems, and systems beat proximity.</w:t>
+        <w:t xml:space="preserve">This chapter has one big idea, and I want you to hold onto it through everything that follows.</w:t>
+      </w:r>
+      <w:r>
+        <w:t xml:space="preserve"> </w:t>
+      </w:r>
+      <w:r>
+        <w:rPr>
+          <w:bCs/>
+          <w:b/>
+        </w:rPr>
+        <w:t xml:space="preserve">Distance forces systems, and systems beat proximity.</w:t>
       </w:r>
       <w:r>
         <w:t xml:space="preserve"> </w:t>
@@ -3528,7 +3528,7 @@
         <w:pStyle w:val="BodyText"/>
       </w:pPr>
       <w:r>
-        <w:t xml:space="preserve">But let me be blunt: that mindset is killing your returns.</w:t>
+        <w:t xml:space="preserve">But I’ll be blunt. That mindset is killing your returns.</w:t>
       </w:r>
     </w:p>
     <w:p>
@@ -3728,7 +3728,7 @@
         <w:pStyle w:val="BodyText"/>
       </w:pPr>
       <w:r>
-        <w:t xml:space="preserve">Why? Because local buyers fall in love with properties. They walk through the front door, imagine themselves there, and suddenly they’re emotionally attached. They overpay. They negotiate against themselves. A house a local would pay $180K for, a disciplined remote investor might get for $155K, because the remote investor is willing to walk.</w:t>
+        <w:t xml:space="preserve">Why? Because local buyers fall in love with properties. They walk through the front door, imagine themselves there, and suddenly they’re emotionally attached. They overpay. They negotiate against themselves. A house a local would pay $280K for, a disciplined remote investor might get for $255K, because the remote investor is willing to walk.</w:t>
       </w:r>
     </w:p>
     <w:p>
@@ -3884,7 +3884,7 @@
         <w:pStyle w:val="BodyText"/>
       </w:pPr>
       <w:r>
-        <w:t xml:space="preserve">And when you stop trying to force your local market to work, the entire country opens up. Suddenly you’re looking at $120K homes near million-visitor national parks. Mortgages around $1,000 a month on properties bringing in $6,000 or more. Low competition and zero regulation headaches.</w:t>
+        <w:t xml:space="preserve">And when you stop trying to force your local market to work, the entire country opens up. Suddenly you’re looking at $250K–$350K four-bedroom homes near million-visitor national parks. Mortgages of $1,700–$1,900 a month at recent rates, on properties bringing in $6,000 or more. Low competition and zero regulation headaches.</w:t>
       </w:r>
     </w:p>
     <w:p>
@@ -4246,7 +4246,7 @@
         <w:pStyle w:val="BodyText"/>
       </w:pPr>
       <w:r>
-        <w:t xml:space="preserve">The key: never assume remote means absent. Invest heavily in communication, documentation, and team relationships. Not because you’re a micromanager, but because that’s how you scale without being there. By month three, the property should run on systems, not on you calling every day.</w:t>
+        <w:t xml:space="preserve">The key is to never assume remote means absent. Invest heavily in communication, documentation, and team relationships. Not because you’re a micromanager, but because that’s how you scale without being there. By month three, the property should run on systems, not on you calling every day.</w:t>
       </w:r>
     </w:p>
     <w:bookmarkEnd w:id="59"/>
@@ -4466,7 +4466,7 @@
         <w:pStyle w:val="BodyText"/>
       </w:pPr>
       <w:r>
-        <w:t xml:space="preserve">Eight parks became three. Three became two towns. Two towns became one property: Lookout Lodge, a $170K manufactured home he negotiated with seller financing. $15K down, 0% interest, $1,000 a month, principal only. In its first year live, June 2024 to June 2025, that home brought in $83,937.81 in gross revenue. Gross, not take-home. Booked is not banked. Still a win most investors never see.</w:t>
+        <w:t xml:space="preserve">Eight parks became three. Three became two towns. Two towns became one property: Lookout Lodge, a $170K manufactured home he negotiated with seller financing. $15K down, 0% interest, $1,000 a month, principal only. In its first year live, June 2024 to June 2025, that home brought in $83,937.81 in gross revenue. Gross, before expenses. Still a win most investors never see.</w:t>
       </w:r>
     </w:p>
     <w:p>
@@ -4507,7 +4507,7 @@
         <w:pStyle w:val="FirstParagraph"/>
       </w:pPr>
       <w:r>
-        <w:t xml:space="preserve">Most new investors start by asking:</w:t>
+        <w:t xml:space="preserve">Most new investors start by asking,</w:t>
       </w:r>
       <w:r>
         <w:t xml:space="preserve"> </w:t>
@@ -4527,7 +4527,7 @@
         <w:pStyle w:val="BodyText"/>
       </w:pPr>
       <w:r>
-        <w:t xml:space="preserve">That’s the wrong question. The right one is:</w:t>
+        <w:t xml:space="preserve">That’s the wrong question. The right one is,</w:t>
       </w:r>
       <w:r>
         <w:t xml:space="preserve"> </w:t>
@@ -4643,7 +4643,7 @@
         <w:t xml:space="preserve"> </w:t>
       </w:r>
       <w:r>
-        <w:t xml:space="preserve">This is your unfair advantage. Buying in LA might get you a hot address, along with a $6,000 mortgage and 4% annual returns if you’re lucky. Buy a $150K cabin in a rural town and you’re talking a $1,000–$1,200 monthly mortgage and 25–50% cash-on-cash returns with smart design. (Cash-on-cash, or CoC, is the yardstick we’ll use throughout: your annual cash flow divided by the cash you actually put in.) Lower price equals lower risk and faster payback.</w:t>
+        <w:t xml:space="preserve">This is your unfair advantage. Buying in LA might get you a hot address, along with a $6,000 mortgage and 4% annual returns if you’re lucky. Buy a $250K cabin in a rural town and you’re talking a monthly mortgage of, call it $1,700–$1,900 at recent rates, and 25–50% cash-on-cash returns with smart design. (Cash-on-cash, or CoC, is the yardstick we’ll use throughout: your annual cash flow divided by the cash you actually put in.) Lower price equals lower risk and faster payback.</w:t>
       </w:r>
     </w:p>
     <w:p>
@@ -4677,7 +4677,25 @@
         <w:t xml:space="preserve"> </w:t>
       </w:r>
       <w:r>
-        <w:t xml:space="preserve">mean in dollars? When I wrote this, my top ten markets mostly traded between $150K and $300K for a 2+ bed, 1+ bath with good bones. Prices drift, so anchor to the price-to-revenue ratio instead of the sticker. Appalachia, the Ozarks, parts of the Midwest, upstate New York. These are your hunting grounds.</w:t>
+        <w:t xml:space="preserve">mean in dollars? When I wrote this, my top ten markets mostly traded between $250K and $350K for the home I recommend, a 4 bed, 3 bath with 2,000-plus square feet and good bones. My minimum is 3 bed, 2 bath, 1,500 square feet; I never go smaller. Why push for 4 bedrooms? Airbnb’s bedroom filter tops out at</w:t>
+      </w:r>
+      <w:r>
+        <w:t xml:space="preserve"> </w:t>
+      </w:r>
+      <w:r>
+        <w:t xml:space="preserve">“</w:t>
+      </w:r>
+      <w:r>
+        <w:t xml:space="preserve">4+ bedrooms,</w:t>
+      </w:r>
+      <w:r>
+        <w:t xml:space="preserve">”</w:t>
+      </w:r>
+      <w:r>
+        <w:t xml:space="preserve"> </w:t>
+      </w:r>
+      <w:r>
+        <w:t xml:space="preserve">so a 4-bedroom home shows up in every large-group search, and larger groups pay disproportionately more per night. Prices drift, so anchor to the price-to-revenue ratio instead of the sticker. Appalachia, the Ozarks, parts of the Midwest, upstate New York. These are your hunting grounds.</w:t>
       </w:r>
     </w:p>
     <w:p>
@@ -4713,15 +4731,15 @@
         <w:t xml:space="preserve"> </w:t>
       </w:r>
       <w:r>
-        <w:t xml:space="preserve">and get two dozen results. Goldmine. You want occupancy above 50%, an average daily rate (ADR) around $175–$250, fewer than 100 listings total, and only a handful of truly great ones.</w:t>
-      </w:r>
-    </w:p>
-    <w:p>
-      <w:pPr>
-        <w:pStyle w:val="BodyText"/>
-      </w:pPr>
-      <w:r>
-        <w:t xml:space="preserve">Millions of visitors, not millions of listings. When all three legs of the triangle hold, the market prints.</w:t>
+        <w:t xml:space="preserve">and get two dozen results. Goldmine. My underwriting standard (to underwrite just means to run the numbers before you buy) is occupancy of 60–70% or better, and whatever nightly rate it takes to pencil at least $70K a year in revenue. On top of that, fewer than 100 listings total, and only a handful of truly great ones.</w:t>
+      </w:r>
+    </w:p>
+    <w:p>
+      <w:pPr>
+        <w:pStyle w:val="BodyText"/>
+      </w:pPr>
+      <w:r>
+        <w:t xml:space="preserve">A million-plus visitors a year and fewer than a hundred places to stay. When all three legs of the triangle hold, that’s the market you want.</w:t>
       </w:r>
     </w:p>
     <w:bookmarkEnd w:id="64"/>
@@ -4838,31 +4856,31 @@
         <w:t xml:space="preserve"> </w:t>
       </w:r>
       <w:r>
-        <w:t xml:space="preserve">- 5 = Under $120K for a quality 2+ bed / 1+ bath</w:t>
-      </w:r>
-      <w:r>
-        <w:t xml:space="preserve"> </w:t>
-      </w:r>
-      <w:r>
-        <w:t xml:space="preserve">- 4 = $120K–$170K, strong numbers</w:t>
-      </w:r>
-      <w:r>
-        <w:t xml:space="preserve"> </w:t>
-      </w:r>
-      <w:r>
-        <w:t xml:space="preserve">- 3 = $170K–$220K, workable but tighter margins</w:t>
-      </w:r>
-      <w:r>
-        <w:t xml:space="preserve"> </w:t>
-      </w:r>
-      <w:r>
-        <w:t xml:space="preserve">- 2 = $220K–$300K, requires near-perfect execution</w:t>
-      </w:r>
-      <w:r>
-        <w:t xml:space="preserve"> </w:t>
-      </w:r>
-      <w:r>
-        <w:t xml:space="preserve">- 1 = Over $300K, which is not Emerging Rural economics</w:t>
+        <w:t xml:space="preserve">- 5 = Under $250K for a quality 4 bed / 3 bath</w:t>
+      </w:r>
+      <w:r>
+        <w:t xml:space="preserve"> </w:t>
+      </w:r>
+      <w:r>
+        <w:t xml:space="preserve">- 4 = $250K–$300K, strong numbers</w:t>
+      </w:r>
+      <w:r>
+        <w:t xml:space="preserve"> </w:t>
+      </w:r>
+      <w:r>
+        <w:t xml:space="preserve">- 3 = $300K–$350K, workable but tighter margins</w:t>
+      </w:r>
+      <w:r>
+        <w:t xml:space="preserve"> </w:t>
+      </w:r>
+      <w:r>
+        <w:t xml:space="preserve">- 2 = $350K–$450K, requires near-perfect execution</w:t>
+      </w:r>
+      <w:r>
+        <w:t xml:space="preserve"> </w:t>
+      </w:r>
+      <w:r>
+        <w:t xml:space="preserve">- 1 = Over $450K, which is not Emerging Rural economics</w:t>
       </w:r>
     </w:p>
     <w:p>
@@ -5024,7 +5042,7 @@
         <w:pStyle w:val="Compact"/>
       </w:pPr>
       <w:r>
-        <w:t xml:space="preserve">Acquisition Cost: 5/5 × 25% = 1.25</w:t>
+        <w:t xml:space="preserve">Acquisition Cost: 4/5 × 25% = 1.0 (a quality 4 bed / 3 bath mostly runs $250K–$300K there now)</w:t>
       </w:r>
     </w:p>
     <w:p>
@@ -5076,7 +5094,7 @@
           <w:bCs/>
           <w:b/>
         </w:rPr>
-        <w:t xml:space="preserve">Total: 4.4 out of 5.0</w:t>
+        <w:t xml:space="preserve">Total: 4.15 out of 5.0</w:t>
       </w:r>
       <w:r>
         <w:t xml:space="preserve">, squarely in the Emerging Rural sweet spot.</w:t>
@@ -5169,7 +5187,7 @@
         <w:t xml:space="preserve"> </w:t>
       </w:r>
       <w:r>
-        <w:t xml:space="preserve">Search Zillow or Redfin by ZIP code. Target $100K–$250K, 2+ beds, 1+ bath. Avoid HOAs if possible. Look for good bones, even if the finishes are dated. Think: $10K of paint and furniture standing between you and $70K of revenue.</w:t>
+        <w:t xml:space="preserve">Search Zillow or Redfin by ZIP code. Target $250K–$350K for a 4 bed, 3 bath with 2,000-plus square feet; take nothing smaller than 3 bed, 2 bath, 1,500 square feet. Avoid HOAs if possible. Look for good bones, even if the finishes are dated. Think of it as $10K of paint and furniture standing between you and $70K of revenue.</w:t>
       </w:r>
     </w:p>
     <w:p>
@@ -5187,7 +5205,7 @@
         <w:t xml:space="preserve"> </w:t>
       </w:r>
       <w:r>
-        <w:t xml:space="preserve">Save 3–5 viable listings and plug them into a revenue estimator tool (AirDNA’s Rentalizer, Rabbu.com, or PriceLabs’ Revenue Estimator). Look for a 40–50% occupancy baseline (that’s conservative; if a deal only works at 70–80% occupancy, skip it, because you’re buying stress), ADR around $175–$250, and $50K–$70K in projected gross annual revenue. Gross includes cleaning and extra-guest fees on top of the nightly rate. That’s how a conservative occupancy still reaches those numbers.</w:t>
+        <w:t xml:space="preserve">Save 3–5 viable listings and plug them into a revenue estimator tool (AirDNA’s Rentalizer, Rabbu.com, or PriceLabs’ Revenue Estimator). Underwrite to my standard from the Power Triangle. Occupancy of 60–70% or better, whatever ADR it takes to pencil, and projected gross annual revenue of $70K or better. If a deal only works at 80%+ occupancy, skip it, because you’re buying stress. Gross includes cleaning and extra-guest fees on top of the nightly rate, which helps the revenue get there.</w:t>
       </w:r>
     </w:p>
     <w:p>
@@ -5215,7 +5233,7 @@
         <w:pStyle w:val="BodyText"/>
       </w:pPr>
       <w:r>
-        <w:t xml:space="preserve">The 0.6 assumes 40% of revenue goes to cleaning, cohosting, utilities, maintenance, supplies, and taxes. Example: $70K revenue − $28K expenses − $16,800 mortgage ($1,400/month) = roughly $25,200 a year, or $2,100 a month. That’s a solid deal. If you can clear at least $1,500 a month net after all expenses, move forward.</w:t>
+        <w:t xml:space="preserve">The 0.6 assumes 40% of revenue goes to cleaning, cohosting, utilities, maintenance, supplies, and taxes. Example: $70K revenue − $28K expenses − $21,600 mortgage ($1,800/month) = roughly $20,400 a year, or $1,700 a month. That’s a solid deal. If you can clear at least $1,500 a month net after all expenses, move forward.</w:t>
       </w:r>
     </w:p>
     <w:p>
@@ -5270,7 +5288,7 @@
         <w:pStyle w:val="BodyText"/>
       </w:pPr>
       <w:r>
-        <w:t xml:space="preserve">The math: if a park shows $22M in annual visitor lodging spend, and an average well-run rural STR generates about $70K a year in revenue, then $22M ÷ $70K = roughly 314 quality listings needed to capture that spend. Now compare that to actual supply. If the market has fewer than 314 active listings, it’s likely undersupplied. If it’s already at or above 314, you’re playing musical chairs.</w:t>
+        <w:t xml:space="preserve">The math works like this. If a park shows $22M in annual visitor lodging spend, and an average well-run rural STR generates about $70K a year in revenue, then $22M ÷ $70K = roughly 314 quality listings needed to capture that spend. Now compare that to actual supply. If the market has fewer than 314 active listings, it’s likely undersupplied. If it’s already at or above 314, you’re playing musical chairs.</w:t>
       </w:r>
     </w:p>
     <w:p>
@@ -6149,6 +6167,48 @@
       </w:pPr>
       <w:r>
         <w:t xml:space="preserve">Every winning rural market has three traits: nature-based demand, low acquisition cost, little competition. That’s the Power Triangle.</w:t>
+      </w:r>
+    </w:p>
+    <w:p>
+      <w:pPr>
+        <w:numPr>
+          <w:ilvl w:val="0"/>
+          <w:numId w:val="1024"/>
+        </w:numPr>
+        <w:pStyle w:val="Compact"/>
+      </w:pPr>
+      <w:r>
+        <w:t xml:space="preserve">Underwrite at 60–70% occupancy and $70K a year or better in gross revenue. If a deal only works at 80%+ occupancy, walk away.</w:t>
+      </w:r>
+    </w:p>
+    <w:p>
+      <w:pPr>
+        <w:numPr>
+          <w:ilvl w:val="0"/>
+          <w:numId w:val="1024"/>
+        </w:numPr>
+        <w:pStyle w:val="Compact"/>
+      </w:pPr>
+      <w:r>
+        <w:t xml:space="preserve">Buy at least a 3 bed / 2 bath with 1,500 square feet. Aim for a 4 bed / 3 bath at $250K–$350K; the</w:t>
+      </w:r>
+      <w:r>
+        <w:t xml:space="preserve"> </w:t>
+      </w:r>
+      <w:r>
+        <w:t xml:space="preserve">“</w:t>
+      </w:r>
+      <w:r>
+        <w:t xml:space="preserve">4+ bedrooms</w:t>
+      </w:r>
+      <w:r>
+        <w:t xml:space="preserve">”</w:t>
+      </w:r>
+      <w:r>
+        <w:t xml:space="preserve"> </w:t>
+      </w:r>
+      <w:r>
+        <w:t xml:space="preserve">filter puts you in every large-group search.</w:t>
       </w:r>
     </w:p>
     <w:p>
@@ -6288,17 +6348,17 @@
         <w:pStyle w:val="BodyText"/>
       </w:pPr>
       <w:r>
-        <w:t xml:space="preserve">That’s the big idea of this chapter:</w:t>
-      </w:r>
-      <w:r>
-        <w:t xml:space="preserve"> </w:t>
-      </w:r>
-      <w:r>
-        <w:rPr>
-          <w:bCs/>
-          <w:b/>
-        </w:rPr>
-        <w:t xml:space="preserve">three independent verification layers replace being there.</w:t>
+        <w:t xml:space="preserve">That’s the big idea of this chapter.</w:t>
+      </w:r>
+      <w:r>
+        <w:t xml:space="preserve"> </w:t>
+      </w:r>
+      <w:r>
+        <w:rPr>
+          <w:bCs/>
+          <w:b/>
+        </w:rPr>
+        <w:t xml:space="preserve">Three independent verification layers replace being there.</w:t>
       </w:r>
       <w:r>
         <w:t xml:space="preserve"> </w:t>
@@ -6329,7 +6389,7 @@
         <w:pStyle w:val="FirstParagraph"/>
       </w:pPr>
       <w:r>
-        <w:t xml:space="preserve">Most investors skip due diligence or do it halfway. Here’s a framework that actually works: three independent layers. All three align, you proceed. Any layer disagrees, you dig deeper.</w:t>
+        <w:t xml:space="preserve">Most investors skip due diligence or do it halfway. The framework that actually works has three independent layers. All three align, you proceed. Any layer disagrees, you dig deeper.</w:t>
       </w:r>
     </w:p>
     <w:p>
@@ -6347,7 +6407,7 @@
         <w:t xml:space="preserve"> </w:t>
       </w:r>
       <w:r>
-        <w:t xml:space="preserve">Pull market data from AirDNA, Rabbu, or PriceLabs. Look for ADR consistency, occupancy trends over 12+ months, revenue projections from multiple tools (never just one), and comparisons to genuinely similar properties. Hold every projection to the conservative baseline from Chapter 5: the deal should work at 40–50% occupancy, not at some best-case fantasy. If the revenue story doesn’t hold up under data scrutiny, stop here. No amount of</w:t>
+        <w:t xml:space="preserve">Pull market data from AirDNA, Rabbu, or PriceLabs. Look for ADR consistency, occupancy trends over 12+ months, revenue projections from multiple tools (never just one), and comparisons to genuinely similar properties. Hold every projection to the underwriting standard from Chapter 5, meaning the deal pencils to $70K or better at 60–70% occupancy, not at some best-case fantasy. If the revenue story doesn’t hold up under data scrutiny, stop here. No amount of</w:t>
       </w:r>
       <w:r>
         <w:t xml:space="preserve"> </w:t>
@@ -7294,15 +7354,15 @@
         <w:pStyle w:val="BodyText"/>
       </w:pPr>
       <w:r>
-        <w:t xml:space="preserve">Here is the principle: cheap entry means a cheap payment. And the payment is what protects you in slow months. When January bookings dry up in a mountain town, the host with a $900 mortgage sleeps fine. The host with a $3,400 mortgage refreshes the calendar at 2 a.m. Same market. Same weather. Different payment.</w:t>
-      </w:r>
-    </w:p>
-    <w:p>
-      <w:pPr>
-        <w:pStyle w:val="BodyText"/>
-      </w:pPr>
-      <w:r>
-        <w:t xml:space="preserve">Under Budget also means you leave room: for furniture, because an empty short-term rental (STR) earns nothing, and for a repair reserve, because wells, septic tanks, and furnaces don’t check your bank balance before they fail. Broke-after-closing is how hosts die. Rarely from bad markets. From thin margins and empty accounts.</w:t>
+        <w:t xml:space="preserve">The principle is simple. Cheap entry means a cheap payment, and the payment is what protects you in slow months. When January bookings dry up in a mountain town, the host with a $900 mortgage sleeps fine. The host with a $3,400 mortgage refreshes the calendar at 2 a.m. Same market. Same weather. Different payment.</w:t>
+      </w:r>
+    </w:p>
+    <w:p>
+      <w:pPr>
+        <w:pStyle w:val="BodyText"/>
+      </w:pPr>
+      <w:r>
+        <w:t xml:space="preserve">Under Budget also means you leave room for furniture, because an empty short-term rental (STR) earns nothing, and for a repair reserve, because wells, septic tanks, and furnaces don’t check your bank balance before they fail. Broke-after-closing is how hosts die. Rarely from bad markets. From thin margins and empty accounts.</w:t>
       </w:r>
     </w:p>
     <w:p>
@@ -7330,7 +7390,7 @@
         <w:pStyle w:val="BodyText"/>
       </w:pPr>
       <w:r>
-        <w:t xml:space="preserve">The next three chapters show you how: how to buy with 5–15% down instead of waiting years to save 25% (Chapter 7), the one number that tells you whether a deal is worth doing (Chapter 8), and how to actually get the money — stacked, negotiated, and pitched (Chapter 9).</w:t>
+        <w:t xml:space="preserve">The next three chapters cover how to buy with 5–15% down instead of waiting years to save 25% (Chapter 7), the one number that tells you whether a deal is worth doing (Chapter 8), and how to actually get the money — stacked, negotiated, and pitched (Chapter 9).</w:t>
       </w:r>
     </w:p>
     <w:p>
@@ -7414,15 +7474,15 @@
         <w:t xml:space="preserve"> </w:t>
       </w:r>
       <w:r>
-        <w:t xml:space="preserve">meant years. Years of the market moving without me while some other buyer collected the cash flow on a cabin I’d already underwritten. The property worked. My banker’s product didn’t.</w:t>
-      </w:r>
-    </w:p>
-    <w:p>
-      <w:pPr>
-        <w:pStyle w:val="BodyText"/>
-      </w:pPr>
-      <w:r>
-        <w:t xml:space="preserve">So I stopped asking the bank what I qualified for and asked a better question: what loan is built for this exact situation? There were several. I got into my first few rural Airbnbs with just 5–15% down, using common loan programs anyone with decent credit can access.</w:t>
+        <w:t xml:space="preserve">meant years. Years of the market moving without me while some other buyer collected the cash flow on a cabin I’d already underwritten, which is just investor-speak for running all the numbers on a deal before you buy. The property worked. My banker’s product didn’t.</w:t>
+      </w:r>
+    </w:p>
+    <w:p>
+      <w:pPr>
+        <w:pStyle w:val="BodyText"/>
+      </w:pPr>
+      <w:r>
+        <w:t xml:space="preserve">So I stopped asking the bank what I qualified for and asked a better question. What loan is built for this exact situation? There were several. I got into my first few rural Airbnbs with just 5–15% down, using common loan programs anyone with decent credit can access.</w:t>
       </w:r>
     </w:p>
     <w:p>
@@ -7438,17 +7498,17 @@
         <w:pStyle w:val="BodyText"/>
       </w:pPr>
       <w:r>
-        <w:t xml:space="preserve">The big idea of this chapter fits in one sentence:</w:t>
-      </w:r>
-      <w:r>
-        <w:t xml:space="preserve"> </w:t>
-      </w:r>
-      <w:r>
-        <w:rPr>
-          <w:bCs/>
-          <w:b/>
-        </w:rPr>
-        <w:t xml:space="preserve">you don’t need more money. You need smarter terms.</w:t>
+        <w:t xml:space="preserve">The big idea of this chapter fits in one sentence.</w:t>
+      </w:r>
+      <w:r>
+        <w:t xml:space="preserve"> </w:t>
+      </w:r>
+      <w:r>
+        <w:rPr>
+          <w:bCs/>
+          <w:b/>
+        </w:rPr>
+        <w:t xml:space="preserve">You don’t need more money. You need smarter terms.</w:t>
       </w:r>
       <w:r>
         <w:t xml:space="preserve"> </w:t>
@@ -7609,7 +7669,7 @@
         <w:pStyle w:val="Compact"/>
       </w:pPr>
       <w:r>
-        <w:t xml:space="preserve">All-cash buyer of a $200K home? Leverage ratio 1:1. You deployed $200K to control $200K.</w:t>
+        <w:t xml:space="preserve">All-cash buyer of a $250K home? Leverage ratio 1:1. You deployed $250K to control $250K.</w:t>
       </w:r>
     </w:p>
     <w:p>
@@ -7621,7 +7681,7 @@
         <w:pStyle w:val="Compact"/>
       </w:pPr>
       <w:r>
-        <w:t xml:space="preserve">Same home with 10% down? Leverage ratio 10:1. You deployed $20K to control $200K.</w:t>
+        <w:t xml:space="preserve">Same home with 10% down? Leverage ratio 10:1. You deployed $25K to control $250K.</w:t>
       </w:r>
     </w:p>
     <w:p>
@@ -7633,7 +7693,7 @@
         <w:pStyle w:val="Compact"/>
       </w:pPr>
       <w:r>
-        <w:t xml:space="preserve">Same home with 10% down, plus $20K in 0% credit cards for furniture and setup? Your own cash is still $20K, but it now controls $220K of assets: the $200K home plus $20K of interest-free working capital. The ratio climbs to 11:1.</w:t>
+        <w:t xml:space="preserve">Same home with 10% down, plus $25K in 0% credit cards for furniture and setup? Your own cash is still $25K, but it now controls $275K of assets: the $250K home plus $25K of interest-free working capital. The ratio climbs to 11:1.</w:t>
       </w:r>
     </w:p>
     <w:p>
@@ -7838,6 +7898,14 @@
       </w:pPr>
       <w:r>
         <w:t xml:space="preserve">In Scenario B you control three doors and $450,000 of real estate, nearly four times the asset base, with a smaller pile of savings. More properties means more cash flow, more learning, and faster scaling. By year 4, Scenario B investors are buying properties #4 and #5 from cash flow while Scenario A investors are still paying themselves back on a single home.</w:t>
+      </w:r>
+    </w:p>
+    <w:p>
+      <w:pPr>
+        <w:pStyle w:val="BodyText"/>
+      </w:pPr>
+      <w:r>
+        <w:t xml:space="preserve">One honest note on the round numbers here and in the rest of this part. Some models use $100K and $150K homes because the math stays clean on the page; the 4-bedroom homes I target today mostly run $250K to $350K, so scale the down payments, the debt, and the returns accordingly.</w:t>
       </w:r>
     </w:p>
     <w:p>
@@ -7863,7 +7931,7 @@
         <w:pStyle w:val="FirstParagraph"/>
       </w:pPr>
       <w:r>
-        <w:t xml:space="preserve">Most real estate investors optimize for the wrong thing: percentage return instead of return velocity. Those are two different things.</w:t>
+        <w:t xml:space="preserve">Most real estate investors optimize for percentage return when they should be watching return velocity. Those are two different things.</w:t>
       </w:r>
     </w:p>
     <w:p>
@@ -7947,7 +8015,7 @@
         <w:pStyle w:val="FirstParagraph"/>
       </w:pPr>
       <w:r>
-        <w:t xml:space="preserve">By year 4 you control $450,000+ in real estate and collect cash flow from three doors.</w:t>
+        <w:t xml:space="preserve">By year 4 you control $750,000+ in real estate and collect cash flow from three doors.</w:t>
       </w:r>
     </w:p>
     <w:p>
@@ -8027,7 +8095,7 @@
         <w:pStyle w:val="FirstParagraph"/>
       </w:pPr>
       <w:r>
-        <w:t xml:space="preserve">By year 4 you control $300,000 in real estate across two doors, and you’re waiting.</w:t>
+        <w:t xml:space="preserve">By year 4 you control $500,000 in real estate across two doors, and you’re waiting.</w:t>
       </w:r>
     </w:p>
     <w:p>
@@ -8261,7 +8329,7 @@
         <w:t xml:space="preserve"> </w:t>
       </w:r>
       <w:r>
-        <w:t xml:space="preserve">you have 10% saved ($15–30K), your credit score is 680+, you’re willing to spend a few weekends a year there, and you don’t want to tie up 20–30% down. (You shouldn’t want that.)</w:t>
+        <w:t xml:space="preserve">you have 10% saved ($25–35K on today’s target homes), your credit score is 680+, you’re willing to spend a few weekends a year there, and you don’t want to tie up 20–30% down. (You shouldn’t want that.)</w:t>
       </w:r>
     </w:p>
     <w:bookmarkEnd w:id="89"/>
@@ -8303,7 +8371,7 @@
         <w:pStyle w:val="BodyText"/>
       </w:pPr>
       <w:r>
-        <w:t xml:space="preserve">One honest caveat before you fall in love with this path: seller financing is an advanced tool. Deals like Ryu’s are out there, but they’re harder to find, and they take patience and a seller in exactly the right situation. If you’re just starting, the 10% down vacation-home loan in Path 1 is the simpler move. That’s what I did when I started.</w:t>
+        <w:t xml:space="preserve">One honest caveat before you fall in love with this path. Seller financing is an advanced tool. Deals like Ryu’s are out there, but they’re harder to find, and they take patience and a seller in exactly the right situation. If you’re just starting, the 10% down vacation-home loan in Path 1 is the simpler move. That’s what I did when I started.</w:t>
       </w:r>
     </w:p>
     <w:p>
@@ -8414,7 +8482,7 @@
         <w:pStyle w:val="FirstParagraph"/>
       </w:pPr>
       <w:r>
-        <w:t xml:space="preserve">Once you’ve got one or two properties under your belt, graduate to Debt-Service Coverage Ratio (DSCR) loans. These are built for investors:</w:t>
+        <w:t xml:space="preserve">Once you’ve got one or two properties under your belt, graduate to Debt-Service Coverage Ratio (DSCR) loans. DSCR is just the ratio of a property’s rental income to its monthly loan payment, and these loans are built for investors:</w:t>
       </w:r>
     </w:p>
     <w:p>
@@ -8506,7 +8574,7 @@
         <w:t xml:space="preserve"> </w:t>
       </w:r>
       <w:r>
-        <w:t xml:space="preserve">After 6–12 months of proven income and a higher appraisal, refinance at 75–80% loan-to-value (LTV) and pull your down payment back out. Then rinse and repeat.</w:t>
+        <w:t xml:space="preserve">After 6–12 months of proven income and a higher appraisal, refinance at 75–80% loan-to-value (LTV), meaning the new loan can run up to 75–80% of what the home appraises for, and pull your down payment back out. Then rinse and repeat.</w:t>
       </w:r>
     </w:p>
     <w:bookmarkEnd w:id="91"/>
@@ -8694,7 +8762,7 @@
         <w:t xml:space="preserve"> </w:t>
       </w:r>
       <w:r>
-        <w:t xml:space="preserve">Show them your research and revenue projections: AirDNA, a comps dashboard like Rabbu, actual comps. A confident, numbers-based pitch makes you more trustworthy than any stockbroker. Chapter 9 gives you the full pitch deck, page by page.</w:t>
+        <w:t xml:space="preserve">Show them your research and revenue projections: AirDNA, a comps dashboard like Rabbu, actual comps (comparable properties, meaning what similar homes nearby really earn). A confident, numbers-based pitch makes you more trustworthy than any stockbroker. Chapter 9 gives you the full pitch deck, page by page.</w:t>
       </w:r>
     </w:p>
     <w:bookmarkEnd w:id="92"/>
@@ -8764,7 +8832,7 @@
         <w:pStyle w:val="FirstParagraph"/>
       </w:pPr>
       <w:r>
-        <w:t xml:space="preserve">Why it fits STRs: you’re buying income-producing assets, the home starts earning within 1–3 months of closing (well inside the repayment window), and you keep more cash for reserves and repairs.</w:t>
+        <w:t xml:space="preserve">It fits STRs because you’re buying income-producing assets, the home starts earning within 1–3 months of closing (well inside the repayment window), and you keep more cash for reserves and repairs.</w:t>
       </w:r>
     </w:p>
     <w:p>
@@ -8998,7 +9066,7 @@
         <w:t xml:space="preserve"> </w:t>
       </w:r>
       <w:r>
-        <w:t xml:space="preserve">Example: $200K home, 10% down = $20K out of pocket. Approved in two weeks.</w:t>
+        <w:t xml:space="preserve">Example: $250K home, 10% down = $25K out of pocket. Approved in two weeks.</w:t>
       </w:r>
     </w:p>
     <w:p>
@@ -9118,15 +9186,15 @@
         <w:t xml:space="preserve"> </w:t>
       </w:r>
       <w:r>
-        <w:t xml:space="preserve">Example: You have $0. Your parents have $25K sitting idle. They lend it at 8% annual interest. You buy a $200K home using their $25K as the down payment, and they collect $2K a year from your cash flow.</w:t>
-      </w:r>
-    </w:p>
-    <w:p>
-      <w:pPr>
-        <w:pStyle w:val="BodyText"/>
-      </w:pPr>
-      <w:r>
-        <w:t xml:space="preserve">The key: match the loan to your situation, not your ego. A first-timer with W2 income takes the vacation-home loan. Somebody scaling past two properties goes DSCR. A tired seller means seller financing, and no down payment means private money. Pick the path with the least friction right now.</w:t>
+        <w:t xml:space="preserve">Example: You have $0. Your parents have $25K sitting idle. They lend it at 8% annual interest. You buy a $250K home using their $25K as the down payment, and they collect $2K a year from your cash flow.</w:t>
+      </w:r>
+    </w:p>
+    <w:p>
+      <w:pPr>
+        <w:pStyle w:val="BodyText"/>
+      </w:pPr>
+      <w:r>
+        <w:t xml:space="preserve">The key is to match the loan to your situation, not your ego. A first-timer with W2 income takes the vacation-home loan. Somebody scaling past two properties goes DSCR. A tired seller means seller financing, and no down payment means private money. Pick the path with the least friction right now.</w:t>
       </w:r>
     </w:p>
     <w:bookmarkEnd w:id="94"/>
@@ -9144,7 +9212,7 @@
         <w:pStyle w:val="FirstParagraph"/>
       </w:pPr>
       <w:r>
-        <w:t xml:space="preserve">Here’s the Stack Strategy on a $180K six-bedroom, the kind of deal a first-time buyer with $25,500 saved and decent credit can actually close.</w:t>
+        <w:t xml:space="preserve">Here’s the Stack Strategy on a $250K six-bedroom, the kind of deal a first-time buyer with $33,000 saved and decent credit can actually close.</w:t>
       </w:r>
     </w:p>
     <w:p>
@@ -9168,7 +9236,7 @@
         <w:pStyle w:val="Compact"/>
       </w:pPr>
       <w:r>
-        <w:t xml:space="preserve">Vacation-home loan, 10% down: $18,000</w:t>
+        <w:t xml:space="preserve">Vacation-home loan, 10% down: $25,000</w:t>
       </w:r>
     </w:p>
     <w:p>
@@ -9180,7 +9248,7 @@
         <w:pStyle w:val="Compact"/>
       </w:pPr>
       <w:r>
-        <w:t xml:space="preserve">Closing costs, net of a negotiated seller credit: $3,500</w:t>
+        <w:t xml:space="preserve">Closing costs, net of a negotiated seller credit (cash the seller agrees to put toward your costs at closing): $4,000</w:t>
       </w:r>
     </w:p>
     <w:p>
@@ -9288,7 +9356,7 @@
         <w:pStyle w:val="Compact"/>
       </w:pPr>
       <w:r>
-        <w:t xml:space="preserve">Gross bookings: $24,000</w:t>
+        <w:t xml:space="preserve">Gross bookings: $30,000</w:t>
       </w:r>
     </w:p>
     <w:p>
@@ -9300,7 +9368,7 @@
         <w:pStyle w:val="Compact"/>
       </w:pPr>
       <w:r>
-        <w:t xml:space="preserve">Operating expenses (cleaning, utilities, supplies, fees): $6,000</w:t>
+        <w:t xml:space="preserve">Operating expenses (cleaning, utilities, supplies, fees): $7,000</w:t>
       </w:r>
     </w:p>
     <w:p>
@@ -9312,7 +9380,7 @@
         <w:pStyle w:val="Compact"/>
       </w:pPr>
       <w:r>
-        <w:t xml:space="preserve">Mortgage payments (PITI: principal, interest, taxes, insurance): ~$7,000</w:t>
+        <w:t xml:space="preserve">Mortgage payments (PITI: principal, interest, taxes, insurance): ~$11,500</w:t>
       </w:r>
     </w:p>
     <w:p>
@@ -9324,7 +9392,7 @@
         <w:pStyle w:val="Compact"/>
       </w:pPr>
       <w:r>
-        <w:t xml:space="preserve">Net cash: ~$11,000, every dollar of it aimed at the card balances</w:t>
+        <w:t xml:space="preserve">Net cash: ~$11,500, every dollar of it aimed at the card balances</w:t>
       </w:r>
     </w:p>
     <w:p>
@@ -9342,15 +9410,15 @@
         <w:t xml:space="preserve"> </w:t>
       </w:r>
       <w:r>
-        <w:t xml:space="preserve">On that trajectory, the home projects to $50,000+ in annual bookings. After the mortgage, cleaning, utilities, and maintenance, that’s a target of $22,000–$25,000 in annual net income. Count the cards as invested (Chapter 8 will insist) and you’re all-in for about $51,500. That’s roughly a 45% cash-on-cash return.</w:t>
-      </w:r>
-    </w:p>
-    <w:p>
-      <w:pPr>
-        <w:pStyle w:val="BodyText"/>
-      </w:pPr>
-      <w:r>
-        <w:t xml:space="preserve">Send the cards every spare dollar first, so the balances die before the 0% windows do. By the end of year two of operation the cards are gone, and a few months later the original $25,500 is back in your hand: the two-year-and-change payback a 45% deal implies. Same money, second property. That’s the Stack Strategy, and it’s why the leverage ratio matters more than the sticker price.</w:t>
+        <w:t xml:space="preserve">On that trajectory, the home projects to $70,000+ in annual bookings. After the mortgage, cleaning, utilities, and maintenance, that’s a target of $26,000–$30,000 in annual net income. Count the cards as invested (Chapter 8 will insist) and you’re all-in for about $59,000. That’s roughly a 45–50% cash-on-cash return.</w:t>
+      </w:r>
+    </w:p>
+    <w:p>
+      <w:pPr>
+        <w:pStyle w:val="BodyText"/>
+      </w:pPr>
+      <w:r>
+        <w:t xml:space="preserve">Send the cards every spare dollar first, so the balances die before the 0% windows do. By the end of year two of operation the cards are gone, and a few months later the original $33,000 is back in your hand. A return like that implies a payback of two years and change. Same money, second property. That’s the Stack Strategy, and it’s why the leverage ratio matters more than the sticker price.</w:t>
       </w:r>
     </w:p>
     <w:bookmarkEnd w:id="95"/>
@@ -9700,7 +9768,7 @@
         <w:t xml:space="preserve"> </w:t>
       </w:r>
       <w:r>
-        <w:t xml:space="preserve">to use leverage. The results: a $170K seller-financed cabin of mine hit $72K in revenue its first year. A $100K purchase did $78K. And Ryu’s $170K seller-financed home grossed $83,937.81 its first year, on just $15K down. That’s gross, not take-home (booked is not banked), but still wins. And none of them required 25% down.</w:t>
+        <w:t xml:space="preserve">to use leverage. The results were hard to argue with. A $170K seller-financed cabin of mine hit $72K in revenue its first year. A $100K purchase did $78K. And Ryu’s $170K seller-financed home grossed $83,937.81 its first year, on just $15K down. That’s gross, before expenses, but still wins. And none of them required 25% down.</w:t>
       </w:r>
     </w:p>
     <w:bookmarkEnd w:id="97"/>
@@ -9970,25 +10038,25 @@
         <w:pStyle w:val="BodyText"/>
       </w:pPr>
       <w:r>
-        <w:t xml:space="preserve">Then I ran the numbers. Mortgage, utilities, cleaning, insurance, reserves, stacked against realistic revenue for that market: the property went $800 into the red every month. No amount of Instagram aesthetics could fix that.</w:t>
-      </w:r>
-    </w:p>
-    <w:p>
-      <w:pPr>
-        <w:pStyle w:val="BodyText"/>
-      </w:pPr>
-      <w:r>
-        <w:t xml:space="preserve">Most people get overwhelmed by real estate math. Cap rates, IRR, 1031 exchanges, amortization schedules — it’s enough to make you want to go back to renting. The big idea of this chapter cuts through all of it:</w:t>
-      </w:r>
-      <w:r>
-        <w:t xml:space="preserve"> </w:t>
-      </w:r>
-      <w:r>
-        <w:rPr>
-          <w:bCs/>
-          <w:b/>
-        </w:rPr>
-        <w:t xml:space="preserve">when you’re starting out, only one number matters, and that number is cash-on-cash return.</w:t>
+        <w:t xml:space="preserve">Then I ran the numbers. Mortgage, utilities, cleaning, insurance, and reserves, stacked against realistic revenue for that market, put the property $800 into the red every month. No amount of Instagram aesthetics could fix that.</w:t>
+      </w:r>
+    </w:p>
+    <w:p>
+      <w:pPr>
+        <w:pStyle w:val="BodyText"/>
+      </w:pPr>
+      <w:r>
+        <w:t xml:space="preserve">Most people get overwhelmed by real estate math. Cap rates, IRR, 1031 exchanges, amortization schedules — it’s enough to make you want to go back to renting. The big idea of this chapter cuts through all of it.</w:t>
+      </w:r>
+      <w:r>
+        <w:t xml:space="preserve"> </w:t>
+      </w:r>
+      <w:r>
+        <w:rPr>
+          <w:bCs/>
+          <w:b/>
+        </w:rPr>
+        <w:t xml:space="preserve">When you’re starting out, only one number matters, and that number is cash-on-cash return.</w:t>
       </w:r>
     </w:p>
     <w:p>
@@ -10645,7 +10713,7 @@
         <w:pStyle w:val="FirstParagraph"/>
       </w:pPr>
       <w:r>
-        <w:t xml:space="preserve">The critical rule:</w:t>
+        <w:t xml:space="preserve">The critical rule is to</w:t>
       </w:r>
       <w:r>
         <w:t xml:space="preserve"> </w:t>
@@ -10865,7 +10933,7 @@
         <w:pStyle w:val="FirstParagraph"/>
       </w:pPr>
       <w:r>
-        <w:t xml:space="preserve">Here’s what I mean. If your AirDNA comps show 70% occupancy and $70,000/year in revenue, stress-test at 56% occupancy, or $56,000/year. Does the deal still cash flow? Does it still hit 25%+ CoC? If yes, you’ve got a deal that can weather bad years, new competition, or a poor season.</w:t>
+        <w:t xml:space="preserve">Here’s what I mean. Say your AirDNA comps show 70% occupancy and $70,000/year in revenue, which is right around my own underwriting bar (occupancy of 60–70% at least, and whatever nightly rate it takes to pencil at least $70K a year). Stress-test at 56% occupancy, or $56,000/year. Does the deal still cash flow? Does it still hit 25%+ CoC? If yes, you’ve got a deal that can weather bad years, new competition, or a poor season.</w:t>
       </w:r>
     </w:p>
     <w:p>
@@ -11409,7 +11477,7 @@
         <w:pStyle w:val="BodyText"/>
       </w:pPr>
       <w:r>
-        <w:t xml:space="preserve">The home appraised at about $240,000 after the reno, more than double what she paid. Over her first two years it grossed $150,000, roughly a $75,000-a-year pace, and her best single month was $10,195. Gross, not take-home. Booked is not banked. Still wins. And she ran it with no property manager, just a local cleaner, a virtual assistant, and software, holding a 4.95-star rating across 70+ stays.</w:t>
+        <w:t xml:space="preserve">The home appraised at about $240,000 after the reno, more than double what she paid. Over her first two years it grossed $150,000, roughly a $75,000-a-year pace, and her best single month was $10,195. Gross, before expenses. Still wins. And she ran it with no property manager, just a local cleaner, a virtual assistant, and software, holding a 4.95-star rating across 70+ stays.</w:t>
       </w:r>
     </w:p>
     <w:p>
@@ -11435,7 +11503,7 @@
         <w:t xml:space="preserve"> </w:t>
       </w:r>
       <w:r>
-        <w:t xml:space="preserve">Myla has a full-time W2 job, and because she materially participates in running the rental (it’s her only rental business and she’s actively involved), she qualified for STR material-participation treatment. Between operating expenses and accelerated depreciation from a cost segregation study, which front-loads years of write-offs on roughly $100K of renovation and furnishings into the early years, her deductions cut deep into the taxes on her income. She made money in real life, and on paper the IRS saw far less of it. (Chapter 10 goes deeper.)</w:t>
+        <w:t xml:space="preserve">Myla has a full-time W2 job, and because she materially participates in running the rental (it’s her only rental business and she’s actively involved), she qualified for STR material-participation treatment, the tax status for owners who actually run the property rather than hire everything out. Between operating expenses and accelerated depreciation from a cost segregation study, which front-loads years of write-offs on roughly $100K of renovation and furnishings into the early years, her deductions cut deep into the taxes on her income. She made money in real life, and on paper the IRS saw far less of it. (Chapter 10 goes deeper.)</w:t>
       </w:r>
     </w:p>
     <w:p>
@@ -11453,7 +11521,7 @@
         <w:t xml:space="preserve"> </w:t>
       </w:r>
       <w:r>
-        <w:t xml:space="preserve">This is the classic BRRRR play: buy, renovate, rent, refinance, repeat. She bought with cash, renovated, got the $240K appraisal, then refinanced at 75–80% of that value and pulled most of her money back out. I won’t pretend I remember the exact loan figure. Here’s the part that matters: within two years she had recovered almost all of her money, and she still owned the house, the cash flow, and the tax benefits. The recovered capital went on to fund her second property, in Tennessee. That’s velocity of capital, live and in person.</w:t>
+        <w:t xml:space="preserve">This is the classic BRRRR play: buy, renovate, rent, refinance, repeat. She bought with cash, renovated, got the $240K appraisal, then refinanced at 75–80% of that value and pulled most of her money back out. I won’t pretend I remember the exact loan figure. What matters is that within two years she had recovered almost all of her money, and she still owned the house, the cash flow, and the tax benefits. The recovered capital went on to fund her second property, in Tennessee. That’s velocity of capital, live and in person.</w:t>
       </w:r>
     </w:p>
     <w:p>
@@ -11471,7 +11539,7 @@
         <w:t xml:space="preserve"> </w:t>
       </w:r>
       <w:r>
-        <w:t xml:space="preserve">Drop occupancy 20% and her $75,000-a-year pace falls to roughly $60,000. Her expense load is light: a cleaner paid per turnover, utilities, insurance, software, and the refinance payment. At $60K of revenue the home still cash flows with room to spare. This is a real deal: it passes the test even when the market has a bad year.</w:t>
+        <w:t xml:space="preserve">Drop occupancy 20% and her $75,000-a-year pace falls to roughly $60,000. Her expense load is light: a cleaner paid per turnover, utilities, insurance, software, and the refinance payment. At $60K of revenue the home still cash flows with room to spare. This is a real deal. It passes the test even when the market has a bad year.</w:t>
       </w:r>
     </w:p>
     <w:bookmarkEnd w:id="107"/>
@@ -11728,7 +11796,7 @@
         <w:pStyle w:val="FirstParagraph"/>
       </w:pPr>
       <w:r>
-        <w:t xml:space="preserve">It’s easy to underestimate, especially in rural markets. Here are the actual ranges I use, built from running remote Airbnbs across multiple states, for a $100,000–$250,000 property:</w:t>
+        <w:t xml:space="preserve">It’s easy to underestimate, especially in rural markets. Here are the actual ranges I use, built from running remote Airbnbs across multiple states, for a $150,000–$300,000 property:</w:t>
       </w:r>
     </w:p>
     <w:p>
@@ -11740,7 +11808,7 @@
         <w:pStyle w:val="Compact"/>
       </w:pPr>
       <w:r>
-        <w:t xml:space="preserve">Mortgage (PITI): $1,200–$2,000/month</w:t>
+        <w:t xml:space="preserve">Mortgage (PITI): $1,200–$2,400/month</w:t>
       </w:r>
     </w:p>
     <w:p>
@@ -12068,7 +12136,7 @@
         <w:pStyle w:val="BodyText"/>
       </w:pPr>
       <w:r>
-        <w:t xml:space="preserve">Then Ryu put the furniture and setup on 0% business credit cards and let the market he’d carefully chosen do the heavy lifting. In its first year live, June 2024 to June 2025, Lookout Lodge grossed $83,937.81. Booked is not banked, so mind the gap between gross and take-home. But nearly $84K of bookings in year one, on a home that took $15K to control, is a win by any measure.</w:t>
+        <w:t xml:space="preserve">Then Ryu put the furniture and setup on 0% business credit cards and let the market he’d carefully chosen do the heavy lifting. In its first year live, June 2024 to June 2025, Lookout Lodge grossed $83,937.81. That’s gross, before expenses, so mind the gap between the booked number and what you keep. But nearly $84K of bookings in year one, on a home that took $15K to control, is a win by any measure.</w:t>
       </w:r>
     </w:p>
     <w:p>
@@ -12094,17 +12162,17 @@
         <w:t xml:space="preserve"> </w:t>
       </w:r>
       <w:r>
-        <w:t xml:space="preserve">was never money. It was strategy. That’s the big idea of this chapter:</w:t>
-      </w:r>
-      <w:r>
-        <w:t xml:space="preserve"> </w:t>
-      </w:r>
-      <w:r>
-        <w:rPr>
-          <w:bCs/>
-          <w:b/>
-        </w:rPr>
-        <w:t xml:space="preserve">money isn’t the obstacle. Strategy is.</w:t>
+        <w:t xml:space="preserve">was never money. It was strategy. That’s the big idea of this chapter.</w:t>
+      </w:r>
+      <w:r>
+        <w:t xml:space="preserve"> </w:t>
+      </w:r>
+      <w:r>
+        <w:rPr>
+          <w:bCs/>
+          <w:b/>
+        </w:rPr>
+        <w:t xml:space="preserve">Money isn’t the obstacle. Strategy is.</w:t>
       </w:r>
     </w:p>
     <w:p>
@@ -12321,7 +12389,7 @@
         <w:pStyle w:val="FirstParagraph"/>
       </w:pPr>
       <w:r>
-        <w:t xml:space="preserve">The goal: use as little of</w:t>
+        <w:t xml:space="preserve">The goal is to use as little of</w:t>
       </w:r>
       <w:r>
         <w:t xml:space="preserve"> </w:t>
@@ -12357,7 +12425,7 @@
         <w:pStyle w:val="Compact"/>
       </w:pPr>
       <w:r>
-        <w:t xml:space="preserve">Property: $200,000 rural home</w:t>
+        <w:t xml:space="preserve">Property: $250,000 rural home</w:t>
       </w:r>
     </w:p>
     <w:p>
@@ -12369,7 +12437,7 @@
         <w:pStyle w:val="Compact"/>
       </w:pPr>
       <w:r>
-        <w:t xml:space="preserve">Down payment (10%): $20,000 of your money</w:t>
+        <w:t xml:space="preserve">Down payment (10%): $25,000 of your money</w:t>
       </w:r>
     </w:p>
     <w:p>
@@ -12381,7 +12449,7 @@
         <w:pStyle w:val="Compact"/>
       </w:pPr>
       <w:r>
-        <w:t xml:space="preserve">Mortgage (90%): $180,000 of bank debt</w:t>
+        <w:t xml:space="preserve">Mortgage (90%): $225,000 of bank debt</w:t>
       </w:r>
     </w:p>
     <w:p>
@@ -12421,7 +12489,7 @@
           <w:bCs/>
           <w:b/>
         </w:rPr>
-        <w:t xml:space="preserve">Total capital you control: $200,000</w:t>
+        <w:t xml:space="preserve">Total capital you control: $250,000</w:t>
       </w:r>
     </w:p>
     <w:p>
@@ -12437,7 +12505,7 @@
           <w:bCs/>
           <w:b/>
         </w:rPr>
-        <w:t xml:space="preserve">Total cash you deploy: $20,000</w:t>
+        <w:t xml:space="preserve">Total cash you deploy: $25,000</w:t>
       </w:r>
     </w:p>
     <w:p>
@@ -12453,7 +12521,7 @@
           <w:bCs/>
           <w:b/>
         </w:rPr>
-        <w:t xml:space="preserve">Total debt you’re responsible for: $205,000 ($180K mortgage + $25K cards)</w:t>
+        <w:t xml:space="preserve">Total debt you’re responsible for: $250,000 ($225K mortgage + $25K cards)</w:t>
       </w:r>
     </w:p>
     <w:p>
@@ -12477,15 +12545,15 @@
         <w:pStyle w:val="FirstParagraph"/>
       </w:pPr>
       <w:r>
-        <w:t xml:space="preserve">But you still owe $25K on cards. How does this work? The property cash flows. Say it generates $25,000 in net income in year one. Put $20,000 toward the cards before the 0% window closes and keep $5,000 in operating reserves. You finish the year owning a $200K asset with the cards nearly cleared and reserves intact.</w:t>
-      </w:r>
-    </w:p>
-    <w:p>
-      <w:pPr>
-        <w:pStyle w:val="BodyText"/>
-      </w:pPr>
-      <w:r>
-        <w:t xml:space="preserve">Year two’s cash flow kills the last $5,000 of card debt and hands you the down payment for property #2. Now you’re compounding.</w:t>
+        <w:t xml:space="preserve">But you still owe $25K on cards. How does this work? The property cash flows. Say it generates $30,000 in net income in year one. Put $25,000 toward the cards before the 0% window closes and keep $5,000 in operating reserves. You finish the year owning a $250K asset with the cards cleared and reserves intact.</w:t>
+      </w:r>
+    </w:p>
+    <w:p>
+      <w:pPr>
+        <w:pStyle w:val="BodyText"/>
+      </w:pPr>
+      <w:r>
+        <w:t xml:space="preserve">Year two’s cash flow hands you the down payment for property #2, with room to spare. Now you’re compounding.</w:t>
       </w:r>
     </w:p>
     <w:p>
@@ -12872,7 +12940,7 @@
         <w:t xml:space="preserve">“</w:t>
       </w:r>
       <w:r>
-        <w:t xml:space="preserve">I’m buying a $200,000 short-term rental in [market] with the following terms: $20,000 down, $180,000 first-mortgage financing, projected $45,000 in annual revenue on conservative comps. I’m seeking $20,000 in private financing to cover furnishing and setup: 18 months at 10% annual interest, secured by a second deed of trust on the property. That returns you $3,000 in interest income, paid monthly or quarterly, with full repayment by month 18 from the property’s cash flow or a refinance.</w:t>
+        <w:t xml:space="preserve">I’m buying a $250,000 short-term rental in [market] with the following terms: $25,000 down, $225,000 first-mortgage financing, projected $55,000 in annual revenue on conservative comps. I’m seeking $20,000 in private financing to cover furnishing and setup: 18 months at 10% annual interest, secured by a second deed of trust on the property. That returns you $3,000 in interest income, paid monthly or quarterly, with full repayment by month 18 from the property’s cash flow or a refinance.</w:t>
       </w:r>
       <w:r>
         <w:t xml:space="preserve">”</w:t>
@@ -12973,7 +13041,7 @@
         <w:pStyle w:val="Compact"/>
       </w:pPr>
       <w:r>
-        <w:t xml:space="preserve">Purchase price: $200,000</w:t>
+        <w:t xml:space="preserve">Purchase price: $250,000</w:t>
       </w:r>
     </w:p>
     <w:p>
@@ -12985,7 +13053,7 @@
         <w:pStyle w:val="Compact"/>
       </w:pPr>
       <w:r>
-        <w:t xml:space="preserve">Down payment: $20,000 (10%)</w:t>
+        <w:t xml:space="preserve">Down payment: $25,000 (10%)</w:t>
       </w:r>
     </w:p>
     <w:p>
@@ -12997,7 +13065,7 @@
         <w:pStyle w:val="Compact"/>
       </w:pPr>
       <w:r>
-        <w:t xml:space="preserve">First mortgage: $180,000</w:t>
+        <w:t xml:space="preserve">First mortgage: $225,000</w:t>
       </w:r>
     </w:p>
     <w:p>
@@ -13021,7 +13089,7 @@
         <w:pStyle w:val="Compact"/>
       </w:pPr>
       <w:r>
-        <w:t xml:space="preserve">Total capital deployed: $40,000</w:t>
+        <w:t xml:space="preserve">Total capital deployed: $45,000</w:t>
       </w:r>
     </w:p>
     <w:p>
@@ -13057,7 +13125,7 @@
         <w:pStyle w:val="Compact"/>
       </w:pPr>
       <w:r>
-        <w:t xml:space="preserve">Expected revenue: $45,000/year, conservative projections</w:t>
+        <w:t xml:space="preserve">Expected revenue: $55,000/year, conservative projections</w:t>
       </w:r>
     </w:p>
     <w:p>
@@ -13069,7 +13137,7 @@
         <w:pStyle w:val="Compact"/>
       </w:pPr>
       <w:r>
-        <w:t xml:space="preserve">Expected expenses, mortgage included: ~$20,000/year</w:t>
+        <w:t xml:space="preserve">Expected expenses, mortgage included: ~$30,000/year</w:t>
       </w:r>
     </w:p>
     <w:p>
@@ -13165,7 +13233,7 @@
         <w:pStyle w:val="Compact"/>
       </w:pPr>
       <w:r>
-        <w:t xml:space="preserve">Security: second deed of trust on a $200,000 property</w:t>
+        <w:t xml:space="preserve">Security: second deed of trust on a $250,000 property</w:t>
       </w:r>
     </w:p>
     <w:p>
@@ -13619,7 +13687,7 @@
         <w:pStyle w:val="FirstParagraph"/>
       </w:pPr>
       <w:r>
-        <w:t xml:space="preserve">If you’re buying a $200K home with 10% down ($20K) and you stack $10K in repair credits, you’ve effectively bought it with $10K out of pocket. That changes everything.</w:t>
+        <w:t xml:space="preserve">If you’re buying a $250K home with 10% down ($25K) and you stack $10K in repair credits, you’ve effectively bought it with $15K out of pocket. That changes everything.</w:t>
       </w:r>
     </w:p>
     <w:p>
@@ -13791,7 +13859,7 @@
         <w:pStyle w:val="FirstParagraph"/>
       </w:pPr>
       <w:r>
-        <w:t xml:space="preserve">Remember: every $5K you don’t spend at closing is $5K you can reinvest in the next deal. Investors scale by negotiating smarter, not by throwing more cash at deals.</w:t>
+        <w:t xml:space="preserve">Remember that every $5K you don’t spend at closing is $5K you can reinvest in the next deal. Investors scale by negotiating smarter, not by throwing more cash at deals.</w:t>
       </w:r>
     </w:p>
     <w:bookmarkEnd w:id="118"/>
@@ -13861,7 +13929,7 @@
         <w:t xml:space="preserve"> </w:t>
       </w:r>
       <w:r>
-        <w:t xml:space="preserve">Best for entrepreneurs and the self-employed who want to scale without W2 verification. Approval rides on the property’s ability to pay for itself; lenders want projected income of at least 1.0–1.25x the monthly payment. Requirements: 15% down, 660–700+ credit, an STR income projection from AirDNA, Rabbu, or a property manager, and a location that doesn’t restrict STRs. Here’s what it looks like in real life. My friends Diane and Jon, full-service clients of ours, bought a home called Gatewood Orchard in the same corner of West Virginia as our other properties. It wasn’t a true vacation home, so the 10% second-home loan was off the table; they went DSCR and put $37,370 down on a $230,000 purchase, with a $5,000 seller credit negotiated in. One year later it reappraised at $322,000, and it grossed $81,210.38 in its first year live. Worth noticing if you’re busy: they hired Teeco for the whole thing (finding the home, design, setup, coaching, and management). The fully done-for-you path works too.</w:t>
+        <w:t xml:space="preserve">Best for entrepreneurs and the self-employed who want to scale without W2 verification. Approval rides on the property’s ability to pay for itself; lenders want projected income of at least 1.0–1.25x the monthly payment. Requirements: 15% down, 660–700+ credit, an STR income projection from AirDNA, Rabbu, or a property manager, and a location that doesn’t restrict STRs. Here’s what it looks like in real life. My friends Diane and Jon, full-service clients of ours, bought a home called Gatewood Orchard in the same corner of West Virginia as our other properties. It wasn’t a true vacation home, so the 10% second-home loan was off the table; they went DSCR and put $37,370 down on a $230,000 purchase, with a $5,000 seller credit negotiated in. One year later it reappraised at $322,000, and it grossed $81,210.38 in its first year live. If you’re busy, notice that they hired Teeco for the whole thing (finding the home, design, setup, coaching, and management). The fully done-for-you path works too.</w:t>
       </w:r>
       <w:r>
         <w:t xml:space="preserve"> </w:t>
@@ -13877,7 +13945,7 @@
         <w:t xml:space="preserve"> </w:t>
       </w:r>
       <w:r>
-        <w:t xml:space="preserve">this is the go-to for scaling past deal one, or for a home that doesn’t qualify as a vacation home. Combine with 0% cards and you can be all-in for under $50K. Watch the costs, though: DSCR money runs a point or more above vacation-home rates, and 2–3 points at closing aren’t unusual. Rates move; that premium is the part that doesn’t.</w:t>
+        <w:t xml:space="preserve">this is the go-to for scaling past deal one, or for a home that doesn’t qualify as a vacation home. Combine with 0% cards and you can be all-in for under $50K. Watch the costs, though. DSCR money runs a point or more above vacation-home rates, and 2–3 points at closing aren’t unusual. Rates move; that premium is the part that doesn’t.</w:t>
       </w:r>
     </w:p>
     <w:p>
@@ -13895,7 +13963,7 @@
         <w:t xml:space="preserve"> </w:t>
       </w:r>
       <w:r>
-        <w:t xml:space="preserve">Best for covering the $15K–$35K furnishing bill without draining your down payment. You get 6–18 months interest-free, which is breathing room to get listed and profitable before paying it down. The rule stands: if you put $30K on a 0% card, that $30K goes in your ROI calculation. It’s still real debt.</w:t>
+        <w:t xml:space="preserve">Best for covering the $15K–$35K furnishing bill without draining your down payment. You get 6–18 months interest-free, which is breathing room to get listed and profitable before paying it down. The rule stands. If you put $30K on a 0% card, that $30K goes in your ROI calculation. It’s still real debt.</w:t>
       </w:r>
       <w:r>
         <w:t xml:space="preserve"> </w:t>
@@ -13929,7 +13997,7 @@
         <w:t xml:space="preserve"> </w:t>
       </w:r>
       <w:r>
-        <w:t xml:space="preserve">The most overlooked funding tool, and one of the most powerful in rural markets, where sellers are often tired landlords, heirs, or burned-out owners motivated by ease and relief more than top dollar. You saw it in this chapter’s opening: Ryu’s $15K-down, 0%-interest, $1,000-a-month deal existed because he offered a retiring owner exactly what he wanted.</w:t>
+        <w:t xml:space="preserve">The most overlooked funding tool, and one of the most powerful in rural markets, where sellers are often tired landlords, heirs, or burned-out owners motivated by ease and relief more than top dollar. You saw it in this chapter’s opening. Ryu’s $15K-down, 0%-interest, $1,000-a-month deal existed because he offered a retiring owner exactly what he wanted.</w:t>
       </w:r>
       <w:r>
         <w:t xml:space="preserve"> </w:t>
@@ -14036,7 +14104,7 @@
         <w:t xml:space="preserve"> </w:t>
       </w:r>
       <w:r>
-        <w:t xml:space="preserve">Best for down payments and furnishing when your network has idle cash. Nobody’s begging: you’re offering someone an 8–12% return backed by real property, far better than their savings account or bonds. The ask, without the cringe:</w:t>
+        <w:t xml:space="preserve">Best for down payments and furnishing when your network has idle cash. Nobody’s begging here. You’re offering someone an 8–12% return backed by real property, far better than their savings account or bonds. The ask, without the cringe:</w:t>
       </w:r>
       <w:r>
         <w:t xml:space="preserve"> </w:t>
@@ -14084,7 +14152,7 @@
           <w:bCs/>
           <w:b/>
         </w:rPr>
-        <w:t xml:space="preserve">Example funding stack for a $180,000 home:</w:t>
+        <w:t xml:space="preserve">Example funding stack for a $250,000 home:</w:t>
       </w:r>
     </w:p>
     <w:p>
@@ -14096,7 +14164,7 @@
         <w:pStyle w:val="Compact"/>
       </w:pPr>
       <w:r>
-        <w:t xml:space="preserve">Vacation-home loan, 10% down: $18,000</w:t>
+        <w:t xml:space="preserve">Vacation-home loan, 10% down: $25,000</w:t>
       </w:r>
     </w:p>
     <w:p>
@@ -14148,7 +14216,7 @@
           <w:bCs/>
           <w:b/>
         </w:rPr>
-        <w:t xml:space="preserve">Total cash needed today: about $18,000, essentially just the down payment</w:t>
+        <w:t xml:space="preserve">Total cash needed today: about $25,000, essentially just the down payment</w:t>
       </w:r>
     </w:p>
     <w:p>
@@ -14164,7 +14232,7 @@
           <w:bCs/>
           <w:b/>
         </w:rPr>
-        <w:t xml:space="preserve">Total property value: $180,000</w:t>
+        <w:t xml:space="preserve">Total property value: $250,000</w:t>
       </w:r>
     </w:p>
     <w:p>
@@ -14188,7 +14256,7 @@
         <w:pStyle w:val="FirstParagraph"/>
       </w:pPr>
       <w:r>
-        <w:t xml:space="preserve">Now run a bigger one, start to finish. Take a $205K home and $30K saved. Here’s the stack:</w:t>
+        <w:t xml:space="preserve">Now run a bigger one, start to finish. Take a $280K home and $40K saved. Here’s the stack:</w:t>
       </w:r>
     </w:p>
     <w:p>
@@ -14200,7 +14268,7 @@
         <w:pStyle w:val="Compact"/>
       </w:pPr>
       <w:r>
-        <w:t xml:space="preserve">Vacation-home loan, 10% down: $20,500</w:t>
+        <w:t xml:space="preserve">Vacation-home loan, 10% down: $28,000</w:t>
       </w:r>
     </w:p>
     <w:p>
@@ -14212,7 +14280,7 @@
         <w:pStyle w:val="Compact"/>
       </w:pPr>
       <w:r>
-        <w:t xml:space="preserve">Closing costs after a negotiated $4,000 seller credit: $2,000</w:t>
+        <w:t xml:space="preserve">Closing costs after a negotiated $4,000 seller credit: $3,000</w:t>
       </w:r>
     </w:p>
     <w:p>
@@ -14236,31 +14304,31 @@
         <w:pStyle w:val="Compact"/>
       </w:pPr>
       <w:r>
-        <w:t xml:space="preserve">Cash remaining for reserves: $7,500</w:t>
-      </w:r>
-    </w:p>
-    <w:p>
-      <w:pPr>
-        <w:pStyle w:val="FirstParagraph"/>
-      </w:pPr>
-      <w:r>
-        <w:t xml:space="preserve">First-year projections on solid comps: $60,000 in revenue, $25,000 in expenses, $35,000 in net cash flow.</w:t>
-      </w:r>
-    </w:p>
-    <w:p>
-      <w:pPr>
-        <w:pStyle w:val="BodyText"/>
-      </w:pPr>
-      <w:r>
-        <w:t xml:space="preserve">Run that projection forward. By month 18, the card balances are cleared and reserves sit around $30,000. By month 24, reserves are pushing $50,000: the down payment on property #2, with cushion left over. By month 30, you control two properties, you’ve recovered the original $30K, and you’re building the reserve for property #3.</w:t>
-      </w:r>
-    </w:p>
-    <w:p>
-      <w:pPr>
-        <w:pStyle w:val="BodyText"/>
-      </w:pPr>
-      <w:r>
-        <w:t xml:space="preserve">That’s $375K+ in real estate controlled, debt paid down, and cash generated, all starting from a $30K savings account and a plan. No windfall made that work. A stack did, with every layer doing a specific job.</w:t>
+        <w:t xml:space="preserve">Cash remaining for reserves: $9,000</w:t>
+      </w:r>
+    </w:p>
+    <w:p>
+      <w:pPr>
+        <w:pStyle w:val="FirstParagraph"/>
+      </w:pPr>
+      <w:r>
+        <w:t xml:space="preserve">First-year projections on solid comps: $70,000 in revenue, $30,000 in expenses, $40,000 in net cash flow.</w:t>
+      </w:r>
+    </w:p>
+    <w:p>
+      <w:pPr>
+        <w:pStyle w:val="BodyText"/>
+      </w:pPr>
+      <w:r>
+        <w:t xml:space="preserve">Run that projection forward. By month 18, the card balances are cleared and reserves sit around $35,000. By month 24, reserves are pushing $60,000: the down payment on property #2, with cushion left over. By month 30, you control two properties, you’ve recovered the original $40K, and you’re building the reserve for property #3.</w:t>
+      </w:r>
+    </w:p>
+    <w:p>
+      <w:pPr>
+        <w:pStyle w:val="BodyText"/>
+      </w:pPr>
+      <w:r>
+        <w:t xml:space="preserve">That’s $500K+ in real estate controlled, debt paid down, and cash generated, all starting from a $40K savings account and a plan. No windfall made that work. A stack did, with every layer doing a specific job.</w:t>
       </w:r>
     </w:p>
     <w:bookmarkEnd w:id="120"/>
@@ -14414,7 +14482,7 @@
         <w:pStyle w:val="Compact"/>
       </w:pPr>
       <w:r>
-        <w:t xml:space="preserve">Maximize returns. Minimize cash deployed. Velocity beats security theater.</w:t>
+        <w:t xml:space="preserve">Maximize returns. Minimize cash deployed. Capital that keeps moving beats capital buried in one deal for comfort.</w:t>
       </w:r>
     </w:p>
     <w:p>
@@ -14509,7 +14577,7 @@
         <w:pStyle w:val="BodyText"/>
       </w:pPr>
       <w:r>
-        <w:t xml:space="preserve">The first R told you where to buy: a market with an anchor within 30 minutes. The U told you how much to spend: cheap enough that the payment protects you in slow months. This letter tells you what kind of home to buy and how to set it up once you own it. The answer is simple: buy and build for the group.</w:t>
+        <w:t xml:space="preserve">The first R told you where to buy, in a market with an anchor within 30 minutes. The U told you how much to spend, cheap enough that the payment protects you in slow months. This letter tells you what kind of home to buy and how to set it up once you own it. Buy and build for the group.</w:t>
       </w:r>
     </w:p>
     <w:p>
@@ -14566,23 +14634,23 @@
         <w:pStyle w:val="BodyText"/>
       </w:pPr>
       <w:r>
-        <w:t xml:space="preserve">A $103K house produced ten thousand dollars in a single month. Nearly 10 percent of its purchase price in thirty days. Gross, not take-home. Booked is not banked. Still wins.</w:t>
-      </w:r>
-    </w:p>
-    <w:p>
-      <w:pPr>
-        <w:pStyle w:val="BodyText"/>
-      </w:pPr>
-      <w:r>
-        <w:t xml:space="preserve">When I tell people that number, they guess wrong about what drove it. They guess luck. They guess some secret location. But one home I manage grossed $46K across June and July, two months, and the driver was the same in both cases. Numbers like these don’t come from homes designed for two people and a suitcase. They come from homes with room for everyone, where a whole family or a whole friend group can sleep under one roof.</w:t>
-      </w:r>
-    </w:p>
-    <w:p>
-      <w:pPr>
-        <w:pStyle w:val="BodyText"/>
-      </w:pPr>
-      <w:r>
-        <w:t xml:space="preserve">That’s the big idea of this chapter, and it fits in four words: income follows sleeping capacity. Everything else here (the bunk beds, the extra-guest fee, the minimum-stay rules) is that idea put to work.</w:t>
+        <w:t xml:space="preserve">A $103K house produced ten thousand dollars in a single month. Nearly 10 percent of its purchase price in thirty days. Gross, before expenses. Still wins.</w:t>
+      </w:r>
+    </w:p>
+    <w:p>
+      <w:pPr>
+        <w:pStyle w:val="BodyText"/>
+      </w:pPr>
+      <w:r>
+        <w:t xml:space="preserve">When I tell people that number, they guess luck, or some secret location. But one home I manage grossed $46K across June and July, two months, and the driver was the same in both cases. Numbers like these don’t come from homes designed for two people and a suitcase. They come from homes with room for everyone, where a whole family or a whole friend group can sleep under one roof.</w:t>
+      </w:r>
+    </w:p>
+    <w:p>
+      <w:pPr>
+        <w:pStyle w:val="BodyText"/>
+      </w:pPr>
+      <w:r>
+        <w:t xml:space="preserve">That’s the big idea of this chapter, and it fits in four words. Income follows sleeping capacity. Everything else here (the bunk beds, the extra-guest fee, the minimum-stay rules) is that idea put to work.</w:t>
       </w:r>
     </w:p>
     <w:bookmarkStart w:id="125" w:name="Xda3af3400d87aab0c2ed981e90c4db41254a022"/>
@@ -14731,7 +14799,41 @@
         <w:pStyle w:val="FirstParagraph"/>
       </w:pPr>
       <w:r>
-        <w:t xml:space="preserve">Stack those moves in a 1,000-square-foot, two-bedroom cabin and watch the count climb. Most hosts stop at four: a queen in each bedroom. Add a trundle and you’re at six. Make the sofa a pull-out and you’re at eight. Swap one queen for a queen-over-queen bunk and you’re at ten. That’s one sleeper per 100 square feet, right on target.</w:t>
+        <w:t xml:space="preserve">Stack those moves in a 1,000-square-foot, two-bedroom cabin and watch the count climb. Most hosts stop at four, a queen in each bedroom. Add a trundle and you’re at six. Make the sofa a pull-out and you’re at eight. Swap one queen for a queen-over-queen bunk and you’re at ten. That’s one sleeper per 100 square feet, right on target.</w:t>
+      </w:r>
+    </w:p>
+    <w:p>
+      <w:pPr>
+        <w:pStyle w:val="BodyText"/>
+      </w:pPr>
+      <w:r>
+        <w:t xml:space="preserve">That little cabin is the floor, the smallest home the math still works on, not the home I’m telling you to buy. My minimum spec is 3 bedrooms, 2 baths, and 1,500 square feet. What I actually recommend is 4 bedrooms, 3 baths, and 2,000-plus square feet. I never suggest a 2 bed, 1 bath.</w:t>
+      </w:r>
+    </w:p>
+    <w:p>
+      <w:pPr>
+        <w:pStyle w:val="BodyText"/>
+      </w:pPr>
+      <w:r>
+        <w:t xml:space="preserve">Two reasons. Airbnb’s bedroom filter tops out at</w:t>
+      </w:r>
+      <w:r>
+        <w:t xml:space="preserve"> </w:t>
+      </w:r>
+      <w:r>
+        <w:t xml:space="preserve">“</w:t>
+      </w:r>
+      <w:r>
+        <w:t xml:space="preserve">4+ bedrooms,</w:t>
+      </w:r>
+      <w:r>
+        <w:t xml:space="preserve">”</w:t>
+      </w:r>
+      <w:r>
+        <w:t xml:space="preserve"> </w:t>
+      </w:r>
+      <w:r>
+        <w:t xml:space="preserve">so a 4-bedroom home shows up in every large-group search on the platform. And capacity doesn’t pay in a straight line. Homes that sleep 16 or more earn disproportionately more. I recently saw a cabin that sleeps 30 charging $2,000 a night. That’s where rural homes can really shine, and it’s also an outlier, so don’t go hunting for one. Most of the homes I target are $250K to $350K for a 4 bed, 3 bath.</w:t>
       </w:r>
     </w:p>
     <w:p>
@@ -14755,7 +14857,7 @@
         <w:pStyle w:val="BodyText"/>
       </w:pPr>
       <w:r>
-        <w:t xml:space="preserve">One warning before you go bunk-bed crazy: capacity is a system, not a bed count. We’ll get to that in a minute.</w:t>
+        <w:t xml:space="preserve">One warning before you go bunk-bed crazy. Capacity is a system, not a bed count. We’ll get to that in a minute.</w:t>
       </w:r>
     </w:p>
     <w:bookmarkEnd w:id="125"/>
@@ -14831,7 +14933,7 @@
         <w:pStyle w:val="BodyText"/>
       </w:pPr>
       <w:r>
-        <w:t xml:space="preserve">That math shapes group behavior in two ways that both favor you. Big groups book big homes, because splitting the cost only works when everyone fits. And group stays run longer, because nobody herds twelve people’s calendars into line for a two-night hop. When the group finally aligns, they stay. Hold that thought; longer stays become very important later in this chapter.</w:t>
+        <w:t xml:space="preserve">That math shapes group behavior in two ways that both favor you. Big groups book big homes, because splitting the cost only works when everyone fits. And group stays run longer, because nobody herds twelve people’s calendars into line for a two-night hop. When the group finally aligns, they stay. Hold that thought.</w:t>
       </w:r>
     </w:p>
     <w:bookmarkEnd w:id="126"/>
@@ -14889,15 +14991,15 @@
         <w:pStyle w:val="BodyText"/>
       </w:pPr>
       <w:r>
-        <w:t xml:space="preserve">Setting it up takes minutes. Choose a base guest count below your maximum, then attach a per-guest, per-night fee for everyone above it. I won’t hand you a magic dollar figure, because the right fee depends on your market. Open the top listings in your area, note the fee each one charges and the base count where it kicks in, and position yourself against that. Then leave it alone and let it compound, booking after booking.</w:t>
-      </w:r>
-    </w:p>
-    <w:p>
-      <w:pPr>
-        <w:pStyle w:val="BodyText"/>
-      </w:pPr>
-      <w:r>
-        <w:t xml:space="preserve">But notice what the fee requires: capacity. You cannot charge for the seventh sleeper if your home only sleeps six. Every bunk, trundle, and pull-out from the capacity principle earns twice: it widens your audience in search, and it lengthens the meter on every booking. The extra-guest fee is where heads in beds turns directly into dollars.</w:t>
+        <w:t xml:space="preserve">Setting it up takes minutes. Choose a base guest count below your maximum, then attach a per-guest, per-night fee for everyone above it. I won’t hand you a magic dollar figure, because the right fee depends on your market. Open the top listings in your area, note the fee each one charges and the base count where it kicks in, and position yourself against that. Then leave it alone and let it compound.</w:t>
+      </w:r>
+    </w:p>
+    <w:p>
+      <w:pPr>
+        <w:pStyle w:val="BodyText"/>
+      </w:pPr>
+      <w:r>
+        <w:t xml:space="preserve">But notice what the fee requires. Capacity. You cannot charge for the seventh sleeper if your home only sleeps six. Every bunk, trundle, and pull-out from the capacity principle earns twice: it widens your audience in search, and it adds billable guests to every booking. The extra-guest fee is where heads in beds turns directly into dollars.</w:t>
       </w:r>
     </w:p>
     <w:bookmarkEnd w:id="127"/>
@@ -15035,7 +15137,7 @@
         <w:pStyle w:val="BodyText"/>
       </w:pPr>
       <w:r>
-        <w:t xml:space="preserve">And here is the warning I promised. More beds mean more heads mean more revenue, but seating, dining, and comfort must match occupancy. If your listing says</w:t>
+        <w:t xml:space="preserve">And here is the warning I promised. More beds mean more heads mean more revenue, but seating, dining, and comfort must match the sleeper count. If your listing says</w:t>
       </w:r>
       <w:r>
         <w:t xml:space="preserve"> </w:t>
@@ -15053,7 +15155,7 @@
         <w:t xml:space="preserve"> </w:t>
       </w:r>
       <w:r>
-        <w:t xml:space="preserve">and your dining table seats 4, you haven’t built a group home. You’ve built a disappointment with bunk beds. Count it out: 12 sleepers means 12 dining chairs, 12 place settings, 12 mugs, and living-room seating where the whole group can actually land at the same time.</w:t>
+        <w:t xml:space="preserve">and your dining table seats 4, you haven’t built a group home. You’ve built a disappointment with bunk beds. Count it out. Twelve sleepers means 12 dining chairs, 12 place settings, 12 mugs, and living-room seating where the whole group can actually land at the same time.</w:t>
       </w:r>
     </w:p>
     <w:p>
@@ -15095,7 +15197,7 @@
         <w:pStyle w:val="BodyText"/>
       </w:pPr>
       <w:r>
-        <w:t xml:space="preserve">Most hosts obsess over nightly rate. The real metric is revenue per turn: what one booking nets you after the fixed cost of turning the home over between guests. Every turnover costs roughly the same in cleaning and supplies whether the guest stayed two nights or five. That fixed cost is why two bookings that look similar can perform completely differently.</w:t>
+        <w:t xml:space="preserve">Most hosts obsess over nightly rate. The real metric is revenue per turn: what one booking nets you after the fixed cost of turning the home over between guests. Every turnover costs roughly the same in cleaning and supplies whether the guest stayed two nights or five. That fixed cost is why two similar-looking bookings can perform completely differently.</w:t>
       </w:r>
     </w:p>
     <w:p>
@@ -15551,7 +15653,7 @@
         <w:pStyle w:val="FirstParagraph"/>
       </w:pPr>
       <w:r>
-        <w:t xml:space="preserve">Will longer minimums cost you bookings? Yes. The bad ones. You’ll take fewer bookings and earn more per booking. And fewer bookings does not mean a quieter calendar: longer stays fill it in blocks, so occupancy might run 55 percent with 1-night minimums and 65 percent with 3-night minimums. Net profit climbs with it, because every booking that remains clears the revenue-per-turn bar.</w:t>
+        <w:t xml:space="preserve">Will longer minimums cost you bookings? Yes. The bad ones. You’ll take fewer bookings and earn more per booking. And fewer bookings does not mean a quieter calendar. Longer stays fill it in blocks, so occupancy (the share of your available nights that actually get booked) might run 55 percent with 1-night minimums and 65 percent with 3-night minimums. Net profit climbs with it, because every booking that remains clears the revenue-per-turn bar.</w:t>
       </w:r>
     </w:p>
     <w:p>
@@ -15681,15 +15783,15 @@
         <w:pStyle w:val="BodyText"/>
       </w:pPr>
       <w:r>
-        <w:t xml:space="preserve">Say the caveat with me, because I’ll keep repeating it: gross, not take-home. Booked is not banked. Still wins.</w:t>
-      </w:r>
-    </w:p>
-    <w:p>
-      <w:pPr>
-        <w:pStyle w:val="BodyText"/>
-      </w:pPr>
-      <w:r>
-        <w:t xml:space="preserve">One thing remains, though, and it’s the difference between capacity on paper and capacity that pays. A home that sleeps twelve earns nothing if nobody clicks on it. Guests decide in about 3 seconds, and your first 5 photos do the selling. Build a home for the group and then lose the scroll, and you’ve cooked a feast with the doors locked.</w:t>
+        <w:t xml:space="preserve">Say the caveat with me, because I’ll keep repeating it. These numbers are gross, before expenses. They still win.</w:t>
+      </w:r>
+    </w:p>
+    <w:p>
+      <w:pPr>
+        <w:pStyle w:val="BodyText"/>
+      </w:pPr>
+      <w:r>
+        <w:t xml:space="preserve">One thing remains, though, and it’s the difference between capacity on paper and capacity that pays. A home that sleeps twelve earns nothing if nobody clicks on it. Guests decide in about 3 seconds, and your first 5 photos do the selling. Build a home for the group and then lose the scroll, and all that capacity sits there earning nothing.</w:t>
       </w:r>
     </w:p>
     <w:p>
@@ -15739,7 +15841,7 @@
         <w:pStyle w:val="Compact"/>
       </w:pPr>
       <w:r>
-        <w:t xml:space="preserve">Aim near one sleeper per 100 square feet. Queen-over-queen bunks, trundles, and pull-out sofas can take a 1,000-square-foot cabin from four sleepers to ten.</w:t>
+        <w:t xml:space="preserve">Aim near one sleeper per 100 square feet. Queen-over-queen bunks, trundles, and pull-out sofas can take a 1,000-square-foot cabin from four sleepers to ten. And that cabin is the floor, not the target.</w:t>
       </w:r>
     </w:p>
     <w:p>
@@ -15751,6 +15853,48 @@
         <w:pStyle w:val="Compact"/>
       </w:pPr>
       <w:r>
+        <w:t xml:space="preserve">Minimum spec: 3 bed, 2 bath, 1,500 square feet. Recommended: 4 bed, 3 bath, 2,000-plus. Airbnb’s bedroom filter tops out at</w:t>
+      </w:r>
+      <w:r>
+        <w:t xml:space="preserve"> </w:t>
+      </w:r>
+      <w:r>
+        <w:t xml:space="preserve">“</w:t>
+      </w:r>
+      <w:r>
+        <w:t xml:space="preserve">4+ bedrooms,</w:t>
+      </w:r>
+      <w:r>
+        <w:t xml:space="preserve">”</w:t>
+      </w:r>
+      <w:r>
+        <w:t xml:space="preserve"> </w:t>
+      </w:r>
+      <w:r>
+        <w:t xml:space="preserve">so a 4-bedroom shows up in every large-group search.</w:t>
+      </w:r>
+    </w:p>
+    <w:p>
+      <w:pPr>
+        <w:numPr>
+          <w:ilvl w:val="0"/>
+          <w:numId w:val="1090"/>
+        </w:numPr>
+        <w:pStyle w:val="Compact"/>
+      </w:pPr>
+      <w:r>
+        <w:t xml:space="preserve">Homes that sleep 16+ earn disproportionately more. The cabin sleeping 30 at $2,000 a night is an outlier; most of my targets are $250K to $350K, 4 bed, 3 bath.</w:t>
+      </w:r>
+    </w:p>
+    <w:p>
+      <w:pPr>
+        <w:numPr>
+          <w:ilvl w:val="0"/>
+          <w:numId w:val="1090"/>
+        </w:numPr>
+        <w:pStyle w:val="Compact"/>
+      </w:pPr>
+      <w:r>
         <w:t xml:space="preserve">More heads in beds equals more groups you can serve, and more money per night.</w:t>
       </w:r>
     </w:p>
@@ -15799,7 +15943,7 @@
         <w:pStyle w:val="Compact"/>
       </w:pPr>
       <w:r>
-        <w:t xml:space="preserve">You can’t sleep twelve and seat four. Seating, dining, and comfort must match occupancy.</w:t>
+        <w:t xml:space="preserve">You can’t sleep twelve and seat four. Seating, dining, and comfort must match the sleeper count.</w:t>
       </w:r>
     </w:p>
     <w:p>
@@ -15862,7 +16006,7 @@
         <w:pStyle w:val="BodyText"/>
       </w:pPr>
       <w:r>
-        <w:t xml:space="preserve">That makes aesthetics the cheapest revenue lever you have. You can’t move your property closer to the national park. You can’t lower your purchase price after closing. But for a fraction of what you paid for the house, you can change how it performs, often adding 10–20 points of occupancy and $20–$40 a night to your rate. No other letter in RURAL gives you that kind of return on money you spend after the deal is done.</w:t>
+        <w:t xml:space="preserve">That makes aesthetics the cheapest revenue lever you have. You can’t move your property closer to the national park. You can’t lower your purchase price after closing. But for a fraction of what you paid for the house, you can change how it performs, often adding 10–20 points of occupancy (the percentage of available nights that actually get booked) and $20–$40 a night to your rate. No other letter in RURAL gives you that kind of return on money you spend after the deal is done.</w:t>
       </w:r>
     </w:p>
     <w:p>
@@ -15956,7 +16100,7 @@
         <w:pStyle w:val="BodyText"/>
       </w:pPr>
       <w:r>
-        <w:t xml:space="preserve">The house appraised at around $240K when the work was done. Then the bookings started: $150K gross in its first two years. And the number that explains the number: a 4.95-star rating across more than 70 stays.</w:t>
+        <w:t xml:space="preserve">The house appraised at around $240K when the work was done. Then the bookings started. She grossed $150K in the first two years, and gross means everything guests paid, before a single expense came out. The number that explains that one is a 4.95-star rating across more than 70 stays.</w:t>
       </w:r>
     </w:p>
     <w:p>
@@ -15997,7 +16141,7 @@
         <w:pStyle w:val="BodyText"/>
       </w:pPr>
       <w:r>
-        <w:t xml:space="preserve">Think about what a guest actually sees before they book. Not your house. A grid of photos, a title, and a price. Every dollar you spend on design is really a dollar spent on those photos, and the photos are what get paid.</w:t>
+        <w:t xml:space="preserve">Think about what a guest actually sees before they book. Not your house. A grid of photos, a title, and a price. Every dollar you spend on design is really a dollar spent on those photos, because the photos are what guests actually book from.</w:t>
       </w:r>
     </w:p>
     <w:p>
@@ -16013,7 +16157,7 @@
         <w:pStyle w:val="BodyText"/>
       </w:pPr>
       <w:r>
-        <w:t xml:space="preserve">The real question is how you’ll do it: yourself, or with a pro? This chapter gives you both paths, plus the details that make a property stand out and hold up over time: staging, photography, durability, designing for your location.</w:t>
+        <w:t xml:space="preserve">The real question is how you’ll do it. Yourself, or with a pro? This chapter gives you both paths, plus the details that make a property stand out and hold up over time: staging, photography, durability, designing for your location.</w:t>
       </w:r>
     </w:p>
     <w:p>
@@ -17407,7 +17551,7 @@
         <w:pStyle w:val="BodyText"/>
       </w:pPr>
       <w:r>
-        <w:t xml:space="preserve">If you can’t find a local photographer, we run a remote photo service that can help; you’ll find it in the Bonus Pack at the back of the book.</w:t>
+        <w:t xml:space="preserve">And you’re not stuck with what the photographer hands you. If you don’t love the edits, or the photos don’t all share the same tint, a service like photolab.teeco.co can mass-edit your images to Airbnb quality. Use the customize options to add people for lifestyle shots or swap in a beautiful sky, or keep the image original and just get the whole set consistent. Then curate like you’re building a hotel or resort listing. Show only what you want guests to see.</w:t>
       </w:r>
     </w:p>
     <w:bookmarkEnd w:id="145"/>
@@ -17443,7 +17587,7 @@
         <w:t xml:space="preserve"> </w:t>
       </w:r>
       <w:r>
-        <w:t xml:space="preserve">Search Airbnb and Vrbo for properties similar to yours: same size, same price point, same location. Identify the top 3–5 with strong reviews and bookings.</w:t>
+        <w:t xml:space="preserve">Comps are the comparable listings guests will see right next to yours. Search Airbnb and Vrbo for properties similar to yours: same size, same price point, same location. Identify the top 3–5 with strong reviews and bookings.</w:t>
       </w:r>
     </w:p>
     <w:p>
@@ -17885,7 +18029,7 @@
         <w:pStyle w:val="FirstParagraph"/>
       </w:pPr>
       <w:r>
-        <w:t xml:space="preserve">The balance: 20% local flavor, 80% timeless design. Don’t theme it like a cartoon. A mountain cabin doesn’t need bear wallpaper in every room.</w:t>
+        <w:t xml:space="preserve">The balance is 20% local flavor, 80% timeless design. Don’t theme it like a cartoon. A mountain cabin doesn’t need bear wallpaper in every room.</w:t>
       </w:r>
     </w:p>
     <w:bookmarkEnd w:id="147"/>
@@ -18849,7 +18993,7 @@
         <w:pStyle w:val="FirstParagraph"/>
       </w:pPr>
       <w:r>
-        <w:t xml:space="preserve">Reality check: launching even a month sooner can mean $5K–$15K in extra bookings during peak season. For some investors, the designer fee pays for itself in the first month.</w:t>
+        <w:t xml:space="preserve">Launching even a month sooner can mean $5K–$15K in extra bookings during peak season. For some investors, the designer fee pays for itself in the first month.</w:t>
       </w:r>
     </w:p>
     <w:p>
@@ -19055,23 +19199,23 @@
         <w:pStyle w:val="BodyText"/>
       </w:pPr>
       <w:r>
-        <w:t xml:space="preserve">Remember the shape of that deal: a $103K cash purchase, roughly $70K of renovation (inflated by the contractor mess), and about $30K of furniture, with the last stretch of work finished by hand after the pros walked. The work moved the appraisal to around $240K before a single guest checked in. Then the bookings did the rest: $150K gross in the first two years, powered by a 4.95-star rating across 70+ stays. Gross, not take-home. Booked is not banked. Still wins.</w:t>
-      </w:r>
-    </w:p>
-    <w:p>
-      <w:pPr>
-        <w:pStyle w:val="BodyText"/>
-      </w:pPr>
-      <w:r>
-        <w:t xml:space="preserve">The quality of the setup and the quality of the reviews are the same number wearing different clothes.</w:t>
-      </w:r>
-    </w:p>
-    <w:p>
-      <w:pPr>
-        <w:pStyle w:val="BodyText"/>
-      </w:pPr>
-      <w:r>
-        <w:t xml:space="preserve">And there’s nothing frivolous about a design budget. It’s math. The Candy Bar Method shows it: $10K in the right amenities generates thousands per month in additional bookings. Add thoughtful design on top and you’ve built a machine.</w:t>
+        <w:t xml:space="preserve">Remember the shape of that deal. A $103K cash purchase, roughly $70K of renovation (inflated by the contractor mess), and about $30K of furniture, with the last stretch of work finished by hand after the pros walked. The work moved the appraisal to around $240K before a single guest checked in. Then the bookings did the rest. $150K gross in the first two years, powered by a 4.95-star rating across 70+ stays. Gross, not take-home. Still wins.</w:t>
+      </w:r>
+    </w:p>
+    <w:p>
+      <w:pPr>
+        <w:pStyle w:val="BodyText"/>
+      </w:pPr>
+      <w:r>
+        <w:t xml:space="preserve">The quality of the setup shows up, almost one for one, in the quality of the reviews.</w:t>
+      </w:r>
+    </w:p>
+    <w:p>
+      <w:pPr>
+        <w:pStyle w:val="BodyText"/>
+      </w:pPr>
+      <w:r>
+        <w:t xml:space="preserve">And there’s nothing frivolous about a design budget. It’s math. The Candy Bar Method already showed you the numbers. $10K in the right amenities generates thousands per month in additional bookings. Add thoughtful design on top and you’ve built a machine.</w:t>
       </w:r>
     </w:p>
     <w:p>
@@ -19150,6 +19294,18 @@
       </w:pPr>
       <w:r>
         <w:t xml:space="preserve">Audit your top 3–5 comps before spending a dollar. Their reviews tell you exactly what to build and what to avoid.</w:t>
+      </w:r>
+    </w:p>
+    <w:p>
+      <w:pPr>
+        <w:numPr>
+          <w:ilvl w:val="0"/>
+          <w:numId w:val="1122"/>
+        </w:numPr>
+        <w:pStyle w:val="Compact"/>
+      </w:pPr>
+      <w:r>
+        <w:t xml:space="preserve">Always hire a pro for photos. If the edits or the tint are off, mass-edit the set, then curate the gallery like a hotel listing; guests see only what you show them.</w:t>
       </w:r>
     </w:p>
     <w:p>
@@ -19304,15 +19460,15 @@
         <w:pStyle w:val="FirstParagraph"/>
       </w:pPr>
       <w:r>
-        <w:t xml:space="preserve">The rule is simple: if you paid thousands for it, show it early. The hot tub, the cedar sauna, the epic fire pit. All of it goes in your first five, and in your title.</w:t>
-      </w:r>
-    </w:p>
-    <w:p>
-      <w:pPr>
-        <w:pStyle w:val="BodyText"/>
-      </w:pPr>
-      <w:r>
-        <w:t xml:space="preserve">This is where the Candy Bar Method and the Photo-First Rule from Chapter 11 cash out. You invested in the amenities guests search for and designed them to photograph well. Now put them where the search happens: slots one through five.</w:t>
+        <w:t xml:space="preserve">The rule is simple. If you paid thousands for it, show it early. The hot tub, the cedar sauna, the epic fire pit. All of it goes in your first five, and in your title.</w:t>
+      </w:r>
+    </w:p>
+    <w:p>
+      <w:pPr>
+        <w:pStyle w:val="BodyText"/>
+      </w:pPr>
+      <w:r>
+        <w:t xml:space="preserve">This is where the Candy Bar Method and the Photo-First Rule from Chapter 11 cash out. You invested in the amenities guests search for and designed them to photograph well. Now put them where the search happens, in slots one through five.</w:t>
       </w:r>
     </w:p>
     <w:bookmarkEnd w:id="156"/>
@@ -19374,7 +19530,7 @@
         <w:pStyle w:val="FirstParagraph"/>
       </w:pPr>
       <w:r>
-        <w:t xml:space="preserve">Avoid generic:</w:t>
+        <w:t xml:space="preserve">Avoid generic titles like</w:t>
       </w:r>
       <w:r>
         <w:t xml:space="preserve"> </w:t>
@@ -19484,15 +19640,15 @@
         <w:pStyle w:val="BodyText"/>
       </w:pPr>
       <w:r>
-        <w:t xml:space="preserve">Our recommendation: set launch pricing 15–20% below your average comp ADR. Offer extras like early check-in or free firewood. Set a 3-night minimum to reduce turnovers and keep control of your calendar.</w:t>
-      </w:r>
-    </w:p>
-    <w:p>
-      <w:pPr>
-        <w:pStyle w:val="BodyText"/>
-      </w:pPr>
-      <w:r>
-        <w:t xml:space="preserve">It feels like leaving money on the table, until you remember that a new listing with zero reviews at full price is invisible. A new listing priced under the comps books immediately, and each booking buys the thing you actually need in month one: proof.</w:t>
+        <w:t xml:space="preserve">Our recommendation is to set launch pricing 15–20% below your average comp ADR. Offer extras like early check-in or free firewood. Set a 3-night minimum to reduce turnovers (the clean-and-reset between one guest leaving and the next arriving) and keep control of your calendar.</w:t>
+      </w:r>
+    </w:p>
+    <w:p>
+      <w:pPr>
+        <w:pStyle w:val="BodyText"/>
+      </w:pPr>
+      <w:r>
+        <w:t xml:space="preserve">It feels like leaving money on the table, until you remember that a new listing with zero reviews at full price is invisible. A new listing priced under the comps books immediately, and each booking buys the proof you actually need in month one.</w:t>
       </w:r>
     </w:p>
     <w:bookmarkEnd w:id="160"/>
@@ -19570,7 +19726,7 @@
         <w:pStyle w:val="FirstParagraph"/>
       </w:pPr>
       <w:r>
-        <w:t xml:space="preserve">Bottom line: your photos, title, and first few lines do the heavy lifting. Lead with what makes your property stand out, not how many beds you have. Make it irresistible and searchable.</w:t>
+        <w:t xml:space="preserve">Your photos, title, and first few lines do the heavy lifting. Lead with what makes your property stand out, not how many beds you have. Make it irresistible and searchable.</w:t>
       </w:r>
     </w:p>
     <w:bookmarkEnd w:id="161"/>
@@ -19625,7 +19781,7 @@
         <w:t xml:space="preserve"> </w:t>
       </w:r>
       <w:r>
-        <w:t xml:space="preserve">New listings get priority visibility for their first month on the platform. This is your golden window: the algorithm hands you free traffic. Use it aggressively. Launch pricing 15–20% below market, give early guests amazing experiences, and rack up reviews fast.</w:t>
+        <w:t xml:space="preserve">New listings get priority visibility for their first month on the platform. This is your golden window, when the algorithm hands you free traffic. Use it aggressively. Launch pricing 15–20% below market, give early guests amazing experiences, and rack up reviews fast.</w:t>
       </w:r>
     </w:p>
     <w:p>
@@ -19706,7 +19862,7 @@
         <w:t xml:space="preserve"> </w:t>
       </w:r>
       <w:r>
-        <w:t xml:space="preserve">If your nightly rate is 20% higher than similar properties with similar reviews, you rank lower. Price strategically: below market in month one to gain reviews, then at market, then above market once your reviews justify it.</w:t>
+        <w:t xml:space="preserve">If your nightly rate is 20% higher than similar properties with similar reviews, you rank lower. Price strategically. Go below market in month one to gain reviews, then at market, then above market once your reviews justify it.</w:t>
       </w:r>
     </w:p>
     <w:p>
@@ -19735,7 +19891,7 @@
         <w:pStyle w:val="FirstParagraph"/>
       </w:pPr>
       <w:r>
-        <w:t xml:space="preserve">Reviews are the only currency the algorithm never stops counting.</w:t>
+        <w:t xml:space="preserve">Reviews are the one signal the algorithm never stops counting.</w:t>
       </w:r>
     </w:p>
     <w:p>
@@ -20055,7 +20211,7 @@
         <w:pStyle w:val="Compact"/>
       </w:pPr>
       <w:r>
-        <w:t xml:space="preserve">Pre-list before launch: early indexing and wishlists warm up the algorithm.</w:t>
+        <w:t xml:space="preserve">Pre-list before launch, so early indexing and wishlists warm up the algorithm.</w:t>
       </w:r>
     </w:p>
     <w:p>
@@ -20133,7 +20289,7 @@
         <w:pStyle w:val="BodyText"/>
       </w:pPr>
       <w:r>
-        <w:t xml:space="preserve">Both halves of that story are true at once. A reno-light home can go from keys to staged in about a week. A botched fixer can eat a third of your year. Most launches live between those two poles, and this chapter gives you the realistic, repeatable middle: the Six-Week Launch.</w:t>
+        <w:t xml:space="preserve">Both halves of that story are true at once. A reno-light home can go from keys to staged in about a week. A botched fixer can eat a third of your year. Most launches land somewhere between those two extremes, and this chapter gives you the realistic, repeatable middle: the Six-Week Launch.</w:t>
       </w:r>
     </w:p>
     <w:p>
@@ -20194,7 +20350,7 @@
         <w:t xml:space="preserve"> </w:t>
       </w:r>
       <w:r>
-        <w:t xml:space="preserve">Speed eliminates the biggest cost of all: lost revenue from empty nights. Six weeks is fast enough to feel urgent and long enough to survive the surprises.</w:t>
+        <w:t xml:space="preserve">Speed eliminates your biggest cost, the revenue lost to empty nights. Six weeks is fast enough to feel urgent and long enough to survive the surprises.</w:t>
       </w:r>
     </w:p>
     <w:p>
@@ -20598,7 +20754,7 @@
         <w:t xml:space="preserve"> </w:t>
       </w:r>
       <w:r>
-        <w:t xml:space="preserve">Always budget for pro photos. No other line item earns back more per dollar. The photos are what get paid.</w:t>
+        <w:t xml:space="preserve">Always budget for pro photos. No other line item earns back more per dollar, because the photos are what guests book from.</w:t>
       </w:r>
     </w:p>
     <w:p>
@@ -20794,7 +20950,7 @@
         <w:pStyle w:val="FirstParagraph"/>
       </w:pPr>
       <w:r>
-        <w:t xml:space="preserve">The pattern: amenities that create memorable moments drive disproportionate revenue. Skip the granite. Fund the moments guests will photograph and share.</w:t>
+        <w:t xml:space="preserve">Notice the pattern. Amenities that create memorable moments drive disproportionate revenue. Skip the granite. Fund the moments guests will photograph and share.</w:t>
       </w:r>
     </w:p>
     <w:p>
@@ -21088,7 +21244,7 @@
         <w:pStyle w:val="BodyText"/>
       </w:pPr>
       <w:r>
-        <w:t xml:space="preserve">And remember the third letter of RURAL while you shop: sleeping capacity is revenue. One of the best ROI tricks in furnishing is designing homes that sleep 5–6 in under 1,000 sq ft using queen-over-queen bunks, trundle beds, and pull-out sofas. More heads in beds means more groups you can serve, and more money per night.</w:t>
+        <w:t xml:space="preserve">And remember the third letter of RURAL while you shop. Sleeping capacity is revenue. One of the best ROI tricks in furnishing is squeezing more sleepers out of every room with queen-over-queen bunks, trundle beds, and pull-out sofas. More heads in beds means more groups you can serve, and more money per night.</w:t>
       </w:r>
     </w:p>
     <w:p>
@@ -21272,15 +21428,15 @@
         <w:t xml:space="preserve"> </w:t>
       </w:r>
       <w:r>
-        <w:t xml:space="preserve">budget $10–$20 per square foot for furniture and décor. An 800 sq ft cabin runs $8K–$16K. A 1,200 sq ft lodge runs $12K–$24K. Outsourcing design and setup adds $10K–$25K in service fees, often worth it to save time, avoid errors, and launch fast.</w:t>
-      </w:r>
-    </w:p>
-    <w:p>
-      <w:pPr>
-        <w:pStyle w:val="BodyText"/>
-      </w:pPr>
-      <w:r>
-        <w:t xml:space="preserve">If you hire help: approve mood boards and picks within 24 hours, trust the process, and stay focused on function first, aesthetics second. You are the bottleneck if you let yourself be.</w:t>
+        <w:t xml:space="preserve">budget $10–$20 per square foot for furniture and décor. An 800 sq ft cabin runs $8K–$16K, and treat that as the floor. The 4 bed, 3 bath, 2,000 sq ft home we actually recommend (these typically sell for $250K–$350K as I write this) runs $20K–$40K. Outsourcing design and setup adds $10K–$25K in service fees, often worth it to save time, avoid errors, and launch fast.</w:t>
+      </w:r>
+    </w:p>
+    <w:p>
+      <w:pPr>
+        <w:pStyle w:val="BodyText"/>
+      </w:pPr>
+      <w:r>
+        <w:t xml:space="preserve">If you hire help, approve mood boards and picks within 24 hours, trust the process, and stay focused on function first, aesthetics second. You are the bottleneck if you let yourself be.</w:t>
       </w:r>
     </w:p>
     <w:bookmarkEnd w:id="171"/>
@@ -21408,15 +21564,15 @@
         <w:pStyle w:val="FirstParagraph"/>
       </w:pPr>
       <w:r>
-        <w:t xml:space="preserve">Why the 6-week plan works: it gives you cushion without killing urgency. You go live polished and professional, and even if something slips a week, you don’t miss your launch window. Notice that photos happen in week 3 or 4, not week 6. The shoot is the gate for everything downstream, so schedule the photographer before you think you’re ready.</w:t>
-      </w:r>
-    </w:p>
-    <w:p>
-      <w:pPr>
-        <w:pStyle w:val="BodyText"/>
-      </w:pPr>
-      <w:r>
-        <w:t xml:space="preserve">One more hire matters here: your boots-on-the-ground team of cleaner, handyman, and lawn or snow care. Your first cleaner is your most important hire. Treat them like a partner.</w:t>
+        <w:t xml:space="preserve">The 6-week plan works because it gives you cushion without killing urgency. You go live polished and professional, and even if something slips a week, you don’t miss your launch window. Notice that photos happen in week 3 or 4, not week 6. The shoot is the gate for everything downstream, so schedule the photographer before you think you’re ready.</w:t>
+      </w:r>
+    </w:p>
+    <w:p>
+      <w:pPr>
+        <w:pStyle w:val="BodyText"/>
+      </w:pPr>
+      <w:r>
+        <w:t xml:space="preserve">One more hire matters here, your boots-on-the-ground team of cleaner, handyman, and lawn or snow care. Your first cleaner is your most important hire. Treat them like a partner.</w:t>
       </w:r>
     </w:p>
     <w:bookmarkEnd w:id="172"/>
@@ -21434,7 +21590,7 @@
         <w:pStyle w:val="FirstParagraph"/>
       </w:pPr>
       <w:r>
-        <w:t xml:space="preserve">The house is furnished, the listing is live, and the first booking just came in. Now comes the part that turns a house into a revenue-generating asset: smooth, responsive operations.</w:t>
+        <w:t xml:space="preserve">The house is furnished, the listing is live, and the first booking just came in. Smooth, responsive operations are what turn that house into a revenue-generating asset from here.</w:t>
       </w:r>
     </w:p>
     <w:p>
@@ -21580,7 +21736,7 @@
         <w:pStyle w:val="Compact"/>
       </w:pPr>
       <w:r>
-        <w:t xml:space="preserve">Speed eliminates the biggest cost of all: empty nights. Target keys-to-guest in about six weeks; a reno-light home can move even faster.</w:t>
+        <w:t xml:space="preserve">Speed eliminates your biggest cost, empty nights. Target keys-to-guest in about six weeks; a reno-light home can move even faster.</w:t>
       </w:r>
     </w:p>
     <w:p>
@@ -21640,7 +21796,7 @@
         <w:pStyle w:val="Compact"/>
       </w:pPr>
       <w:r>
-        <w:t xml:space="preserve">Budget $10–$20 per square foot for furnishings, and approve design decisions within 24 hours so you’re never the bottleneck.</w:t>
+        <w:t xml:space="preserve">Budget $10–$20 per square foot for furnishings ($20K–$40K on the 2,000 sq ft home we recommend), and approve design decisions within 24 hours so you’re never the bottleneck.</w:t>
       </w:r>
     </w:p>
     <w:p>
@@ -21664,7 +21820,7 @@
         <w:pStyle w:val="Compact"/>
       </w:pPr>
       <w:r>
-        <w:t xml:space="preserve">Booked is not banked. But nothing gets banked until you launch.</w:t>
+        <w:t xml:space="preserve">Even a full calendar is gross revenue, not money in the bank. But nothing reaches the bank until you launch.</w:t>
       </w:r>
     </w:p>
     <w:p>
@@ -21707,7 +21863,7 @@
         <w:pStyle w:val="BodyText"/>
       </w:pPr>
       <w:r>
-        <w:t xml:space="preserve">Here is the whole principle in one line: about $80 a month in software for messaging, pricing, and cleaner coordination can run your short-term rental (STR) so completely that the asset barely needs you. Keep your W2 while it ramps. Let the systems carry the load while the property proves itself.</w:t>
+        <w:t xml:space="preserve">The whole principle fits in one line. About $80 a month in software for messaging, pricing, and cleaner coordination can run your short-term rental (STR) so completely that the asset barely needs you. Keep your W2 while it ramps. Let the systems carry the load while the property proves itself.</w:t>
       </w:r>
     </w:p>
     <w:p>
@@ -21763,7 +21919,7 @@
         <w:pStyle w:val="FirstParagraph"/>
       </w:pPr>
       <w:r>
-        <w:t xml:space="preserve">When I bought my first rentals, a friend of mine managed them. And I still remember the feeling that came with that arrangement: relief. Guests checked in, guests checked out, money showed up, and none of it needed me. Before I ever drew a systems diagram, that friend taught me lesson one of this chapter. The asset can run without you.</w:t>
+        <w:t xml:space="preserve">When I bought my first rentals, a friend of mine managed them. And I still remember the feeling that came with that arrangement. Relief. Guests checked in, guests checked out, money showed up, and none of it needed me. Before I ever drew a systems diagram, that friend taught me lesson one of this chapter. The asset can run without you.</w:t>
       </w:r>
     </w:p>
     <w:p>
@@ -21787,15 +21943,15 @@
         <w:pStyle w:val="BodyText"/>
       </w:pPr>
       <w:r>
-        <w:t xml:space="preserve">So here’s what I tell everyone now: start with a property manager. Learn the business while someone else runs it. Watch how it runs. Then make a real decision: keep the manager for good, or take it back and self-manage with AI and software. Either way, the target is the same, no more than three hours a week per property. I’ve done it myself, and I’ve hired other people to do it.</w:t>
-      </w:r>
-    </w:p>
-    <w:p>
-      <w:pPr>
-        <w:pStyle w:val="BodyText"/>
-      </w:pPr>
-      <w:r>
-        <w:t xml:space="preserve">The big idea is simple: tools, automations, and trained people replace your time.</w:t>
+        <w:t xml:space="preserve">So here’s what I tell everyone now. Start with a property manager. Learn the business while someone else runs it. Watch how it runs. Then make a real decision about whether to keep the manager for good or take it back and self-manage with AI and software. Either way, the target is the same, no more than three hours a week per property. I’ve done it myself, and I’ve hired other people to do it.</w:t>
+      </w:r>
+    </w:p>
+    <w:p>
+      <w:pPr>
+        <w:pStyle w:val="BodyText"/>
+      </w:pPr>
+      <w:r>
+        <w:t xml:space="preserve">The big idea is that tools, automations, and trained people replace your time.</w:t>
       </w:r>
     </w:p>
     <w:bookmarkStart w:id="178" w:name="the-systems-stack"/>
@@ -21926,7 +22082,7 @@
         <w:pStyle w:val="FirstParagraph"/>
       </w:pPr>
       <w:r>
-        <w:t xml:space="preserve">Here’s the standard to build toward: each property takes no more than three hours per week of your time. That includes message reviews, pricing checks, cleaner coordination, and strategy.</w:t>
+        <w:t xml:space="preserve">Here’s the standard to build toward. Each property takes no more than three hours per week of your time. That includes message reviews, pricing checks, cleaner coordination, and strategy.</w:t>
       </w:r>
     </w:p>
     <w:p>
@@ -21942,7 +22098,7 @@
         <w:pStyle w:val="BodyText"/>
       </w:pPr>
       <w:r>
-        <w:t xml:space="preserve">Once the stack is built, those three hours look like this: a spot-check of the guest inbox to make sure the automated messages landed, a glance at the pricing dashboard, a confirmation that the next turnovers are scheduled, and a few minutes of strategy (reviews, trends, what to improve next). That’s it. Everything else is handled by a tool, an automation, or a person you trained.</w:t>
+        <w:t xml:space="preserve">Once the stack is built, those three hours are a spot-check of the guest inbox to make sure the automated messages landed, a glance at the pricing dashboard, a confirmation that the next turnovers (the cleans that reset the home between guests) are scheduled, and a few minutes of strategy (reviews, trends, what to improve next). That’s it. Everything else is handled by a tool, an automation, or a person you trained.</w:t>
       </w:r>
     </w:p>
     <w:p>
@@ -21986,15 +22142,15 @@
         <w:t xml:space="preserve"> </w:t>
       </w:r>
       <w:r>
-        <w:t xml:space="preserve">A manager typically charges 10–30% of gross revenue and handles everything: guest messaging, pricing, cleaning coordination, repairs, reviews, emergencies. You’re hands-off, and while they work, you learn. Watch what they do. Read the guest messages. Notice what breaks and how fast it gets fixed. Your first property manager is the cheapest education in this business, because the tuition comes out of revenue the property is already earning.</w:t>
-      </w:r>
-    </w:p>
-    <w:p>
-      <w:pPr>
-        <w:pStyle w:val="BodyText"/>
-      </w:pPr>
-      <w:r>
-        <w:t xml:space="preserve">Then, once you’ve seen a full season or two, make a real decision instead of a scared one: keep the manager for good, or take management back yourself.</w:t>
+        <w:t xml:space="preserve">A manager typically charges 10–30% of gross revenue and handles everything: guest messaging, pricing, cleaning coordination, repairs, reviews, emergencies. You’re hands-off, and while they work, you learn. Watch what they do. Read the guest messages. Notice what breaks and how fast it gets fixed. Your first property manager is the cheapest education in this business, because the fee comes out of revenue the property is already earning.</w:t>
+      </w:r>
+    </w:p>
+    <w:p>
+      <w:pPr>
+        <w:pStyle w:val="BodyText"/>
+      </w:pPr>
+      <w:r>
+        <w:t xml:space="preserve">Then, once you’ve seen a full season or two, make a real decision instead of a scared one. Keep the manager for good, or take management back yourself.</w:t>
       </w:r>
     </w:p>
     <w:p>
@@ -22012,7 +22168,7 @@
         <w:t xml:space="preserve"> </w:t>
       </w:r>
       <w:r>
-        <w:t xml:space="preserve">Plenty of hosts do, and the reasons are usually profit and visibility. The catch: you have to be the architect of the systems first.</w:t>
+        <w:t xml:space="preserve">Plenty of hosts do, and the reasons are usually profit and visibility. The catch is that you have to be the architect of the systems first.</w:t>
       </w:r>
     </w:p>
     <w:p>
@@ -22222,7 +22378,7 @@
         <w:pStyle w:val="BodyText"/>
       </w:pPr>
       <w:r>
-        <w:t xml:space="preserve">And here’s my own answer, for whatever it’s worth: I ended up building a property management company. Not because managing is where I want my hours, but because I don’t want it stealing them from the things I do want: acquiring the next home, doing setups with my own hands (I genuinely love setup week), and teaching. Figure out what you want your hours for. Then pick the model that hands them back.</w:t>
+        <w:t xml:space="preserve">And for whatever it’s worth, here’s my own answer. I ended up building a property management company. Not because managing is where I want my hours, but because I don’t want it stealing them from the things I do want: acquiring the next home, doing setups with my own hands (I genuinely love setup week), and teaching. Figure out what you want your hours for. Then pick the model that hands them back.</w:t>
       </w:r>
     </w:p>
     <w:p>
@@ -22256,7 +22412,7 @@
         <w:pStyle w:val="BodyText"/>
       </w:pPr>
       <w:r>
-        <w:t xml:space="preserve">The good news: speed and thoughtfulness are exactly what automation is best at.</w:t>
+        <w:t xml:space="preserve">The good news is that speed and thoughtfulness are exactly what automation is best at.</w:t>
       </w:r>
     </w:p>
     <w:p>
@@ -22402,7 +22558,7 @@
         <w:pStyle w:val="FirstParagraph"/>
       </w:pPr>
       <w:r>
-        <w:t xml:space="preserve">Then apply one smart rule: know when to refund and when to defend. Don’t default to over-refunding. Real problems, like a hot water outage or no internet, warrant a credit or refund. A minor issue like not enough pillows warrants empathy, a small gesture, and standing firm. Document everything through Airbnb’s Resolution Center.</w:t>
+        <w:t xml:space="preserve">Then apply one smart rule. Know when to refund and when to defend. Don’t default to over-refunding. Real problems, like a hot water outage or no internet, warrant a credit or refund. A minor issue like not enough pillows warrants empathy, a small gesture, and standing firm. Document everything through Airbnb’s Resolution Center.</w:t>
       </w:r>
     </w:p>
     <w:p>
@@ -23207,7 +23363,7 @@
         <w:pStyle w:val="BodyText"/>
       </w:pPr>
       <w:r>
-        <w:t xml:space="preserve">Build these layers and you’ve built the machine. The next chapter installs the part that matters most: the protocols and people that let the machine run when you’re unreachable.</w:t>
+        <w:t xml:space="preserve">Build these layers and you’ve built the machine. The next chapter installs the part that matters most, the protocols and people that let the machine run when you’re unreachable.</w:t>
       </w:r>
     </w:p>
     <w:bookmarkEnd w:id="184"/>
@@ -23265,7 +23421,7 @@
         <w:pStyle w:val="Compact"/>
       </w:pPr>
       <w:r>
-        <w:t xml:space="preserve">Start with a property manager and learn the business while it earns. Then decide: keep the manager for good, or take it back with AI and software.</w:t>
+        <w:t xml:space="preserve">Start with a property manager and learn the business while it earns. Then decide whether to keep the manager for good or take it back with AI and software.</w:t>
       </w:r>
     </w:p>
     <w:p>
@@ -23359,7 +23515,7 @@
         <w:pStyle w:val="BodyText"/>
       </w:pPr>
       <w:r>
-        <w:t xml:space="preserve">Picture two versions of you. The first version handles it the way Myla and I handled guest messages before we built systems: slowly, with no plan and no protocol, just adrenaline and a guest getting angrier by the minute. Every minute of silence costs you a star.</w:t>
+        <w:t xml:space="preserve">Picture two versions of you. The first version handles it the way Myla and I handled guest messages before we built systems, which is to say slowly, with no plan and no protocol, just adrenaline and a guest getting angrier by the minute. Every minute of silence costs you a star.</w:t>
       </w:r>
     </w:p>
     <w:p>
@@ -23391,7 +23547,7 @@
         <w:pStyle w:val="BodyText"/>
       </w:pPr>
       <w:r>
-        <w:t xml:space="preserve">That’s the big idea of this chapter: protocols and people make you optional.</w:t>
+        <w:t xml:space="preserve">That’s the big idea of this chapter. Protocols and people make you optional.</w:t>
       </w:r>
     </w:p>
     <w:bookmarkStart w:id="187" w:name="handling-emergencies-remotely"/>
@@ -23730,7 +23886,7 @@
           <w:bCs/>
           <w:b/>
         </w:rPr>
-        <w:t xml:space="preserve">And remember your first line of defense: your cleaner.</w:t>
+        <w:t xml:space="preserve">And your first line of defense is your cleaner.</w:t>
       </w:r>
       <w:r>
         <w:t xml:space="preserve"> </w:t>
@@ -23782,7 +23938,7 @@
         <w:pStyle w:val="Compact"/>
       </w:pPr>
       <w:r>
-        <w:t xml:space="preserve">Average daily rate (ADR) for similar listings</w:t>
+        <w:t xml:space="preserve">Average daily rate (ADR) for similar listings, meaning the nightly price comparable homes actually get</w:t>
       </w:r>
     </w:p>
     <w:p>
@@ -23892,7 +24048,7 @@
         <w:t xml:space="preserve"> </w:t>
       </w:r>
       <w:r>
-        <w:t xml:space="preserve">Fill the 1–2 day gaps between longer bookings by dropping the price slightly.</w:t>
+        <w:t xml:space="preserve">These are the 1–2 day gaps stranded between longer bookings. Fill them by dropping the price slightly.</w:t>
       </w:r>
     </w:p>
     <w:p>
@@ -24168,7 +24324,7 @@
         <w:pStyle w:val="FirstParagraph"/>
       </w:pPr>
       <w:r>
-        <w:t xml:space="preserve">Dan Martell’s principle is simple: if you can pay someone $1 to take over a task, and that frees an hour you can spend earning $4 or more (finding deals, raising capital, building systems), make the trade immediately.</w:t>
+        <w:t xml:space="preserve">Dan Martell’s principle is simple. If you can pay someone $1 to take over a task, and that frees an hour you can spend earning $4 or more (finding deals, raising capital, building systems), make the trade immediately.</w:t>
       </w:r>
     </w:p>
     <w:p>
@@ -24404,7 +24560,7 @@
         <w:pStyle w:val="BodyText"/>
       </w:pPr>
       <w:r>
-        <w:t xml:space="preserve">Track everything for four reasons: to understand actual profit (gross, not take-home; booked is not banked), to spot overspending, to prepare for taxes and refinances, and to make scaling decisions on data instead of vibes.</w:t>
+        <w:t xml:space="preserve">Track everything for four reasons: to understand actual profit (revenue is gross, before expenses, not take-home), to spot overspending, to prepare for taxes and refinances, and to make scaling decisions on data instead of vibes.</w:t>
       </w:r>
     </w:p>
     <w:p>
@@ -24696,7 +24852,7 @@
         <w:pStyle w:val="FirstParagraph"/>
       </w:pPr>
       <w:r>
-        <w:t xml:space="preserve">Notice what stays on your side of the line: the weekly review. That’s the one job you never delegate. It’s the whole difference between delegation and abdication.</w:t>
+        <w:t xml:space="preserve">Notice what stays on your side of the line. The weekly review is the one job you never delegate. It’s the whole difference between delegation and abdication.</w:t>
       </w:r>
     </w:p>
     <w:p>
@@ -24902,7 +25058,7 @@
         <w:pStyle w:val="FirstParagraph"/>
       </w:pPr>
       <w:r>
-        <w:t xml:space="preserve">Remember where this part started: a friend managing my first properties while the checks arrived on their own, and then every guest message piling up on Myla’s phone once we took it over ourselves. That second era is the one I want to save you from. Working harder didn’t fix it. Building the stack in these two chapters did.</w:t>
+        <w:t xml:space="preserve">Remember where this part started. A friend managed my first properties while the checks arrived on their own, and then every guest message piled up on Myla’s phone once we took it over ourselves. That second era is the one I want to save you from. Working harder didn’t fix it. Building the stack in these two chapters did.</w:t>
       </w:r>
     </w:p>
     <w:p>
@@ -24926,7 +25082,7 @@
         <w:pStyle w:val="BodyText"/>
       </w:pPr>
       <w:r>
-        <w:t xml:space="preserve">That’s what the fifth letter buys you: a business that hands your time back instead of a rental that takes it. Whether those hours go toward your next deal, your family, or a full night’s sleep in January, the choice is yours.</w:t>
+        <w:t xml:space="preserve">The fifth letter buys you a business that hands your time back instead of a rental that takes it. Whether those hours go toward your next deal, your family, or a full night’s sleep in January, the choice is yours.</w:t>
       </w:r>
     </w:p>
     <w:p>
@@ -25024,7 +25180,7 @@
         <w:pStyle w:val="Compact"/>
       </w:pPr>
       <w:r>
-        <w:t xml:space="preserve">Track every dollar monthly, gross, not take-home. Booked is not banked.</w:t>
+        <w:t xml:space="preserve">Track every dollar monthly. Revenue is gross, before expenses, not what you keep.</w:t>
       </w:r>
     </w:p>
     <w:p>
@@ -25189,7 +25345,7 @@
         <w:pStyle w:val="BodyText"/>
       </w:pPr>
       <w:r>
-        <w:t xml:space="preserve">The First Domino is that first deal done right: the proof you needed, and the identity change that comes with it. Once one domino falls and creates cash flow, the rest become inevitable. Because now you know:</w:t>
+        <w:t xml:space="preserve">The First Domino is that first deal done right. It’s the proof you needed, and the identity change that comes with it. Once one domino falls and creates cash flow, the rest become inevitable. Because now you know:</w:t>
       </w:r>
     </w:p>
     <w:p>
@@ -25915,7 +26071,7 @@
         <w:pStyle w:val="FirstParagraph"/>
       </w:pPr>
       <w:r>
-        <w:t xml:space="preserve">Steph and Kevin came into our community as students. These days they help teach it. They’re a married couple: Stephanie runs her own business full-time, and Kevin earns a high income at his W2. If you’re reading this book, one of them probably looks a lot like you.</w:t>
+        <w:t xml:space="preserve">Steph and Kevin came into our community as students. These days they help teach it. They’re a married couple. Stephanie runs her own business full-time, and Kevin earns a high income at his W2. If you’re reading this book, one of them probably looks a lot like you.</w:t>
       </w:r>
     </w:p>
     <w:p>
@@ -25947,7 +26103,7 @@
         <w:pStyle w:val="BodyText"/>
       </w:pPr>
       <w:r>
-        <w:t xml:space="preserve">I mention them for one reason: they prove that moving beats waiting to be perfect. They launched, they learned, and they kept going. The first domino tips the second. Then it tips a third.</w:t>
+        <w:t xml:space="preserve">I mention them for one reason. They prove that moving beats waiting to be perfect. They launched, they learned, and they kept going. The first domino tips the second. Then it tips a third.</w:t>
       </w:r>
     </w:p>
     <w:bookmarkEnd w:id="204"/>
@@ -25965,7 +26121,7 @@
         <w:pStyle w:val="FirstParagraph"/>
       </w:pPr>
       <w:r>
-        <w:t xml:space="preserve">Most people miss this part: ownership changes more than your bank account. It changes how you evaluate decisions and what you consider possible.</w:t>
+        <w:t xml:space="preserve">Most people miss this part. Ownership changes more than your bank account. It changes how you evaluate decisions and what you consider possible.</w:t>
       </w:r>
     </w:p>
     <w:p>
@@ -25993,7 +26149,7 @@
         <w:pStyle w:val="BodyText"/>
       </w:pPr>
       <w:r>
-        <w:t xml:space="preserve">As an employee, the logic is simple: more hours, more money. Your income is capped by your available hours.</w:t>
+        <w:t xml:space="preserve">As an employee, the logic is simple. More hours, more money. Your income is capped by your available hours.</w:t>
       </w:r>
     </w:p>
     <w:p>
@@ -26062,7 +26218,7 @@
         <w:pStyle w:val="BodyText"/>
       </w:pPr>
       <w:r>
-        <w:t xml:space="preserve">To an owner, run the math: $500 in high-quality sheets lifts your review score, because guests comment on comfort. Higher reviews drive 10% more bookings. On a home grossing $60K a year, that’s $6,000 more annual revenue. The $500 comes back elevenfold, net. Does a $10K hot tub add $15K a year in premium bookings? Then it’s an investment, not an expense.</w:t>
+        <w:t xml:space="preserve">To an owner, the math looks different. $500 in high-quality sheets lifts your review score, because guests comment on comfort. Higher reviews drive 10% more bookings. On a home grossing $60K a year, that’s $6,000 more annual revenue. The $500 comes back elevenfold, net. Does a $10K hot tub add $15K a year in premium bookings? Then it’s an investment, not an expense.</w:t>
       </w:r>
     </w:p>
     <w:p>
@@ -26262,7 +26418,7 @@
         <w:pStyle w:val="BodyText"/>
       </w:pPr>
       <w:r>
-        <w:t xml:space="preserve">Myla could have bought a beautiful home in a destination town she’d love to visit. Instead she bought in Oak Hill, West Virginia: lower competition, higher returns. Less glamorous, sure, but the ROI was better, and math is the owner’s criterion. Not comfort.</w:t>
+        <w:t xml:space="preserve">Myla could have bought a beautiful home in a destination town she’d love to visit. Instead she bought in Oak Hill, West Virginia, where competition was lower and returns were higher. Less glamorous, sure, but the ROI was better, and math is the owner’s criterion. Not comfort.</w:t>
       </w:r>
     </w:p>
     <w:p>
@@ -26544,7 +26700,7 @@
         <w:pStyle w:val="FirstParagraph"/>
       </w:pPr>
       <w:r>
-        <w:t xml:space="preserve">Here’s the model I teach. It assumes you buy with a loan, since that’s how most people start; Myla ran her version with a cash purchase, and you’ll see her BRRRR in the Refi Playbook later in this chapter. The numbers are deliberately conservative.</w:t>
+        <w:t xml:space="preserve">Here’s the model I teach. It assumes you buy with a loan, since that’s how most people start; Myla ran her version with a cash purchase, and you’ll see her BRRRR in the Refi Playbook later in this chapter. The numbers are deliberately conservative. I’ll use round numbers to keep the math clean; the 4-bed homes I target today mostly run $250K–$350K, so scale the figures to your market.</w:t>
       </w:r>
     </w:p>
     <w:p>
@@ -26706,7 +26862,7 @@
         <w:pStyle w:val="Compact"/>
       </w:pPr>
       <w:r>
-        <w:t xml:space="preserve">Cash-out refi at 80% LTV (loan-to-value): $200K borrowed</w:t>
+        <w:t xml:space="preserve">Cash-out refi at 80% LTV (loan-to-value, meaning the new loan can be up to 80% of what the home appraises for): $200K borrowed</w:t>
       </w:r>
     </w:p>
     <w:p>
@@ -27020,7 +27176,7 @@
         <w:pStyle w:val="BodyText"/>
       </w:pPr>
       <w:r>
-        <w:t xml:space="preserve">Compare that to linear thinking: save $2,000 a month from your W2 for five years and you have $120K. In this model, you pass $150K of compounded wealth by year three, while collecting $60K a year.</w:t>
+        <w:t xml:space="preserve">Compare that to linear thinking. Save $2,000 a month from your W2 for five years and you have $120K. In this model, you pass $150K of compounded wealth by year three, while collecting $60K a year.</w:t>
       </w:r>
     </w:p>
     <w:p>
@@ -27262,7 +27418,7 @@
         <w:pStyle w:val="BodyText"/>
       </w:pPr>
       <w:r>
-        <w:t xml:space="preserve">Conservative estimate: mastering pricing adds 10–20% to annual gross revenue. At $60K a year, that’s $6K–$12K with zero new capital. Just discipline.</w:t>
+        <w:t xml:space="preserve">Mastering pricing adds 10–20% to annual gross revenue, and that’s a conservative estimate. At $60K a year, that’s $6K–$12K with zero new capital. Just discipline.</w:t>
       </w:r>
     </w:p>
     <w:p>
@@ -28026,7 +28182,7 @@
         <w:pStyle w:val="BodyText"/>
       </w:pPr>
       <w:r>
-        <w:t xml:space="preserve">Her deal was the pure BRRRR version. She bought the Oak Hill cabin for $103K in cash with her aunt, put roughly $70K into the renovation and about $30K into furniture, and the property appraised around $240K. Because there was no mortgage to pay off, the refinance at 75–80% LTV went almost entirely into her pocket: the majority of every dollar she’d put in, back in her hands, while she kept the house and its bookings.</w:t>
+        <w:t xml:space="preserve">Her deal was the pure BRRRR version. She bought the Oak Hill cabin for $103K in cash with her aunt, put roughly $70K into the renovation and about $30K into furniture, and the property appraised around $240K. Because there was no mortgage to pay off, the refinance at 75–80% LTV went almost entirely into her pocket. The majority of every dollar she’d put in, back in her hands, while she kept the house and its bookings.</w:t>
       </w:r>
     </w:p>
     <w:p>
@@ -28046,7 +28202,7 @@
           <w:bCs/>
           <w:b/>
         </w:rPr>
-        <w:t xml:space="preserve">Strategic deployment: the critical part</w:t>
+        <w:t xml:space="preserve">Strategic deployment</w:t>
       </w:r>
     </w:p>
     <w:p>
@@ -28219,7 +28375,7 @@
         <w:pStyle w:val="BodyText"/>
       </w:pPr>
       <w:r>
-        <w:t xml:space="preserve">Gross, not take-home. Booked is not banked. Still wins.</w:t>
+        <w:t xml:space="preserve">Gross, not take-home. That’s what guests paid, not what she kept. Still a win.</w:t>
       </w:r>
     </w:p>
     <w:p>
@@ -28466,7 +28622,7 @@
         <w:pStyle w:val="BodyText"/>
       </w:pPr>
       <w:r>
-        <w:t xml:space="preserve">Net means net: the cash flow term already has every expense and every mortgage payment taken out. Four components; the fourth, your carrying cost, lives inside the first. Then we’ll run the full five-year scenario.</w:t>
+        <w:t xml:space="preserve">Net means net. The cash flow term already has every expense and every mortgage payment taken out. Four components; the fourth, your carrying cost, lives inside the first. Then we’ll run the full five-year scenario.</w:t>
       </w:r>
     </w:p>
     <w:p>
@@ -28682,7 +28838,7 @@
         <w:pStyle w:val="BodyText"/>
       </w:pPr>
       <w:r>
-        <w:t xml:space="preserve">This is debt service plus operating expenses: mortgage, insurance, utilities, cleaning, everything. It’s already subtracted inside your net cash flow, so the formula doesn’t count it twice. Track it anyway: the payment is what protects you or breaks you.</w:t>
+        <w:t xml:space="preserve">This is debt service plus operating expenses: mortgage, insurance, utilities, cleaning, everything. It’s already subtracted inside your net cash flow, so the formula doesn’t count it twice. Track it anyway. The payment is what protects you or breaks you.</w:t>
       </w:r>
     </w:p>
     <w:p>
@@ -29531,7 +29687,7 @@
         <w:pStyle w:val="BodyText"/>
       </w:pPr>
       <w:r>
-        <w:t xml:space="preserve">One note of honesty: these run rates assume each property stabilizes on schedule. If a launch lands mid-year, it contributes a partial-year fraction of its run rate that first year. The plan still works. It just breathes.</w:t>
+        <w:t xml:space="preserve">One honest caveat. These run rates assume each property stabilizes on schedule. If a launch lands mid-year, it contributes a partial-year fraction of its run rate that first year. The plan still works; the timeline just stretches a little.</w:t>
       </w:r>
     </w:p>
     <w:bookmarkEnd w:id="216"/>
@@ -29984,7 +30140,7 @@
         <w:pStyle w:val="BodyText"/>
       </w:pPr>
       <w:r>
-        <w:t xml:space="preserve">Rural STRs deliver roughly three times the risk-adjusted return of an index fund, with more control, a real asset, and spendable cash flow. The reason most people don’t do it: it requires active setup and systems thinking up front. But once built, it’s more passive than managing a single long-term tenant.</w:t>
+        <w:t xml:space="preserve">Rural STRs deliver roughly three times the risk-adjusted return of an index fund, with more control, a real asset, and spendable cash flow. Most people don’t do it because it requires active setup and systems thinking up front. But once built, it’s more passive than managing a single long-term tenant.</w:t>
       </w:r>
     </w:p>
     <w:bookmarkEnd w:id="217"/>
@@ -30144,7 +30300,7 @@
         <w:pStyle w:val="FirstParagraph"/>
       </w:pPr>
       <w:r>
-        <w:t xml:space="preserve">Before you pick a path, define this: what’s your Freedom Number?</w:t>
+        <w:t xml:space="preserve">Before you pick a path, answer one question. What’s your Freedom Number?</w:t>
       </w:r>
     </w:p>
     <w:p>
@@ -30214,7 +30370,7 @@
         <w:t xml:space="preserve"> </w:t>
       </w:r>
       <w:r>
-        <w:t xml:space="preserve">A well-run STR is worth more than the same house as a long-term rental, because it’s a proven cash-flowing asset. Valuation: 8–12x annual net cash flow, so a property netting $24,000 a year lists at $192K–$288K. Buyers: new operators, passive investors, partnerships. Timeline: 60–120 days. Run the hypothetical on a cabin like Myla’s, appraised around $240K: if it nets roughly $24K a year, the income multiple prices it at $192K–$288K, right around that appraisal. The refi loan gets paid off at closing, but she already pulled the majority of her capital back out at the refinance, and she banked every month of cash flow along the way.</w:t>
+        <w:t xml:space="preserve">A well-run STR is worth more than the same house as a long-term rental, because it’s a proven cash-flowing asset. Buyers price it off the income, as a multiple of what the business earns each year, not just what the house would appraise for. Valuation: 8–12x annual net cash flow, so a property netting $24,000 a year lists at $192K–$288K. Buyers: new operators, passive investors, partnerships. Timeline: 60–120 days. Run the hypothetical on a cabin like Myla’s, appraised around $240K: if it nets roughly $24K a year, the income multiple prices it at $192K–$288K, right around that appraisal. The refi loan gets paid off at closing, but she already pulled the majority of her capital back out at the refinance, and she banked every month of cash flow along the way.</w:t>
       </w:r>
     </w:p>
     <w:p>
@@ -30268,7 +30424,7 @@
         <w:t xml:space="preserve"> </w:t>
       </w:r>
       <w:r>
-        <w:t xml:space="preserve">The advanced move. Sell one property and roll the proceeds into a larger one without paying capital gains tax (45 days to identify the new property, 180 days to close, per IRS rules). This is how operators scale from four properties to ten without tax drag crushing their compounding.</w:t>
+        <w:t xml:space="preserve">The advanced move. A 1031 exchange, named for its section of the tax code, lets you sell one property and roll the proceeds into a larger one without paying capital gains tax on the sale (45 days to identify the new property, 180 days to close, per IRS rules). This is how operators scale from four properties to ten without tax drag crushing their compounding.</w:t>
       </w:r>
     </w:p>
     <w:p>
@@ -30722,7 +30878,7 @@
         <w:pStyle w:val="FirstParagraph"/>
       </w:pPr>
       <w:r>
-        <w:t xml:space="preserve">Once your first few listings are stabilized, you’re at a fork. All three roads lead to freedom. You just pick your flavor.</w:t>
+        <w:t xml:space="preserve">Once your first few listings are stabilized, you’re at a fork. All three paths lead to freedom. You just pick the one that fits your life.</w:t>
       </w:r>
     </w:p>
     <w:p>
@@ -30740,7 +30896,7 @@
         <w:t xml:space="preserve"> </w:t>
       </w:r>
       <w:r>
-        <w:t xml:space="preserve">Goal: replace your W2 with $6K–$8K a month net across 3–5 STRs. The most popular path, and not because everyone wants to be a mogul. Most people just want their time back. High-margin rural STRs, everything systematized, 2–5 hours a week once stable. The math: 3–4 great cabins at $2K a month each is full-time income without full-time hours.</w:t>
+        <w:t xml:space="preserve">Goal: replace your W2 with $6K–$8K a month net across 3–5 STRs. The most popular path, and not because everyone wants to be a mogul. Most people just want their time back. High-margin rural STRs, everything systematized, 2–5 hours a week once stable. Three or four great cabins at $2K a month each is full-time income without full-time hours.</w:t>
       </w:r>
     </w:p>
     <w:p>
@@ -30758,7 +30914,7 @@
         <w:t xml:space="preserve"> </w:t>
       </w:r>
       <w:r>
-        <w:t xml:space="preserve">Goal: a real business. 10+ doors, a team, multiple income streams. Some people start for freedom, then discover they love the game. Your lane: scale with DSCR loans, cash-out refis, and seller financing. Add co-hosting or property management. Raise private capital. There’s no ceiling, just systems.</w:t>
+        <w:t xml:space="preserve">Goal: a real business. 10+ doors, a team, multiple income streams. Some people start for freedom, then discover they love the game. Scale with DSCR loans, cash-out refis, and seller financing. Add co-hosting or property management. Raise private capital. There’s no ceiling, just systems.</w:t>
       </w:r>
     </w:p>
     <w:p>
@@ -30784,7 +30940,7 @@
         <w:pStyle w:val="BodyText"/>
       </w:pPr>
       <w:r>
-        <w:t xml:space="preserve">These are three doors, not three ladders, and you can change rooms later.</w:t>
+        <w:t xml:space="preserve">These are three options, not a ranking, and you can switch paths later.</w:t>
       </w:r>
     </w:p>
     <w:p>
@@ -30828,7 +30984,7 @@
         <w:t xml:space="preserve"> </w:t>
       </w:r>
       <w:r>
-        <w:t xml:space="preserve">That’s the common entry point for a 10% down vacation-home loan plus basic setup. The vacation-home loan is the beginner default, and I mean that as a compliment: that’s what I did when I started. Seller financing, 0% business credit cards, private lenders, home-equity lines of credit (HELOCs), family loans: those are tools you graduate into as your deals and your confidence stack up. Scrappy operators eventually get out-of-pocket down to $15K–$30K. (The five-year model above assumes a full renovation play; a lighter entry starts smaller and climbs.)</w:t>
+        <w:t xml:space="preserve">The 4 bed, 3 bath homes I recommend mostly run $250K–$350K today, so a 10% down vacation-home loan means roughly $25K–$35K down; add closing costs, furniture, and setup, and $50K–$60K is still the honest entry point. The vacation-home loan is the beginner default, and I mean that as a compliment. It’s what I did when I started. Seller financing, 0% business credit cards, private lenders, home-equity lines of credit (HELOCs), and family loans are tools you graduate into as your deals and your confidence stack up. Scrappy operators eventually get out-of-pocket down to $15K–$30K. (The five-year model above assumes a full renovation play; a lighter entry starts smaller and climbs.)</w:t>
       </w:r>
     </w:p>
     <w:p>
@@ -32053,7 +32209,7 @@
         <w:t xml:space="preserve"> </w:t>
       </w:r>
       <w:r>
-        <w:t xml:space="preserve">Anchor demand within 30 minutes. Millions of visitors, not millions of listings. No anchor, no deal.</w:t>
+        <w:t xml:space="preserve">Anchor demand within 30 minutes. A million-plus visitors a year and fewer than a hundred places to stay. No anchor, no deal.</w:t>
       </w:r>
     </w:p>
     <w:p>

--- a/book/AirBNB Anywhere - Bestseller Edition.docx
+++ b/book/AirBNB Anywhere - Bestseller Edition.docx
@@ -4677,7 +4677,7 @@
         <w:t xml:space="preserve"> </w:t>
       </w:r>
       <w:r>
-        <w:t xml:space="preserve">mean in dollars? When I wrote this, my top ten markets mostly traded between $250K and $350K for the home I recommend, a 4 bed, 3 bath with 2,000-plus square feet and good bones. My minimum is 3 bed, 2 bath, 1,500 square feet; I never go smaller. Why push for 4 bedrooms? Airbnb’s bedroom filter tops out at</w:t>
+        <w:t xml:space="preserve">mean in dollars? When I wrote this, my top ten markets mostly traded between $250K and $350K for the home I recommend, a 4 bed, 3 bath with 2,000-plus square feet and good bones. My minimum is 3 bed, 2 bath, 1,500 square feet; I never go smaller. Why push for 4 bedrooms? Airbnb’s bedroom filter works as</w:t>
       </w:r>
       <w:r>
         <w:t xml:space="preserve"> </w:t>
@@ -4686,7 +4686,7 @@
         <w:t xml:space="preserve">“</w:t>
       </w:r>
       <w:r>
-        <w:t xml:space="preserve">4+ bedrooms,</w:t>
+        <w:t xml:space="preserve">this many or more,</w:t>
       </w:r>
       <w:r>
         <w:t xml:space="preserve">”</w:t>
@@ -4695,7 +4695,7 @@
         <w:t xml:space="preserve"> </w:t>
       </w:r>
       <w:r>
-        <w:t xml:space="preserve">so a 4-bedroom home shows up in every large-group search, and larger groups pay disproportionately more per night. Prices drift, so anchor to the price-to-revenue ratio instead of the sticker. Appalachia, the Ozarks, parts of the Midwest, upstate New York. These are your hunting grounds.</w:t>
+        <w:t xml:space="preserve">so a 4-bedroom home appears in searches for one, two, three, or four bedrooms, while a 2-bedroom only appears in the smallest ones. The bigger home simply shows up in more searches, and larger groups pay disproportionately more per night. Prices drift, so anchor to the price-to-revenue ratio instead of the sticker. Appalachia, the Ozarks, parts of the Midwest, upstate New York. These are your hunting grounds.</w:t>
       </w:r>
     </w:p>
     <w:p>
@@ -5151,7 +5151,7 @@
         <w:t xml:space="preserve"> </w:t>
       </w:r>
       <w:r>
-        <w:t xml:space="preserve">and sort by state. Look for parks within a 2–5 hour drive of major cities. That’s the radius that has powered the growth in drive-to travel, and it keeps delivering. Examples that work: New River Gorge, WV (near Charlotte, DC, Pittsburgh). Hot Springs, AR (near Dallas, Memphis, Little Rock). Great Smoky Mountains, TN (near Atlanta, Nashville, Charlotte). Write down five that interest you.</w:t>
+        <w:t xml:space="preserve">and sort by state. Look for parks within a 2–5 hour drive of major cities. That’s the radius that has powered the growth in drive-to travel, and it keeps delivering. Examples that work: New River Gorge, WV (within a few hours of DC, Pittsburgh, and Charlotte). Mammoth Cave, KY (about ninety minutes from Nashville and Louisville). Red River Gorge, KY (an hour from Lexington, two from Cincinnati). And don’t stop at national parks. Red River Gorge is actually Forest Service land inside Daniel Boone National Forest, and the same logic applies to national forests, big lakes, and state parks. Write down five anchors that interest you.</w:t>
       </w:r>
     </w:p>
     <w:p>
@@ -5259,56 +5259,49 @@
         <w:pStyle w:val="FirstParagraph"/>
       </w:pPr>
       <w:r>
-        <w:t xml:space="preserve">Here’s your secret weapon. Go to NPS.gov and find a park’s Visitor Spending Report. Look specifically at</w:t>
-      </w:r>
-      <w:r>
-        <w:t xml:space="preserve"> </w:t>
-      </w:r>
-      <w:r>
-        <w:rPr>
-          <w:bCs/>
-          <w:b/>
-        </w:rPr>
-        <w:t xml:space="preserve">annual lodging spending</w:t>
-      </w:r>
-      <w:r>
-        <w:t xml:space="preserve">.</w:t>
-      </w:r>
-    </w:p>
-    <w:p>
-      <w:pPr>
-        <w:pStyle w:val="BodyText"/>
-      </w:pPr>
-      <w:r>
-        <w:t xml:space="preserve">This is public data. Almost no individual investors use it. That’s your advantage.</w:t>
-      </w:r>
-    </w:p>
-    <w:p>
-      <w:pPr>
-        <w:pStyle w:val="BodyText"/>
-      </w:pPr>
-      <w:r>
-        <w:t xml:space="preserve">The math works like this. If a park shows $22M in annual visitor lodging spend, and an average well-run rural STR generates about $70K a year in revenue, then $22M ÷ $70K = roughly 314 quality listings needed to capture that spend. Now compare that to actual supply. If the market has fewer than 314 active listings, it’s likely undersupplied. If it’s already at or above 314, you’re playing musical chairs.</w:t>
-      </w:r>
-    </w:p>
-    <w:p>
-      <w:pPr>
-        <w:pStyle w:val="BodyText"/>
-      </w:pPr>
-      <w:r>
-        <w:t xml:space="preserve">I call this the NPS Arbitrage: using publicly available national park visitor spending data to identify markets where demand vastly outpaces supply. It gives you a data-backed saturation check before you ever call an agent. Most investors never even know this data exists.</w:t>
-      </w:r>
-    </w:p>
-    <w:p>
-      <w:pPr>
-        <w:pStyle w:val="BodyText"/>
-      </w:pPr>
-      <w:r>
-        <w:rPr>
-          <w:bCs/>
-          <w:b/>
-        </w:rPr>
-        <w:t xml:space="preserve">The NPS Arbitrage in action, using the numbers from when I last pulled the data:</w:t>
+        <w:t xml:space="preserve">Here’s your secret weapon. Every year the National Park Service publishes a Visitor Spending Effects report for each park, breaking down what visitors spent in the surrounding counties on lodging, restaurants, gas, and groceries. It’s free, it’s public, and almost no individual investor has ever heard of it. That’s your advantage.</w:t>
+      </w:r>
+    </w:p>
+    <w:p>
+      <w:pPr>
+        <w:pStyle w:val="BodyText"/>
+      </w:pPr>
+      <w:r>
+        <w:t xml:space="preserve">The math works like this. Take a park’s annual lodging spend and divide it by $70K, which is what a well-run rural STR should gross in a year. The result is roughly how many quality listings that demand can feed. Then compare it to the number of active listings in the market, which you can pull from a market-data tool like AirDNA. Far fewer listings than the demand can feed means undersupply. At or above that number, you’re playing musical chairs.</w:t>
+      </w:r>
+    </w:p>
+    <w:p>
+      <w:pPr>
+        <w:pStyle w:val="BodyText"/>
+      </w:pPr>
+      <w:r>
+        <w:t xml:space="preserve">I call this the NPS Arbitrage. It gives you a data-backed saturation check before you ever call an agent.</w:t>
+      </w:r>
+    </w:p>
+    <w:p>
+      <w:pPr>
+        <w:pStyle w:val="BodyText"/>
+      </w:pPr>
+      <w:r>
+        <w:t xml:space="preserve">Here’s what it looked like when I pulled the data in mid-2026. Treat these as snapshots with rounded numbers, because every one of them will drift. The method is the point, not the figures.</w:t>
+      </w:r>
+    </w:p>
+    <w:p>
+      <w:pPr>
+        <w:pStyle w:val="BodyText"/>
+      </w:pPr>
+      <w:r>
+        <w:rPr>
+          <w:bCs/>
+          <w:b/>
+        </w:rPr>
+        <w:t xml:space="preserve">Mammoth Cave National Park, Kentucky.</w:t>
+      </w:r>
+      <w:r>
+        <w:t xml:space="preserve"> </w:t>
+      </w:r>
+      <w:r>
+        <w:t xml:space="preserve">One of my favorite markets in the country. About 747,000 visits in 2024, $73 million in total visitor spending, and the park service’s own report puts the lodging slice at $28.6 million. Divide that by $70K and the demand can feed roughly 400 quality listings. When I checked the supply, the towns around the park (Cave City, Park City, Brownsville, Horse Cave) carried somewhere between 90 and 150 active rentals, depending on whose count you trust. A market feeding less than half its capacity. That’s what opportunity looks like in the data.</w:t>
       </w:r>
     </w:p>
     <w:p>
@@ -5326,51 +5319,41 @@
         <w:t xml:space="preserve"> </w:t>
       </w:r>
       <w:r>
-        <w:t xml:space="preserve">Annual visitor lodging spend: ~$18M. Estimated market capacity: 257 quality STRs. Actual active listings: ~85. Gap: 172 undersupplied listings worth roughly $12M+ a year. This is why Ryu and others found such strong deals in the New River Gorge area. The market was genuinely undersupplied, sitting at about 65% below theoretical capacity.</w:t>
-      </w:r>
-    </w:p>
-    <w:p>
-      <w:pPr>
-        <w:pStyle w:val="BodyText"/>
-      </w:pPr>
-      <w:r>
-        <w:rPr>
-          <w:bCs/>
-          <w:b/>
-        </w:rPr>
-        <w:t xml:space="preserve">Hot Springs National Park, Arkansas.</w:t>
-      </w:r>
-      <w:r>
-        <w:t xml:space="preserve"> </w:t>
-      </w:r>
-      <w:r>
-        <w:t xml:space="preserve">Annual visitor lodging spend: ~$21M. Estimated capacity: 300 quality STRs. Actual active listings: ~120. Gap: 180 undersupplied listings. Hot Springs wasn’t crowded like Joshua Tree or Sedona, and the visitor spend showed it. Room for another 180 quality listings before saturation. That’s opportunity.</w:t>
-      </w:r>
-    </w:p>
-    <w:p>
-      <w:pPr>
-        <w:pStyle w:val="BodyText"/>
-      </w:pPr>
-      <w:r>
-        <w:rPr>
-          <w:bCs/>
-          <w:b/>
-        </w:rPr>
-        <w:t xml:space="preserve">Great Smoky Mountains National Park, Tennessee.</w:t>
-      </w:r>
-      <w:r>
-        <w:t xml:space="preserve"> </w:t>
-      </w:r>
-      <w:r>
-        <w:t xml:space="preserve">Annual visitor lodging spend: ~$34M. Estimated capacity: 486 quality STRs. Actual active listings: ~420. Gap: just 66 listings. The Smokies are approaching equilibrium. Not oversaturated yet, but the easy money has largely been captured. A textbook example of a market moving from Emerging Rural to Discovered Rural.</w:t>
-      </w:r>
-    </w:p>
-    <w:p>
-      <w:pPr>
-        <w:pStyle w:val="BodyText"/>
-      </w:pPr>
-      <w:r>
-        <w:t xml:space="preserve">The NPS Arbitrage lets you see the maturity of a market before you invest. Use it. And if you’d rather skip the spreadsheet, grab the market finder we use to score markets in minutes from the Bonus Pack (back of the book).</w:t>
+        <w:t xml:space="preserve">A record 1.8 million visits in 2024, and $108 million in annual visitor spending across the three park sites in southern West Virginia, with lodging the biggest single category. Run the same math and the area can feed several hundred quality listings. Now here’s the part worth studying. When Ryu, Myla, and I were buying, this market had a fraction of today’s supply. By mid-2026, the Fayetteville and Oak Hill area carried roughly 300 to 400 active rentals, and Oak Hill’s supply had roughly doubled in a single year. The gap we bought into has mostly closed. The lesson isn’t that we got lucky. The lesson is that these windows open and then they close, and this data shows you which one is happening while there’s still time to act.</w:t>
+      </w:r>
+    </w:p>
+    <w:p>
+      <w:pPr>
+        <w:pStyle w:val="BodyText"/>
+      </w:pPr>
+      <w:r>
+        <w:rPr>
+          <w:bCs/>
+          <w:b/>
+        </w:rPr>
+        <w:t xml:space="preserve">Red River Gorge, Kentucky.</w:t>
+      </w:r>
+      <w:r>
+        <w:t xml:space="preserve"> </w:t>
+      </w:r>
+      <w:r>
+        <w:t xml:space="preserve">Another area I like a lot, and it teaches a third lesson: the method works even where the NPS report doesn’t exist. The Gorge sits inside Daniel Boone National Forest, which is Forest Service land, so there’s no park spending report. You use what’s available instead. The Forest Service estimates about half a million visits a year, Kentucky publishes county-level tourism spending, and the listing data is public either way. The area carries roughly 700 active rentals, which sounds crowded until you look at performance. Nightly rates over $200, occupancy near 60%, and average listing revenue in the mid-$40Ks. A market can be discovered and still work when demand keeps growing underneath it. You just have to buy and operate sharper, and the A of the RURAL Method matters more there than anywhere.</w:t>
+      </w:r>
+    </w:p>
+    <w:p>
+      <w:pPr>
+        <w:pStyle w:val="BodyText"/>
+      </w:pPr>
+      <w:r>
+        <w:t xml:space="preserve">One warning from my own edit of this book. The first draft of this section carried numbers I hadn’t rechecked, and when I finally pulled the current data, the supply figures had moved by hundreds of listings. Markets move. Pull the data yourself, the week you’re deciding, and trust nothing older than a season.</w:t>
+      </w:r>
+    </w:p>
+    <w:p>
+      <w:pPr>
+        <w:pStyle w:val="BodyText"/>
+      </w:pPr>
+      <w:r>
+        <w:t xml:space="preserve">If you’d rather skip the spreadsheet, grab the market finder we use to score markets in minutes from the Bonus Pack (back of the book).</w:t>
       </w:r>
     </w:p>
     <w:bookmarkEnd w:id="67"/>
@@ -5424,7 +5407,15 @@
         <w:t xml:space="preserve"> </w:t>
       </w:r>
       <w:r>
-        <w:t xml:space="preserve">overnight. They move along a predictable curve. If you know where a market sits on that curve, you make smarter decisions than 95% of buyers.</w:t>
+        <w:t xml:space="preserve">overnight. They tend to move along a curve, and if you can read where a market sits on it, you’ll make smarter decisions than most buyers.</w:t>
+      </w:r>
+    </w:p>
+    <w:p>
+      <w:pPr>
+        <w:pStyle w:val="BodyText"/>
+      </w:pPr>
+      <w:r>
+        <w:t xml:space="preserve">Two honest warnings before the stages. First, the listing counts below describe a typical small rural market, so read them as proportions, not laws. A market the size of Red River Gorge can hold 700 listings and keep performing, while 250 could drown a one-stoplight town. What matters is supply relative to the demand math you just learned, not the raw count. Second, markets don’t always move politely down the track. A regulation change or an economic shock can stall a market at any stage. This is the usual path, not a guarantee.</w:t>
       </w:r>
     </w:p>
     <w:p>
@@ -5460,7 +5451,7 @@
         <w:t xml:space="preserve"> </w:t>
       </w:r>
       <w:r>
-        <w:t xml:space="preserve">A growing base of 40–100 listings. Tourism is accelerating; Airbnb and Google searches are starting to surface the market. Signals: occupancy improving year over year (trending from 45% toward 55%+), ADR stable or rising, more guests arriving via search. Investor behavior: smart money is moving in, maybe two or three new investor-owned properties a quarter. Risk: moderate; demand is proven and competition is growing but not overwhelming. Upside: strong 35–65% cash-on-cash returns, with real first-mover advantage.</w:t>
+        <w:t xml:space="preserve">A growing base of listings, still well below what the demand can feed (in a small market, that might mean 40–100). Tourism is accelerating; Airbnb and Google searches are starting to surface the market. Signals: occupancy improving year over year (trending from 45% toward 55%+), ADR stable or rising, more guests arriving via search. Investor behavior: smart money is moving in, maybe two or three new investor-owned properties a quarter. Risk: moderate; demand is proven and competition is growing but not overwhelming. Upside: in my experience, strong 35–65% cash-on-cash returns, with real first-mover advantage.</w:t>
       </w:r>
     </w:p>
     <w:p>
@@ -5478,7 +5469,7 @@
         <w:t xml:space="preserve"> </w:t>
       </w:r>
       <w:r>
-        <w:t xml:space="preserve">100–250+ listings. The market has</w:t>
+        <w:t xml:space="preserve">Supply has multiplied toward what the demand can feed. The market has</w:t>
       </w:r>
       <w:r>
         <w:t xml:space="preserve"> </w:t>
@@ -5511,7 +5502,7 @@
         <w:t xml:space="preserve"> </w:t>
       </w:r>
       <w:r>
-        <w:t xml:space="preserve">250+ listings and visible oversupply. New properties struggle to book; price wars are common. Signals: occupancy stalling or falling below 50%, ADR dropping to hold bookings, a proliferation of</w:t>
+        <w:t xml:space="preserve">More listings than the demand math can feed, and the oversupply is visible. New properties struggle to book; price wars are common. Signals: occupancy stalling or falling below 50%, ADR dropping to hold bookings, a proliferation of</w:t>
       </w:r>
       <w:r>
         <w:t xml:space="preserve"> </w:t>
@@ -6190,25 +6181,7 @@
         <w:pStyle w:val="Compact"/>
       </w:pPr>
       <w:r>
-        <w:t xml:space="preserve">Buy at least a 3 bed / 2 bath with 1,500 square feet. Aim for a 4 bed / 3 bath at $250K–$350K; the</w:t>
-      </w:r>
-      <w:r>
-        <w:t xml:space="preserve"> </w:t>
-      </w:r>
-      <w:r>
-        <w:t xml:space="preserve">“</w:t>
-      </w:r>
-      <w:r>
-        <w:t xml:space="preserve">4+ bedrooms</w:t>
-      </w:r>
-      <w:r>
-        <w:t xml:space="preserve">”</w:t>
-      </w:r>
-      <w:r>
-        <w:t xml:space="preserve"> </w:t>
-      </w:r>
-      <w:r>
-        <w:t xml:space="preserve">filter puts you in every large-group search.</w:t>
+        <w:t xml:space="preserve">Buy at least a 3 bed / 2 bath with 1,500 square feet. Aim for a 4 bed / 3 bath at $250K–$350K; bigger homes appear in more bedroom-filtered searches and book bigger groups.</w:t>
       </w:r>
     </w:p>
     <w:p>
@@ -6232,7 +6205,7 @@
         <w:pStyle w:val="Compact"/>
       </w:pPr>
       <w:r>
-        <w:t xml:space="preserve">The NPS Arbitrage: divide a park’s annual lodging spend by $70K per listing. Fewer actual listings than that number means undersupply.</w:t>
+        <w:t xml:space="preserve">The NPS Arbitrage: divide an anchor’s annual lodging spend by $70K per listing. Fewer actual listings than that number means undersupply. Pull fresh data; supply can double in a year.</w:t>
       </w:r>
     </w:p>
     <w:p>
@@ -6244,7 +6217,7 @@
         <w:pStyle w:val="Compact"/>
       </w:pPr>
       <w:r>
-        <w:t xml:space="preserve">Markets move along the Saturation Curve (Undiscovered, Emerging, Discovered, Saturated). Buy in Stage 2.</w:t>
+        <w:t xml:space="preserve">Markets usually move along the Saturation Curve (Undiscovered, Emerging, Discovered, Saturated). Judge the stage by supply relative to demand, not raw listing counts. Buy in Stage 2.</w:t>
       </w:r>
     </w:p>
     <w:p>
@@ -11025,7 +10998,7 @@
         <w:t xml:space="preserve"> </w:t>
       </w:r>
       <w:r>
-        <w:t xml:space="preserve">Airbnb charges hosts a 3% service fee on every booking; Vrbo takes about 5%. On $60,000 gross, that’s $1,800–3,000 that never reaches you. Always work from net revenue: gross × 0.97 for Airbnb, or × 0.95 for Vrbo. That’s the number that goes in your spreadsheet.</w:t>
+        <w:t xml:space="preserve">These moved on hosts recently, so check the current schedule before you underwrite. Airbnb has been shifting hosts from the old 3% host fee to a host-only fee of roughly 15% (guests no longer pay a separate service fee under that structure, so listed prices absorb it). Vrbo runs about a 5% commission plus a 3% payment processing fee. Know which schedule you’re on, haircut your gross accordingly, and remember that you set your nightly price with the fee in mind. Whatever the structure, the fee line goes in your spreadsheet before anything else does.</w:t>
       </w:r>
     </w:p>
     <w:p>
@@ -14815,7 +14788,7 @@
         <w:pStyle w:val="BodyText"/>
       </w:pPr>
       <w:r>
-        <w:t xml:space="preserve">Two reasons. Airbnb’s bedroom filter tops out at</w:t>
+        <w:t xml:space="preserve">Two reasons. Airbnb’s bedroom filter works as</w:t>
       </w:r>
       <w:r>
         <w:t xml:space="preserve"> </w:t>
@@ -14824,7 +14797,7 @@
         <w:t xml:space="preserve">“</w:t>
       </w:r>
       <w:r>
-        <w:t xml:space="preserve">4+ bedrooms,</w:t>
+        <w:t xml:space="preserve">this many or more,</w:t>
       </w:r>
       <w:r>
         <w:t xml:space="preserve">”</w:t>
@@ -14833,7 +14806,7 @@
         <w:t xml:space="preserve"> </w:t>
       </w:r>
       <w:r>
-        <w:t xml:space="preserve">so a 4-bedroom home shows up in every large-group search on the platform. And capacity doesn’t pay in a straight line. Homes that sleep 16 or more earn disproportionately more. I recently saw a cabin that sleeps 30 charging $2,000 a night. That’s where rural homes can really shine, and it’s also an outlier, so don’t go hunting for one. Most of the homes I target are $250K to $350K for a 4 bed, 3 bath.</w:t>
+        <w:t xml:space="preserve">so a 4-bedroom home appears in searches for one, two, three, or four bedrooms, while a 2-bedroom vanishes from most of them. The bigger home simply gets seen more. And capacity doesn’t pay in a straight line. Homes that sleep 16 or more earn disproportionately more. I recently saw a cabin that sleeps 30 charging $2,000 a night. That’s where rural homes can really shine, and it’s also an outlier, so don’t go hunting for one. Most of the homes I target are $250K to $350K for a 4 bed, 3 bath.</w:t>
       </w:r>
     </w:p>
     <w:p>
@@ -15853,25 +15826,7 @@
         <w:pStyle w:val="Compact"/>
       </w:pPr>
       <w:r>
-        <w:t xml:space="preserve">Minimum spec: 3 bed, 2 bath, 1,500 square feet. Recommended: 4 bed, 3 bath, 2,000-plus. Airbnb’s bedroom filter tops out at</w:t>
-      </w:r>
-      <w:r>
-        <w:t xml:space="preserve"> </w:t>
-      </w:r>
-      <w:r>
-        <w:t xml:space="preserve">“</w:t>
-      </w:r>
-      <w:r>
-        <w:t xml:space="preserve">4+ bedrooms,</w:t>
-      </w:r>
-      <w:r>
-        <w:t xml:space="preserve">”</w:t>
-      </w:r>
-      <w:r>
-        <w:t xml:space="preserve"> </w:t>
-      </w:r>
-      <w:r>
-        <w:t xml:space="preserve">so a 4-bedroom shows up in every large-group search.</w:t>
+        <w:t xml:space="preserve">Minimum spec: 3 bed, 2 bath, 1,500 square feet. Recommended: 4 bed, 3 bath, 2,000-plus. Bigger homes appear in more bedroom-filtered searches and book bigger groups.</w:t>
       </w:r>
     </w:p>
     <w:p>
@@ -19781,7 +19736,7 @@
         <w:t xml:space="preserve"> </w:t>
       </w:r>
       <w:r>
-        <w:t xml:space="preserve">New listings get priority visibility for their first month on the platform. This is your golden window, when the algorithm hands you free traffic. Use it aggressively. Launch pricing 15–20% below market, give early guests amazing experiences, and rack up reviews fast.</w:t>
+        <w:t xml:space="preserve">New listings get priority visibility when they launch. This one isn’t a host rumor; Airbnb’s own search documentation says new listings get an immediate boost in search to help them get booked before they have reviews. This is your golden window, when the algorithm hands you free traffic. Use it aggressively. Launch pricing 15–20% below market, give early guests amazing experiences, and rack up reviews fast.</w:t>
       </w:r>
     </w:p>
     <w:p>
@@ -27802,7 +27757,7 @@
         <w:t xml:space="preserve"> </w:t>
       </w:r>
       <w:r>
-        <w:t xml:space="preserve">Once you have repeat guests, direct bookings skip platform fees, which run from about 3% on the host’s side to 15% once guest fees are counted.</w:t>
+        <w:t xml:space="preserve">Once you have repeat guests, direct bookings skip the platform fee entirely, and with Airbnb moving hosts toward a host-only fee of roughly 15%, that’s real money on every stay.</w:t>
       </w:r>
     </w:p>
     <w:p>

--- a/book/AirBNB Anywhere - Bestseller Edition.docx
+++ b/book/AirBNB Anywhere - Bestseller Edition.docx
@@ -8770,7 +8770,7 @@
         <w:pStyle w:val="FirstParagraph"/>
       </w:pPr>
       <w:r>
-        <w:t xml:space="preserve">You’ve secured the home, but design, furnishing, and setup labor commonly run $20,000–$40,000 or more, depending on the size of the house and how much of the work you outsource. If you want to preserve cash, 0% APR credit cards give you a powerful runway.</w:t>
+        <w:t xml:space="preserve">You’ve secured the home, but design, furnishing, and setup labor commonly run $20,000–$40,000 or more, depending on the size of the house and how much of the work you outsource. That budget spans the whole design market, from a few-thousand-dollar design-only plan you execute yourself to full-service design and installation at the top of the range, and the design chapter shows you how to choose between them. If you want to preserve cash, 0% APR credit cards give you a powerful runway.</w:t>
       </w:r>
     </w:p>
     <w:p>
@@ -15931,7 +15931,7 @@
         <w:pStyle w:val="FirstParagraph"/>
       </w:pPr>
       <w:r>
-        <w:t xml:space="preserve">If these three feel foreign, pay for a concept board from a designer ($500–$1,500). You get the road map, then DIY the execution.</w:t>
+        <w:t xml:space="preserve">If these three feel foreign, pay for a basic concept board from a designer ($500–$1,500) to get the road map, then DIY the execution. A full design-only plan runs more; the cost tiers are laid out later in this chapter.</w:t>
       </w:r>
     </w:p>
     <w:bookmarkEnd w:id="138"/>
@@ -18215,6 +18215,48 @@
           <w:bCs/>
           <w:b/>
         </w:rPr>
+        <w:t xml:space="preserve">Know the market before you shop it.</w:t>
+      </w:r>
+      <w:r>
+        <w:t xml:space="preserve"> </w:t>
+      </w:r>
+      <w:r>
+        <w:t xml:space="preserve">Design services come in three tiers, and the price tags mean different things.</w:t>
+      </w:r>
+    </w:p>
+    <w:p>
+      <w:pPr>
+        <w:pStyle w:val="BodyText"/>
+      </w:pPr>
+      <w:r>
+        <w:t xml:space="preserve">At the bottom, budget design-only services run $3K–$5K. You get a design plan and a shopping list, and everything else is on you. The catch is what’s usually missing. These plans tend not to be specific to your market, nobody researched your guest avatar, nobody sources or installs anything, and nobody stages the home for the camera. You’re buying a starting point, not a result.</w:t>
+      </w:r>
+    </w:p>
+    <w:p>
+      <w:pPr>
+        <w:pStyle w:val="BodyText"/>
+      </w:pPr>
+      <w:r>
+        <w:t xml:space="preserve">At the top, ROI-focused full-service firms charge $8K and up in design fees, and all-in with sourcing, installation, and labor a larger home can land at $40K or more. What that buys is the whole machine. Market research, avatar work, sourcing at trade discounts, install crews, and a photo-ready home the day they leave. The expensive tier usually makes up for itself, because it’s built around the same revenue math you ran in the ROI Calculator, not around making a room pretty.</w:t>
+      </w:r>
+    </w:p>
+    <w:p>
+      <w:pPr>
+        <w:pStyle w:val="BodyText"/>
+      </w:pPr>
+      <w:r>
+        <w:t xml:space="preserve">In between sits the hybrid path below. None of these is the wrong answer. The wrong answer is paying $4K expecting the $40K result, or paying $40K when you’d genuinely enjoy doing it yourself. Know which one you’re buying.</w:t>
+      </w:r>
+    </w:p>
+    <w:p>
+      <w:pPr>
+        <w:pStyle w:val="BodyText"/>
+      </w:pPr>
+      <w:r>
+        <w:rPr>
+          <w:bCs/>
+          <w:b/>
+        </w:rPr>
         <w:t xml:space="preserve">What designers actually do:</w:t>
       </w:r>
     </w:p>
@@ -18583,7 +18625,7 @@
         <w:pStyle w:val="Compact"/>
       </w:pPr>
       <w:r>
-        <w:t xml:space="preserve">Pay for concept boards and layouts ($1,500–$3,000)</w:t>
+        <w:t xml:space="preserve">Pay for a design-only plan with concept boards and layouts ($3K–$5K)</w:t>
       </w:r>
     </w:p>
     <w:p>

--- a/book/AirBNB Anywhere - Bestseller Edition.docx
+++ b/book/AirBNB Anywhere - Bestseller Edition.docx
@@ -2026,7 +2026,7 @@
               <w:jc w:val="left"/>
             </w:pPr>
             <w:r>
-              <w:t xml:space="preserve">Monthly payment (PITI: principal, interest, taxes, insurance)</w:t>
+              <w:t xml:space="preserve">Monthly payment</w:t>
             </w:r>
           </w:p>
         </w:tc>
@@ -2038,7 +2038,7 @@
               <w:jc w:val="left"/>
             </w:pPr>
             <w:r>
-              <w:t xml:space="preserve">~$1,850</w:t>
+              <w:t xml:space="preserve">~$1,850 (PITI: principal, interest, taxes, insurance)</w:t>
             </w:r>
           </w:p>
         </w:tc>
@@ -2050,7 +2050,7 @@
               <w:jc w:val="left"/>
             </w:pPr>
             <w:r>
-              <w:t xml:space="preserve">~$1,250</w:t>
+              <w:t xml:space="preserve">$1,125 (interest-only seller note)</w:t>
             </w:r>
           </w:p>
         </w:tc>
@@ -2145,15 +2145,15 @@
         <w:pStyle w:val="BodyText"/>
       </w:pPr>
       <w:r>
-        <w:t xml:space="preserve">Now read the lines guests never see. Joshua Tree’s payment runs about $600 a month heavier, roughly $7,200 a year that comes off the top whether anyone books or not. The house cost more than twice as much. And getting in took several times the cash, which means every dollar it earned was spread across a much bigger pile of dollars at risk.</w:t>
-      </w:r>
-    </w:p>
-    <w:p>
-      <w:pPr>
-        <w:pStyle w:val="BodyText"/>
-      </w:pPr>
-      <w:r>
-        <w:t xml:space="preserve">Revenue is what you hope for. The payment and the entry price are what you lock in on day one. A $1,250 payment against $72K in revenue can survive almost any slow season. That number is the quiet hero of the whole table. Remember it when we reach the U of the RURAL Method.</w:t>
+        <w:t xml:space="preserve">Now read the lines guests never see. Joshua Tree’s payment runs about $725 a month heavier, roughly $8,700 a year that comes off the top whether anyone books or not. The house cost more than twice as much. And getting in took several times the cash, which means every dollar it earned was spread across a much bigger pile of dollars at risk.</w:t>
+      </w:r>
+    </w:p>
+    <w:p>
+      <w:pPr>
+        <w:pStyle w:val="BodyText"/>
+      </w:pPr>
+      <w:r>
+        <w:t xml:space="preserve">Revenue is what you hope for. The payment and the entry price are what you lock in on day one. An $1,125 payment against $72K in revenue can survive almost any slow season. That number is the quiet hero of the whole table. Remember it when we reach the U of the RURAL Method.</w:t>
       </w:r>
     </w:p>
     <w:p>
@@ -2761,7 +2761,7 @@
         <w:pStyle w:val="Compact"/>
       </w:pPr>
       <w:r>
-        <w:t xml:space="preserve">My Joshua Tree house grossed about $80K in year one; my $170K West Virginia cabin did $72K. Nearly the same revenue, but the cabin won: half the purchase price, a payment about $600 a month lighter, and a fraction of the cash to get in.</w:t>
+        <w:t xml:space="preserve">My Joshua Tree house grossed about $80K in year one; my $170K West Virginia cabin did $72K. Nearly the same revenue, but the cabin won: half the purchase price, a payment about $700 a month lighter, and a fraction of the cash to get in.</w:t>
       </w:r>
     </w:p>
     <w:p>
@@ -7244,7 +7244,7 @@
     <w:bookmarkEnd w:id="82"/>
     <w:bookmarkEnd w:id="83"/>
     <w:bookmarkEnd w:id="84"/>
-    <w:bookmarkStart w:id="122" w:name="part-3-u-under-budget"/>
+    <w:bookmarkStart w:id="123" w:name="part-3-u-under-budget"/>
     <w:p>
       <w:pPr>
         <w:pStyle w:val="Heading1"/>
@@ -9784,7 +9784,7 @@
     </w:p>
     <w:bookmarkEnd w:id="97"/>
     <w:bookmarkEnd w:id="98"/>
-    <w:bookmarkStart w:id="111" w:name="chapter-8-the-only-math-that-matters"/>
+    <w:bookmarkStart w:id="112" w:name="chapter-8-the-only-math-that-matters"/>
     <w:p>
       <w:pPr>
         <w:pStyle w:val="Heading2"/>
@@ -10726,6 +10726,14 @@
         <w:t xml:space="preserve">That’s not a deal. That’s a hope.</w:t>
       </w:r>
     </w:p>
+    <w:p>
+      <w:pPr>
+        <w:pStyle w:val="BodyText"/>
+      </w:pPr>
+      <w:r>
+        <w:t xml:space="preserve">And when the miss happens in real life? One of my students overspent on the buy, and then everything that could go wrong with the house went wrong. That deal still cash flows about $1,000 a month, still delivered the tax write-offs, and the home has appreciated underneath the mess. Nobody frames that page. But a mistake that pays you a thousand dollars a month while the asset grows is exactly what the discipline in this chapter buys you: a worst case you can live with.</w:t>
+      </w:r>
+    </w:p>
     <w:bookmarkEnd w:id="102"/>
     <w:bookmarkStart w:id="103" w:name="the-hidden-costs-trap"/>
     <w:p>
@@ -11816,12 +11824,471 @@
       </w:r>
     </w:p>
     <w:bookmarkEnd w:id="108"/>
-    <w:bookmarkStart w:id="109" w:name="the-math-will-save-you"/>
+    <w:bookmarkStart w:id="109" w:name="the-page-id-show-a-skeptic"/>
     <w:p>
       <w:pPr>
         <w:pStyle w:val="Heading3"/>
       </w:pPr>
       <w:r>
+        <w:t xml:space="preserve">The Page I’d Show a Skeptic</w:t>
+      </w:r>
+    </w:p>
+    <w:p>
+      <w:pPr>
+        <w:pStyle w:val="FirstParagraph"/>
+      </w:pPr>
+      <w:r>
+        <w:t xml:space="preserve">Every revenue number in this book is gross, and I’ve told you so each time. Fair enough. Here’s the other side of the ledger, straight from my own books. Gatehouse Getaway went live on June 11, 2024. This is its statement for the rest of that year, seven months, as prepared for my CPA.</w:t>
+      </w:r>
+    </w:p>
+    <w:tbl>
+      <w:tblPr>
+        <w:tblStyle w:val="Table"/>
+        <w:tblW w:type="pct" w:w="5000"/>
+        <w:tblLook w:firstRow="1" w:lastRow="0" w:firstColumn="0" w:lastColumn="0" w:noHBand="0" w:noVBand="0" w:val="0020"/>
+        <w:jc w:val="start"/>
+      </w:tblPr>
+      <w:tblGrid>
+        <w:gridCol w:w="3960"/>
+        <w:gridCol w:w="3960"/>
+      </w:tblGrid>
+      <w:tr>
+        <w:trPr>
+          <w:tblHeader w:val="true"/>
+        </w:trPr>
+        <w:tc>
+          <w:tcPr/>
+          <w:p>
+            <w:pPr>
+              <w:pStyle w:val="Compact"/>
+              <w:jc w:val="left"/>
+            </w:pPr>
+            <w:r>
+              <w:t xml:space="preserve">Gatehouse Getaway, June–December 2024</w:t>
+            </w:r>
+          </w:p>
+        </w:tc>
+        <w:tc>
+          <w:tcPr/>
+          <w:p>
+            <w:pPr>
+              <w:pStyle w:val="Compact"/>
+            </w:pPr>
+          </w:p>
+        </w:tc>
+      </w:tr>
+      <w:tr>
+        <w:tc>
+          <w:tcPr/>
+          <w:p>
+            <w:pPr>
+              <w:pStyle w:val="Compact"/>
+              <w:jc w:val="left"/>
+            </w:pPr>
+            <w:r>
+              <w:t xml:space="preserve">Rental income (net payout, after platform fees and lodging taxes)</w:t>
+            </w:r>
+          </w:p>
+        </w:tc>
+        <w:tc>
+          <w:tcPr/>
+          <w:p>
+            <w:pPr>
+              <w:pStyle w:val="Compact"/>
+              <w:jc w:val="left"/>
+            </w:pPr>
+            <w:r>
+              <w:t xml:space="preserve">$46,785</w:t>
+            </w:r>
+          </w:p>
+        </w:tc>
+      </w:tr>
+      <w:tr>
+        <w:tc>
+          <w:tcPr/>
+          <w:p>
+            <w:pPr>
+              <w:pStyle w:val="Compact"/>
+              <w:jc w:val="left"/>
+            </w:pPr>
+            <w:r>
+              <w:t xml:space="preserve">Cleaning and turnovers</w:t>
+            </w:r>
+          </w:p>
+        </w:tc>
+        <w:tc>
+          <w:tcPr/>
+          <w:p>
+            <w:pPr>
+              <w:pStyle w:val="Compact"/>
+              <w:jc w:val="left"/>
+            </w:pPr>
+            <w:r>
+              <w:t xml:space="preserve">$6,593</w:t>
+            </w:r>
+          </w:p>
+        </w:tc>
+      </w:tr>
+      <w:tr>
+        <w:tc>
+          <w:tcPr/>
+          <w:p>
+            <w:pPr>
+              <w:pStyle w:val="Compact"/>
+              <w:jc w:val="left"/>
+            </w:pPr>
+            <w:r>
+              <w:t xml:space="preserve">Supplies and consumables</w:t>
+            </w:r>
+          </w:p>
+        </w:tc>
+        <w:tc>
+          <w:tcPr/>
+          <w:p>
+            <w:pPr>
+              <w:pStyle w:val="Compact"/>
+              <w:jc w:val="left"/>
+            </w:pPr>
+            <w:r>
+              <w:t xml:space="preserve">$1,931</w:t>
+            </w:r>
+          </w:p>
+        </w:tc>
+      </w:tr>
+      <w:tr>
+        <w:tc>
+          <w:tcPr/>
+          <w:p>
+            <w:pPr>
+              <w:pStyle w:val="Compact"/>
+              <w:jc w:val="left"/>
+            </w:pPr>
+            <w:r>
+              <w:t xml:space="preserve">Pest control</w:t>
+            </w:r>
+          </w:p>
+        </w:tc>
+        <w:tc>
+          <w:tcPr/>
+          <w:p>
+            <w:pPr>
+              <w:pStyle w:val="Compact"/>
+              <w:jc w:val="left"/>
+            </w:pPr>
+            <w:r>
+              <w:t xml:space="preserve">$285</w:t>
+            </w:r>
+          </w:p>
+        </w:tc>
+      </w:tr>
+      <w:tr>
+        <w:tc>
+          <w:tcPr/>
+          <w:p>
+            <w:pPr>
+              <w:pStyle w:val="Compact"/>
+              <w:jc w:val="left"/>
+            </w:pPr>
+            <w:r>
+              <w:t xml:space="preserve">Software and automation</w:t>
+            </w:r>
+          </w:p>
+        </w:tc>
+        <w:tc>
+          <w:tcPr/>
+          <w:p>
+            <w:pPr>
+              <w:pStyle w:val="Compact"/>
+              <w:jc w:val="left"/>
+            </w:pPr>
+            <w:r>
+              <w:t xml:space="preserve">$168</w:t>
+            </w:r>
+          </w:p>
+        </w:tc>
+      </w:tr>
+      <w:tr>
+        <w:tc>
+          <w:tcPr/>
+          <w:p>
+            <w:pPr>
+              <w:pStyle w:val="Compact"/>
+              <w:jc w:val="left"/>
+            </w:pPr>
+            <w:r>
+              <w:t xml:space="preserve">Security camera</w:t>
+            </w:r>
+          </w:p>
+        </w:tc>
+        <w:tc>
+          <w:tcPr/>
+          <w:p>
+            <w:pPr>
+              <w:pStyle w:val="Compact"/>
+              <w:jc w:val="left"/>
+            </w:pPr>
+            <w:r>
+              <w:t xml:space="preserve">$50</w:t>
+            </w:r>
+          </w:p>
+        </w:tc>
+      </w:tr>
+      <w:tr>
+        <w:tc>
+          <w:tcPr/>
+          <w:p>
+            <w:pPr>
+              <w:pStyle w:val="Compact"/>
+              <w:jc w:val="left"/>
+            </w:pPr>
+            <w:r>
+              <w:t xml:space="preserve">Guest resolution payout</w:t>
+            </w:r>
+          </w:p>
+        </w:tc>
+        <w:tc>
+          <w:tcPr/>
+          <w:p>
+            <w:pPr>
+              <w:pStyle w:val="Compact"/>
+              <w:jc w:val="left"/>
+            </w:pPr>
+            <w:r>
+              <w:t xml:space="preserve">$180</w:t>
+            </w:r>
+          </w:p>
+        </w:tc>
+      </w:tr>
+      <w:tr>
+        <w:tc>
+          <w:tcPr/>
+          <w:p>
+            <w:pPr>
+              <w:pStyle w:val="Compact"/>
+              <w:jc w:val="left"/>
+            </w:pPr>
+            <w:r>
+              <w:t xml:space="preserve">Internet</w:t>
+            </w:r>
+          </w:p>
+        </w:tc>
+        <w:tc>
+          <w:tcPr/>
+          <w:p>
+            <w:pPr>
+              <w:pStyle w:val="Compact"/>
+              <w:jc w:val="left"/>
+            </w:pPr>
+            <w:r>
+              <w:t xml:space="preserve">$455</w:t>
+            </w:r>
+          </w:p>
+        </w:tc>
+      </w:tr>
+      <w:tr>
+        <w:tc>
+          <w:tcPr/>
+          <w:p>
+            <w:pPr>
+              <w:pStyle w:val="Compact"/>
+              <w:jc w:val="left"/>
+            </w:pPr>
+            <w:r>
+              <w:t xml:space="preserve">Lawn and grounds (estimated)</w:t>
+            </w:r>
+          </w:p>
+        </w:tc>
+        <w:tc>
+          <w:tcPr/>
+          <w:p>
+            <w:pPr>
+              <w:pStyle w:val="Compact"/>
+              <w:jc w:val="left"/>
+            </w:pPr>
+            <w:r>
+              <w:t xml:space="preserve">$780</w:t>
+            </w:r>
+          </w:p>
+        </w:tc>
+      </w:tr>
+      <w:tr>
+        <w:tc>
+          <w:tcPr/>
+          <w:p>
+            <w:pPr>
+              <w:pStyle w:val="Compact"/>
+              <w:jc w:val="left"/>
+            </w:pPr>
+            <w:r>
+              <w:t xml:space="preserve">Seller-note interest ($150K at 9%, interest-only, $1,125 a month)</w:t>
+            </w:r>
+          </w:p>
+        </w:tc>
+        <w:tc>
+          <w:tcPr/>
+          <w:p>
+            <w:pPr>
+              <w:pStyle w:val="Compact"/>
+              <w:jc w:val="left"/>
+            </w:pPr>
+            <w:r>
+              <w:t xml:space="preserve">$7,875</w:t>
+            </w:r>
+          </w:p>
+        </w:tc>
+      </w:tr>
+      <w:tr>
+        <w:tc>
+          <w:tcPr/>
+          <w:p>
+            <w:pPr>
+              <w:pStyle w:val="Compact"/>
+              <w:jc w:val="left"/>
+            </w:pPr>
+            <w:r>
+              <w:t xml:space="preserve">Property tax (estimated)</w:t>
+            </w:r>
+          </w:p>
+        </w:tc>
+        <w:tc>
+          <w:tcPr/>
+          <w:p>
+            <w:pPr>
+              <w:pStyle w:val="Compact"/>
+              <w:jc w:val="left"/>
+            </w:pPr>
+            <w:r>
+              <w:t xml:space="preserve">$700</w:t>
+            </w:r>
+          </w:p>
+        </w:tc>
+      </w:tr>
+      <w:tr>
+        <w:tc>
+          <w:tcPr/>
+          <w:p>
+            <w:pPr>
+              <w:pStyle w:val="Compact"/>
+              <w:jc w:val="left"/>
+            </w:pPr>
+            <w:r>
+              <w:t xml:space="preserve">STR insurance (annual policy, allocated)</w:t>
+            </w:r>
+          </w:p>
+        </w:tc>
+        <w:tc>
+          <w:tcPr/>
+          <w:p>
+            <w:pPr>
+              <w:pStyle w:val="Compact"/>
+              <w:jc w:val="left"/>
+            </w:pPr>
+            <w:r>
+              <w:t xml:space="preserve">$3,166</w:t>
+            </w:r>
+          </w:p>
+        </w:tc>
+      </w:tr>
+      <w:tr>
+        <w:tc>
+          <w:tcPr/>
+          <w:p>
+            <w:pPr>
+              <w:pStyle w:val="Compact"/>
+              <w:jc w:val="left"/>
+            </w:pPr>
+            <w:r>
+              <w:rPr>
+                <w:bCs/>
+                <w:b/>
+              </w:rPr>
+              <w:t xml:space="preserve">Total expenses</w:t>
+            </w:r>
+          </w:p>
+        </w:tc>
+        <w:tc>
+          <w:tcPr/>
+          <w:p>
+            <w:pPr>
+              <w:pStyle w:val="Compact"/>
+              <w:jc w:val="left"/>
+            </w:pPr>
+            <w:r>
+              <w:rPr>
+                <w:bCs/>
+                <w:b/>
+              </w:rPr>
+              <w:t xml:space="preserve">$22,183</w:t>
+            </w:r>
+          </w:p>
+        </w:tc>
+      </w:tr>
+      <w:tr>
+        <w:tc>
+          <w:tcPr/>
+          <w:p>
+            <w:pPr>
+              <w:pStyle w:val="Compact"/>
+              <w:jc w:val="left"/>
+            </w:pPr>
+            <w:r>
+              <w:rPr>
+                <w:bCs/>
+                <w:b/>
+              </w:rPr>
+              <w:t xml:space="preserve">Net operating income, seven months</w:t>
+            </w:r>
+          </w:p>
+        </w:tc>
+        <w:tc>
+          <w:tcPr/>
+          <w:p>
+            <w:pPr>
+              <w:pStyle w:val="Compact"/>
+              <w:jc w:val="left"/>
+            </w:pPr>
+            <w:r>
+              <w:rPr>
+                <w:bCs/>
+                <w:b/>
+              </w:rPr>
+              <w:t xml:space="preserve">$24,602</w:t>
+            </w:r>
+          </w:p>
+        </w:tc>
+      </w:tr>
+    </w:tbl>
+    <w:p>
+      <w:pPr>
+        <w:pStyle w:val="BodyText"/>
+      </w:pPr>
+      <w:r>
+        <w:t xml:space="preserve">Honesty notes, because a real statement has them. Electric hadn’t hit the books yet when this was prepared (the home is on a well and septic, and has no gas service). A few lines are estimates pending the CPA: the late-year cleans, the tax ticket, the lawn count. And guests actually paid about $61K over those months; lodging taxes and platform fees come out before the payout ever reaches you, which is why the income line starts lower than the headline number would.</w:t>
+      </w:r>
+    </w:p>
+    <w:p>
+      <w:pPr>
+        <w:pStyle w:val="BodyText"/>
+      </w:pPr>
+      <w:r>
+        <w:t xml:space="preserve">Now read what the page says. Roughly 47 cents of every payout dollar went to running the house, and that’s with an interest-only seller note keeping the payment small. The cash in was about $66K: $20K down plus roughly $46K of renovation and furnishings. So the seven-month net of $24,602 works out to about 37% cash-on-cash in a little over half a year, before electric. By its twelfth month the home had crossed $72K in revenue.</w:t>
+      </w:r>
+    </w:p>
+    <w:p>
+      <w:pPr>
+        <w:pStyle w:val="BodyText"/>
+      </w:pPr>
+      <w:r>
+        <w:t xml:space="preserve">Hold your own deals against this page. It’s the standard the 30% Floor has been asking you to meet all chapter.</w:t>
+      </w:r>
+    </w:p>
+    <w:bookmarkEnd w:id="109"/>
+    <w:bookmarkStart w:id="110" w:name="the-math-will-save-you"/>
+    <w:p>
+      <w:pPr>
+        <w:pStyle w:val="Heading3"/>
+      </w:pPr>
+      <w:r>
         <w:t xml:space="preserve">The Math Will Save You</w:t>
       </w:r>
     </w:p>
@@ -11857,8 +12324,8 @@
         <w:t xml:space="preserve">The math saved me. It will save you too. You’ll find the Real Estate Numbers Cheat Sheet and my full deal underwriting templates in the Bonus Pack at the back of this book.</w:t>
       </w:r>
     </w:p>
-    <w:bookmarkEnd w:id="109"/>
-    <w:bookmarkStart w:id="110" w:name="chapter-summary-7"/>
+    <w:bookmarkEnd w:id="110"/>
+    <w:bookmarkStart w:id="111" w:name="chapter-summary-7"/>
     <w:p>
       <w:pPr>
         <w:pStyle w:val="Heading3"/>
@@ -11982,9 +12449,9 @@
         </w:pict>
       </w:r>
     </w:p>
-    <w:bookmarkEnd w:id="110"/>
     <w:bookmarkEnd w:id="111"/>
-    <w:bookmarkStart w:id="121" w:name="chapter-9-how-to-get-the-money"/>
+    <w:bookmarkEnd w:id="112"/>
+    <w:bookmarkStart w:id="122" w:name="chapter-9-how-to-get-the-money"/>
     <w:p>
       <w:pPr>
         <w:pStyle w:val="Heading2"/>
@@ -12069,7 +12536,7 @@
         <w:t xml:space="preserve">You already know the loan products from Chapter 7. This chapter is about strategy and psychology: how to stack funding sources for maximum leverage, how to pitch private lenders, and how to negotiate your way to better terms.</w:t>
       </w:r>
     </w:p>
-    <w:bookmarkStart w:id="112" w:name="money-isnt-the-obstacle.-strategy-is."/>
+    <w:bookmarkStart w:id="113" w:name="money-isnt-the-obstacle.-strategy-is."/>
     <w:p>
       <w:pPr>
         <w:pStyle w:val="Heading3"/>
@@ -12156,8 +12623,8 @@
         <w:t xml:space="preserve">Once you learn to use a 10% vacation-home loan, stack 0% cards for setup, negotiate seller credits against closing costs, and pitch private money, the door swings wide open. I’ve watched it happen dozens of times.</w:t>
       </w:r>
     </w:p>
-    <w:bookmarkEnd w:id="112"/>
-    <w:bookmarkStart w:id="113" w:name="the-capital-stack-architect-framework"/>
+    <w:bookmarkEnd w:id="113"/>
+    <w:bookmarkStart w:id="114" w:name="the-capital-stack-architect-framework"/>
     <w:p>
       <w:pPr>
         <w:pStyle w:val="Heading3"/>
@@ -12480,8 +12947,8 @@
         <w:t xml:space="preserve">”</w:t>
       </w:r>
     </w:p>
-    <w:bookmarkEnd w:id="113"/>
-    <w:bookmarkStart w:id="114" w:name="the-capital-efficiency-rule"/>
+    <w:bookmarkEnd w:id="114"/>
+    <w:bookmarkStart w:id="115" w:name="the-capital-efficiency-rule"/>
     <w:p>
       <w:pPr>
         <w:pStyle w:val="Heading3"/>
@@ -12596,8 +13063,8 @@
         <w:t xml:space="preserve">That’s capital efficiency, and none of it is recklessness. It’s deploying limited capital so it builds more capital.</w:t>
       </w:r>
     </w:p>
-    <w:bookmarkEnd w:id="114"/>
-    <w:bookmarkStart w:id="115" w:name="the-private-money-pitch-deck"/>
+    <w:bookmarkEnd w:id="115"/>
+    <w:bookmarkStart w:id="116" w:name="the-private-money-pitch-deck"/>
     <w:p>
       <w:pPr>
         <w:pStyle w:val="Heading3"/>
@@ -13146,8 +13613,8 @@
         <w:t xml:space="preserve">”</w:t>
       </w:r>
     </w:p>
-    <w:bookmarkEnd w:id="115"/>
-    <w:bookmarkStart w:id="116" w:name="the-negotiation-playbook"/>
+    <w:bookmarkEnd w:id="116"/>
+    <w:bookmarkStart w:id="117" w:name="the-negotiation-playbook"/>
     <w:p>
       <w:pPr>
         <w:pStyle w:val="Heading3"/>
@@ -13584,8 +14051,8 @@
         <w:t xml:space="preserve">Remember that every $5K you don’t spend at closing is $5K you can reinvest in the next deal. Investors scale by negotiating smarter, not by throwing more cash at deals.</w:t>
       </w:r>
     </w:p>
-    <w:bookmarkEnd w:id="116"/>
-    <w:bookmarkStart w:id="117" w:name="the-5-funding-paths-strategy-notes"/>
+    <w:bookmarkEnd w:id="117"/>
+    <w:bookmarkStart w:id="118" w:name="the-5-funding-paths-strategy-notes"/>
     <w:p>
       <w:pPr>
         <w:pStyle w:val="Heading3"/>
@@ -13651,7 +14118,7 @@
         <w:t xml:space="preserve"> </w:t>
       </w:r>
       <w:r>
-        <w:t xml:space="preserve">Best for entrepreneurs and the self-employed who want to scale without W2 verification. Approval rides on the property’s ability to pay for itself; lenders want projected income of at least 1.0–1.25x the monthly payment. Requirements: 15% down, 660–700+ credit, an STR income projection from AirDNA, Rabbu, or a property manager, and a location that doesn’t restrict STRs. Here’s what it looks like in real life. My friends Diane and Jon, full-service clients of ours, bought a home called Gatewood Orchard in the same corner of West Virginia as our other properties. It wasn’t a true vacation home, so the 10% second-home loan was off the table; they went DSCR and put $37,370 down on a $230,000 purchase, with a $5,000 seller credit negotiated in. One year later it reappraised at $322,000, and it grossed $81,210.38 in its first year live. If you’re busy, notice that they hired Teeco for the whole thing (finding the home, design, setup, coaching, and management). The fully done-for-you path works too.</w:t>
+        <w:t xml:space="preserve">Best for entrepreneurs and the self-employed who want to scale without W2 verification. Approval rides on the property’s ability to pay for itself; lenders want projected income of at least 1.0–1.25x the monthly payment. Requirements: 15% down, 660–700+ credit, an STR income projection from AirDNA, Rabbu, or a property manager, and a location that doesn’t restrict STRs. Here’s what it looks like in real life. My friends Diane and Jon, full-service clients of ours, bought a home called Gatewood Orchard in the same corner of West Virginia as our other properties. It wasn’t a true vacation home, so the 10% second-home loan was off the table; they went with a typical 15%-down DSCR program that underwrites short-term-rental rent (the right answer to the question in Chapter 7) and put $37,370 down on a $230,000 purchase, with a $5,000 seller credit negotiated in. One year later it reappraised at $322,000, and it grossed $81,210.38 in its first year live. If you’re busy, notice that they hired Teeco for the whole thing (finding the home, design, setup, coaching, and management). The fully done-for-you path works too.</w:t>
       </w:r>
       <w:r>
         <w:t xml:space="preserve"> </w:t>
@@ -13847,8 +14314,8 @@
         <w:t xml:space="preserve">Back it with the pitch deck above. This works best with family and friends who trust you, coworkers with idle savings, local professionals, and retirees with rollover funds. And you’re not recruiting a hundred rich people. One or two with idle cash and a fear of inflation will do. Always get it in writing (a promissory note plus terms), and for larger loans, record a lien or deed of trust.</w:t>
       </w:r>
     </w:p>
-    <w:bookmarkEnd w:id="117"/>
-    <w:bookmarkStart w:id="118" w:name="Xfa85adeebeb352b90d02dc0880f1ecb6b091318"/>
+    <w:bookmarkEnd w:id="118"/>
+    <w:bookmarkStart w:id="119" w:name="Xfa85adeebeb352b90d02dc0880f1ecb6b091318"/>
     <w:p>
       <w:pPr>
         <w:pStyle w:val="Heading3"/>
@@ -14053,8 +14520,8 @@
         <w:t xml:space="preserve">That’s $500K+ in real estate controlled, debt paid down, and cash generated, all starting from a $40K savings account and a plan. No windfall made that work. A stack did, with every layer doing a specific job.</w:t>
       </w:r>
     </w:p>
-    <w:bookmarkEnd w:id="118"/>
-    <w:bookmarkStart w:id="119" w:name="X430820b4f923e4519407fa31eec30d74602ae5a"/>
+    <w:bookmarkEnd w:id="119"/>
+    <w:bookmarkStart w:id="120" w:name="X430820b4f923e4519407fa31eec30d74602ae5a"/>
     <w:p>
       <w:pPr>
         <w:pStyle w:val="Heading3"/>
@@ -14125,8 +14592,8 @@
         <w:t xml:space="preserve">You’re closer than you think.</w:t>
       </w:r>
     </w:p>
-    <w:bookmarkEnd w:id="119"/>
-    <w:bookmarkStart w:id="120" w:name="chapter-summary-8"/>
+    <w:bookmarkEnd w:id="120"/>
+    <w:bookmarkStart w:id="121" w:name="chapter-summary-8"/>
     <w:p>
       <w:pPr>
         <w:pStyle w:val="Heading3"/>
@@ -14286,10 +14753,10 @@
         </w:pict>
       </w:r>
     </w:p>
-    <w:bookmarkEnd w:id="120"/>
     <w:bookmarkEnd w:id="121"/>
     <w:bookmarkEnd w:id="122"/>
-    <w:bookmarkStart w:id="132" w:name="part-4-r-room-for-everyone"/>
+    <w:bookmarkEnd w:id="123"/>
+    <w:bookmarkStart w:id="133" w:name="part-4-r-room-for-everyone"/>
     <w:p>
       <w:pPr>
         <w:pStyle w:val="Heading1"/>
@@ -14338,7 +14805,7 @@
         <w:t xml:space="preserve">Follow the letters. In order. Every time.</w:t>
       </w:r>
     </w:p>
-    <w:bookmarkStart w:id="131" w:name="chapter-10-heads-in-beds"/>
+    <w:bookmarkStart w:id="132" w:name="chapter-10-heads-in-beds"/>
     <w:p>
       <w:pPr>
         <w:pStyle w:val="Heading2"/>
@@ -14371,7 +14838,7 @@
         <w:t xml:space="preserve">That’s the big idea of this chapter, and it fits in four words. Income follows sleeping capacity. Everything else here (the bunk beds, the extra-guest fee, the minimum-stay rules) is that idea put to work.</w:t>
       </w:r>
     </w:p>
-    <w:bookmarkStart w:id="123" w:name="Xda3af3400d87aab0c2ed981e90c4db41254a022"/>
+    <w:bookmarkStart w:id="124" w:name="Xda3af3400d87aab0c2ed981e90c4db41254a022"/>
     <w:p>
       <w:pPr>
         <w:pStyle w:val="Heading3"/>
@@ -14578,8 +15045,8 @@
         <w:t xml:space="preserve">One warning before you go bunk-bed crazy. Capacity is a system, not a bed count. We’ll get to that in a minute.</w:t>
       </w:r>
     </w:p>
-    <w:bookmarkEnd w:id="123"/>
-    <w:bookmarkStart w:id="124" w:name="why-groups-book-big-homes"/>
+    <w:bookmarkEnd w:id="124"/>
+    <w:bookmarkStart w:id="125" w:name="why-groups-book-big-homes"/>
     <w:p>
       <w:pPr>
         <w:pStyle w:val="Heading3"/>
@@ -14654,8 +15121,8 @@
         <w:t xml:space="preserve">That math shapes group behavior in two ways that both favor you. Big groups book big homes, because splitting the cost only works when everyone fits. And group stays run longer, because nobody herds twelve people’s calendars into line for a two-night hop. When the group finally aligns, they stay. Hold that thought.</w:t>
       </w:r>
     </w:p>
-    <w:bookmarkEnd w:id="124"/>
-    <w:bookmarkStart w:id="125" w:name="turn-on-the-extra-guest-fee"/>
+    <w:bookmarkEnd w:id="125"/>
+    <w:bookmarkStart w:id="126" w:name="turn-on-the-extra-guest-fee"/>
     <w:p>
       <w:pPr>
         <w:pStyle w:val="Heading3"/>
@@ -14720,8 +15187,8 @@
         <w:t xml:space="preserve">But notice what the fee requires. Capacity. You cannot charge for the seventh sleeper if your home only sleeps six. Every bunk, trundle, and pull-out from the capacity principle earns twice: it widens your audience in search, and it adds billable guests to every booking. The extra-guest fee is where heads in beds turns directly into dollars.</w:t>
       </w:r>
     </w:p>
-    <w:bookmarkEnd w:id="125"/>
-    <w:bookmarkStart w:id="126" w:name="X94489bc10fc53e226d166fbc92147c58ae4fc13"/>
+    <w:bookmarkEnd w:id="126"/>
+    <w:bookmarkStart w:id="127" w:name="X94489bc10fc53e226d166fbc92147c58ae4fc13"/>
     <w:p>
       <w:pPr>
         <w:pStyle w:val="Heading3"/>
@@ -14892,8 +15359,8 @@
         <w:t xml:space="preserve">Walk your property as the largest group it claims to hold. Every spot where the twelfth person has nowhere to sit, eat, or set down a coffee will show up in your reviews.</w:t>
       </w:r>
     </w:p>
-    <w:bookmarkEnd w:id="126"/>
-    <w:bookmarkStart w:id="127" w:name="revenue-per-night-vs.-revenue-per-turn"/>
+    <w:bookmarkEnd w:id="127"/>
+    <w:bookmarkStart w:id="128" w:name="revenue-per-night-vs.-revenue-per-turn"/>
     <w:p>
       <w:pPr>
         <w:pStyle w:val="Heading3"/>
@@ -15216,8 +15683,8 @@
         <w:t xml:space="preserve">And who books four nights instead of two? Groups. The reunion that finally synced twelve calendars. The family that drove five hours to get there. Room for Everyone is how you attract the exact bookings that win on revenue per turn.</w:t>
       </w:r>
     </w:p>
-    <w:bookmarkEnd w:id="127"/>
-    <w:bookmarkStart w:id="128" w:name="Xf7218460f0d11be381d0bc9d8a4a96739ce740f"/>
+    <w:bookmarkEnd w:id="128"/>
+    <w:bookmarkStart w:id="129" w:name="Xf7218460f0d11be381d0bc9d8a4a96739ce740f"/>
     <w:p>
       <w:pPr>
         <w:pStyle w:val="Heading3"/>
@@ -15478,8 +15945,8 @@
         <w:t xml:space="preserve">My complete Pricing SOP and calendar-management templates are in the Bonus Pack at the back of this book.</w:t>
       </w:r>
     </w:p>
-    <w:bookmarkEnd w:id="128"/>
-    <w:bookmarkStart w:id="129" w:name="the-numbers-capacity-makes-possible"/>
+    <w:bookmarkEnd w:id="129"/>
+    <w:bookmarkStart w:id="130" w:name="the-numbers-capacity-makes-possible"/>
     <w:p>
       <w:pPr>
         <w:pStyle w:val="Heading3"/>
@@ -15520,8 +15987,8 @@
         <w:t xml:space="preserve">Follow the letters. In order. Every time.</w:t>
       </w:r>
     </w:p>
-    <w:bookmarkEnd w:id="129"/>
-    <w:bookmarkStart w:id="130" w:name="chapter-summary-9"/>
+    <w:bookmarkEnd w:id="130"/>
+    <w:bookmarkStart w:id="131" w:name="chapter-summary-9"/>
     <w:p>
       <w:pPr>
         <w:pStyle w:val="Heading3"/>
@@ -15657,10 +16124,10 @@
         </w:pict>
       </w:r>
     </w:p>
-    <w:bookmarkEnd w:id="130"/>
     <w:bookmarkEnd w:id="131"/>
     <w:bookmarkEnd w:id="132"/>
-    <w:bookmarkStart w:id="174" w:name="part-5-a-aesthetics-that-win-the-scroll"/>
+    <w:bookmarkEnd w:id="133"/>
+    <w:bookmarkStart w:id="175" w:name="part-5-a-aesthetics-that-win-the-scroll"/>
     <w:p>
       <w:pPr>
         <w:pStyle w:val="Heading1"/>
@@ -15724,7 +16191,7 @@
         </w:pict>
       </w:r>
     </w:p>
-    <w:bookmarkStart w:id="152" w:name="chapter-11-design-is-your-booking-engine"/>
+    <w:bookmarkStart w:id="153" w:name="chapter-11-design-is-your-booking-engine"/>
     <w:p>
       <w:pPr>
         <w:pStyle w:val="Heading2"/>
@@ -15803,7 +16270,7 @@
         <w:t xml:space="preserve">Guests walked into a home that looked better than the photos, and the photos already looked better than every comparable listing in town. They never saw the contractor mess. They saw the finish, and the finish is what they booked.</w:t>
       </w:r>
     </w:p>
-    <w:bookmarkStart w:id="133" w:name="why-design-actually-matters"/>
+    <w:bookmarkStart w:id="134" w:name="why-design-actually-matters"/>
     <w:p>
       <w:pPr>
         <w:pStyle w:val="Heading3"/>
@@ -15860,8 +16327,8 @@
         <w:t xml:space="preserve">We’ve built room-by-room setup checklists to make this easier: a Kitchen Items Checklist, a Bathroom Items Checklist, a Design Plan Checklist covering guest profile, function, durability, and aesthetics, and the Photographer Checklist you’ll want before your shoot. Every item is clickable with purchase links. Download them all from the Bonus Pack at the back of this book.</w:t>
       </w:r>
     </w:p>
-    <w:bookmarkEnd w:id="133"/>
-    <w:bookmarkStart w:id="134" w:name="framework-the-candy-bar-method"/>
+    <w:bookmarkEnd w:id="134"/>
+    <w:bookmarkStart w:id="135" w:name="framework-the-candy-bar-method"/>
     <w:p>
       <w:pPr>
         <w:pStyle w:val="Heading3"/>
@@ -15942,8 +16409,8 @@
         <w:t xml:space="preserve">A beautiful room is nice. A beautiful room with a hot tub is bookable.</w:t>
       </w:r>
     </w:p>
-    <w:bookmarkEnd w:id="134"/>
-    <w:bookmarkStart w:id="135" w:name="framework-the-photo-first-rule"/>
+    <w:bookmarkEnd w:id="135"/>
+    <w:bookmarkStart w:id="136" w:name="framework-the-photo-first-rule"/>
     <w:p>
       <w:pPr>
         <w:pStyle w:val="Heading3"/>
@@ -16018,8 +16485,8 @@
         <w:t xml:space="preserve">Design lives on the screen, not in the room.</w:t>
       </w:r>
     </w:p>
-    <w:bookmarkEnd w:id="135"/>
-    <w:bookmarkStart w:id="136" w:name="X5baa7a0dd5ebcf4d769f29bc4533731d09d9440"/>
+    <w:bookmarkEnd w:id="136"/>
+    <w:bookmarkStart w:id="137" w:name="X5baa7a0dd5ebcf4d769f29bc4533731d09d9440"/>
     <w:p>
       <w:pPr>
         <w:pStyle w:val="Heading3"/>
@@ -16044,8 +16511,8 @@
         <w:t xml:space="preserve">Most people overestimate their design sense. That’s fine, because taste is optional here. What you need is a system, and if you follow the ones in this section instead of relying on instinct, you can get 80% of the way to professional results.</w:t>
       </w:r>
     </w:p>
-    <w:bookmarkEnd w:id="136"/>
-    <w:bookmarkStart w:id="137" w:name="do-you-actually-have-a-good-eye"/>
+    <w:bookmarkEnd w:id="137"/>
+    <w:bookmarkStart w:id="138" w:name="do-you-actually-have-a-good-eye"/>
     <w:p>
       <w:pPr>
         <w:pStyle w:val="Heading3"/>
@@ -16136,8 +16603,8 @@
         <w:t xml:space="preserve">If these three feel foreign, pay for a basic concept board from a designer ($500–$1,500) to get the road map, then DIY the execution. A full design-only plan runs more; the cost tiers are laid out later in this chapter.</w:t>
       </w:r>
     </w:p>
-    <w:bookmarkEnd w:id="137"/>
-    <w:bookmarkStart w:id="138" w:name="tools-that-make-diy-easier"/>
+    <w:bookmarkEnd w:id="138"/>
+    <w:bookmarkStart w:id="139" w:name="tools-that-make-diy-easier"/>
     <w:p>
       <w:pPr>
         <w:pStyle w:val="Heading3"/>
@@ -16268,8 +16735,8 @@
         <w:t xml:space="preserve">these tools save weeks of trial and error.</w:t>
       </w:r>
     </w:p>
-    <w:bookmarkEnd w:id="138"/>
-    <w:bookmarkStart w:id="139" w:name="X049cb9ad15ca7564cebc558bd316cdae3f674ec"/>
+    <w:bookmarkEnd w:id="139"/>
+    <w:bookmarkStart w:id="140" w:name="X049cb9ad15ca7564cebc558bd316cdae3f674ec"/>
     <w:p>
       <w:pPr>
         <w:pStyle w:val="Heading3"/>
@@ -16382,8 +16849,8 @@
         <w:t xml:space="preserve">Four decisions. That’s the whole system. Make them once, write them down, and every purchase afterward either fits the plan or goes back in the cart. To make the lane decision easier, here are four proven styles that photograph well and book hard.</w:t>
       </w:r>
     </w:p>
-    <w:bookmarkEnd w:id="139"/>
-    <w:bookmarkStart w:id="140" w:name="sample-style-cheat-sheets"/>
+    <w:bookmarkEnd w:id="140"/>
+    <w:bookmarkStart w:id="141" w:name="sample-style-cheat-sheets"/>
     <w:p>
       <w:pPr>
         <w:pStyle w:val="Heading3"/>
@@ -16596,8 +17063,8 @@
         <w:t xml:space="preserve">Why it works: Feels expensive and calm. Works in any climate or setting.</w:t>
       </w:r>
     </w:p>
-    <w:bookmarkEnd w:id="140"/>
-    <w:bookmarkStart w:id="141" w:name="the-room-by-room-playbook"/>
+    <w:bookmarkEnd w:id="141"/>
+    <w:bookmarkStart w:id="142" w:name="the-room-by-room-playbook"/>
     <w:p>
       <w:pPr>
         <w:pStyle w:val="Heading3"/>
@@ -16954,8 +17421,8 @@
         <w:t xml:space="preserve">String lights on at dusk. Huge for photos.</w:t>
       </w:r>
     </w:p>
-    <w:bookmarkEnd w:id="141"/>
-    <w:bookmarkStart w:id="142" w:name="staging-the-secret-sauce"/>
+    <w:bookmarkEnd w:id="142"/>
+    <w:bookmarkStart w:id="143" w:name="staging-the-secret-sauce"/>
     <w:p>
       <w:pPr>
         <w:pStyle w:val="Heading3"/>
@@ -17186,8 +17653,8 @@
         <w:t xml:space="preserve">Outdoors → fire pit staged, hot tub ready, lights on</w:t>
       </w:r>
     </w:p>
-    <w:bookmarkEnd w:id="142"/>
-    <w:bookmarkStart w:id="143" w:name="photography-always-hire-a-pro"/>
+    <w:bookmarkEnd w:id="143"/>
+    <w:bookmarkStart w:id="144" w:name="photography-always-hire-a-pro"/>
     <w:p>
       <w:pPr>
         <w:pStyle w:val="Heading3"/>
@@ -17264,8 +17731,8 @@
         <w:t xml:space="preserve">And you’re not stuck with what the photographer hands you. If you don’t love the edits, or the photos don’t all share the same tint, a service like photolab.teeco.co can mass-edit your images to Airbnb quality. Use the customize options to add people for lifestyle shots or swap in a beautiful sky, or keep the image original and just get the whole set consistent. Then curate like you’re building a hotel or resort listing. Show only what you want guests to see.</w:t>
       </w:r>
     </w:p>
-    <w:bookmarkEnd w:id="143"/>
-    <w:bookmarkStart w:id="144" w:name="Xb92f7b475aad3bb5ccb44df193c116838a15a53"/>
+    <w:bookmarkEnd w:id="144"/>
+    <w:bookmarkStart w:id="145" w:name="Xb92f7b475aad3bb5ccb44df193c116838a15a53"/>
     <w:p>
       <w:pPr>
         <w:pStyle w:val="Heading3"/>
@@ -17474,8 +17941,8 @@
         <w:t xml:space="preserve">You analyze 5 similar cabins in your market. Four have poor outdoor spaces: no clear fire pit setup, no good seating. The fifth has an incredible outdoor setup and books 70% occupancy. Your design strategy writes itself. Invest heavily in the outdoor experience (fire pit, seating, string lights, a hot tub with a view) and that becomes your competitive advantage.</w:t>
       </w:r>
     </w:p>
-    <w:bookmarkEnd w:id="144"/>
-    <w:bookmarkStart w:id="145" w:name="X6349ce385591a6c7f8d05700bc28db2276f2f66"/>
+    <w:bookmarkEnd w:id="145"/>
+    <w:bookmarkStart w:id="146" w:name="X6349ce385591a6c7f8d05700bc28db2276f2f66"/>
     <w:p>
       <w:pPr>
         <w:pStyle w:val="Heading3"/>
@@ -17742,8 +18209,8 @@
         <w:t xml:space="preserve">The balance is 20% local flavor, 80% timeless design. Don’t theme it like a cartoon. A mountain cabin doesn’t need bear wallpaper in every room.</w:t>
       </w:r>
     </w:p>
-    <w:bookmarkEnd w:id="145"/>
-    <w:bookmarkStart w:id="146" w:name="lighting-strategy-that-sells"/>
+    <w:bookmarkEnd w:id="146"/>
+    <w:bookmarkStart w:id="147" w:name="lighting-strategy-that-sells"/>
     <w:p>
       <w:pPr>
         <w:pStyle w:val="Heading3"/>
@@ -17894,8 +18361,8 @@
         <w:t xml:space="preserve">Pro tip: before photos, turn on every light in the house. It makes the space look brighter, newer, and infinitely more inviting in the listing.</w:t>
       </w:r>
     </w:p>
-    <w:bookmarkEnd w:id="146"/>
-    <w:bookmarkStart w:id="147" w:name="X9b24d2e2cc207fdcf9fd0bbaf444a6eff468750"/>
+    <w:bookmarkEnd w:id="147"/>
+    <w:bookmarkStart w:id="148" w:name="X9b24d2e2cc207fdcf9fd0bbaf444a6eff468750"/>
     <w:p>
       <w:pPr>
         <w:pStyle w:val="Heading3"/>
@@ -18104,8 +18571,8 @@
         <w:t xml:space="preserve">If payback is under 18 months, it’s worth it.</w:t>
       </w:r>
     </w:p>
-    <w:bookmarkEnd w:id="147"/>
-    <w:bookmarkStart w:id="148" w:name="where-diyers-blow-it-and-how-to-avoid-it"/>
+    <w:bookmarkEnd w:id="148"/>
+    <w:bookmarkStart w:id="149" w:name="where-diyers-blow-it-and-how-to-avoid-it"/>
     <w:p>
       <w:pPr>
         <w:pStyle w:val="Heading3"/>
@@ -18202,8 +18669,8 @@
         <w:t xml:space="preserve">Layer your lighting: ambient, task, accent. Use sheer curtains in living spaces; save blackout curtains for bedrooms, where sleep is the job.</w:t>
       </w:r>
     </w:p>
-    <w:bookmarkEnd w:id="148"/>
-    <w:bookmarkStart w:id="149" w:name="X94f1d8690fbb8e658d8bdad5b9792a414724306"/>
+    <w:bookmarkEnd w:id="149"/>
+    <w:bookmarkStart w:id="150" w:name="X94f1d8690fbb8e658d8bdad5b9792a414724306"/>
     <w:p>
       <w:pPr>
         <w:pStyle w:val="Heading3"/>
@@ -18390,8 +18857,8 @@
         <w:t xml:space="preserve">And design for the guest avatar your anchor already handed you in Chapter 10. Remember, seating and dining must match the sleeper count.</w:t>
       </w:r>
     </w:p>
-    <w:bookmarkEnd w:id="149"/>
-    <w:bookmarkStart w:id="150" w:name="X12c5bd23022158b3c653f5de7e0039de7612756"/>
+    <w:bookmarkEnd w:id="150"/>
+    <w:bookmarkStart w:id="151" w:name="X12c5bd23022158b3c653f5de7e0039de7612756"/>
     <w:p>
       <w:pPr>
         <w:pStyle w:val="Heading3"/>
@@ -18870,8 +19337,8 @@
         <w:t xml:space="preserve">The property will get designed either way. The only question is whether you pay with time (DIY) or money (designer). There’s no wrong answer, only the answer that gets you guest-ready, on time, with a look that books.</w:t>
       </w:r>
     </w:p>
-    <w:bookmarkEnd w:id="150"/>
-    <w:bookmarkStart w:id="151" w:name="chapter-summary-10"/>
+    <w:bookmarkEnd w:id="151"/>
+    <w:bookmarkStart w:id="152" w:name="chapter-summary-10"/>
     <w:p>
       <w:pPr>
         <w:pStyle w:val="Heading3"/>
@@ -18995,9 +19462,9 @@
         </w:pict>
       </w:r>
     </w:p>
-    <w:bookmarkEnd w:id="151"/>
     <w:bookmarkEnd w:id="152"/>
-    <w:bookmarkStart w:id="162" w:name="X2dc14ae0084682323cd44761cb0c617733f823f"/>
+    <w:bookmarkEnd w:id="153"/>
+    <w:bookmarkStart w:id="163" w:name="X2dc14ae0084682323cd44761cb0c617733f823f"/>
     <w:p>
       <w:pPr>
         <w:pStyle w:val="Heading2"/>
@@ -19046,7 +19513,7 @@
         <w:t xml:space="preserve">Your photos get the click. Your title and first five lines get the booking.</w:t>
       </w:r>
     </w:p>
-    <w:bookmarkStart w:id="153" w:name="lead-with-your-top-5-hero-photos"/>
+    <w:bookmarkStart w:id="154" w:name="lead-with-your-top-5-hero-photos"/>
     <w:p>
       <w:pPr>
         <w:pStyle w:val="Heading3"/>
@@ -19115,8 +19582,8 @@
         <w:t xml:space="preserve">This is where the Candy Bar Method and the Photo-First Rule from Chapter 11 cash out. You invested in the amenities guests search for and designed them to photograph well. Now put them where the search happens, in slots one through five.</w:t>
       </w:r>
     </w:p>
-    <w:bookmarkEnd w:id="153"/>
-    <w:bookmarkStart w:id="154" w:name="write-a-title-that-sells-the-experience"/>
+    <w:bookmarkEnd w:id="154"/>
+    <w:bookmarkStart w:id="155" w:name="write-a-title-that-sells-the-experience"/>
     <w:p>
       <w:pPr>
         <w:pStyle w:val="Heading3"/>
@@ -19195,8 +19662,8 @@
         <w:t xml:space="preserve">Everyone has that. If you’re near a national park, ski resort, or lake, say it. Proximity sells.</w:t>
       </w:r>
     </w:p>
-    <w:bookmarkEnd w:id="154"/>
-    <w:bookmarkStart w:id="155" w:name="pre-list-before-launch"/>
+    <w:bookmarkEnd w:id="155"/>
+    <w:bookmarkStart w:id="156" w:name="pre-list-before-launch"/>
     <w:p>
       <w:pPr>
         <w:pStyle w:val="Heading3"/>
@@ -19221,8 +19688,8 @@
         <w:t xml:space="preserve">Then send the link to friends and followers and ask them to wishlist it. Airbnb favors early interest and engagement. You’re warming up the algorithm before opening night.</w:t>
       </w:r>
     </w:p>
-    <w:bookmarkEnd w:id="155"/>
-    <w:bookmarkStart w:id="156" w:name="hook-them-in-the-first-five-lines"/>
+    <w:bookmarkEnd w:id="156"/>
+    <w:bookmarkStart w:id="157" w:name="hook-them-in-the-first-five-lines"/>
     <w:p>
       <w:pPr>
         <w:pStyle w:val="Heading3"/>
@@ -19261,8 +19728,8 @@
         <w:t xml:space="preserve">Save the bed counts and kitchen features for later in the description. Sell the dream first. List the beds later.</w:t>
       </w:r>
     </w:p>
-    <w:bookmarkEnd w:id="156"/>
-    <w:bookmarkStart w:id="157" w:name="launch-pricing-strategy"/>
+    <w:bookmarkEnd w:id="157"/>
+    <w:bookmarkStart w:id="158" w:name="launch-pricing-strategy"/>
     <w:p>
       <w:pPr>
         <w:pStyle w:val="Heading3"/>
@@ -19295,8 +19762,8 @@
         <w:t xml:space="preserve">It feels like leaving money on the table, until you remember that a new listing with zero reviews at full price is invisible. A new listing priced under the comps books immediately, and each booking buys the proof you actually need in month one.</w:t>
       </w:r>
     </w:p>
-    <w:bookmarkEnd w:id="157"/>
-    <w:bookmarkStart w:id="158" w:name="listing-quick-tips"/>
+    <w:bookmarkEnd w:id="158"/>
+    <w:bookmarkStart w:id="159" w:name="listing-quick-tips"/>
     <w:p>
       <w:pPr>
         <w:pStyle w:val="Heading3"/>
@@ -19373,8 +19840,8 @@
         <w:t xml:space="preserve">Your photos, title, and first few lines do the heavy lifting. Lead with what makes your property stand out, not how many beds you have. Make it irresistible and searchable.</w:t>
       </w:r>
     </w:p>
-    <w:bookmarkEnd w:id="158"/>
-    <w:bookmarkStart w:id="159" w:name="the-listing-algorithm-hack"/>
+    <w:bookmarkEnd w:id="159"/>
+    <w:bookmarkStart w:id="160" w:name="the-listing-algorithm-hack"/>
     <w:p>
       <w:pPr>
         <w:pStyle w:val="Heading3"/>
@@ -19642,8 +20109,8 @@
         <w:t xml:space="preserve">Pro tip: launch at 20% below market and collect 5-star reviews from your first five guests, and you’ve reset your baseline. Guests will book you at market rate or above because your reviews say you’re worth it.</w:t>
       </w:r>
     </w:p>
-    <w:bookmarkEnd w:id="159"/>
-    <w:bookmarkStart w:id="160" w:name="X03b61cc17e1ab6c0ce39efde9d8853d78d8c7d8"/>
+    <w:bookmarkEnd w:id="160"/>
+    <w:bookmarkStart w:id="161" w:name="X03b61cc17e1ab6c0ce39efde9d8853d78d8c7d8"/>
     <w:p>
       <w:pPr>
         <w:pStyle w:val="Heading3"/>
@@ -19800,8 +20267,8 @@
         <w:t xml:space="preserve">You’re not discounting. You’re buying reviews at the cheapest price they’ll ever be.</w:t>
       </w:r>
     </w:p>
-    <w:bookmarkEnd w:id="160"/>
-    <w:bookmarkStart w:id="161" w:name="chapter-summary-11"/>
+    <w:bookmarkEnd w:id="161"/>
+    <w:bookmarkStart w:id="162" w:name="chapter-summary-11"/>
     <w:p>
       <w:pPr>
         <w:pStyle w:val="Heading3"/>
@@ -19901,9 +20368,9 @@
         </w:pict>
       </w:r>
     </w:p>
-    <w:bookmarkEnd w:id="161"/>
     <w:bookmarkEnd w:id="162"/>
-    <w:bookmarkStart w:id="173" w:name="chapter-13-the-six-week-launch"/>
+    <w:bookmarkEnd w:id="163"/>
+    <w:bookmarkStart w:id="174" w:name="chapter-13-the-six-week-launch"/>
     <w:p>
       <w:pPr>
         <w:pStyle w:val="Heading2"/>
@@ -19970,7 +20437,7 @@
         <w:t xml:space="preserve">This chapter is the exact roadmap our team follows to go from keys in hand to guests checking in, in about six weeks.</w:t>
       </w:r>
     </w:p>
-    <w:bookmarkStart w:id="163" w:name="framework-the-6-week-launch"/>
+    <w:bookmarkStart w:id="164" w:name="framework-the-6-week-launch"/>
     <w:p>
       <w:pPr>
         <w:pStyle w:val="Heading3"/>
@@ -20051,8 +20518,8 @@
         <w:t xml:space="preserve">You can have your listing live in about six weeks, if you act like a business, not a homeowner. Some homes go faster; our team has taken a ready home from keys to staged in about a week.</w:t>
       </w:r>
     </w:p>
-    <w:bookmarkEnd w:id="163"/>
-    <w:bookmarkStart w:id="164" w:name="X808cd8343a31727c1550b9470dd52ac545b2278"/>
+    <w:bookmarkEnd w:id="164"/>
+    <w:bookmarkStart w:id="165" w:name="X808cd8343a31727c1550b9470dd52ac545b2278"/>
     <w:p>
       <w:pPr>
         <w:pStyle w:val="Heading3"/>
@@ -20175,8 +20642,8 @@
         <w:t xml:space="preserve">on the major pieces and have them delivered to the property or a storage unit.</w:t>
       </w:r>
     </w:p>
-    <w:bookmarkEnd w:id="164"/>
-    <w:bookmarkStart w:id="165" w:name="Xefd719202c77b9481a74613eeb95c3c3a11e2a5"/>
+    <w:bookmarkEnd w:id="165"/>
+    <w:bookmarkStart w:id="166" w:name="Xefd719202c77b9481a74613eeb95c3c3a11e2a5"/>
     <w:p>
       <w:pPr>
         <w:pStyle w:val="Heading3"/>
@@ -20461,8 +20928,8 @@
         <w:t xml:space="preserve">Structural changes, which are never worth the timeline delays</w:t>
       </w:r>
     </w:p>
-    <w:bookmarkEnd w:id="165"/>
-    <w:bookmarkStart w:id="166" w:name="Xb93445e7b2a14753dddd552b708e5fa69046649"/>
+    <w:bookmarkEnd w:id="166"/>
+    <w:bookmarkStart w:id="167" w:name="Xb93445e7b2a14753dddd552b708e5fa69046649"/>
     <w:p>
       <w:pPr>
         <w:pStyle w:val="Heading3"/>
@@ -20657,8 +21124,8 @@
         <w:t xml:space="preserve">Upgrade the front door, add outdoor lights, and install a fire pit for instant curb appeal</w:t>
       </w:r>
     </w:p>
-    <w:bookmarkEnd w:id="166"/>
-    <w:bookmarkStart w:id="167" w:name="case-study-gatehouse-getaway"/>
+    <w:bookmarkEnd w:id="167"/>
+    <w:bookmarkStart w:id="168" w:name="case-study-gatehouse-getaway"/>
     <w:p>
       <w:pPr>
         <w:pStyle w:val="Heading3"/>
@@ -20760,7 +21227,7 @@
         <w:t xml:space="preserve"> </w:t>
       </w:r>
       <w:r>
-        <w:t xml:space="preserve">roughly $1,250 a month in year one, thanks to the seller financing</w:t>
+        <w:t xml:space="preserve">$1,125 a month, an interest-only seller note (the full P&amp;L is in Chapter 8)</w:t>
       </w:r>
     </w:p>
     <w:p>
@@ -20801,8 +21268,8 @@
         <w:t xml:space="preserve">Gatehouse Getaway doesn’t win because it’s the fanciest cabin in the market. It wins because it feels thoughtful and well kept, and because it launched on schedule instead of drifting toward someday.</w:t>
       </w:r>
     </w:p>
-    <w:bookmarkEnd w:id="167"/>
-    <w:bookmarkStart w:id="168" w:name="furniture-and-design-that-converts"/>
+    <w:bookmarkEnd w:id="168"/>
+    <w:bookmarkStart w:id="169" w:name="furniture-and-design-that-converts"/>
     <w:p>
       <w:pPr>
         <w:pStyle w:val="Heading3"/>
@@ -21083,8 +21550,8 @@
         <w:t xml:space="preserve">If you hire help, approve mood boards and picks within 24 hours, trust the process, and stay focused on function first, aesthetics second. You are the bottleneck if you let yourself be.</w:t>
       </w:r>
     </w:p>
-    <w:bookmarkEnd w:id="168"/>
-    <w:bookmarkStart w:id="169" w:name="X7bf915aec361b4bed4717612ead6ab205e207f8"/>
+    <w:bookmarkEnd w:id="169"/>
+    <w:bookmarkStart w:id="170" w:name="X7bf915aec361b4bed4717612ead6ab205e207f8"/>
     <w:p>
       <w:pPr>
         <w:pStyle w:val="Heading3"/>
@@ -21219,8 +21686,8 @@
         <w:t xml:space="preserve">One more hire matters here, your boots-on-the-ground team of cleaner, handyman, and lawn or snow care. Your first cleaner is your most important hire. Treat them like a partner.</w:t>
       </w:r>
     </w:p>
-    <w:bookmarkEnd w:id="169"/>
-    <w:bookmarkStart w:id="170" w:name="what-to-do-once-its-live"/>
+    <w:bookmarkEnd w:id="170"/>
+    <w:bookmarkStart w:id="171" w:name="what-to-do-once-its-live"/>
     <w:p>
       <w:pPr>
         <w:pStyle w:val="Heading3"/>
@@ -21327,8 +21794,8 @@
         <w:t xml:space="preserve">Pick a tool that fits: QuickBooks if you’re scaling to multiple properties, REI Hub if you want something built for real-estate investors, or a spreadsheet for one or two deals. Track revenue, operating expenses, capital expenditures, and loan payments, and build a receipt system (storage and categorization) for tax time. Clean books equal clean tax write-offs. If you don’t know where your money’s going, neither will your CPA.</w:t>
       </w:r>
     </w:p>
-    <w:bookmarkEnd w:id="170"/>
-    <w:bookmarkStart w:id="171" w:name="X90f70deaaaf0fa1606fd9c310975aacc5dcdea9"/>
+    <w:bookmarkEnd w:id="171"/>
+    <w:bookmarkStart w:id="172" w:name="X90f70deaaaf0fa1606fd9c310975aacc5dcdea9"/>
     <w:p>
       <w:pPr>
         <w:pStyle w:val="Heading3"/>
@@ -21361,8 +21828,8 @@
         <w:t xml:space="preserve">That first booking notification is execution, not luck.</w:t>
       </w:r>
     </w:p>
-    <w:bookmarkEnd w:id="171"/>
-    <w:bookmarkStart w:id="172" w:name="chapter-summary-12"/>
+    <w:bookmarkEnd w:id="172"/>
+    <w:bookmarkStart w:id="173" w:name="chapter-summary-12"/>
     <w:p>
       <w:pPr>
         <w:pStyle w:val="Heading3"/>
@@ -21474,10 +21941,10 @@
         </w:pict>
       </w:r>
     </w:p>
-    <w:bookmarkEnd w:id="172"/>
     <w:bookmarkEnd w:id="173"/>
     <w:bookmarkEnd w:id="174"/>
-    <w:bookmarkStart w:id="195" w:name="part-6-l-leverage-systems"/>
+    <w:bookmarkEnd w:id="175"/>
+    <w:bookmarkStart w:id="196" w:name="part-6-l-leverage-systems"/>
     <w:p>
       <w:pPr>
         <w:pStyle w:val="Heading1"/>
@@ -21549,7 +22016,7 @@
         </w:pict>
       </w:r>
     </w:p>
-    <w:bookmarkStart w:id="183" w:name="chapter-14-the-3-hour-property"/>
+    <w:bookmarkStart w:id="184" w:name="chapter-14-the-3-hour-property"/>
     <w:p>
       <w:pPr>
         <w:pStyle w:val="Heading2"/>
@@ -21598,7 +22065,7 @@
         <w:t xml:space="preserve">The big idea is that tools, automations, and trained people replace your time.</w:t>
       </w:r>
     </w:p>
-    <w:bookmarkStart w:id="175" w:name="the-systems-stack"/>
+    <w:bookmarkStart w:id="176" w:name="the-systems-stack"/>
     <w:p>
       <w:pPr>
         <w:pStyle w:val="Heading3"/>
@@ -21711,8 +22178,8 @@
         <w:t xml:space="preserve">Each layer catches what the one above it misses. Tech handles the routine, people handle the physical, automations connect the two, and protocols decide who acts when something breaks, so nothing lands on one person’s phone the way it all landed on Myla’s.</w:t>
       </w:r>
     </w:p>
-    <w:bookmarkEnd w:id="175"/>
-    <w:bookmarkStart w:id="176" w:name="the-3-hour-property"/>
+    <w:bookmarkEnd w:id="176"/>
+    <w:bookmarkStart w:id="177" w:name="the-3-hour-property"/>
     <w:p>
       <w:pPr>
         <w:pStyle w:val="Heading3"/>
@@ -21761,8 +22228,8 @@
         <w:t xml:space="preserve">To be straight, three hours is the median week. Some weeks a cleaner quits before a holiday weekend or a hot tub dies in January, and year one runs heavier because you’re building the stack while you run it. That’s the strongest case for the systems. They make crisis weeks rare and short, not impossible.</w:t>
       </w:r>
     </w:p>
-    <w:bookmarkEnd w:id="176"/>
-    <w:bookmarkStart w:id="177" w:name="start-with-a-manager-then-decide"/>
+    <w:bookmarkEnd w:id="177"/>
+    <w:bookmarkStart w:id="178" w:name="start-with-a-manager-then-decide"/>
     <w:p>
       <w:pPr>
         <w:pStyle w:val="Heading3"/>
@@ -22041,8 +22508,8 @@
         <w:t xml:space="preserve">And notice what neither model requires: quitting your job. The whole point of the fifth letter is that the systems do the daily work, so the property can ramp while your W2 keeps paying the bills. The paycheck funds the next deal. The systems run this one.</w:t>
       </w:r>
     </w:p>
-    <w:bookmarkEnd w:id="177"/>
-    <w:bookmarkStart w:id="178" w:name="X2b694645e6723c02c2a1113a041b2056a7dbef2"/>
+    <w:bookmarkEnd w:id="178"/>
+    <w:bookmarkStart w:id="179" w:name="X2b694645e6723c02c2a1113a041b2056a7dbef2"/>
     <w:p>
       <w:pPr>
         <w:pStyle w:val="Heading3"/>
@@ -22399,8 +22866,8 @@
         <w:t xml:space="preserve">Every template above is in the SOP pack in the Bonus Pack at the back of this book, along with the cleaning SOPs (standard operating procedures), photo checklists, and emergency protocols from the rest of this chapter. Customize them once and let Hospitable send them forever.</w:t>
       </w:r>
     </w:p>
-    <w:bookmarkEnd w:id="178"/>
-    <w:bookmarkStart w:id="179" w:name="turnovers-and-cleaner-coordination"/>
+    <w:bookmarkEnd w:id="179"/>
+    <w:bookmarkStart w:id="180" w:name="turnovers-and-cleaner-coordination"/>
     <w:p>
       <w:pPr>
         <w:pStyle w:val="Heading3"/>
@@ -22622,8 +23089,8 @@
         <w:t xml:space="preserve">Your cleaner is the business, not a line item.</w:t>
       </w:r>
     </w:p>
-    <w:bookmarkEnd w:id="179"/>
-    <w:bookmarkStart w:id="180" w:name="smart-devices-your-remote-eyes-and-ears"/>
+    <w:bookmarkEnd w:id="180"/>
+    <w:bookmarkStart w:id="181" w:name="smart-devices-your-remote-eyes-and-ears"/>
     <w:p>
       <w:pPr>
         <w:pStyle w:val="Heading3"/>
@@ -22780,8 +23247,8 @@
         <w:t xml:space="preserve">Together, these devices are your early warning system on a property you may not visit for months.</w:t>
       </w:r>
     </w:p>
-    <w:bookmarkEnd w:id="180"/>
-    <w:bookmarkStart w:id="181" w:name="keeping-it-all-synced-the-ops-layer"/>
+    <w:bookmarkEnd w:id="181"/>
+    <w:bookmarkStart w:id="182" w:name="keeping-it-all-synced-the-ops-layer"/>
     <w:p>
       <w:pPr>
         <w:pStyle w:val="Heading3"/>
@@ -23018,8 +23485,8 @@
         <w:t xml:space="preserve">Build these layers and you’ve built the machine. The next chapter installs the part that matters most, the protocols and people that let the machine run when you’re unreachable.</w:t>
       </w:r>
     </w:p>
-    <w:bookmarkEnd w:id="181"/>
-    <w:bookmarkStart w:id="182" w:name="chapter-summary-13"/>
+    <w:bookmarkEnd w:id="182"/>
+    <w:bookmarkStart w:id="183" w:name="chapter-summary-13"/>
     <w:p>
       <w:pPr>
         <w:pStyle w:val="Heading3"/>
@@ -23131,9 +23598,9 @@
         </w:pict>
       </w:r>
     </w:p>
-    <w:bookmarkEnd w:id="182"/>
     <w:bookmarkEnd w:id="183"/>
-    <w:bookmarkStart w:id="194" w:name="chapter-15-run-it-from-anywhere"/>
+    <w:bookmarkEnd w:id="184"/>
+    <w:bookmarkStart w:id="195" w:name="chapter-15-run-it-from-anywhere"/>
     <w:p>
       <w:pPr>
         <w:pStyle w:val="Heading2"/>
@@ -23202,7 +23669,7 @@
         <w:t xml:space="preserve">That’s the big idea of this chapter. Protocols and people make you optional.</w:t>
       </w:r>
     </w:p>
-    <w:bookmarkStart w:id="184" w:name="handling-emergencies-remotely"/>
+    <w:bookmarkStart w:id="185" w:name="handling-emergencies-remotely"/>
     <w:p>
       <w:pPr>
         <w:pStyle w:val="Heading3"/>
@@ -23555,8 +24022,8 @@
         <w:t xml:space="preserve">Put all five pieces together — the go-to list, the matrix, the fast-reply playbook, the sensors, the fund — and an emergency stops being a crisis. It becomes a workflow.</w:t>
       </w:r>
     </w:p>
-    <w:bookmarkEnd w:id="184"/>
-    <w:bookmarkStart w:id="185" w:name="pricing-and-calendar-strategy"/>
+    <w:bookmarkEnd w:id="185"/>
+    <w:bookmarkStart w:id="186" w:name="pricing-and-calendar-strategy"/>
     <w:p>
       <w:pPr>
         <w:pStyle w:val="Heading3"/>
@@ -23615,8 +24082,8 @@
         <w:t xml:space="preserve">One caution. Check the STR regulations in the target market before you make an offer on your next deal. Pricing power means nothing in a town that won’t let you operate.</w:t>
       </w:r>
     </w:p>
-    <w:bookmarkEnd w:id="185"/>
-    <w:bookmarkStart w:id="186" w:name="the-replacement-ladder"/>
+    <w:bookmarkEnd w:id="186"/>
+    <w:bookmarkStart w:id="187" w:name="the-replacement-ladder"/>
     <w:p>
       <w:pPr>
         <w:pStyle w:val="Heading3"/>
@@ -23705,8 +24172,8 @@
         <w:t xml:space="preserve">Once the system is proven on one or two properties, scale it. Your VA now manages calendar blocks, guest communication, turnover scheduling, inventory restocking, and vendor coordination across 5 or more properties. You focus on strategy, reviews, and spotting trends. Time freed: 10–15 hours a week, which is breathing room for new deals.</w:t>
       </w:r>
     </w:p>
-    <w:bookmarkEnd w:id="186"/>
-    <w:bookmarkStart w:id="187" w:name="buy-back-your-time"/>
+    <w:bookmarkEnd w:id="187"/>
+    <w:bookmarkStart w:id="188" w:name="buy-back-your-time"/>
     <w:p>
       <w:pPr>
         <w:pStyle w:val="Heading3"/>
@@ -23751,8 +24218,8 @@
         <w:t xml:space="preserve">is the wrong question. Ask whether you can afford not to have one. Once you hit two or three properties, the answer is no.</w:t>
       </w:r>
     </w:p>
-    <w:bookmarkEnd w:id="187"/>
-    <w:bookmarkStart w:id="188" w:name="Xbbad595c8ff0a866356d99ee71fdd05f7af4048"/>
+    <w:bookmarkEnd w:id="188"/>
+    <w:bookmarkStart w:id="189" w:name="Xbbad595c8ff0a866356d99ee71fdd05f7af4048"/>
     <w:p>
       <w:pPr>
         <w:pStyle w:val="Heading3"/>
@@ -23933,8 +24400,8 @@
         <w:t xml:space="preserve">None of this is charity. Guest happiness is the highest-ROI line item in your business.</w:t>
       </w:r>
     </w:p>
-    <w:bookmarkEnd w:id="188"/>
-    <w:bookmarkStart w:id="189" w:name="bookkeeping-and-financial-tracking"/>
+    <w:bookmarkEnd w:id="189"/>
+    <w:bookmarkStart w:id="190" w:name="bookkeeping-and-financial-tracking"/>
     <w:p>
       <w:pPr>
         <w:pStyle w:val="Heading3"/>
@@ -24135,8 +24602,8 @@
         <w:t xml:space="preserve">One thing the CPA can’t answer. A hot tub, a fire pit, bunk rooms, and twelve guests is a personal-injury exposure profile. Carry a $1–2M umbrella policy on top of your STR policy, and treat the LLC question as liability isolation at least as much as taxes. Ask an attorney, not just the CPA.</w:t>
       </w:r>
     </w:p>
-    <w:bookmarkEnd w:id="189"/>
-    <w:bookmarkStart w:id="190" w:name="when-to-delegate-and-how-to-hire-a-va"/>
+    <w:bookmarkEnd w:id="190"/>
+    <w:bookmarkStart w:id="191" w:name="when-to-delegate-and-how-to-hire-a-va"/>
     <w:p>
       <w:pPr>
         <w:pStyle w:val="Heading3"/>
@@ -24267,8 +24734,8 @@
         <w:t xml:space="preserve">Spend your hours on the high-leverage work, let your team take the rest, and you can scale without burning out.</w:t>
       </w:r>
     </w:p>
-    <w:bookmarkEnd w:id="190"/>
-    <w:bookmarkStart w:id="191" w:name="lean-on-the-community"/>
+    <w:bookmarkEnd w:id="191"/>
+    <w:bookmarkStart w:id="192" w:name="lean-on-the-community"/>
     <w:p>
       <w:pPr>
         <w:pStyle w:val="Heading3"/>
@@ -24447,8 +24914,8 @@
         <w:t xml:space="preserve">If your market has no group, start one. You become the connector, and connectors get first call on advice, referrals, and deals.</w:t>
       </w:r>
     </w:p>
-    <w:bookmarkEnd w:id="191"/>
-    <w:bookmarkStart w:id="192" w:name="the-reality-of-remote-management"/>
+    <w:bookmarkEnd w:id="192"/>
+    <w:bookmarkStart w:id="193" w:name="the-reality-of-remote-management"/>
     <w:p>
       <w:pPr>
         <w:pStyle w:val="Heading3"/>
@@ -24505,8 +24972,8 @@
         <w:t xml:space="preserve">Do the work once. Run it forever.</w:t>
       </w:r>
     </w:p>
-    <w:bookmarkEnd w:id="192"/>
-    <w:bookmarkStart w:id="193" w:name="chapter-summary-14"/>
+    <w:bookmarkEnd w:id="193"/>
+    <w:bookmarkStart w:id="194" w:name="chapter-summary-14"/>
     <w:p>
       <w:pPr>
         <w:pStyle w:val="Heading3"/>
@@ -24630,10 +25097,10 @@
         </w:pict>
       </w:r>
     </w:p>
-    <w:bookmarkEnd w:id="193"/>
     <w:bookmarkEnd w:id="194"/>
     <w:bookmarkEnd w:id="195"/>
-    <w:bookmarkStart w:id="231" w:name="part-7-after-the-launch"/>
+    <w:bookmarkEnd w:id="196"/>
+    <w:bookmarkStart w:id="232" w:name="part-7-after-the-launch"/>
     <w:p>
       <w:pPr>
         <w:pStyle w:val="Heading1"/>
@@ -24682,7 +25149,7 @@
         <w:t xml:space="preserve">The letters got you here. Now watch what they compound into.</w:t>
       </w:r>
     </w:p>
-    <w:bookmarkStart w:id="205" w:name="chapter-16-the-first-domino"/>
+    <w:bookmarkStart w:id="206" w:name="chapter-16-the-first-domino"/>
     <w:p>
       <w:pPr>
         <w:pStyle w:val="Heading2"/>
@@ -24731,7 +25198,7 @@
         <w:t xml:space="preserve">This chapter is about what ownership actually looks like once the chaos settles. Not the romantic version. The real one.</w:t>
       </w:r>
     </w:p>
-    <w:bookmarkStart w:id="196" w:name="X4b473752dfc22c2d27158c890225fa670d9e940"/>
+    <w:bookmarkStart w:id="197" w:name="X4b473752dfc22c2d27158c890225fa670d9e940"/>
     <w:p>
       <w:pPr>
         <w:pStyle w:val="Heading3"/>
@@ -24868,8 +25335,8 @@
         <w:t xml:space="preserve">Stop planning for deal five. Nail deal one.</w:t>
       </w:r>
     </w:p>
-    <w:bookmarkEnd w:id="196"/>
-    <w:bookmarkStart w:id="197" w:name="case-study-mylas-first-cabin"/>
+    <w:bookmarkEnd w:id="197"/>
+    <w:bookmarkStart w:id="198" w:name="case-study-mylas-first-cabin"/>
     <w:p>
       <w:pPr>
         <w:pStyle w:val="Heading3"/>
@@ -24902,8 +25369,8 @@
         <w:t xml:space="preserve">And she didn’t compromise on setup, even after the contractors let her down. Quality furnishings, stunning photos, reviews that matched her standards. Nothing about the operation was shoestring. It was built to last.</w:t>
       </w:r>
     </w:p>
-    <w:bookmarkEnd w:id="197"/>
-    <w:bookmarkStart w:id="198" w:name="the-first-90-days-what-to-expect"/>
+    <w:bookmarkEnd w:id="198"/>
+    <w:bookmarkStart w:id="199" w:name="the-first-90-days-what-to-expect"/>
     <w:p>
       <w:pPr>
         <w:pStyle w:val="Heading3"/>
@@ -25060,8 +25527,8 @@
         <w:t xml:space="preserve">One caution. Airbnb boosts new listings, so your first 90 days flatter you, and your month-three number is mostly a function of the season you launched into. Stabilized, for a rural home, means 55–70% averaged over a full year. It’s why Chapter 8 made you underwrite at 60–70%, not your best quarter.</w:t>
       </w:r>
     </w:p>
-    <w:bookmarkEnd w:id="198"/>
-    <w:bookmarkStart w:id="199" w:name="a-day-in-the-life-six-months-in"/>
+    <w:bookmarkEnd w:id="199"/>
+    <w:bookmarkStart w:id="200" w:name="a-day-in-the-life-six-months-in"/>
     <w:p>
       <w:pPr>
         <w:pStyle w:val="Heading3"/>
@@ -25128,8 +25595,8 @@
         <w:t xml:space="preserve">I won’t pretend every week reads like that. Some weeks the water heater quits an hour before check-in; the Escalation Matrix from Chapter 15 is what turns those weeks from disasters into bad Tuesdays.</w:t>
       </w:r>
     </w:p>
-    <w:bookmarkEnd w:id="199"/>
-    <w:bookmarkStart w:id="200" w:name="what-stability-actually-means"/>
+    <w:bookmarkEnd w:id="200"/>
+    <w:bookmarkStart w:id="201" w:name="what-stability-actually-means"/>
     <w:p>
       <w:pPr>
         <w:pStyle w:val="Heading3"/>
@@ -25342,8 +25809,8 @@
         <w:t xml:space="preserve">Delegation is not abdication. Review weekly, then go live your life.</w:t>
       </w:r>
     </w:p>
-    <w:bookmarkEnd w:id="200"/>
-    <w:bookmarkStart w:id="201" w:name="Xe0e48695a2f61c4fa10b0bc1c325dd853574602"/>
+    <w:bookmarkEnd w:id="201"/>
+    <w:bookmarkStart w:id="202" w:name="Xe0e48695a2f61c4fa10b0bc1c325dd853574602"/>
     <w:p>
       <w:pPr>
         <w:pStyle w:val="Heading3"/>
@@ -25392,8 +25859,8 @@
         <w:t xml:space="preserve">I mention them for one reason. They prove that moving beats waiting to be perfect. They launched, they learned, and they kept going. The first domino tips the second. Then it tips a third.</w:t>
       </w:r>
     </w:p>
-    <w:bookmarkEnd w:id="201"/>
-    <w:bookmarkStart w:id="202" w:name="the-owners-mindset-operating-system"/>
+    <w:bookmarkEnd w:id="202"/>
+    <w:bookmarkStart w:id="203" w:name="the-owners-mindset-operating-system"/>
     <w:p>
       <w:pPr>
         <w:pStyle w:val="Heading3"/>
@@ -25715,8 +26182,8 @@
         <w:t xml:space="preserve">These four models compound. Once you internalize them, you move faster, and you start seeing deals where other people see obstacles.</w:t>
       </w:r>
     </w:p>
-    <w:bookmarkEnd w:id="202"/>
-    <w:bookmarkStart w:id="203" w:name="X9abe82e88d5f3df385b6d984572ce836ca79762"/>
+    <w:bookmarkEnd w:id="203"/>
+    <w:bookmarkStart w:id="204" w:name="X9abe82e88d5f3df385b6d984572ce836ca79762"/>
     <w:p>
       <w:pPr>
         <w:pStyle w:val="Heading3"/>
@@ -25793,8 +26260,8 @@
         <w:t xml:space="preserve">You don’t need ten properties to get freedom. You need one done right. And now you know how.</w:t>
       </w:r>
     </w:p>
-    <w:bookmarkEnd w:id="203"/>
-    <w:bookmarkStart w:id="204" w:name="chapter-summary-15"/>
+    <w:bookmarkEnd w:id="204"/>
+    <w:bookmarkStart w:id="205" w:name="chapter-summary-15"/>
     <w:p>
       <w:pPr>
         <w:pStyle w:val="Heading3"/>
@@ -25929,9 +26396,9 @@
         <w:t xml:space="preserve">The real return is the confidence, and the identity that comes with it. The cash is almost a side effect.</w:t>
       </w:r>
     </w:p>
-    <w:bookmarkEnd w:id="204"/>
     <w:bookmarkEnd w:id="205"/>
-    <w:bookmarkStart w:id="210" w:name="chapter-17-the-portfolio-compound-effect"/>
+    <w:bookmarkEnd w:id="206"/>
+    <w:bookmarkStart w:id="211" w:name="chapter-17-the-portfolio-compound-effect"/>
     <w:p>
       <w:pPr>
         <w:pStyle w:val="Heading2"/>
@@ -25972,7 +26439,7 @@
         <w:t xml:space="preserve">This is the Portfolio Compound Effect. Property 1 generates cash flow, which funds Property 2’s down payment. Property 2’s tax benefits shelter Property 1’s income. Both properties’ equity grows, which enables a cash-out refi, which funds Property 3. Each round is bigger than the last.</w:t>
       </w:r>
     </w:p>
-    <w:bookmarkStart w:id="206" w:name="X38c3e93e5802526aa3c7f3f0b6d8b803badef92"/>
+    <w:bookmarkStart w:id="207" w:name="X38c3e93e5802526aa3c7f3f0b6d8b803badef92"/>
     <w:p>
       <w:pPr>
         <w:pStyle w:val="Heading3"/>
@@ -26499,8 +26966,8 @@
         <w:t xml:space="preserve">Each deal funds the next, and that difference between adding and compounding is the whole game.</w:t>
       </w:r>
     </w:p>
-    <w:bookmarkEnd w:id="206"/>
-    <w:bookmarkStart w:id="207" w:name="Xe778532b90c8e7b3257d85b1386fd76633344c2"/>
+    <w:bookmarkEnd w:id="207"/>
+    <w:bookmarkStart w:id="208" w:name="Xe778532b90c8e7b3257d85b1386fd76633344c2"/>
     <w:p>
       <w:pPr>
         <w:pStyle w:val="Heading3"/>
@@ -27085,8 +27552,8 @@
         <w:t xml:space="preserve">Amateurs optimize everything at once. Pros optimize in order.</w:t>
       </w:r>
     </w:p>
-    <w:bookmarkEnd w:id="207"/>
-    <w:bookmarkStart w:id="208" w:name="X66e6209533472b65de1711094e1db2204e59138"/>
+    <w:bookmarkEnd w:id="208"/>
+    <w:bookmarkStart w:id="209" w:name="X66e6209533472b65de1711094e1db2204e59138"/>
     <w:p>
       <w:pPr>
         <w:pStyle w:val="Heading3"/>
@@ -27461,8 +27928,8 @@
         <w:t xml:space="preserve">Deploy it strategically, not emotionally. Every dollar you pull out should fund the next deal or shore up reserves.</w:t>
       </w:r>
     </w:p>
-    <w:bookmarkEnd w:id="208"/>
-    <w:bookmarkStart w:id="209" w:name="chapter-summary-16"/>
+    <w:bookmarkEnd w:id="209"/>
+    <w:bookmarkStart w:id="210" w:name="chapter-summary-16"/>
     <w:p>
       <w:pPr>
         <w:pStyle w:val="Heading3"/>
@@ -27579,9 +28046,9 @@
         <w:t xml:space="preserve">The refi isn’t free money. It’s leverage. Deploy it into the next deal, not your lifestyle.</w:t>
       </w:r>
     </w:p>
-    <w:bookmarkEnd w:id="209"/>
     <w:bookmarkEnd w:id="210"/>
-    <w:bookmarkStart w:id="224" w:name="chapter-18-the-5-year-wealth-plan"/>
+    <w:bookmarkEnd w:id="211"/>
+    <w:bookmarkStart w:id="225" w:name="chapter-18-the-5-year-wealth-plan"/>
     <w:p>
       <w:pPr>
         <w:pStyle w:val="Heading2"/>
@@ -27614,7 +28081,7 @@
         <w:t xml:space="preserve">I keep that screenshot for a reason. Not to brag. To calibrate. Because five years from now, you’ll be five years older anyway. The only question is whether you’ll have something to show for it.</w:t>
       </w:r>
     </w:p>
-    <w:bookmarkStart w:id="211" w:name="why-five-years-is-enough"/>
+    <w:bookmarkStart w:id="212" w:name="why-five-years-is-enough"/>
     <w:p>
       <w:pPr>
         <w:pStyle w:val="Heading3"/>
@@ -27683,8 +28150,8 @@
         <w:t xml:space="preserve">Twenty years is optional. A plan isn’t.</w:t>
       </w:r>
     </w:p>
-    <w:bookmarkEnd w:id="211"/>
-    <w:bookmarkStart w:id="212" w:name="real-operators.-real-results."/>
+    <w:bookmarkEnd w:id="212"/>
+    <w:bookmarkStart w:id="213" w:name="real-operators.-real-results."/>
     <w:p>
       <w:pPr>
         <w:pStyle w:val="Heading3"/>
@@ -27807,8 +28274,8 @@
         <w:t xml:space="preserve">The pattern matters more than any one deal. Different markets, different structures, same result: fast cash flow, rapid equity, real wealth in years instead of decades.</w:t>
       </w:r>
     </w:p>
-    <w:bookmarkEnd w:id="212"/>
-    <w:bookmarkStart w:id="213" w:name="X2794b956f8ae07b8d705d173e846d300024ad88"/>
+    <w:bookmarkEnd w:id="213"/>
+    <w:bookmarkStart w:id="214" w:name="X2794b956f8ae07b8d705d173e846d300024ad88"/>
     <w:p>
       <w:pPr>
         <w:pStyle w:val="Heading3"/>
@@ -28926,8 +29393,8 @@
         <w:t xml:space="preserve">One honest caveat. These run rates assume each property stabilizes on schedule. If a launch lands mid-year, it contributes a partial-year fraction of its run rate that first year. The plan still works; the timeline just stretches a little.</w:t>
       </w:r>
     </w:p>
-    <w:bookmarkEnd w:id="213"/>
-    <w:bookmarkStart w:id="214" w:name="the-honest-trade-off"/>
+    <w:bookmarkEnd w:id="214"/>
+    <w:bookmarkStart w:id="215" w:name="the-honest-trade-off"/>
     <w:p>
       <w:pPr>
         <w:pStyle w:val="Heading3"/>
@@ -29373,8 +29840,8 @@
         <w:t xml:space="preserve">Rural STRs win on return and control; they lose on liquidity and labor. That’s the trade, and this book exists because the trade is worth it for the right person.</w:t>
       </w:r>
     </w:p>
-    <w:bookmarkEnd w:id="214"/>
-    <w:bookmarkStart w:id="215" w:name="stop-waiting-the-70-rule"/>
+    <w:bookmarkEnd w:id="215"/>
+    <w:bookmarkStart w:id="216" w:name="stop-waiting-the-70-rule"/>
     <w:p>
       <w:pPr>
         <w:pStyle w:val="Heading3"/>
@@ -29423,8 +29890,8 @@
         <w:t xml:space="preserve">The 70% Rule isn’t reckless. You’ve still done real due diligence. You just refuse to wait for impossible certainty.</w:t>
       </w:r>
     </w:p>
-    <w:bookmarkEnd w:id="215"/>
-    <w:bookmarkStart w:id="216" w:name="X6e9216b6d2cfac18765c2c312bcad3444eaa607"/>
+    <w:bookmarkEnd w:id="216"/>
+    <w:bookmarkStart w:id="217" w:name="X6e9216b6d2cfac18765c2c312bcad3444eaa607"/>
     <w:p>
       <w:pPr>
         <w:pStyle w:val="Heading3"/>
@@ -29515,8 +29982,8 @@
         <w:t xml:space="preserve">The people making real money live in Do and Die. That’s where your five-year plan accelerates.</w:t>
       </w:r>
     </w:p>
-    <w:bookmarkEnd w:id="216"/>
-    <w:bookmarkStart w:id="217" w:name="the-freedom-number-know-your-exit-number"/>
+    <w:bookmarkEnd w:id="217"/>
+    <w:bookmarkStart w:id="218" w:name="the-freedom-number-know-your-exit-number"/>
     <w:p>
       <w:pPr>
         <w:pStyle w:val="Heading3"/>
@@ -29549,8 +30016,8 @@
         <w:t xml:space="preserve">For some people it’s $4,000 a month: rent, food, insurance. For others it’s $10,000: mortgage, cars, kids. Calculate yours ruthlessly, because then every property becomes a step toward a specific, measurable destination. If your Freedom Number is $6,000 a month and each property nets $1,500–$2,000, you need 3–4 properties. That’s a five-year plan you can actually execute, not a daydream.</w:t>
       </w:r>
     </w:p>
-    <w:bookmarkEnd w:id="217"/>
-    <w:bookmarkStart w:id="218" w:name="X25566c02b2ca7f8c327c3dbc73bfeb04bb84ba2"/>
+    <w:bookmarkEnd w:id="218"/>
+    <w:bookmarkStart w:id="219" w:name="X25566c02b2ca7f8c327c3dbc73bfeb04bb84ba2"/>
     <w:p>
       <w:pPr>
         <w:pStyle w:val="Heading3"/>
@@ -29665,8 +30132,8 @@
         <w:t xml:space="preserve">Four options mean you’re never trapped. If the market turns, take the cash buyer. Want out but staying invested? 1031. Convert to LTR when you want passive income without turnover, and sell turnkey when you want the premium. That flexibility is why experienced operators don’t fear market cycles.</w:t>
       </w:r>
     </w:p>
-    <w:bookmarkEnd w:id="218"/>
-    <w:bookmarkStart w:id="219" w:name="the-year-by-year-breakdown"/>
+    <w:bookmarkEnd w:id="219"/>
+    <w:bookmarkStart w:id="220" w:name="the-year-by-year-breakdown"/>
     <w:p>
       <w:pPr>
         <w:pStyle w:val="Heading3"/>
@@ -30093,8 +30560,8 @@
         <w:t xml:space="preserve">Expected outcome: more time with family, more flexibility, and an income that isn’t tied to your hours anymore. That’s the freedom part, and it’s real. If you want to see this math run on a live deal first, watch the Deal Analysis Video in the Bonus Pack at the back of this book.</w:t>
       </w:r>
     </w:p>
-    <w:bookmarkEnd w:id="219"/>
-    <w:bookmarkStart w:id="220" w:name="three-paths-forward"/>
+    <w:bookmarkEnd w:id="220"/>
+    <w:bookmarkStart w:id="221" w:name="three-paths-forward"/>
     <w:p>
       <w:pPr>
         <w:pStyle w:val="Heading3"/>
@@ -30181,8 +30648,8 @@
         <w:t xml:space="preserve">The goal isn’t real estate. The goal is freedom. Real estate is just the vehicle.</w:t>
       </w:r>
     </w:p>
-    <w:bookmarkEnd w:id="220"/>
-    <w:bookmarkStart w:id="221" w:name="what-you-need-to-start"/>
+    <w:bookmarkEnd w:id="221"/>
+    <w:bookmarkStart w:id="222" w:name="what-you-need-to-start"/>
     <w:p>
       <w:pPr>
         <w:pStyle w:val="Heading3"/>
@@ -30279,8 +30746,8 @@
         <w:t xml:space="preserve">If you’ve got $50K or can get creative, decent credit, and a six-month runway of focused effort, you can do this.</w:t>
       </w:r>
     </w:p>
-    <w:bookmarkEnd w:id="221"/>
-    <w:bookmarkStart w:id="222" w:name="why-it-works-even-in-a-shaky-market"/>
+    <w:bookmarkEnd w:id="222"/>
+    <w:bookmarkStart w:id="223" w:name="why-it-works-even-in-a-shaky-market"/>
     <w:p>
       <w:pPr>
         <w:pStyle w:val="Heading3"/>
@@ -30377,8 +30844,8 @@
         <w:t xml:space="preserve">This strategy isn’t bulletproof. But run well, it’s one of the few real estate plays that wins in a recession, because the home was never the whole story. How you run it is.</w:t>
       </w:r>
     </w:p>
-    <w:bookmarkEnd w:id="222"/>
-    <w:bookmarkStart w:id="223" w:name="chapter-summary-17"/>
+    <w:bookmarkEnd w:id="223"/>
+    <w:bookmarkStart w:id="224" w:name="chapter-summary-17"/>
     <w:p>
       <w:pPr>
         <w:pStyle w:val="Heading3"/>
@@ -30483,9 +30950,9 @@
         <w:t xml:space="preserve">Four exits mean you’re never trapped, but price them honestly: rural homes usually sell as houses, on residential comps, over 6–12 months. The turnkey multiple and the fast cash buyer are exceptions.</w:t>
       </w:r>
     </w:p>
-    <w:bookmarkEnd w:id="223"/>
     <w:bookmarkEnd w:id="224"/>
-    <w:bookmarkStart w:id="227" w:name="X988cd0ab43bf4373ef3bbbb6b6dd96538d066ef"/>
+    <w:bookmarkEnd w:id="225"/>
+    <w:bookmarkStart w:id="228" w:name="X988cd0ab43bf4373ef3bbbb6b6dd96538d066ef"/>
     <w:p>
       <w:pPr>
         <w:pStyle w:val="Heading2"/>
@@ -30578,7 +31045,7 @@
         <w:t xml:space="preserve">You don’t need ten doors. You need one well-located, well-designed, well-run cabin to change your life.</w:t>
       </w:r>
     </w:p>
-    <w:bookmarkStart w:id="225" w:name="what-comes-next"/>
+    <w:bookmarkStart w:id="226" w:name="what-comes-next"/>
     <w:p>
       <w:pPr>
         <w:pStyle w:val="Heading3"/>
@@ -30742,8 +31209,8 @@
         <w:t xml:space="preserve">That’s what’s waiting for you, and the money is the smallest part of it. Identity. Leverage. Freedom.</w:t>
       </w:r>
     </w:p>
-    <w:bookmarkEnd w:id="225"/>
-    <w:bookmarkStart w:id="226" w:name="one-last-thing"/>
+    <w:bookmarkEnd w:id="226"/>
+    <w:bookmarkStart w:id="227" w:name="one-last-thing"/>
     <w:p>
       <w:pPr>
         <w:pStyle w:val="Heading3"/>
@@ -30880,9 +31347,9 @@
         <w:t xml:space="preserve">In this order. Every time.</w:t>
       </w:r>
     </w:p>
-    <w:bookmarkEnd w:id="226"/>
     <w:bookmarkEnd w:id="227"/>
-    <w:bookmarkStart w:id="228" w:name="your-free-book-bonus-pack"/>
+    <w:bookmarkEnd w:id="228"/>
+    <w:bookmarkStart w:id="229" w:name="your-free-book-bonus-pack"/>
     <w:p>
       <w:pPr>
         <w:pStyle w:val="Heading2"/>
@@ -31347,8 +31814,8 @@
         <w:t xml:space="preserve">.</w:t>
       </w:r>
     </w:p>
-    <w:bookmarkEnd w:id="228"/>
-    <w:bookmarkStart w:id="229" w:name="about-the-author"/>
+    <w:bookmarkEnd w:id="229"/>
+    <w:bookmarkStart w:id="230" w:name="about-the-author"/>
     <w:p>
       <w:pPr>
         <w:pStyle w:val="Heading2"/>
@@ -31387,8 +31854,8 @@
         <w:t xml:space="preserve">Learn more: teeco.co</w:t>
       </w:r>
     </w:p>
-    <w:bookmarkEnd w:id="229"/>
-    <w:bookmarkStart w:id="230" w:name="the-framework-index"/>
+    <w:bookmarkEnd w:id="230"/>
+    <w:bookmarkStart w:id="231" w:name="the-framework-index"/>
     <w:p>
       <w:pPr>
         <w:pStyle w:val="Heading2"/>
@@ -32250,8 +32717,8 @@
         <w:t xml:space="preserve">: Four ways out, so you’re never trapped: sell turnkey at a premium, convert to a long-term rental, sell to a cash buyer, or 1031 into a bigger deal. (Ch 18)</w:t>
       </w:r>
     </w:p>
-    <w:bookmarkEnd w:id="230"/>
     <w:bookmarkEnd w:id="231"/>
+    <w:bookmarkEnd w:id="232"/>
     <w:sectPr/>
   </w:body>
 </w:document>

--- a/book/AirBNB Anywhere - Bestseller Edition.docx
+++ b/book/AirBNB Anywhere - Bestseller Edition.docx
@@ -2978,7 +2978,7 @@
         <w:pStyle w:val="BodyText"/>
       </w:pPr>
       <w:r>
-        <w:t xml:space="preserve">Remember Lookout Lodge, my business partner Ryu’s home from the last chapter? He negotiated that $170K purchase with seller financing: $15K down and $1,000 a month, principal-only, at 0% interest. That tiny payment meant slow months couldn’t hurt him, and the home grossed $83,937.81 in its first year. A payment that small leaves plenty of it behind. The financing chapters of this book teach this step: loan paths, the only math that matters, and how to get the money.</w:t>
+        <w:t xml:space="preserve">Remember Lookout Lodge, my business partner Ryu’s home from the last chapter? He negotiated that $170K purchase with seller financing: $15K down and $1,000 a month, principal-only, at 0% interest. That tiny payment meant slow months couldn’t hurt him, and the home grossed $83,937.81 in its first year. A payment that small leaves plenty of that revenue in your pocket. The financing chapters of this book teach this step: loan paths, the only math that matters, and how to get the money.</w:t>
       </w:r>
     </w:p>
     <w:bookmarkEnd w:id="44"/>
@@ -3072,7 +3072,7 @@
         <w:pStyle w:val="BodyText"/>
       </w:pPr>
       <w:r>
-        <w:t xml:space="preserve">My students Steph and Kevin made $7K a month across two homes in their first stretch with this same playbook; by their second summer they were pacing past $20K. The operations part of this book teaches this step: automation, remote teams, and what happens after launch.</w:t>
+        <w:t xml:space="preserve">My students Steph and Kevin made $7K a month across two homes in their first stretch with this same playbook; by this summer they were pacing past $20K. The operations part of this book teaches this step: automation, remote teams, and what happens after launch.</w:t>
       </w:r>
     </w:p>
     <w:bookmarkEnd w:id="47"/>
@@ -3318,7 +3318,7 @@
         <w:pStyle w:val="Compact"/>
       </w:pPr>
       <w:r>
-        <w:t xml:space="preserve">Proof it works: a $103K cabin grossing $10,195 in a month; Lookout Lodge grossing $83,937.81 in its first year on $15K down; $46K in two summer months; students at $7K a month across two homes in their first stretch, pacing past $20K by their second summer.</w:t>
+        <w:t xml:space="preserve">Proof it works: a $103K cabin grossing $10,195 in a month; Lookout Lodge grossing $83,937.81 in its first year on $15K down; $46K in two summer months; students at $7K a month across two homes in their first stretch, pacing past $20K by this summer.</w:t>
       </w:r>
     </w:p>
     <w:p>
@@ -4354,7 +4354,7 @@
         <w:pStyle w:val="FirstParagraph"/>
       </w:pPr>
       <w:r>
-        <w:t xml:space="preserve">In early 2023, my business partner Ryu sat down with a laptop and a spreadsheet and did something almost no investor bothers to do.</w:t>
+        <w:t xml:space="preserve">My business partner Ryu sat down with a laptop and a spreadsheet and did something almost no investor bothers to do.</w:t>
       </w:r>
     </w:p>
     <w:p>
@@ -4547,15 +4547,15 @@
         <w:t xml:space="preserve"> </w:t>
       </w:r>
       <w:r>
-        <w:t xml:space="preserve">This is your unfair advantage. Buying in LA might get you a hot address, along with a $6,000 mortgage and 4% annual returns if you’re lucky. Buy a $250K cabin in a rural town and you’re talking a monthly mortgage of, call it $1,700–$1,900 at recent rates, and 25–50% cash-on-cash returns with smart design. (Cash-on-cash, or CoC, is the yardstick we’ll use throughout: your annual cash flow divided by the cash you actually put in.) Lower price equals lower risk and faster payback.</w:t>
-      </w:r>
-    </w:p>
-    <w:p>
-      <w:pPr>
-        <w:pStyle w:val="BodyText"/>
-      </w:pPr>
-      <w:r>
-        <w:t xml:space="preserve">I’ve lived both sides of this. You saw the table in Chapter 2: my Joshua Tree property and my West Virginia cabin earned nearly identical revenue, but the cabin cost less than half as much, carried a payment about $600 a month lighter, and took a fraction of the cash to enter. The Joshua Tree deal proved the model. The West Virginia numbers are why I never repeated it.</w:t>
+        <w:t xml:space="preserve">This is your unfair advantage. Buying in LA might get you a hot address, along with a $6,000 mortgage and 4% annual returns if you’re lucky. Buy a $250K cabin in a rural town and you’re talking a monthly mortgage of, call it $1,700–$1,900 at recent rates, and 25–50% cash-on-cash returns with smart design, at least in the 2021–24 top-quartile window; a well-executed deal today more often pencils to 15–25%, which still beats almost anything else a beginner can buy. (Cash-on-cash, or CoC, is the yardstick we’ll use throughout: your annual cash flow divided by the cash you actually put in.) Lower price equals lower risk and faster payback.</w:t>
+      </w:r>
+    </w:p>
+    <w:p>
+      <w:pPr>
+        <w:pStyle w:val="BodyText"/>
+      </w:pPr>
+      <w:r>
+        <w:t xml:space="preserve">I’ve lived both sides of this. You saw the table in Chapter 2: my Joshua Tree property and my West Virginia cabin earned nearly identical revenue, but the cabin cost less than half as much, carried a payment about $700 a month lighter, and took a fraction of the cash to enter. The Joshua Tree deal proved the model. The West Virginia numbers are why I never repeated it.</w:t>
       </w:r>
     </w:p>
     <w:p>
@@ -5345,7 +5345,7 @@
         <w:t xml:space="preserve"> </w:t>
       </w:r>
       <w:r>
-        <w:t xml:space="preserve">A growing base of listings, still well below what the demand can feed (in a small market, that might mean 40–100). Tourism is accelerating; Airbnb and Google searches are starting to surface the market. Signals: occupancy improving year over year (trending from 45% toward 55%+), ADR stable or rising, more guests arriving via search. Investor behavior: smart money is moving in, maybe two or three new investor-owned properties a quarter. Risk: moderate; demand is proven and competition is growing but not overwhelming. Upside: in my experience, strong 35–65% cash-on-cash returns, with real first-mover advantage.</w:t>
+        <w:t xml:space="preserve">A growing base of listings, still well below what the demand can feed (in a small market, that might mean 40–100). Tourism is accelerating; Airbnb and Google searches are starting to surface the market. Signals: occupancy improving year over year (trending from 45% toward 55%+), ADR stable or rising, more guests arriving via search. Investor behavior: smart money is moving in, maybe two or three new investor-owned properties a quarter. Risk: moderate; demand is proven and competition is growing but not overwhelming. Upside: in my experience, strong 35–65% cash-on-cash returns in the 2021–24 top-quartile window (closer to 15–25% on a well-executed deal today), with real first-mover advantage.</w:t>
       </w:r>
     </w:p>
     <w:p>
@@ -5496,7 +5496,7 @@
         <w:pStyle w:val="FirstParagraph"/>
       </w:pPr>
       <w:r>
-        <w:t xml:space="preserve">You met Ryu at the top of this chapter. This is his complete process from 2023–2024, week by week, and it’s exactly what I want you to copy.</w:t>
+        <w:t xml:space="preserve">You met Ryu at the top of this chapter. This is his complete process, twelve weeks from spreadsheet to the June 2024 launch, and it’s exactly what I want you to copy.</w:t>
       </w:r>
     </w:p>
     <w:p>
@@ -9010,55 +9010,7 @@
         <w:t xml:space="preserve"> </w:t>
       </w:r>
       <w:r>
-        <w:t xml:space="preserve">Say you blew past that cap, went big, and floated $80K across three or four cards for the renovation, the furniture, and the setup labor. Here’s the order I’d pay it back in, and why the worst case still doesn’t sink you.</w:t>
-      </w:r>
-    </w:p>
-    <w:p>
-      <w:pPr>
-        <w:pStyle w:val="BodyText"/>
-      </w:pPr>
-      <w:r>
-        <w:t xml:space="preserve">First, the property’s own cash flow. This is the primary engine. A home grossing $70K a year should be sending real money at those balances every single month, and it starts within weeks of launch.</w:t>
-      </w:r>
-    </w:p>
-    <w:p>
-      <w:pPr>
-        <w:pStyle w:val="BodyText"/>
-      </w:pPr>
-      <w:r>
-        <w:t xml:space="preserve">Second, your tax refund. If you materially participate in the property, cost segregation and bonus depreciation can shelter a serious slice of your W2 income in year one, and for a lot of high-earning owners that shows up as a refund check worth thousands. Ask your CPA to run it before you file. When that check lands, it goes at the cards, not at a vacation.</w:t>
-      </w:r>
-    </w:p>
-    <w:p>
-      <w:pPr>
-        <w:pStyle w:val="BodyText"/>
-      </w:pPr>
-      <w:r>
-        <w:t xml:space="preserve">Third, the equity you created. Once the renovated home appraises up, a cash-out refinance or a second-position HELOC can clear whatever the cash flow hasn’t. This is the same move Myla and I both used to recoup our capital, pointed at the cards instead.</w:t>
-      </w:r>
-    </w:p>
-    <w:p>
-      <w:pPr>
-        <w:pStyle w:val="BodyText"/>
-      </w:pPr>
-      <w:r>
-        <w:t xml:space="preserve">Fourth, the rollover. If a promo window is closing and a balance remains, transfer it to a fresh 0% card. Issuers charge a one-time transfer fee, usually 3–5%, and in exchange you buy another 12 to 18 interest-free months. On a $20K balance, that fee is $600 to $1,000. Carrying the same balance at 23% costs about $383 every month, so the transfer fee pays for itself within two or three months and the rest of the new window is interest-free relief. This is the reason the ugly ending almost never actually arrives.</w:t>
-      </w:r>
-    </w:p>
-    <w:p>
-      <w:pPr>
-        <w:pStyle w:val="BodyText"/>
-      </w:pPr>
-      <w:r>
-        <w:t xml:space="preserve">Two honest warnings about that rollover. It assumes an issuer will approve a new card for someone already carrying high utilization, and they often won’t; the escape hatch can be locked exactly when you need it. And maxed cards can drag your credit score down right when you apply for the refinance the whole plan leans on. Cards and your next mortgage application are enemies. Time them apart.</w:t>
-      </w:r>
-    </w:p>
-    <w:p>
-      <w:pPr>
-        <w:pStyle w:val="BodyText"/>
-      </w:pPr>
-      <w:r>
-        <w:t xml:space="preserve">And the worst case. Suppose everything runs slow, the promo windows expire, and you’re still carrying $20K at 23% interest. That’s about $383 a month in interest. Painful, and nowhere near fatal, because a property netting $20K or more a year covers it while you keep paying the balance down. Don’t plan on paying 23%. But know that even the ugly version of this usually survives, because the asset underneath it earns.</w:t>
+        <w:t xml:space="preserve">The property’s own cash flow is the engine; a home grossing $70K a year should be sending real money at those balances every month, starting within weeks of launch. If a promo window closes before the balance dies, you can roll it to a fresh 0% card for a one-time 3–5% transfer fee and buy another 12 to 18 interest-free months, though issuers don’t always approve someone already carrying big balances. Even the worst case usually survives. Get stuck holding $20K at 23% and the interest runs about $383 a month, painful and nowhere near fatal against a property netting $20K or more a year while you pay it down. One warning stands above the rest. Maxed cards drag your credit score down right when you apply for a refinance, so cards and your next mortgage application are enemies; time them apart.</w:t>
       </w:r>
     </w:p>
     <w:bookmarkEnd w:id="92"/>
@@ -9252,7 +9204,7 @@
         <w:pStyle w:val="FirstParagraph"/>
       </w:pPr>
       <w:r>
-        <w:t xml:space="preserve">Here’s the Stack Strategy on a $250K six-bedroom, the kind of deal a first-time buyer with $45,000 saved and decent credit can actually close.</w:t>
+        <w:t xml:space="preserve">Here’s the Stack Strategy on a $250K 4-bed, 3-bath, the kind of deal a first-time buyer with $45,000 saved and decent credit can actually close.</w:t>
       </w:r>
     </w:p>
     <w:p>
@@ -9524,13 +9476,13 @@
       </w:r>
     </w:p>
     <w:bookmarkEnd w:id="95"/>
-    <w:bookmarkStart w:id="96" w:name="the-only-tool-that-actually-matters"/>
+    <w:bookmarkStart w:id="96" w:name="five-paths-are-enough"/>
     <w:p>
       <w:pPr>
         <w:pStyle w:val="Heading3"/>
       </w:pPr>
       <w:r>
-        <w:t xml:space="preserve">The Only Tool That Actually Matters</w:t>
+        <w:t xml:space="preserve">Five Paths Are Enough</w:t>
       </w:r>
     </w:p>
     <w:p>
@@ -10503,7 +10455,7 @@
         <w:pStyle w:val="Compact"/>
       </w:pPr>
       <w:r>
-        <w:t xml:space="preserve">Conservative: $35,000/year</w:t>
+        <w:t xml:space="preserve">Conservative: $50,000/year</w:t>
       </w:r>
     </w:p>
     <w:p>
@@ -10515,7 +10467,7 @@
         <w:pStyle w:val="Compact"/>
       </w:pPr>
       <w:r>
-        <w:t xml:space="preserve">Moderate: $55,000/year</w:t>
+        <w:t xml:space="preserve">Moderate: $70,000/year</w:t>
       </w:r>
     </w:p>
     <w:p>
@@ -10527,15 +10479,15 @@
         <w:pStyle w:val="Compact"/>
       </w:pPr>
       <w:r>
-        <w:t xml:space="preserve">Aggressive: $75,000/year</w:t>
-      </w:r>
-    </w:p>
-    <w:p>
-      <w:pPr>
-        <w:pStyle w:val="FirstParagraph"/>
-      </w:pPr>
-      <w:r>
-        <w:t xml:space="preserve">Your target is a six-bedroom, nice but not luxury. You’ll probably hit Moderate with decent management. But you underwrite at Conservative:</w:t>
+        <w:t xml:space="preserve">Aggressive: $90,000/year</w:t>
+      </w:r>
+    </w:p>
+    <w:p>
+      <w:pPr>
+        <w:pStyle w:val="FirstParagraph"/>
+      </w:pPr>
+      <w:r>
+        <w:t xml:space="preserve">Your target is a 4-bed, 3-bath, nice but not luxury. You’ll probably hit Moderate with decent management. But you underwrite at Conservative:</w:t>
       </w:r>
     </w:p>
     <w:p>
@@ -10547,7 +10499,7 @@
         <w:pStyle w:val="Compact"/>
       </w:pPr>
       <w:r>
-        <w:t xml:space="preserve">Revenue: $35,000</w:t>
+        <w:t xml:space="preserve">Revenue: $50,000</w:t>
       </w:r>
     </w:p>
     <w:p>
@@ -10559,7 +10511,7 @@
         <w:pStyle w:val="Compact"/>
       </w:pPr>
       <w:r>
-        <w:t xml:space="preserve">Expenses: $18,500</w:t>
+        <w:t xml:space="preserve">Expenses: $33,500</w:t>
       </w:r>
     </w:p>
     <w:p>
@@ -10603,7 +10555,7 @@
         <w:pStyle w:val="FirstParagraph"/>
       </w:pPr>
       <w:r>
-        <w:t xml:space="preserve">It lands just under the 30% floor, but that 25% is your worst case, not your bet. Hit the Moderate number and the same deal returns north of 50%. You’re not betting on top-quartile performance. You’re betting on avoiding bottom-quartile disaster. Hit Moderate or Aggressive and you have a huge margin of safety; hit Conservative and you still cash flow and own an asset. That’s a deal worth doing.</w:t>
+        <w:t xml:space="preserve">It lands just under the 30% floor, but that 25% is your worst case, not your bet. The 30% Floor is judged at Moderate; surviving at Conservative, at around 25%, is what makes the deal safe to do. Hit the Moderate number and the same deal returns north of 50%. You’re not betting on top-quartile performance. You’re betting on avoiding bottom-quartile disaster. Hit Moderate or Aggressive and you have a huge margin of safety; hit Conservative and you still cash flow and own an asset. That’s a deal worth doing.</w:t>
       </w:r>
     </w:p>
     <w:bookmarkEnd w:id="101"/>
@@ -11389,7 +11341,7 @@
         <w:t xml:space="preserve"> </w:t>
       </w:r>
       <w:r>
-        <w:t xml:space="preserve">Myla has a full-time W2 job, and because she materially participates in running the rental (it’s her only rental business and she’s actively involved), she qualified for STR material-participation treatment, the tax status for owners who actually run the property rather than hire everything out. Between operating expenses and accelerated depreciation from a cost segregation study, which front-loads years of write-offs on roughly $100K of renovation and furnishings into the early years, her deductions cut deep into the taxes on her income. She made money in real life, and on paper the IRS saw far less of it. (Chapter 10 goes deeper.)</w:t>
+        <w:t xml:space="preserve">Myla has a full-time W2 job, and because she materially participates in running the rental (it’s her only rental business and she’s actively involved), she qualified for STR material-participation treatment, the tax status for owners who actually run the property rather than hire everything out. Between operating expenses and accelerated depreciation from a cost segregation study, which front-loads years of write-offs on roughly $100K of renovation and furnishings into the early years, her deductions cut deep into the taxes on her income. She made money in real life, and on paper the IRS saw far less of it. (Chapter 15 goes deeper.)</w:t>
       </w:r>
     </w:p>
     <w:p>
@@ -12094,6 +12046,32 @@
               <w:jc w:val="left"/>
             </w:pPr>
             <w:r>
+              <w:t xml:space="preserve">Electric (estimated, ~$300/month)</w:t>
+            </w:r>
+          </w:p>
+        </w:tc>
+        <w:tc>
+          <w:tcPr/>
+          <w:p>
+            <w:pPr>
+              <w:pStyle w:val="Compact"/>
+              <w:jc w:val="left"/>
+            </w:pPr>
+            <w:r>
+              <w:t xml:space="preserve">$2,100</w:t>
+            </w:r>
+          </w:p>
+        </w:tc>
+      </w:tr>
+      <w:tr>
+        <w:tc>
+          <w:tcPr/>
+          <w:p>
+            <w:pPr>
+              <w:pStyle w:val="Compact"/>
+              <w:jc w:val="left"/>
+            </w:pPr>
+            <w:r>
               <w:t xml:space="preserve">Lawn and grounds (estimated)</w:t>
             </w:r>
           </w:p>
@@ -12218,7 +12196,7 @@
                 <w:bCs/>
                 <w:b/>
               </w:rPr>
-              <w:t xml:space="preserve">$22,183</w:t>
+              <w:t xml:space="preserve">$24,283</w:t>
             </w:r>
           </w:p>
         </w:tc>
@@ -12252,7 +12230,7 @@
                 <w:bCs/>
                 <w:b/>
               </w:rPr>
-              <w:t xml:space="preserve">$24,602</w:t>
+              <w:t xml:space="preserve">$22,502</w:t>
             </w:r>
           </w:p>
         </w:tc>
@@ -12263,15 +12241,15 @@
         <w:pStyle w:val="BodyText"/>
       </w:pPr>
       <w:r>
-        <w:t xml:space="preserve">Honesty notes, because a real statement has them. Electric hadn’t hit the books yet when this was prepared (the home is on a well and septic, and has no gas service). A few lines are estimates pending the CPA: the late-year cleans, the tax ticket, the lawn count. And guests actually paid about $61K over those months; lodging taxes and platform fees come out before the payout ever reaches you, which is why the income line starts lower than the headline number would.</w:t>
-      </w:r>
-    </w:p>
-    <w:p>
-      <w:pPr>
-        <w:pStyle w:val="BodyText"/>
-      </w:pPr>
-      <w:r>
-        <w:t xml:space="preserve">Now read what the page says. Roughly 47 cents of every payout dollar went to running the house, and that’s with an interest-only seller note keeping the payment small. The cash in was about $66K: $20K down plus roughly $46K of renovation and furnishings. So the seven-month net of $24,602 works out to about 37% cash-on-cash in a little over half a year, before electric. By its twelfth month the home had crossed $72K in revenue.</w:t>
+        <w:t xml:space="preserve">Honesty notes, because a real statement has them. Electric is included at the owner’s ~$300-a-month average, pending the utility statements (the home is on a well and septic, and has no gas service). A few lines are estimates pending the CPA: the late-year cleans, the tax ticket, the lawn count. And guests actually paid about $61K over those months; lodging taxes and platform fees come out before the payout ever reaches you, which is why the income line starts lower than the headline number would.</w:t>
+      </w:r>
+    </w:p>
+    <w:p>
+      <w:pPr>
+        <w:pStyle w:val="BodyText"/>
+      </w:pPr>
+      <w:r>
+        <w:t xml:space="preserve">Now read what the page says. Roughly 52 cents of every payout dollar went to running the house, and that’s with an interest-only seller note keeping the payment small. The cash in was about $66K: $20K down plus roughly $46K of renovation and furnishings. So the seven-month net of $22,502 works out to about 34% cash-on-cash in a little over half a year. By its twelfth month the home had crossed $72K in revenue.</w:t>
       </w:r>
     </w:p>
     <w:p>
@@ -12367,7 +12345,7 @@
         <w:pStyle w:val="Compact"/>
       </w:pPr>
       <w:r>
-        <w:t xml:space="preserve">Underwrite on the 25th percentile. Buy the downside; enjoy the upside.</w:t>
+        <w:t xml:space="preserve">Underwrite on the 25th percentile. Judge the 30% Floor at the median; a deal that survives Conservative is a deal you can do. Buy the downside; enjoy the upside.</w:t>
       </w:r>
     </w:p>
     <w:p>
@@ -14112,13 +14090,13 @@
           <w:bCs/>
           <w:b/>
         </w:rPr>
-        <w:t xml:space="preserve">Path 2: DSCR Loan (15% down).</w:t>
-      </w:r>
-      <w:r>
-        <w:t xml:space="preserve"> </w:t>
-      </w:r>
-      <w:r>
-        <w:t xml:space="preserve">Best for entrepreneurs and the self-employed who want to scale without W2 verification. Approval rides on the property’s ability to pay for itself; lenders want projected income of at least 1.0–1.25x the monthly payment. Requirements: 15% down, 660–700+ credit, an STR income projection from AirDNA, Rabbu, or a property manager, and a location that doesn’t restrict STRs. Here’s what it looks like in real life. My friends Diane and Jon, full-service clients of ours, bought a home called Gatewood Orchard in the same corner of West Virginia as our other properties. It wasn’t a true vacation home, so the 10% second-home loan was off the table; they went with a typical 15%-down DSCR program that underwrites short-term-rental rent (the right answer to the question in Chapter 7) and put $37,370 down on a $230,000 purchase, with a $5,000 seller credit negotiated in. One year later it reappraised at $322,000, and it grossed $81,210.38 in its first year live. If you’re busy, notice that they hired Teeco for the whole thing (finding the home, design, setup, coaching, and management). The fully done-for-you path works too.</w:t>
+        <w:t xml:space="preserve">Path 2: Seller Financing.</w:t>
+      </w:r>
+      <w:r>
+        <w:t xml:space="preserve"> </w:t>
+      </w:r>
+      <w:r>
+        <w:t xml:space="preserve">The most overlooked funding tool, and one of the most powerful in rural markets, where sellers are often tired landlords, heirs, or burned-out owners motivated by ease and relief more than top dollar. You saw it in this chapter’s opening. Ryu’s $15K-down, 0%-interest, $1,000-a-month deal existed because he offered a retiring owner exactly what he wanted.</w:t>
       </w:r>
       <w:r>
         <w:t xml:space="preserve"> </w:t>
@@ -14128,31 +14106,70 @@
           <w:iCs/>
           <w:i/>
         </w:rPr>
-        <w:t xml:space="preserve">Strategy note:</w:t>
-      </w:r>
-      <w:r>
-        <w:t xml:space="preserve"> </w:t>
-      </w:r>
-      <w:r>
-        <w:t xml:space="preserve">this is the go-to for scaling past deal one, or for a home that doesn’t qualify as a vacation home. Combine with 0% cards and you can be all-in for under $50K. Watch the costs, though. DSCR money runs a point or more above vacation-home rates, and 2–3 points at closing aren’t unusual. Rates move; that premium is the part that doesn’t.</w:t>
-      </w:r>
-    </w:p>
-    <w:p>
-      <w:pPr>
-        <w:pStyle w:val="BodyText"/>
-      </w:pPr>
-      <w:r>
-        <w:rPr>
-          <w:bCs/>
-          <w:b/>
-        </w:rPr>
-        <w:t xml:space="preserve">Path 3: 0% Interest Business Credit Cards.</w:t>
-      </w:r>
-      <w:r>
-        <w:t xml:space="preserve"> </w:t>
-      </w:r>
-      <w:r>
-        <w:t xml:space="preserve">Best for covering the $20K–$40K+ furnishing and setup bill without draining your down payment. You get 6–18 months interest-free, which is breathing room to get listed and profitable before paying it down. The rule stands. If you put $30K on a 0% card, that $30K goes in your ROI calculation. It’s still real debt.</w:t>
+        <w:t xml:space="preserve">Where to find it:</w:t>
+      </w:r>
+      <w:r>
+        <w:t xml:space="preserve"> </w:t>
+      </w:r>
+      <w:r>
+        <w:t xml:space="preserve">search</w:t>
+      </w:r>
+      <w:r>
+        <w:t xml:space="preserve"> </w:t>
+      </w:r>
+      <w:r>
+        <w:t xml:space="preserve">“</w:t>
+      </w:r>
+      <w:r>
+        <w:t xml:space="preserve">seller financing,</w:t>
+      </w:r>
+      <w:r>
+        <w:t xml:space="preserve">”</w:t>
+      </w:r>
+      <w:r>
+        <w:t xml:space="preserve"> </w:t>
+      </w:r>
+      <w:r>
+        <w:t xml:space="preserve">“</w:t>
+      </w:r>
+      <w:r>
+        <w:t xml:space="preserve">owner will carry,</w:t>
+      </w:r>
+      <w:r>
+        <w:t xml:space="preserve">”</w:t>
+      </w:r>
+      <w:r>
+        <w:t xml:space="preserve"> </w:t>
+      </w:r>
+      <w:r>
+        <w:t xml:space="preserve">“</w:t>
+      </w:r>
+      <w:r>
+        <w:t xml:space="preserve">rent to own,</w:t>
+      </w:r>
+      <w:r>
+        <w:t xml:space="preserve">”</w:t>
+      </w:r>
+      <w:r>
+        <w:t xml:space="preserve"> </w:t>
+      </w:r>
+      <w:r>
+        <w:t xml:space="preserve">and</w:t>
+      </w:r>
+      <w:r>
+        <w:t xml:space="preserve"> </w:t>
+      </w:r>
+      <w:r>
+        <w:t xml:space="preserve">“</w:t>
+      </w:r>
+      <w:r>
+        <w:t xml:space="preserve">contract for deed</w:t>
+      </w:r>
+      <w:r>
+        <w:t xml:space="preserve">”</w:t>
+      </w:r>
+      <w:r>
+        <w:t xml:space="preserve">; filter Zillow for 90+ days on market; check Craigslist and Facebook Marketplace; go deeper with tools like BatchLeads or PropStream.</w:t>
       </w:r>
       <w:r>
         <w:t xml:space="preserve"> </w:t>
@@ -14162,31 +14179,31 @@
           <w:iCs/>
           <w:i/>
         </w:rPr>
-        <w:t xml:space="preserve">Strategy notes:</w:t>
-      </w:r>
-      <w:r>
-        <w:t xml:space="preserve"> </w:t>
-      </w:r>
-      <w:r>
-        <w:t xml:space="preserve">apply for 2–3 cards in the same 24–48 hour window to limit the credit impact, starting with Chase (historically the strictest issuer about recent applications). Use the cards for high-ticket items: beds, sofas, appliances, fire pits. Set a reminder 60 days before each 0% promo ends and aim to pay off within 9–12 months from Airbnb income. Scaling hack: start with Chase, Amex, Capital One, and US Bank; request limit increases every 3–6 months (usually a soft pull if you haven’t missed a payment). One LLC can carry 3–5 cards from different issuers at $10K–$30K+ each.</w:t>
-      </w:r>
-    </w:p>
-    <w:p>
-      <w:pPr>
-        <w:pStyle w:val="BodyText"/>
-      </w:pPr>
-      <w:r>
-        <w:rPr>
-          <w:bCs/>
-          <w:b/>
-        </w:rPr>
-        <w:t xml:space="preserve">Path 4: Seller Financing.</w:t>
-      </w:r>
-      <w:r>
-        <w:t xml:space="preserve"> </w:t>
-      </w:r>
-      <w:r>
-        <w:t xml:space="preserve">The most overlooked funding tool, and one of the most powerful in rural markets, where sellers are often tired landlords, heirs, or burned-out owners motivated by ease and relief more than top dollar. You saw it in this chapter’s opening. Ryu’s $15K-down, 0%-interest, $1,000-a-month deal existed because he offered a retiring owner exactly what he wanted.</w:t>
+        <w:t xml:space="preserve">How to ask:</w:t>
+      </w:r>
+      <w:r>
+        <w:t xml:space="preserve"> </w:t>
+      </w:r>
+      <w:r>
+        <w:t xml:space="preserve">frame it around what they want (speed, price, or income), then put the Three Offer Strategy from earlier in this chapter in front of them and let them choose.</w:t>
+      </w:r>
+    </w:p>
+    <w:p>
+      <w:pPr>
+        <w:pStyle w:val="BodyText"/>
+      </w:pPr>
+      <w:r>
+        <w:rPr>
+          <w:bCs/>
+          <w:b/>
+        </w:rPr>
+        <w:t xml:space="preserve">Path 3: DSCR Loan (15% down).</w:t>
+      </w:r>
+      <w:r>
+        <w:t xml:space="preserve"> </w:t>
+      </w:r>
+      <w:r>
+        <w:t xml:space="preserve">Best for entrepreneurs and the self-employed who want to scale without W2 verification. Approval rides on the property’s ability to pay for itself; lenders want projected income of at least 1.0–1.25x the monthly payment. Requirements: 15% down, 660–700+ credit, an STR income projection from AirDNA, Rabbu, or a property manager, and a location that doesn’t restrict STRs. Here’s what it looks like in real life. My friends Diane and Jon, full-service clients of ours, bought a home called Gatewood Orchard in the same corner of West Virginia as our other properties. It wasn’t a true vacation home, so the 10% second-home loan was off the table; they went with a typical 15%-down DSCR program that underwrites short-term-rental rent (the right answer to the question in Chapter 7) and put $37,370 down on a $230,000 purchase, with a $5,000 seller credit negotiated in. One year later it reappraised at $322,000, and it grossed $81,210.38 in its first year live. If you’re busy, notice that they hired Teeco for the whole thing (finding the home, design, setup, coaching, and management). The fully done-for-you path works too.</w:t>
       </w:r>
       <w:r>
         <w:t xml:space="preserve"> </w:t>
@@ -14196,13 +14213,31 @@
           <w:iCs/>
           <w:i/>
         </w:rPr>
-        <w:t xml:space="preserve">Where to find it:</w:t>
-      </w:r>
-      <w:r>
-        <w:t xml:space="preserve"> </w:t>
-      </w:r>
-      <w:r>
-        <w:t xml:space="preserve">search</w:t>
+        <w:t xml:space="preserve">Strategy note:</w:t>
+      </w:r>
+      <w:r>
+        <w:t xml:space="preserve"> </w:t>
+      </w:r>
+      <w:r>
+        <w:t xml:space="preserve">this is the go-to for scaling past deal one, or for a home that doesn’t qualify as a vacation home. Combine with 0% cards and you can be all-in for under $50K. Watch the costs, though. DSCR money runs a point or more above vacation-home rates, and 2–3 points at closing aren’t unusual. Rates move; that premium is the part that doesn’t.</w:t>
+      </w:r>
+    </w:p>
+    <w:p>
+      <w:pPr>
+        <w:pStyle w:val="BodyText"/>
+      </w:pPr>
+      <w:r>
+        <w:rPr>
+          <w:bCs/>
+          <w:b/>
+        </w:rPr>
+        <w:t xml:space="preserve">Path 4: Private Money.</w:t>
+      </w:r>
+      <w:r>
+        <w:t xml:space="preserve"> </w:t>
+      </w:r>
+      <w:r>
+        <w:t xml:space="preserve">Best for down payments and furnishing when your network has idle cash. Nobody’s begging here. You’re offering someone an 8–12% return backed by real property, far better than their savings account or bonds. The ask, without the cringe:</w:t>
       </w:r>
       <w:r>
         <w:t xml:space="preserve"> </w:t>
@@ -14211,7 +14246,7 @@
         <w:t xml:space="preserve">“</w:t>
       </w:r>
       <w:r>
-        <w:t xml:space="preserve">seller financing,</w:t>
+        <w:t xml:space="preserve">I’ve been buying cash-flowing short-term rentals and I have a new deal projected to bring in 30–40% returns. Would you be open to lending $20K at 12% annual interest? It’s secured by real property and paid monthly or quarterly — much better than letting it sit in savings.</w:t>
       </w:r>
       <w:r>
         <w:t xml:space="preserve">”</w:t>
@@ -14220,46 +14255,25 @@
         <w:t xml:space="preserve"> </w:t>
       </w:r>
       <w:r>
-        <w:t xml:space="preserve">“</w:t>
-      </w:r>
-      <w:r>
-        <w:t xml:space="preserve">owner will carry,</w:t>
-      </w:r>
-      <w:r>
-        <w:t xml:space="preserve">”</w:t>
-      </w:r>
-      <w:r>
-        <w:t xml:space="preserve"> </w:t>
-      </w:r>
-      <w:r>
-        <w:t xml:space="preserve">“</w:t>
-      </w:r>
-      <w:r>
-        <w:t xml:space="preserve">rent to own,</w:t>
-      </w:r>
-      <w:r>
-        <w:t xml:space="preserve">”</w:t>
-      </w:r>
-      <w:r>
-        <w:t xml:space="preserve"> </w:t>
-      </w:r>
-      <w:r>
-        <w:t xml:space="preserve">and</w:t>
-      </w:r>
-      <w:r>
-        <w:t xml:space="preserve"> </w:t>
-      </w:r>
-      <w:r>
-        <w:t xml:space="preserve">“</w:t>
-      </w:r>
-      <w:r>
-        <w:t xml:space="preserve">contract for deed</w:t>
-      </w:r>
-      <w:r>
-        <w:t xml:space="preserve">”</w:t>
-      </w:r>
-      <w:r>
-        <w:t xml:space="preserve">; filter Zillow for 90+ days on market; check Craigslist and Facebook Marketplace; go deeper with tools like BatchLeads or PropStream.</w:t>
+        <w:t xml:space="preserve">Back it with the pitch deck above. This works best with family and friends who trust you, coworkers with idle savings, local professionals, and retirees with rollover funds. And you’re not recruiting a hundred rich people. One or two with idle cash and a fear of inflation will do. Always get it in writing (a promissory note plus terms), and for larger loans, record a lien or deed of trust.</w:t>
+      </w:r>
+    </w:p>
+    <w:p>
+      <w:pPr>
+        <w:pStyle w:val="BodyText"/>
+      </w:pPr>
+      <w:r>
+        <w:rPr>
+          <w:bCs/>
+          <w:b/>
+        </w:rPr>
+        <w:t xml:space="preserve">Path 5: 0% Interest Business Credit Cards.</w:t>
+      </w:r>
+      <w:r>
+        <w:t xml:space="preserve"> </w:t>
+      </w:r>
+      <w:r>
+        <w:t xml:space="preserve">Best for covering the $20K–$40K+ furnishing and setup bill without draining your down payment. You get 6–18 months interest-free, which is breathing room to get listed and profitable before paying it down. The rule stands. If you put $30K on a 0% card, that $30K goes in your ROI calculation. It’s still real debt.</w:t>
       </w:r>
       <w:r>
         <w:t xml:space="preserve"> </w:t>
@@ -14269,49 +14283,13 @@
           <w:iCs/>
           <w:i/>
         </w:rPr>
-        <w:t xml:space="preserve">How to ask:</w:t>
-      </w:r>
-      <w:r>
-        <w:t xml:space="preserve"> </w:t>
-      </w:r>
-      <w:r>
-        <w:t xml:space="preserve">frame it around what they want (speed, price, or income), then put the Three Offer Strategy from earlier in this chapter in front of them and let them choose.</w:t>
-      </w:r>
-    </w:p>
-    <w:p>
-      <w:pPr>
-        <w:pStyle w:val="BodyText"/>
-      </w:pPr>
-      <w:r>
-        <w:rPr>
-          <w:bCs/>
-          <w:b/>
-        </w:rPr>
-        <w:t xml:space="preserve">Path 5: Private Money.</w:t>
-      </w:r>
-      <w:r>
-        <w:t xml:space="preserve"> </w:t>
-      </w:r>
-      <w:r>
-        <w:t xml:space="preserve">Best for down payments and furnishing when your network has idle cash. Nobody’s begging here. You’re offering someone an 8–12% return backed by real property, far better than their savings account or bonds. The ask, without the cringe:</w:t>
-      </w:r>
-      <w:r>
-        <w:t xml:space="preserve"> </w:t>
-      </w:r>
-      <w:r>
-        <w:t xml:space="preserve">“</w:t>
-      </w:r>
-      <w:r>
-        <w:t xml:space="preserve">I’ve been buying cash-flowing short-term rentals and I have a new deal projected to bring in 30–40% returns. Would you be open to lending $20K at 12% annual interest? It’s secured by real property and paid monthly or quarterly — much better than letting it sit in savings.</w:t>
-      </w:r>
-      <w:r>
-        <w:t xml:space="preserve">”</w:t>
-      </w:r>
-      <w:r>
-        <w:t xml:space="preserve"> </w:t>
-      </w:r>
-      <w:r>
-        <w:t xml:space="preserve">Back it with the pitch deck above. This works best with family and friends who trust you, coworkers with idle savings, local professionals, and retirees with rollover funds. And you’re not recruiting a hundred rich people. One or two with idle cash and a fear of inflation will do. Always get it in writing (a promissory note plus terms), and for larger loans, record a lien or deed of trust.</w:t>
+        <w:t xml:space="preserve">Strategy notes:</w:t>
+      </w:r>
+      <w:r>
+        <w:t xml:space="preserve"> </w:t>
+      </w:r>
+      <w:r>
+        <w:t xml:space="preserve">apply for 2–3 cards in the same 24–48 hour window to limit the credit impact, starting with Chase (historically the strictest issuer about recent applications). Use the cards for high-ticket items: beds, sofas, appliances, fire pits. Set a reminder 60 days before each 0% promo ends and aim to pay off within 9–12 months from Airbnb income. Scaling hack: start with Chase, Amex, Capital One, and US Bank; request limit increases every 3–6 months (usually a soft pull if you haven’t missed a payment). One LLC can carry 3–5 cards from different issuers at $10K–$30K+ each.</w:t>
       </w:r>
     </w:p>
     <w:bookmarkEnd w:id="118"/>
@@ -14521,13 +14499,13 @@
       </w:r>
     </w:p>
     <w:bookmarkEnd w:id="119"/>
-    <w:bookmarkStart w:id="120" w:name="X430820b4f923e4519407fa31eec30d74602ae5a"/>
+    <w:bookmarkStart w:id="120" w:name="getting-in-the-game"/>
     <w:p>
       <w:pPr>
         <w:pStyle w:val="Heading3"/>
       </w:pPr>
       <w:r>
-        <w:t xml:space="preserve">The Only Thing That Actually Matters: Getting In the Game</w:t>
+        <w:t xml:space="preserve">Getting In the Game</w:t>
       </w:r>
     </w:p>
     <w:p>
@@ -14778,7 +14756,7 @@
         <w:pStyle w:val="BodyText"/>
       </w:pPr>
       <w:r>
-        <w:t xml:space="preserve">The first R told you where to buy, in a market with an anchor within 30 minutes. The U told you how much to spend, cheap enough that the payment protects you in slow months. This letter tells you what kind of home to buy and how to set it up once you own it. Buy and build for the group.</w:t>
+        <w:t xml:space="preserve">The first R told you where to buy, in a market with an anchor within 30 minutes. The U told you how much to spend, cheap enough that the payment protects you in slow months. This letter tells you what kind of home to buy, and how to sleep more guests in it well. Buy and build for the group.</w:t>
       </w:r>
     </w:p>
     <w:p>
@@ -15979,14 +15957,6 @@
         <w:t xml:space="preserve">Winning the scroll is the A of the RURAL Method, Aesthetics, and it’s where we go next.</w:t>
       </w:r>
     </w:p>
-    <w:p>
-      <w:pPr>
-        <w:pStyle w:val="BodyText"/>
-      </w:pPr>
-      <w:r>
-        <w:t xml:space="preserve">Follow the letters. In order. Every time.</w:t>
-      </w:r>
-    </w:p>
     <w:bookmarkEnd w:id="130"/>
     <w:bookmarkStart w:id="131" w:name="chapter-summary-9"/>
     <w:p>
@@ -16205,69 +16175,23 @@
         <w:pStyle w:val="FirstParagraph"/>
       </w:pPr>
       <w:r>
-        <w:t xml:space="preserve">My wife and business partner, Myla, bought a fixer in Oak Hill, West Virginia, for $103K. Cash, in partnership with her aunt. It was dated, the kind of house that photographs like a rental nobody wants: tired kitchen, old bathrooms, an exterior that said</w:t>
-      </w:r>
-      <w:r>
-        <w:t xml:space="preserve"> </w:t>
-      </w:r>
-      <w:r>
-        <w:t xml:space="preserve">“</w:t>
-      </w:r>
-      <w:r>
-        <w:t xml:space="preserve">for sale by owner,</w:t>
-      </w:r>
-      <w:r>
-        <w:t xml:space="preserve">”</w:t>
-      </w:r>
-      <w:r>
-        <w:t xml:space="preserve"> </w:t>
-      </w:r>
-      <w:r>
-        <w:t xml:space="preserve">not</w:t>
-      </w:r>
-      <w:r>
-        <w:t xml:space="preserve"> </w:t>
-      </w:r>
-      <w:r>
-        <w:t xml:space="preserve">“</w:t>
-      </w:r>
-      <w:r>
-        <w:t xml:space="preserve">book your getaway.</w:t>
-      </w:r>
-      <w:r>
-        <w:t xml:space="preserve">”</w:t>
-      </w:r>
-    </w:p>
-    <w:p>
-      <w:pPr>
-        <w:pStyle w:val="BodyText"/>
-      </w:pPr>
-      <w:r>
-        <w:t xml:space="preserve">The plan was simple. Hire contractors, renovate, furnish, launch. The contractors had other plans. After roughly 90 days of work done wrong, we pulled the plug. Myla, some friends, and I finished the renovation ourselves, then hauled the furniture back in from the shed where it had been sitting the whole time. The renovation ended up costing her about $70K, more than it should have, and the furniture ran roughly $30K on top of that.</w:t>
-      </w:r>
-    </w:p>
-    <w:p>
-      <w:pPr>
-        <w:pStyle w:val="BodyText"/>
-      </w:pPr>
-      <w:r>
-        <w:t xml:space="preserve">Through all of it, she refused to compromise on the finish. The schedule blew up, the budget followed, and she still would not cut a corner on anything a guest would see or touch.</w:t>
-      </w:r>
-    </w:p>
-    <w:p>
-      <w:pPr>
-        <w:pStyle w:val="BodyText"/>
-      </w:pPr>
-      <w:r>
-        <w:t xml:space="preserve">The house appraised at around $240K when the work was done. Then the bookings started. She grossed $150K in the first two years, and gross means everything guests paid, before a single expense came out. The number that explains that one is a 4.95-star rating across more than 70 stays.</w:t>
-      </w:r>
-    </w:p>
-    <w:p>
-      <w:pPr>
-        <w:pStyle w:val="BodyText"/>
-      </w:pPr>
-      <w:r>
-        <w:t xml:space="preserve">Guests walked into a home that looked better than the photos, and the photos already looked better than every comparable listing in town. They never saw the contractor mess. They saw the finish, and the finish is what they booked.</w:t>
+        <w:t xml:space="preserve">You already know the story of Myla’s Oak Hill fixer from Chapter 8, contractor mess, shed furniture, and all. What that chapter didn’t cover is the part of the story the deal numbers don’t explain.</w:t>
+      </w:r>
+    </w:p>
+    <w:p>
+      <w:pPr>
+        <w:pStyle w:val="BodyText"/>
+      </w:pPr>
+      <w:r>
+        <w:t xml:space="preserve">Through the whole ordeal, she refused to compromise on the finish. The schedule blew up, the budget followed, and she still would not cut a corner on anything a guest would see or touch.</w:t>
+      </w:r>
+    </w:p>
+    <w:p>
+      <w:pPr>
+        <w:pStyle w:val="BodyText"/>
+      </w:pPr>
+      <w:r>
+        <w:t xml:space="preserve">Guests walked into a home that looked better than the photos, and the photos already looked better than every comparable listing in town. They never saw the contractor mess. They saw the finish, and the finish is what they booked. The proof is a 4.95-star rating across more than 70 stays.</w:t>
       </w:r>
     </w:p>
     <w:bookmarkStart w:id="134" w:name="why-design-actually-matters"/>
@@ -16328,13 +16252,13 @@
       </w:r>
     </w:p>
     <w:bookmarkEnd w:id="134"/>
-    <w:bookmarkStart w:id="135" w:name="framework-the-candy-bar-method"/>
+    <w:bookmarkStart w:id="135" w:name="the-candy-bar-method-1"/>
     <w:p>
       <w:pPr>
         <w:pStyle w:val="Heading3"/>
       </w:pPr>
       <w:r>
-        <w:t xml:space="preserve">Framework: The Candy Bar Method</w:t>
+        <w:t xml:space="preserve">The Candy Bar Method</w:t>
       </w:r>
     </w:p>
     <w:p>
@@ -16410,13 +16334,13 @@
       </w:r>
     </w:p>
     <w:bookmarkEnd w:id="135"/>
-    <w:bookmarkStart w:id="136" w:name="framework-the-photo-first-rule"/>
+    <w:bookmarkStart w:id="136" w:name="the-photo-first-rule"/>
     <w:p>
       <w:pPr>
         <w:pStyle w:val="Heading3"/>
       </w:pPr>
       <w:r>
-        <w:t xml:space="preserve">Framework: The Photo-First Rule</w:t>
+        <w:t xml:space="preserve">The Photo-First Rule</w:t>
       </w:r>
     </w:p>
     <w:p>
@@ -19510,6 +19434,14 @@
         <w:pStyle w:val="BodyText"/>
       </w:pPr>
       <w:r>
+        <w:t xml:space="preserve">I watched that moment play out on a listing I worked on in Greenville, South Carolina. It went live with about 90 photos and struggled from launch, roughly two bookings a month even with the new-listing boost working in its favor. Guests who opened it drowned in bathrooms, hallways, and close-ups of soap before they ever reached the money shots. So we fixed the presentation. I ran the whole set through photolab.teeco.co, cut the photos that didn’t need to exist, put one consistent look on everything that stayed, and led with the right shots for that market. The calendar went from two bookings a month toward 90% full. I’ve seen this enough times to say it plainly. Depending on how bad the original listing is, the same home can go from $3,000 a month to $12,000 a month on presentation alone.</w:t>
+      </w:r>
+    </w:p>
+    <w:p>
+      <w:pPr>
+        <w:pStyle w:val="BodyText"/>
+      </w:pPr>
+      <w:r>
         <w:t xml:space="preserve">Your photos get the click. Your title and first five lines get the booking.</w:t>
       </w:r>
     </w:p>
@@ -19751,7 +19683,7 @@
         <w:pStyle w:val="BodyText"/>
       </w:pPr>
       <w:r>
-        <w:t xml:space="preserve">Our recommendation is to set launch pricing 15–20% below your average comp ADR. Offer extras like early check-in or free firewood. Set a 3-night minimum to reduce turnovers (the clean-and-reset between one guest leaving and the next arriving) and keep control of your calendar.</w:t>
+        <w:t xml:space="preserve">Our recommendation is to set launch pricing 15–20% below your average comp ADR. Offer extras like early check-in or free firewood. Set a 3-night minimum to reduce turnovers and keep control of your calendar.</w:t>
       </w:r>
     </w:p>
     <w:p>
@@ -19952,7 +19884,7 @@
         <w:t xml:space="preserve"> </w:t>
       </w:r>
       <w:r>
-        <w:t xml:space="preserve">Properties with Instant Book enabled rank higher than those requiring host approval. Turn it on from day one, with a security deposit to protect yourself.</w:t>
+        <w:t xml:space="preserve">Properties with Instant Book enabled rank higher than those requiring host approval. Turn it on from day one. Airbnb no longer lets hosts set their own security deposits, so your protection is AirCover’s damage coverage, your own STR insurance policy, and the guest requirements you set for who can Instant Book.</w:t>
       </w:r>
     </w:p>
     <w:p>
@@ -20166,13 +20098,13 @@
           <w:bCs/>
           <w:b/>
         </w:rPr>
-        <w:t xml:space="preserve">Weeks 1–2 (launch): 20% below market.</w:t>
-      </w:r>
-      <w:r>
-        <w:t xml:space="preserve"> </w:t>
-      </w:r>
-      <w:r>
-        <w:t xml:space="preserve">Your goal is reviews and social proof, not profit. If comps are $200/night, you’re at $160. This attracts first guests and builds momentum. The revenue you give up comes back through word of mouth and the algorithm boost.</w:t>
+        <w:t xml:space="preserve">Weeks 1–2 (launch): the full 20% below market.</w:t>
+      </w:r>
+      <w:r>
+        <w:t xml:space="preserve"> </w:t>
+      </w:r>
+      <w:r>
+        <w:t xml:space="preserve">That’s the aggressive end of the 15–20% launch guidance, and the ladder assumes you take it. Your goal is reviews and social proof, not profit. If comps are $200/night, you’re at $160. This attracts first guests and builds momentum. The revenue you give up comes back through word of mouth and the algorithm boost.</w:t>
       </w:r>
     </w:p>
     <w:p>
@@ -20298,6 +20230,18 @@
         <w:pStyle w:val="Compact"/>
       </w:pPr>
       <w:r>
+        <w:t xml:space="preserve">Curation is revenue. Cutting the Greenville listing’s 90-photo gallery down and leading with the right shots took it from two bookings a month toward 90% full. Presentation alone can be the difference between $3,000 a month and $12,000.</w:t>
+      </w:r>
+    </w:p>
+    <w:p>
+      <w:pPr>
+        <w:numPr>
+          <w:ilvl w:val="0"/>
+          <w:numId w:val="1122"/>
+        </w:numPr>
+        <w:pStyle w:val="Compact"/>
+      </w:pPr>
+      <w:r>
         <w:t xml:space="preserve">If you paid thousands for it, it goes in your first five photos and your title.</w:t>
       </w:r>
     </w:p>
@@ -20346,7 +20290,7 @@
         <w:pStyle w:val="Compact"/>
       </w:pPr>
       <w:r>
-        <w:t xml:space="preserve">Climb the Pricing Ladder. 20% under market at launch, market rate by month 2, 5–10% over by months 3–6.</w:t>
+        <w:t xml:space="preserve">Climb the Pricing Ladder. The full 20% under market at launch, market rate by month 2, 5–10% over by months 3–6.</w:t>
       </w:r>
     </w:p>
     <w:p>
@@ -20392,7 +20336,7 @@
         <w:pStyle w:val="BodyText"/>
       </w:pPr>
       <w:r>
-        <w:t xml:space="preserve">Then there was the fourth: Myla’s Oak Hill fixer from Chapter 11, where a botched renovation stretched a few-week setup into four months.</w:t>
+        <w:t xml:space="preserve">Then there was the fourth: Myla’s Oak Hill fixer from Chapter 8, where a botched renovation stretched a few-week setup into four months.</w:t>
       </w:r>
     </w:p>
     <w:p>
@@ -20437,13 +20381,13 @@
         <w:t xml:space="preserve">This chapter is the exact roadmap our team follows to go from keys in hand to guests checking in, in about six weeks.</w:t>
       </w:r>
     </w:p>
-    <w:bookmarkStart w:id="164" w:name="framework-the-6-week-launch"/>
+    <w:bookmarkStart w:id="164" w:name="the-6-week-launch"/>
     <w:p>
       <w:pPr>
         <w:pStyle w:val="Heading3"/>
       </w:pPr>
       <w:r>
-        <w:t xml:space="preserve">Framework: The 6-Week Launch</w:t>
+        <w:t xml:space="preserve">The 6-Week Launch</w:t>
       </w:r>
     </w:p>
     <w:p>
@@ -20599,7 +20543,7 @@
         <w:t xml:space="preserve"> </w:t>
       </w:r>
       <w:r>
-        <w:t xml:space="preserve">Block out the first 6–8 weeks post-close. Plan the order: light reno, furniture install, photos, listing, launch.</w:t>
+        <w:t xml:space="preserve">Block out the first six weeks post-close, plus a buffer. Plan the order: light reno, furniture install, photos, listing, launch.</w:t>
       </w:r>
     </w:p>
     <w:p>
@@ -20777,7 +20721,7 @@
         <w:t xml:space="preserve"> </w:t>
       </w:r>
       <w:r>
-        <w:t xml:space="preserve">5-star hotel vibes lead to 5-star reviews. Aim for $300–$500 per bed.</w:t>
+        <w:t xml:space="preserve">5-star hotel vibes lead to 5-star reviews. Aim for $300–$500 per bed on the mattress, plus $200–$300 for linens and pillows.</w:t>
       </w:r>
     </w:p>
     <w:p>
@@ -21025,13 +20969,13 @@
           <w:bCs/>
           <w:b/>
         </w:rPr>
-        <w:t xml:space="preserve">Quality bedding and pillows.</w:t>
-      </w:r>
-      <w:r>
-        <w:t xml:space="preserve"> </w:t>
-      </w:r>
-      <w:r>
-        <w:t xml:space="preserve">$200–$300 per bed. This is a review driver, and it’s non-negotiable. Bad sleep means a bad review. Great sleep means 5 stars and return bookings.</w:t>
+        <w:t xml:space="preserve">Quality linens and pillows.</w:t>
+      </w:r>
+      <w:r>
+        <w:t xml:space="preserve"> </w:t>
+      </w:r>
+      <w:r>
+        <w:t xml:space="preserve">$200–$300 per bed, on top of the mattress itself. This is a review driver, and it’s non-negotiable. Bad sleep means a bad review. Great sleep means 5 stars and return bookings.</w:t>
       </w:r>
     </w:p>
     <w:p>
@@ -23683,6 +23627,22 @@
         <w:pStyle w:val="FirstParagraph"/>
       </w:pPr>
       <w:r>
+        <w:t xml:space="preserve">The heat-out story above is hypothetical. This one isn’t. A couple of years ago, one of our homes caught fire. The guests were celebrating a holiday their family observes without using electricity, and a young guest took the rule very literally and draped a towel over a lamp. The notifications came in fast, from the neighbor, from Airbnb, from the guests themselves. Everyone was safe, which is the only part of the story that ever mattered to me. I was about 2,000 miles away the whole time. Our standby contractors were dispatched immediately, insurance covered the repair, and the home was repaired within the week. It came back with new flooring, better than before.</w:t>
+      </w:r>
+    </w:p>
+    <w:p>
+      <w:pPr>
+        <w:pStyle w:val="BodyText"/>
+      </w:pPr>
+      <w:r>
+        <w:t xml:space="preserve">That week settled something for me. Systems don’t prevent human error. No protocol stops a kid from taking a rule literally. What systems do is turn a fire into a bad week instead of a lost year.</w:t>
+      </w:r>
+    </w:p>
+    <w:p>
+      <w:pPr>
+        <w:pStyle w:val="BodyText"/>
+      </w:pPr>
+      <w:r>
         <w:t xml:space="preserve">Emergencies happen: burst pipes, power outages, locked-out guests, mice. What matters is how fast and how calmly your system responds.</w:t>
       </w:r>
     </w:p>
@@ -24045,7 +24005,7 @@
         <w:pStyle w:val="BodyText"/>
       </w:pPr>
       <w:r>
-        <w:t xml:space="preserve">The six pricing rules from Chapter 10 live in your pricing tool: base price, minimum stays, orphan nights, last-minute discounts, holiday and event spikes, and seasonal shifts. Your job from anywhere is the weekly dashboard check that keeps them tuned. Open the PriceLabs Market Dashboard once a week or every other week and scan what comparable listings are actually getting per night, where the season is heading, how occupancy looks, and how far out guests are booking. If the market has moved and a rule hasn’t, adjust it. The check takes minutes, and it’s the difference between rates that track demand and rates that quietly drift.</w:t>
+        <w:t xml:space="preserve">The six pricing rules from Chapter 10 live in your pricing tool: the three minimum-stay rules (weekends, weekdays, last minute), orphan-night discounts, last-minute discounts, and holiday and event spikes. Your job from anywhere is the weekly dashboard check that keeps them tuned. Open the PriceLabs Market Dashboard once a week or every other week and scan what comparable listings are actually getting per night, where the season is heading, how occupancy looks, and how far out guests are booking. If the market has moved and a rule hasn’t, adjust it. The check takes minutes, and it’s the difference between rates that track demand and rates that quietly drift.</w:t>
       </w:r>
     </w:p>
     <w:p>
@@ -25016,6 +24976,18 @@
       </w:pPr>
       <w:r>
         <w:t xml:space="preserve">A $500–$1,000 peace-of-mind fund handles small surprises; the Chapter 8 capex fund (1–2% of home value a year, $10K liquid minimum) is the real backstop.</w:t>
+      </w:r>
+    </w:p>
+    <w:p>
+      <w:pPr>
+        <w:numPr>
+          <w:ilvl w:val="0"/>
+          <w:numId w:val="1150"/>
+        </w:numPr>
+        <w:pStyle w:val="Compact"/>
+      </w:pPr>
+      <w:r>
+        <w:t xml:space="preserve">Systems don’t prevent human error. A towel over a lamp started a real fire in one of our homes, and the systems turned it into a bad week instead of a lost year, with me 2,000 miles away.</w:t>
       </w:r>
     </w:p>
     <w:p>
@@ -26567,6 +26539,14 @@
         <w:pStyle w:val="FirstParagraph"/>
       </w:pPr>
       <w:r>
+        <w:t xml:space="preserve">Chapter 18 runs this same year with slightly different assumptions and shows the tax line at cash value, so its Year 1 lands a few hundred dollars away from this one. The shape is what matters.</w:t>
+      </w:r>
+    </w:p>
+    <w:p>
+      <w:pPr>
+        <w:pStyle w:val="BodyText"/>
+      </w:pPr>
+      <w:r>
         <w:rPr>
           <w:bCs/>
           <w:b/>
@@ -28513,7 +28493,7 @@
         <w:pStyle w:val="FirstParagraph"/>
       </w:pPr>
       <w:r>
-        <w:t xml:space="preserve">Add those lines up and a single STR can shelter $18,000–$22,000 a year in its early years; the accelerated furniture depreciation burns off over time. Across four properties at different ages, call it $50,000–$70,000 annually. At a 32% bracket, that’s $16,000–$22,400 in tax savings per year once all four are running. The five-year scenario below deliberately uses less, $12,000 for each property’s first year, well under the itemized range, so the plan never leans on the tax code cooperating. With properties arriving one at a time, those conservative deductions total $145.5K.</w:t>
+        <w:t xml:space="preserve">Add those lines up and a single STR can shelter $18,000–$22,000 a year in its early years; the accelerated furniture depreciation burns off over time. Across four properties at different ages, call it $50,000–$70,000 annually. At a 32% bracket, that’s $16,000–$22,400 in tax savings per year once all four are running. The five-year scenario below deliberately uses less, $12,000 for each property’s first year, well under the itemized range, so the plan never leans on the tax code cooperating. With properties arriving one at a time, those conservative deductions total $145.5K at face value. And a deduction is not a dollar. The model counts each year’s deductions at their cash value at a 32% bracket, meaning 32 cents per dollar of face value, or $46,560 across the five years. Your bracket sets your number.</w:t>
       </w:r>
     </w:p>
     <w:p>
@@ -28649,7 +28629,7 @@
         <w:pStyle w:val="Compact"/>
       </w:pPr>
       <w:r>
-        <w:t xml:space="preserve">Tax shelter value: $12,000 (the deductions you create; their cash value depends on your bracket)</w:t>
+        <w:t xml:space="preserve">Tax deductions: $12,000 face, worth $3,840 in cash at a 32% bracket</w:t>
       </w:r>
     </w:p>
     <w:p>
@@ -28683,7 +28663,7 @@
           <w:bCs/>
           <w:b/>
         </w:rPr>
-        <w:t xml:space="preserve">$42,250</w:t>
+        <w:t xml:space="preserve">$34,090</w:t>
       </w:r>
     </w:p>
     <w:p>
@@ -28705,7 +28685,7 @@
           <w:bCs/>
           <w:b/>
         </w:rPr>
-        <w:t xml:space="preserve">$42,250</w:t>
+        <w:t xml:space="preserve">$34,090</w:t>
       </w:r>
     </w:p>
     <w:p>
@@ -28761,7 +28741,7 @@
         <w:pStyle w:val="Compact"/>
       </w:pPr>
       <w:r>
-        <w:t xml:space="preserve">Tax shelter: $22,000</w:t>
+        <w:t xml:space="preserve">Tax deductions: $22,000 face, $7,040 in cash</w:t>
       </w:r>
     </w:p>
     <w:p>
@@ -28795,7 +28775,7 @@
           <w:bCs/>
           <w:b/>
         </w:rPr>
-        <w:t xml:space="preserve">$78,850</w:t>
+        <w:t xml:space="preserve">$63,890</w:t>
       </w:r>
     </w:p>
     <w:p>
@@ -28817,7 +28797,7 @@
           <w:bCs/>
           <w:b/>
         </w:rPr>
-        <w:t xml:space="preserve">$121,100</w:t>
+        <w:t xml:space="preserve">$97,980</w:t>
       </w:r>
     </w:p>
     <w:p>
@@ -28873,7 +28853,7 @@
         <w:pStyle w:val="Compact"/>
       </w:pPr>
       <w:r>
-        <w:t xml:space="preserve">Tax shelter: $31,500</w:t>
+        <w:t xml:space="preserve">Tax deductions: $31,500 face, $10,080 in cash</w:t>
       </w:r>
     </w:p>
     <w:p>
@@ -28907,7 +28887,7 @@
           <w:bCs/>
           <w:b/>
         </w:rPr>
-        <w:t xml:space="preserve">$113,750</w:t>
+        <w:t xml:space="preserve">$92,330</w:t>
       </w:r>
     </w:p>
     <w:p>
@@ -28929,7 +28909,7 @@
           <w:bCs/>
           <w:b/>
         </w:rPr>
-        <w:t xml:space="preserve">$234,850</w:t>
+        <w:t xml:space="preserve">$190,310</w:t>
       </w:r>
     </w:p>
     <w:p>
@@ -28985,7 +28965,7 @@
         <w:pStyle w:val="Compact"/>
       </w:pPr>
       <w:r>
-        <w:t xml:space="preserve">Tax shelter: $40,000</w:t>
+        <w:t xml:space="preserve">Tax deductions: $40,000 face, $12,800 in cash</w:t>
       </w:r>
     </w:p>
     <w:p>
@@ -29019,7 +28999,7 @@
           <w:bCs/>
           <w:b/>
         </w:rPr>
-        <w:t xml:space="preserve">$146,450</w:t>
+        <w:t xml:space="preserve">$119,250</w:t>
       </w:r>
     </w:p>
     <w:p>
@@ -29041,7 +29021,7 @@
           <w:bCs/>
           <w:b/>
         </w:rPr>
-        <w:t xml:space="preserve">$381,300</w:t>
+        <w:t xml:space="preserve">$309,560</w:t>
       </w:r>
     </w:p>
     <w:p>
@@ -29097,7 +29077,7 @@
         <w:pStyle w:val="Compact"/>
       </w:pPr>
       <w:r>
-        <w:t xml:space="preserve">Tax shelter: $40,000</w:t>
+        <w:t xml:space="preserve">Tax deductions: $40,000 face, $12,800 in cash</w:t>
       </w:r>
     </w:p>
     <w:p>
@@ -29119,7 +29099,7 @@
           <w:bCs/>
           <w:b/>
         </w:rPr>
-        <w:t xml:space="preserve">$152,450</w:t>
+        <w:t xml:space="preserve">$125,250</w:t>
       </w:r>
     </w:p>
     <w:p>
@@ -29141,7 +29121,7 @@
           <w:bCs/>
           <w:b/>
         </w:rPr>
-        <w:t xml:space="preserve">$533,750</w:t>
+        <w:t xml:space="preserve">$434,810</w:t>
       </w:r>
     </w:p>
     <w:p>
@@ -29283,7 +29263,7 @@
               <w:jc w:val="left"/>
             </w:pPr>
             <w:r>
-              <w:t xml:space="preserve">Tax shelter value</w:t>
+              <w:t xml:space="preserve">Tax deductions at cash value (32% bracket)</w:t>
             </w:r>
           </w:p>
         </w:tc>
@@ -29295,7 +29275,7 @@
               <w:jc w:val="left"/>
             </w:pPr>
             <w:r>
-              <w:t xml:space="preserve">$145.5K</w:t>
+              <w:t xml:space="preserve">$46,560</w:t>
             </w:r>
           </w:p>
         </w:tc>
@@ -29339,7 +29319,7 @@
                 <w:bCs/>
                 <w:b/>
               </w:rPr>
-              <w:t xml:space="preserve">Total wealth created</w:t>
+              <w:t xml:space="preserve">Total cash-equivalent wealth created</w:t>
             </w:r>
           </w:p>
         </w:tc>
@@ -29355,7 +29335,7 @@
                 <w:bCs/>
                 <w:b/>
               </w:rPr>
-              <w:t xml:space="preserve">$533,750</w:t>
+              <w:t xml:space="preserve">$434,810</w:t>
             </w:r>
           </w:p>
         </w:tc>
@@ -29366,7 +29346,7 @@
         <w:pStyle w:val="BodyText"/>
       </w:pPr>
       <w:r>
-        <w:t xml:space="preserve">You deployed $300K of capital, part of it recycled through the Property 1 refinance and the rest generated by the portfolio’s own cash flow rather than pulled from savings, and created $533,750 in net worth. That’s a 178% return on deployed capital, while generating $312K of income you could actually spend along the way. The debt stays honest: $200K on Property 1 after the refi, $160K on Property 2, $175K each on 3 and 4, about $710K, no hidden equity pulls.</w:t>
+        <w:t xml:space="preserve">You deployed $300K of capital, part of it recycled through the Property 1 refinance and the rest generated by the portfolio’s own cash flow rather than pulled from savings, and created roughly $435K of cash-equivalent wealth. That counts your tax deductions at their cash value at a 32% bracket; their face value is $145.5K, and your bracket sets your number. That’s a 145% return on deployed capital, and $312K of it was income you could actually spend along the way. The debt stays honest: $200K on Property 1 after the refi, $160K on Property 2, $175K each on 3 and 4, about $710K, no hidden equity pulls.</w:t>
       </w:r>
     </w:p>
     <w:p>
@@ -29382,7 +29362,7 @@
         <w:pStyle w:val="BodyText"/>
       </w:pPr>
       <w:r>
-        <w:t xml:space="preserve">Compare the alternative. The S&amp;P 500 at its 10% long-run average turns $300K into about $483K in five years, with no leverage, no control, and no income to spend today.</w:t>
+        <w:t xml:space="preserve">Compare the alternative. The S&amp;P 500 at its 10% long-run average turns $300K into about $483K in five years, and every dollar of it stays locked up until you sell. This plan pencils to about $435K cash-equivalent, and $312K of that arrived as income you could spend while it built. The honest framing is a trade, liquidity of income against pure growth, and you should pick with your eyes open.</w:t>
       </w:r>
     </w:p>
     <w:p>
@@ -29829,7 +29809,7 @@
         <w:pStyle w:val="BodyText"/>
       </w:pPr>
       <w:r>
-        <w:t xml:space="preserve">A few notes. The index fund sells in a minute but pays you nothing today and gives you nothing to improve. The long-term rental is steady; eviction law, tenant damage, and 3–6 month vacancies are the tax on that steadiness. The urban STR can out-earn everything on the table until the city council changes its mind; New York, San Francisco, and LA have all banned or restricted STRs. The rural STR earns its High on return honestly (30–65%+ cash-on-cash in year one, 20–30% after) while demanding real setup labor and sitting in the least liquid corner of the table. A rural house sells slowly; the exit menu is blunt about that.</w:t>
+        <w:t xml:space="preserve">A few notes. The index fund sells in a minute but pays you nothing today and gives you nothing to improve. The long-term rental is steady; eviction law, tenant damage, and 3–6 month vacancies are the tax on that steadiness. The urban STR can out-earn everything on the table until the city council changes its mind; New York, San Francisco, and LA have all banned or restricted STRs. The rural STR earns its High on return honestly (15–25% cash-on-cash at today’s rates for a well-executed first deal; the 2021–24 window’s top quartile saw 35–65%) while demanding real setup labor and sitting in the least liquid corner of the table. A rural house sells slowly; the exit menu is blunt about that.</w:t>
       </w:r>
     </w:p>
     <w:p>
@@ -30203,7 +30183,7 @@
         <w:pStyle w:val="Compact"/>
       </w:pPr>
       <w:r>
-        <w:t xml:space="preserve">Net cash flow: $24,000; net worth increase: $42,250</w:t>
+        <w:t xml:space="preserve">Net cash flow: $24,000; cash-equivalent wealth created: $34,090</w:t>
       </w:r>
     </w:p>
     <w:p>
@@ -30279,7 +30259,7 @@
         <w:pStyle w:val="Compact"/>
       </w:pPr>
       <w:r>
-        <w:t xml:space="preserve">Net worth increase: $78,850; cumulative: $121,100</w:t>
+        <w:t xml:space="preserve">Wealth created: $63,890; cumulative: $97,980</w:t>
       </w:r>
     </w:p>
     <w:p>
@@ -30355,7 +30335,7 @@
         <w:pStyle w:val="Compact"/>
       </w:pPr>
       <w:r>
-        <w:t xml:space="preserve">Net worth increase: $113,750; cumulative: $234,850</w:t>
+        <w:t xml:space="preserve">Wealth created: $92,330; cumulative: $190,310</w:t>
       </w:r>
     </w:p>
     <w:p>
@@ -30431,7 +30411,7 @@
         <w:pStyle w:val="Compact"/>
       </w:pPr>
       <w:r>
-        <w:t xml:space="preserve">Net worth increase: $146,450; cumulative: $381,300</w:t>
+        <w:t xml:space="preserve">Wealth created: $119,250; cumulative: $309,560</w:t>
       </w:r>
     </w:p>
     <w:p>
@@ -30525,7 +30505,7 @@
         <w:pStyle w:val="Compact"/>
       </w:pPr>
       <w:r>
-        <w:t xml:space="preserve">Net worth increase: $152,450; cumulative: $533,750</w:t>
+        <w:t xml:space="preserve">Wealth created: $125,250; cumulative: $434,810</w:t>
       </w:r>
     </w:p>
     <w:p>
@@ -30899,7 +30879,7 @@
         <w:pStyle w:val="Compact"/>
       </w:pPr>
       <w:r>
-        <w:t xml:space="preserve">The 5-year model: $300K deployed becomes $533,750 of new net worth, plus $312K of spendable income along the way.</w:t>
+        <w:t xml:space="preserve">The 5-year model: $300K deployed becomes roughly $435K of cash-equivalent wealth, tax deductions counted at their 32%-bracket cash value, and $312K of it was spendable income along the way.</w:t>
       </w:r>
     </w:p>
     <w:p>
@@ -31139,7 +31119,7 @@
         <w:t xml:space="preserve"> </w:t>
       </w:r>
       <w:r>
-        <w:t xml:space="preserve">The link is on the resources page at the back of this book.</w:t>
+        <w:t xml:space="preserve">The link is in the Bonus Pack at the back of this book.</w:t>
       </w:r>
     </w:p>
     <w:p>
@@ -31190,7 +31170,7 @@
         <w:pStyle w:val="BodyText"/>
       </w:pPr>
       <w:r>
-        <w:t xml:space="preserve">Today I wake up on my schedule, not someone else’s. I check in on my properties 5–10 hours a week, mostly from my phone. The money shows up whether I work or not. I’ve built a team, not a job.</w:t>
+        <w:t xml:space="preserve">Today I wake up on my schedule, not someone else’s. I check in on my properties a few hours a week, about three per property, mostly from my phone. The money shows up whether I work or not. I’ve built a team, not a job.</w:t>
       </w:r>
     </w:p>
     <w:p>
@@ -31412,6 +31392,25 @@
           <w:bCs/>
           <w:b/>
         </w:rPr>
+        <w:t xml:space="preserve">One-page RURAL Scorecard</w:t>
+      </w:r>
+      <w:r>
+        <w:t xml:space="preserve">: score any property against all five letters before you offer (Chapter 3)</w:t>
+      </w:r>
+    </w:p>
+    <w:p>
+      <w:pPr>
+        <w:numPr>
+          <w:ilvl w:val="0"/>
+          <w:numId w:val="1192"/>
+        </w:numPr>
+        <w:pStyle w:val="Compact"/>
+      </w:pPr>
+      <w:r>
+        <w:rPr>
+          <w:bCs/>
+          <w:b/>
+        </w:rPr>
         <w:t xml:space="preserve">Market Research Cheat Sheet</w:t>
       </w:r>
       <w:r>
@@ -31431,6 +31430,25 @@
           <w:bCs/>
           <w:b/>
         </w:rPr>
+        <w:t xml:space="preserve">Puck Principle Checklist and Market-Scoring Template</w:t>
+      </w:r>
+      <w:r>
+        <w:t xml:space="preserve">: find the market before it’s hot, then score it (Chapters 2 and 5)</w:t>
+      </w:r>
+    </w:p>
+    <w:p>
+      <w:pPr>
+        <w:numPr>
+          <w:ilvl w:val="0"/>
+          <w:numId w:val="1192"/>
+        </w:numPr>
+        <w:pStyle w:val="Compact"/>
+      </w:pPr>
+      <w:r>
+        <w:rPr>
+          <w:bCs/>
+          <w:b/>
+        </w:rPr>
         <w:t xml:space="preserve">Market and deal analysis tools</w:t>
       </w:r>
       <w:r>
@@ -31686,13 +31704,13 @@
           <w:bCs/>
           <w:b/>
         </w:rPr>
-        <w:t xml:space="preserve">Professional listing photos</w:t>
-      </w:r>
-      <w:r>
-        <w:t xml:space="preserve"> </w:t>
-      </w:r>
-      <w:r>
-        <w:t xml:space="preserve">at photolab.teeco.co: the first 5 photos do the selling; this team shoots them (Chapters 11 and 12)</w:t>
+        <w:t xml:space="preserve">Photo editing</w:t>
+      </w:r>
+      <w:r>
+        <w:t xml:space="preserve"> </w:t>
+      </w:r>
+      <w:r>
+        <w:t xml:space="preserve">at photolab.teeco.co: mass-edits your photos to Airbnb quality, with options to add people for lifestyle shots or swap in a better sky (Chapters 11 and 12)</w:t>
       </w:r>
     </w:p>
     <w:p>
@@ -31724,6 +31742,44 @@
       </w:r>
       <w:r>
         <w:t xml:space="preserve">: a room-by-room turnover checklist with photo verification (Chapters 14 and 16)</w:t>
+      </w:r>
+    </w:p>
+    <w:p>
+      <w:pPr>
+        <w:numPr>
+          <w:ilvl w:val="0"/>
+          <w:numId w:val="1195"/>
+        </w:numPr>
+        <w:pStyle w:val="Compact"/>
+      </w:pPr>
+      <w:r>
+        <w:rPr>
+          <w:bCs/>
+          <w:b/>
+        </w:rPr>
+        <w:t xml:space="preserve">The SOP Pack</w:t>
+      </w:r>
+      <w:r>
+        <w:t xml:space="preserve">: guest message templates, cleaning SOPs, photo checklists, and emergency protocols, ready to hand to your team (Chapters 6 and 14)</w:t>
+      </w:r>
+    </w:p>
+    <w:p>
+      <w:pPr>
+        <w:numPr>
+          <w:ilvl w:val="0"/>
+          <w:numId w:val="1195"/>
+        </w:numPr>
+        <w:pStyle w:val="Compact"/>
+      </w:pPr>
+      <w:r>
+        <w:rPr>
+          <w:bCs/>
+          <w:b/>
+        </w:rPr>
+        <w:t xml:space="preserve">Pricing SOP and calendar templates</w:t>
+      </w:r>
+      <w:r>
+        <w:t xml:space="preserve">: the weekly pricing discipline, written down (Chapter 10)</w:t>
       </w:r>
     </w:p>
     <w:p>
@@ -32024,7 +32080,7 @@
         <w:t xml:space="preserve">The Opportunity Cost Equation</w:t>
       </w:r>
       <w:r>
-        <w:t xml:space="preserve">: Every year you earn a salary without building assets in parallel, you lose $100K+ in wealth you’ll never recover. (Ch 1)</w:t>
+        <w:t xml:space="preserve">: Every year you earn a salary without building assets in parallel costs you wealth you’ll never recover, on the order of $300K–$500K over five years. (Ch 1)</w:t>
       </w:r>
     </w:p>
     <w:p>
@@ -32054,7 +32110,7 @@
         <w:t xml:space="preserve">The Asymmetric Bet</w:t>
       </w:r>
       <w:r>
-        <w:t xml:space="preserve">: In rural STR, your downside is capped (you own a real asset) but your upside is uncapped (revenue can 2–3x projections). (Ch 2)</w:t>
+        <w:t xml:space="preserve">: Your downside is bounded (the down payment, the setup, some months of carry, with the long-term-rent fallback underneath it all) while your upside is uncapped. (Ch 2)</w:t>
       </w:r>
     </w:p>
     <w:p>
@@ -32069,7 +32125,7 @@
         <w:t xml:space="preserve">The Four Tiers</w:t>
       </w:r>
       <w:r>
-        <w:t xml:space="preserve">: Every market falls into one: Saturated Tourist Cities, Discovered Rural, Emerging Rural ($150K–$350K entry, 35–65%+ returns), or Undiscovered. Hunt in the third tier. (Ch 2)</w:t>
+        <w:t xml:space="preserve">: Every market falls into one: Saturated Tourist Cities, Discovered Rural, Emerging Rural ($150K–$350K entry; the 35–65%+ returns were a 2021–24 window), or Undiscovered. Hunt in the third tier. (Ch 2)</w:t>
       </w:r>
     </w:p>
     <w:p>
@@ -32096,6 +32152,21 @@
           <w:bCs/>
           <w:b/>
         </w:rPr>
+        <w:t xml:space="preserve">The Remote Premium</w:t>
+      </w:r>
+      <w:r>
+        <w:t xml:space="preserve">: Remote buyers negotiate on data while local buyers fall in love with the house. Detachment is the discount. (Ch 4)</w:t>
+      </w:r>
+    </w:p>
+    <w:p>
+      <w:pPr>
+        <w:pStyle w:val="BodyText"/>
+      </w:pPr>
+      <w:r>
+        <w:rPr>
+          <w:bCs/>
+          <w:b/>
+        </w:rPr>
         <w:t xml:space="preserve">The Distance Advantage</w:t>
       </w:r>
       <w:r>
@@ -32264,7 +32335,7 @@
         <w:t xml:space="preserve">The Stress Test</w:t>
       </w:r>
       <w:r>
-        <w:t xml:space="preserve">: Run every deal at 20% below expected occupancy. If it still cash flows, it’s a real deal. If not, it’s a hope. (Ch 8)</w:t>
+        <w:t xml:space="preserve">: Run every deal with revenue cut 25–30% below your projection. If it still cash flows, it’s a real deal. If not, it’s a hope. (Ch 8)</w:t>
       </w:r>
     </w:p>
     <w:p>
@@ -32519,7 +32590,7 @@
         <w:t xml:space="preserve">The Replacement Ladder</w:t>
       </w:r>
       <w:r>
-        <w:t xml:space="preserve">: A prioritized sequence for replacing yourself: first automate messaging, then outsource cleaning, then delegate pricing, then hire a VA. (Ch 15)</w:t>
+        <w:t xml:space="preserve">: A prioritized sequence for replacing yourself: hire a VA for cleaning coordination first, then hand them guest communication, then pricing, then everything. (Ch 15)</w:t>
       </w:r>
     </w:p>
     <w:p>

--- a/book/AirBNB Anywhere - Bestseller Edition.docx
+++ b/book/AirBNB Anywhere - Bestseller Edition.docx
@@ -597,15 +597,15 @@
         <w:pStyle w:val="BodyText"/>
       </w:pPr>
       <w:r>
-        <w:t xml:space="preserve">And I quickly learned that being good at your job comes with a cost. You become in demand. Your bosses keep asking you to work. Opportunities open up. Your schedule stops being yours. When I looked at climbing the corporate ladder instead, I realized it would take an unreasonably long time to buy back the freedom I actually wanted.</w:t>
-      </w:r>
-    </w:p>
-    <w:p>
-      <w:pPr>
-        <w:pStyle w:val="BodyText"/>
-      </w:pPr>
-      <w:r>
-        <w:t xml:space="preserve">That moment on the highway did something the others hadn’t. I decided, right then, that I was going to change my life.</w:t>
+        <w:t xml:space="preserve">And I quickly learned that being good at your job comes with a cost. You become in demand, and your schedule stops being yours.</w:t>
+      </w:r>
+    </w:p>
+    <w:p>
+      <w:pPr>
+        <w:pStyle w:val="BodyText"/>
+      </w:pPr>
+      <w:r>
+        <w:t xml:space="preserve">That moment on the highway did what years of burnout hadn’t. I decided, right then, that I was going to change my life.</w:t>
       </w:r>
     </w:p>
     <w:p>
@@ -827,7 +827,7 @@
         <w:pStyle w:val="BodyText"/>
       </w:pPr>
       <w:r>
-        <w:t xml:space="preserve">Most first deals die from order, not effort. People fall for a house first and pray the market cooperates afterward. The RURAL Method runs the sequence the other way around, so the deal works before you buy.</w:t>
+        <w:t xml:space="preserve">Most first deals die from doing the right steps in the wrong order. People fall for a house first and pray the market cooperates afterward. The RURAL Method runs the sequence the other way around, so the deal works before you buy.</w:t>
       </w:r>
     </w:p>
     <w:p>
@@ -1202,7 +1202,7 @@
         <w:pStyle w:val="FirstParagraph"/>
       </w:pPr>
       <w:r>
-        <w:t xml:space="preserve">A six-figure salary is a leash. The more you earn, the more your life becomes structured around preserving that income.</w:t>
+        <w:t xml:space="preserve">The more you earn, the more your life becomes structured around preserving that income.</w:t>
       </w:r>
     </w:p>
     <w:p>
@@ -1292,7 +1292,7 @@
         <w:pStyle w:val="BodyText"/>
       </w:pPr>
       <w:r>
-        <w:t xml:space="preserve">Then they stack. In year two, the first property helps fund the second (Part 3 shows how). If the numbers come up short, there’s seller financing (the seller acts as the bank, and you make your payments to them instead of a lender), seller credits at closing, or private money, all covered later in this book. Year three, the same playbook buys property three. By then they’re collecting about $6,000 a month, $72,000 a year, across all three. Nothing about this required quitting anything, and no single step required more cash than that original $50K.</w:t>
+        <w:t xml:space="preserve">Then they stack. In year two, the first property helps fund the second (Part 3 shows how). If the numbers come up short, there’s seller financing (the seller acts as the bank, and you make your payments to them instead of a lender), seller credits that shrink what you bring to closing, or private money, all covered later in this book. Year three, the same playbook buys property three. By then they’re collecting about $6,000 a month, $72,000 a year, across all three. Nothing about this required quitting anything, and no single step required more cash than that original $50K.</w:t>
       </w:r>
     </w:p>
     <w:p>
@@ -1428,7 +1428,7 @@
         <w:pStyle w:val="BodyText"/>
       </w:pPr>
       <w:r>
-        <w:t xml:space="preserve">One more thing, because I can hear the objection. Is $50K really enough? It is, and Part 3 of this book exists to prove it. Low-down vacation-home loans, seller financing, business cards at 0%, seller and repair credits that shrink what you bring to closing, and private money for when you’re short. You start with one property. The portfolio comes later, and it funds itself.</w:t>
+        <w:t xml:space="preserve">One more thing, because I can hear the objection. Is $50K really enough? It is, and Part 3 of this book exists to prove it. Low-down vacation-home loans, seller financing, business cards at 0%, seller and repair credits, and private money for when you’re short. You start with one property. The portfolio comes later, and it funds itself.</w:t>
       </w:r>
     </w:p>
     <w:p>
@@ -1831,7 +1831,7 @@
         <w:pStyle w:val="FirstParagraph"/>
       </w:pPr>
       <w:r>
-        <w:t xml:space="preserve">One time-stamp on those Tier 3 and Tier 4 bands. Those returns are what top-quartile operators achieved in the 2021–24 window, when money was cheaper and the crowd thinner. At today’s rates a well-executed first deal more often pencils to 15–25% cash-on-cash, which still beats almost everything else available to a beginner, and Chapter 8’s deliberately conservative underwrite (the pre-purchase math on what a property should really earn) lands near 25%.</w:t>
+        <w:t xml:space="preserve">One time-stamp on those Tier 3 and Tier 4 bands. Those returns are what top-quartile operators achieved in the 2021–24 window, when money was cheaper and the crowd thinner. At today’s rates a well-executed first deal more often works out to 15–25% cash-on-cash, which still beats almost everything else available to a beginner, and Chapter 8’s deliberately conservative underwrite (the pre-purchase math on what a property should really earn) lands near 25%.</w:t>
       </w:r>
     </w:p>
     <w:p>
@@ -2114,7 +2114,7 @@
               <w:jc w:val="left"/>
             </w:pPr>
             <w:r>
-              <w:t xml:space="preserve">~$100K, split with a partner</w:t>
+              <w:t xml:space="preserve">~$100K all-in, split with a partner</w:t>
             </w:r>
           </w:p>
         </w:tc>
@@ -2126,7 +2126,45 @@
               <w:jc w:val="left"/>
             </w:pPr>
             <w:r>
-              <w:t xml:space="preserve">~$20K down</w:t>
+              <w:t xml:space="preserve">About the same all-in ($20K down; renovation and furniture floated on 0% cards and private money, paid back from cash flow)</w:t>
+            </w:r>
+          </w:p>
+        </w:tc>
+      </w:tr>
+      <w:tr>
+        <w:tc>
+          <w:tcPr/>
+          <w:p>
+            <w:pPr>
+              <w:pStyle w:val="Compact"/>
+              <w:jc w:val="left"/>
+            </w:pPr>
+            <w:r>
+              <w:t xml:space="preserve">STR rules</w:t>
+            </w:r>
+          </w:p>
+        </w:tc>
+        <w:tc>
+          <w:tcPr/>
+          <w:p>
+            <w:pPr>
+              <w:pStyle w:val="Compact"/>
+              <w:jc w:val="left"/>
+            </w:pPr>
+            <w:r>
+              <w:t xml:space="preserve">Tightening, and enforced</w:t>
+            </w:r>
+          </w:p>
+        </w:tc>
+        <w:tc>
+          <w:tcPr/>
+          <w:p>
+            <w:pPr>
+              <w:pStyle w:val="Compact"/>
+              <w:jc w:val="left"/>
+            </w:pPr>
+            <w:r>
+              <w:t xml:space="preserve">Light-touch, rural</w:t>
             </w:r>
           </w:p>
         </w:tc>
@@ -2145,7 +2183,7 @@
         <w:pStyle w:val="BodyText"/>
       </w:pPr>
       <w:r>
-        <w:t xml:space="preserve">Now read the lines guests never see. Joshua Tree’s payment runs about $725 a month heavier, roughly $8,700 a year that comes off the top whether anyone books or not. The house cost more than twice as much. And getting in took several times the cash, which means every dollar it earned was spread across a much bigger pile of dollars at risk.</w:t>
+        <w:t xml:space="preserve">Now read the lines guests never see. Joshua Tree’s payment runs about $725 a month heavier, roughly $8,700 a year that comes off the top whether anyone books or not. The house cost more than twice as much. Getting in ran me about the same money either way, call it $100K all-in. The difference is what that money bought. In West Virginia it bought a cheaper house with a smaller mortgage, in a place with plenty more homes like it waiting to be bought, under rules that weren’t trying to squeeze short-term rentals out. In California it bought a seat at a table where the other players weren’t counting their chips.</w:t>
       </w:r>
     </w:p>
     <w:p>
@@ -2531,7 +2569,7 @@
         <w:pStyle w:val="BodyText"/>
       </w:pPr>
       <w:r>
-        <w:t xml:space="preserve">Your upside is not. Buy at $170K and build smart systems, and the property can bring in $70K–$85K a year in gross revenue (both of the $170K West Virginia homes you’ll meet in this chapter did exactly that), plus appreciation, which I model at a boring 2–3% a year; anything a discovered market adds on top is a bonus. Depreciation adds a third layer: paper losses that can shield tens of thousands of your other income in the early years. And you keep the option to pivot to a long-term rental.</w:t>
+        <w:t xml:space="preserve">Your upside is not. Buy at $170K and build smart systems, and the property can bring in $70K–$85K a year in gross revenue (both of the $170K West Virginia homes in this chapter did exactly that), plus appreciation, which I model at a boring 2–3% a year; anything a discovered market adds on top is a bonus. Depreciation adds a third layer: paper losses that can shield tens of thousands of your other income in the early years. And you keep the option to pivot to a long-term rental.</w:t>
       </w:r>
     </w:p>
     <w:p>
@@ -2573,7 +2611,7 @@
         <w:pStyle w:val="BodyText"/>
       </w:pPr>
       <w:r>
-        <w:t xml:space="preserve">Take West Virginia. Our first cabin there, Gatehouse Getaway, cost just $170,000. We negotiated seller financing with $20,000 down, and it did $72,000 in revenue in year one, then went on to gross more than $150,000 over its first two years. Another deal: a $100,000 purchase that did $78,000 in first-year revenue.</w:t>
+        <w:t xml:space="preserve">Take West Virginia. Our first cabin there, Gatehouse Getaway, is the one from the table a few pages back. It cost just $170,000, we negotiated seller financing with $20,000 down, and it did $72,000 in revenue in year one, then went on to gross more than $150,000 over its first two years. Another deal: a $100,000 purchase that did $78,000 in first-year revenue.</w:t>
       </w:r>
     </w:p>
     <w:p>
@@ -2761,7 +2799,7 @@
         <w:pStyle w:val="Compact"/>
       </w:pPr>
       <w:r>
-        <w:t xml:space="preserve">My Joshua Tree house grossed about $80K in year one; my $170K West Virginia cabin did $72K. Nearly the same revenue, but the cabin won: half the purchase price, a payment about $700 a month lighter, and a fraction of the cash to get in.</w:t>
+        <w:t xml:space="preserve">My $355K Joshua Tree house grossed about $80K in year one; my $170K West Virginia cabin did $72K. Nearly the same revenue and about the same cash to get in, but the cabin won: half the purchase price, a payment about $700 a month lighter, more homes like it to buy next, and far lighter short-term-rental rules.</w:t>
       </w:r>
     </w:p>
     <w:p>
@@ -3030,7 +3068,7 @@
         <w:pStyle w:val="BodyText"/>
       </w:pPr>
       <w:r>
-        <w:t xml:space="preserve">Myla put roughly $30K of well-chosen furnishings into that $103K Oak Hill, West Virginia home. The result: a 4.95-star rating across 70+ stays, a best month of $10,195, and $150K gross in its first two years. The design part of this book teaches this step, including the full Candy Bar Method.</w:t>
+        <w:t xml:space="preserve">Myla put roughly $30K of well-chosen furnishings into that $103K Oak Hill, West Virginia home. The result: a 4.95-star rating across 70+ stays, that $10,195 best month, and $150K gross in its first two years. The design part of this book teaches this step, including the full Candy Bar Method.</w:t>
       </w:r>
     </w:p>
     <w:bookmarkEnd w:id="46"/>
@@ -3048,7 +3086,7 @@
         <w:pStyle w:val="FirstParagraph"/>
       </w:pPr>
       <w:r>
-        <w:t xml:space="preserve">Messaging, pricing, cleaners: about $80 a month in software runs the whole machine. The asset should run without you. Keep your W2 while it ramps. And remember that delegation is not abdication. Review your numbers weekly.</w:t>
+        <w:t xml:space="preserve">Messaging, pricing, cleaners: about $100 a month in software and smart-device subscriptions runs the whole machine. The asset should run without you. Keep your W2 while it ramps. And remember that delegation is not abdication. Review your numbers weekly.</w:t>
       </w:r>
     </w:p>
     <w:p>
@@ -3064,7 +3102,7 @@
         <w:pStyle w:val="BodyText"/>
       </w:pPr>
       <w:r>
-        <w:t xml:space="preserve">My students Steph and Kevin grossed $7K a month across two homes in their first stretch with this same playbook; by this summer they were pacing past $20K. The operations part of this book teaches this step: automation, remote teams, and what happens after launch.</w:t>
+        <w:t xml:space="preserve">My students Steph and Kevin gross a steady $7K a month across two homes with this same playbook; by this summer they were pacing past $20K. The operations part of this book teaches this step: automation, remote teams, and what happens after launch.</w:t>
       </w:r>
     </w:p>
     <w:bookmarkEnd w:id="47"/>
@@ -3208,7 +3246,7 @@
         <w:t xml:space="preserve"> </w:t>
       </w:r>
       <w:r>
-        <w:t xml:space="preserve">About $80 a month in software. The asset runs without you.</w:t>
+        <w:t xml:space="preserve">About $100 a month all-in. The asset runs without you.</w:t>
       </w:r>
     </w:p>
     <w:p>
@@ -3306,7 +3344,7 @@
         <w:pStyle w:val="Compact"/>
       </w:pPr>
       <w:r>
-        <w:t xml:space="preserve">L — Leverage Systems: about $80 a month in software makes the asset run without you.</w:t>
+        <w:t xml:space="preserve">L — Leverage Systems: about $100 a month in software and devices makes the asset run without you.</w:t>
       </w:r>
     </w:p>
     <w:p>
@@ -3375,7 +3413,7 @@
         <w:pStyle w:val="BodyText"/>
       </w:pPr>
       <w:r>
-        <w:t xml:space="preserve">Most first deals die from order, not effort. You’re here to do the first step first.</w:t>
+        <w:t xml:space="preserve">You’ve already heard me say that most first deals die from order, not effort. You’re here to do the first step first.</w:t>
       </w:r>
     </w:p>
     <w:p>
@@ -3391,7 +3429,7 @@
         <w:pStyle w:val="BodyText"/>
       </w:pPr>
       <w:r>
-        <w:t xml:space="preserve">Short-term rentals (STRs) are furnished homes rented by the night, and the uncomfortable part of the business is that the market you pick determines about 50% of your result before you ever hang a single photo on a wall. A mediocre house in a great market beats a great house in a dead market. My wife and business partner, Myla, bought her first cabin for $103K near New River Gorge, a national park that pulled in a record 1.8 million visits in 2024. The house didn’t create that demand. The market did.</w:t>
+        <w:t xml:space="preserve">The uncomfortable part of this business is that the market you pick determines about 50% of your result before you ever hang a single photo on a wall. A mediocre house in a great market beats a great house in a dead market. My wife, Myla, bought her first cabin for $103K near New River Gorge, a national park that pulled in a record 1.8 million visits in 2024. The house didn’t create that demand. The market did.</w:t>
       </w:r>
     </w:p>
     <w:p>
@@ -3407,7 +3445,7 @@
         <w:pStyle w:val="BodyText"/>
       </w:pPr>
       <w:r>
-        <w:t xml:space="preserve">The market is half the result. Let’s go get the right one.</w:t>
+        <w:t xml:space="preserve">Let’s go get the right one.</w:t>
       </w:r>
     </w:p>
     <w:p>
@@ -3431,7 +3469,7 @@
         <w:pStyle w:val="FirstParagraph"/>
       </w:pPr>
       <w:r>
-        <w:t xml:space="preserve">Myla bought her Oak Hill, West Virginia cabin for $103K, and it grossed $150K in its first two years. She runs it remotely, with no property manager, and later in this chapter you’ll see the whole operation.</w:t>
+        <w:t xml:space="preserve">Myla bought her Oak Hill, West Virginia cabin for $103K, and it grossed $150K in its first two years. She runs it remotely, with no property manager (a choice Chapter 14 will help you weigh for yourself), and later in this chapter you’ll see the whole operation.</w:t>
       </w:r>
     </w:p>
     <w:p>
@@ -3455,7 +3493,7 @@
         <w:pStyle w:val="BodyText"/>
       </w:pPr>
       <w:r>
-        <w:t xml:space="preserve">The case against buying close to home rests on a simple observation. The things that predict results are data you can pull from anywhere: occupancy trends (occupancy is the share of nights a listing actually gets booked), average daily rates (ADR, meaning what those booked nights sell for on average), visitor spending, supply counts. None of that data cares where you sleep. And when you run it honestly, the town an hour from your house almost never wins.</w:t>
+        <w:t xml:space="preserve">The case against buying close to home rests on a simple observation. The things that predict results are data you can pull from anywhere: occupancy trends, average daily rates (ADR, meaning what those booked nights sell for on average), visitor spending, supply counts. None of that data cares where you sleep. And when you run it honestly, the town an hour from your house almost never wins.</w:t>
       </w:r>
     </w:p>
     <w:p>
@@ -3602,7 +3640,7 @@
         <w:pStyle w:val="BodyText"/>
       </w:pPr>
       <w:r>
-        <w:t xml:space="preserve">The Distance Advantage is simple. Distance forces systems, because you can’t be there to do the work yourself. And systems are what make the income actually passive.</w:t>
+        <w:t xml:space="preserve">That’s the Distance Advantage. Systems are what make the income actually passive.</w:t>
       </w:r>
     </w:p>
     <w:p>
@@ -3800,7 +3838,7 @@
         <w:pStyle w:val="BodyText"/>
       </w:pPr>
       <w:r>
-        <w:t xml:space="preserve">My own portfolio makes the case. Gatehouse Getaway, the $170K West Virginia cabin from Chapter 2 that I bought with seller financing (the seller acted as the bank, and I paid them directly), did $72K in revenue its first year. Another home of mine, a $100K purchase (not Myla’s $103K cabin, a separate house), did $78K in year one. Gross, not take-home. But neither one is anywhere near where I live, and my hometown offers nothing close at those prices.</w:t>
+        <w:t xml:space="preserve">My own portfolio makes the case. Gatehouse Getaway, the $170K seller-financed West Virginia cabin from Chapter 2, did $72K in revenue its first year. Another home of mine, a $100K purchase (not Myla’s $103K cabin, a separate house), did $78K in year one. Gross, not take-home. But neither one is anywhere near where I live, and my hometown offers nothing close at those prices.</w:t>
       </w:r>
     </w:p>
     <w:p>
@@ -4479,7 +4517,7 @@
         <w:pStyle w:val="BodyText"/>
       </w:pPr>
       <w:r>
-        <w:t xml:space="preserve">I’ve lived both sides of this. You saw the table in Chapter 2: my Joshua Tree property and my West Virginia cabin earned nearly identical revenue, but the cabin cost less than half as much, carried a payment about $700 a month lighter, and took a fraction of the cash to enter. The Joshua Tree deal proved the model. The West Virginia numbers are why I never repeated it.</w:t>
+        <w:t xml:space="preserve">I’ve lived both sides of this. You saw the table in Chapter 2: my $355K Joshua Tree property and my $170K West Virginia cabin earned nearly identical revenue, and getting in cost about the same either way. What differed was everything underneath: the cabin’s purchase price was less than half, its payment ran about $700 a month lighter, there were plenty more homes like it to buy, and the local rules weren’t tightening around short-term rentals. The Joshua Tree deal proved the model. The West Virginia numbers are why I never repeated it.</w:t>
       </w:r>
     </w:p>
     <w:p>
@@ -4541,7 +4579,7 @@
         <w:t xml:space="preserve"> </w:t>
       </w:r>
       <w:r>
-        <w:t xml:space="preserve">and get two dozen results. Goldmine. My underwriting standard (to underwrite just means to run the numbers before you buy) is occupancy of 60–70% or better, and whatever nightly rate it takes to pencil at least $70K a year in revenue. On top of that, fewer than 100 listings total, and only a handful of truly great ones.</w:t>
+        <w:t xml:space="preserve">and get two dozen results. Goldmine. My underwriting standard is occupancy of 60–70% or better, and whatever nightly rate it takes to pencil at least $70K a year in revenue. On top of that, fewer than 100 listings total, and only a handful of truly great ones.</w:t>
       </w:r>
     </w:p>
     <w:p>
@@ -6397,7 +6435,7 @@
         <w:t xml:space="preserve"> </w:t>
       </w:r>
       <w:r>
-        <w:t xml:space="preserve">Call three. Ask about response time, supplies, and same-day turnovers.</w:t>
+        <w:t xml:space="preserve">Call three. Ask about response time, supplies, and same-day turnovers (a checkout and a new check-in on the same day).</w:t>
       </w:r>
     </w:p>
     <w:p>
@@ -9316,7 +9354,23 @@
         <w:pStyle w:val="BodyText"/>
       </w:pPr>
       <w:r>
-        <w:t xml:space="preserve">Send the cards every spare dollar first, so the balances die before the 0% windows do. Run this deal’s own numbers and they will. The first six months send $11,500 at the balance, the months after that send $2,200 or so each, and the $30,000 is dead around month 15 of operation, inside the window; end of year two is the slack version, not the plan. Roughly a year after that, the $29,000 you put in at closing is back in your hand. A return like that implies a payback of two years and change. Same money, second property. That’s the Stack Strategy, and it’s why the leverage ratio matters more than the sticker price.</w:t>
+        <w:t xml:space="preserve">Send the cards every spare dollar first, so the balances die before the 0% windows do. Run this deal’s own numbers and they will. The first six months send $11,500 at the balance, the months after that send $2,200 or so each, and the $30,000 is dead around month 15 of operation, inside the window; end of year two is the slack version, not the plan.</w:t>
+      </w:r>
+    </w:p>
+    <w:p>
+      <w:pPr>
+        <w:pStyle w:val="BodyText"/>
+      </w:pPr>
+      <w:r>
+        <w:t xml:space="preserve">One admission before you copy this. Thirty grand is more than my six-month cap would bless if the deal only ever performed at its conservative case. I run it anyway because the payback plan has more than one exit: the deal’s own pace, the rollover, and worst case the carry. If you’d rather have no admissions in your plan, float less and furnish in stages out of cash flow.</w:t>
+      </w:r>
+    </w:p>
+    <w:p>
+      <w:pPr>
+        <w:pStyle w:val="BodyText"/>
+      </w:pPr>
+      <w:r>
+        <w:t xml:space="preserve">Roughly a year after the cards die, the $29,000 you put in at closing is back in your hand. A return like that implies a payback of two years and change. Same money, second property. That’s the Stack Strategy, and it’s why the leverage ratio matters more than the sticker price.</w:t>
       </w:r>
     </w:p>
     <w:bookmarkEnd w:id="94"/>
@@ -9642,7 +9696,7 @@
         <w:pStyle w:val="BodyText"/>
       </w:pPr>
       <w:r>
-        <w:t xml:space="preserve">Cash-on-cash (CoC) return is the percentage of your actual invested cash that comes back to you every year in profit. Not equity. Not paper gains. Not projected appreciation. Real cash hitting your account. Put in $30,000 and net $15,000 a year after all expenses, and that’s a 50% return.</w:t>
+        <w:t xml:space="preserve">You met cash-on-cash in Chapter 7’s velocity math. It’s the percentage of your actual invested cash that comes back to you every year in profit. Not equity. Not paper gains. Not projected appreciation. Real cash hitting your account. Put in $30,000 and net $15,000 a year after all expenses, and that’s a 50% return.</w:t>
       </w:r>
     </w:p>
     <w:p>
@@ -9845,7 +9899,7 @@
         <w:t xml:space="preserve"> </w:t>
       </w:r>
       <w:r>
-        <w:t xml:space="preserve">Commonly $20,000–$40,000 or more all-in, depending on the size of the house and how much you outsource. DIY on a small home sits at the bottom of that range; professional design and installation on a big one sits at the top or above.</w:t>
+        <w:t xml:space="preserve">Commonly $20,000–$40,000 or more all-in. DIY on a small home sits at the bottom of that range; professional design and installation on a big one sits at the top or above.</w:t>
       </w:r>
     </w:p>
     <w:p>
@@ -9885,7 +9939,7 @@
         <w:pStyle w:val="Compact"/>
       </w:pPr>
       <w:r>
-        <w:t xml:space="preserve">Mortgage (PITI: principal, interest, taxes, insurance)</w:t>
+        <w:t xml:space="preserve">Mortgage (PITI)</w:t>
       </w:r>
     </w:p>
     <w:p>
@@ -11095,7 +11149,7 @@
         <w:pStyle w:val="FirstParagraph"/>
       </w:pPr>
       <w:r>
-        <w:t xml:space="preserve">Myla is my wife and business partner. She bought a rural home in Oak Hill, WV, and her deal shows every piece of this chapter working together, including the parts of the return that never show up in a simple CoC formula. It also shows what happens when almost everything goes wrong first.</w:t>
+        <w:t xml:space="preserve">My wife Myla bought a rural home in Oak Hill, WV, and her deal shows every piece of this chapter working together, including the parts of the return that never show up in a simple CoC formula. It also shows what happens when almost everything goes wrong first.</w:t>
       </w:r>
     </w:p>
     <w:p>
@@ -12077,7 +12131,7 @@
         <w:pStyle w:val="BodyText"/>
       </w:pPr>
       <w:r>
-        <w:t xml:space="preserve">Honesty notes, because a real statement has them. Electric is included at the owner’s ~$300-a-month average, pending the utility statements (the home is on a well and septic, and has no gas service). A few lines are estimates pending the CPA: the late-year cleans, the tax ticket, the lawn count. And guests actually paid about $61K over those months; lodging taxes and platform fees come out before the payout ever reaches you, which is why the income line starts lower than the headline number would.</w:t>
+        <w:t xml:space="preserve">Honesty notes, because a real statement has them. Electric is included at the owner’s ~$300-a-month average, pending the utility statements (the home is on a well and septic, and has no gas service). A few lines are estimates pending the CPA: the late-year cleans, the tax ticket, the lawn count. And guests actually paid about $61K over those months; lodging taxes and platform fees come out before the payout ever reaches you, which is why the income line is lower than the headline number.</w:t>
       </w:r>
     </w:p>
     <w:p>
@@ -14822,7 +14876,7 @@
         <w:pStyle w:val="FirstParagraph"/>
       </w:pPr>
       <w:r>
-        <w:t xml:space="preserve">Stack those moves in that same two-bedroom cabin and watch the count climb. Most hosts stop at four, a queen in each bedroom. Add a trundle and you’re at six. Make the sofa a pull-out and you’re at eight. Swap one queen for a queen-over-queen bunk and you’re at ten. That’s one sleeper per 100 square feet, right on target.</w:t>
+        <w:t xml:space="preserve">Stack those moves in that same two-bedroom cabin and watch the count climb. The two queens sleep four. Add a trundle and you’re at six. Make the sofa a pull-out and you’re at eight. Swap one queen for a queen-over-queen bunk and you’re at ten. That’s one sleeper per 100 square feet, right on target.</w:t>
       </w:r>
     </w:p>
     <w:p>
@@ -16043,15 +16097,15 @@
         <w:pStyle w:val="FirstParagraph"/>
       </w:pPr>
       <w:r>
-        <w:t xml:space="preserve">You already know the story of Myla’s Oak Hill fixer from Chapter 8, contractor mess, shed furniture, and all. What that chapter didn’t cover is the part of the story the deal numbers don’t explain.</w:t>
-      </w:r>
-    </w:p>
-    <w:p>
-      <w:pPr>
-        <w:pStyle w:val="BodyText"/>
-      </w:pPr>
-      <w:r>
-        <w:t xml:space="preserve">Through the whole ordeal, she refused to compromise on the finish. The schedule blew up, the budget followed, and she still would not cut a corner on anything a guest would see or touch.</w:t>
+        <w:t xml:space="preserve">You already know the story of Myla’s Oak Hill fixer from Chapter 8, contractor mess and all. What that chapter didn’t cover is the part of the story the deal numbers don’t explain.</w:t>
+      </w:r>
+    </w:p>
+    <w:p>
+      <w:pPr>
+        <w:pStyle w:val="BodyText"/>
+      </w:pPr>
+      <w:r>
+        <w:t xml:space="preserve">Through the whole ordeal, she refused to compromise on the finish. The schedule blew up, the budget followed, the furniture she’d chosen sat in a shed waiting for the house to be ready, and she still would not cut a corner on anything a guest would see or touch.</w:t>
       </w:r>
     </w:p>
     <w:p>
@@ -17526,7 +17580,7 @@
         <w:pStyle w:val="BodyText"/>
       </w:pPr>
       <w:r>
-        <w:t xml:space="preserve">And you’re not stuck with what the photographer hands you. If you don’t love the edits, or the photos don’t all share the same tint, a service like photolab.teeco.co can mass-edit your images to Airbnb quality. Full disclosure, photolab is my team’s tool. I built it because I got tired of photo sets where every image had a different tint, so use it or any editor that gets the whole set consistent. Use the customize options to add people for lifestyle shots or swap in a beautiful sky, or keep the image original and just get the tint matched. Then curate like you’re building a hotel or resort listing. Show only what you want guests to see.</w:t>
+        <w:t xml:space="preserve">And you’re not stuck with what the photographer hands you. If you don’t love the edits, or the photos don’t all share the same tint, a service like photolab.teeco.co can mass-edit your images to Airbnb quality. Full disclosure, photolab is my team’s tool. I built it because I got tired of exactly that problem, so use it or any editor that gets the whole set consistent. Use the customize options to add people for lifestyle shots or swap in a beautiful sky, or keep the image original and just get the tint matched. Then curate like you’re building a hotel or resort listing. Show only what you want guests to see.</w:t>
       </w:r>
     </w:p>
     <w:bookmarkEnd w:id="144"/>
@@ -19667,7 +19721,7 @@
         <w:pStyle w:val="BodyText"/>
       </w:pPr>
       <w:r>
-        <w:t xml:space="preserve">Most hosts have no idea how it works. What matters more is working it during the one window when the algorithm is actively rooting for you: your first month live.</w:t>
+        <w:t xml:space="preserve">Most hosts have no idea how it works. Understanding it matters less than working it during the one window when the algorithm is actively rooting for you: your first month live.</w:t>
       </w:r>
     </w:p>
     <w:p>
@@ -20689,7 +20743,7 @@
         <w:t xml:space="preserve"> </w:t>
       </w:r>
       <w:r>
-        <w:t xml:space="preserve">Always budget for pro photos. No other line item earns back more per dollar, because the photos are what guests book from.</w:t>
+        <w:t xml:space="preserve">Always budget for pro photos. No other line item earns back more per dollar.</w:t>
       </w:r>
     </w:p>
     <w:p>
@@ -21507,7 +21561,7 @@
         <w:pStyle w:val="BodyText"/>
       </w:pPr>
       <w:r>
-        <w:t xml:space="preserve">One more hire matters here, your boots-on-the-ground team of cleaner, handyman, and lawn or snow care. Your first cleaner is your most important hire. Treat them like a partner; Chapter 14 shows you how to build the operation around them.</w:t>
+        <w:t xml:space="preserve">Your boots-on-the-ground team matters here too: a cleaner, a handyman, lawn or snow care. Your first cleaner is your most important hire. Treat them like a partner; Chapter 14 shows you how to build the operation around them.</w:t>
       </w:r>
     </w:p>
     <w:bookmarkEnd w:id="170"/>
@@ -23903,7 +23957,7 @@
         <w:pStyle w:val="BodyText"/>
       </w:pPr>
       <w:r>
-        <w:t xml:space="preserve">Put all five pieces together (the go-to list, the matrix, the fast-reply playbook, the sensors, the fund) and an emergency turns into a checklist your team runs.</w:t>
+        <w:t xml:space="preserve">Put all six pieces together (the go-to list, the matrix, the fast-reply playbook, the sensors, the fund, and a cleaner trained to spot trouble) and an emergency turns into a checklist your team runs.</w:t>
       </w:r>
     </w:p>
     <w:bookmarkEnd w:id="185"/>
@@ -24505,15 +24559,7 @@
         <w:pStyle w:val="FirstParagraph"/>
       </w:pPr>
       <w:r>
-        <w:t xml:space="preserve">Sooner or later, though, the machine needs more hands.</w:t>
-      </w:r>
-    </w:p>
-    <w:p>
-      <w:pPr>
-        <w:pStyle w:val="BodyText"/>
-      </w:pPr>
-      <w:r>
-        <w:t xml:space="preserve">At some point, running everything yourself becomes the bottleneck. Launching one property proves you can do it all. It doesn’t mean you should keep doing it all.</w:t>
+        <w:t xml:space="preserve">Sooner or later, though, the machine needs more hands. Launching one property proves you can do it all. It doesn’t mean you should keep doing it all.</w:t>
       </w:r>
     </w:p>
     <w:p>
@@ -24557,7 +24603,7 @@
         <w:t xml:space="preserve"> </w:t>
       </w:r>
       <w:r>
-        <w:t xml:space="preserve">Strong options: Bravo VA (STR-trained), OnlineJobs.ph, and Upwork. Look for excellent written English, Airbnb experience, and tech-savviness. Expect to pay $800–$1,200 a month for part-time help (20 to 30 hours a week) from the Philippines or Argentina. That’s roughly the revenue from one guest stay per month. It’s also how the chapter-opening 11:40 p.m. reply happens. Many hosts hire overseas, where a US midnight is midday, so overnight coverage is a time-zone choice rather than a night shift.</w:t>
+        <w:t xml:space="preserve">Strong options: Bravo VA (STR-trained), OnlineJobs.ph, and Upwork. Look for excellent written English, Airbnb experience, and tech-savviness. Expect to pay $800–$1,200 a month for part-time help (20 to 30 hours a week) from the Philippines or Argentina. That’s roughly the revenue from one guest stay per month. It’s also how the chapter-opening 11:40 p.m. reply happens. Many hosts hire overseas where a US midnight is midday, so overnight coverage is a time-zone choice rather than a night shift.</w:t>
       </w:r>
     </w:p>
     <w:p>
@@ -25266,7 +25312,7 @@
         <w:pStyle w:val="FirstParagraph"/>
       </w:pPr>
       <w:r>
-        <w:t xml:space="preserve">You know Myla’s Oak Hill deal by now: the $103K cash purchase, the botched renovation she finished with her own hands (Chapter 11), the $150K gross across her first two years. What matters here is what the deal did to her. The refinance handed most of her capital back, that capital bought her second property in Tennessee, and the second domino stopped feeling like a dream.</w:t>
+        <w:t xml:space="preserve">You know Myla’s Oak Hill deal by now: the $103K cash purchase, the botched renovation she finished with her own hands (Chapter 8), the $150K gross across her first two years. What matters here is what the deal did to her. The refinance handed most of her capital back, that capital bought her second property in Tennessee, and the second domino stopped feeling like a dream.</w:t>
       </w:r>
     </w:p>
     <w:p>
@@ -26483,7 +26529,7 @@
         <w:pStyle w:val="FirstParagraph"/>
       </w:pPr>
       <w:r>
-        <w:t xml:space="preserve">Chapter 18 uses the fuller $12K first-year deduction and counts it at cash value; here I’m counting only the building’s depreciation line, so its Year 1 lands a few hundred dollars away from this one. The shape is what matters.</w:t>
+        <w:t xml:space="preserve">Chapter 18 uses the fuller $12K first-year deduction, counts it at cash value, and pencils appreciation at 2.5% instead of the 2% here. That’s why its Year 1 lands a few hundred dollars away from this one. The shape is what matters.</w:t>
       </w:r>
     </w:p>
     <w:p>
@@ -29346,7 +29392,7 @@
         <w:pStyle w:val="BodyText"/>
       </w:pPr>
       <w:r>
-        <w:t xml:space="preserve">By year 5: $7,600 a month in passive income and a portfolio worth around $925K ($850K of purchases plus the $76K of appreciation), roughly $215K of it your equity once the ~$710K of debt is netted out, on a few hours a week of real work.</w:t>
+        <w:t xml:space="preserve">By year 5: $7,600 a month in passive income and a portfolio worth around $926K ($850K of purchases plus the $76K of appreciation), roughly $216K of it your equity once the ~$710K of debt is netted out, on a few hours a week of real work.</w:t>
       </w:r>
     </w:p>
     <w:p>
@@ -30509,7 +30555,7 @@
         <w:pStyle w:val="Compact"/>
       </w:pPr>
       <w:r>
-        <w:t xml:space="preserve">Portfolio value: ~$925K including appreciation</w:t>
+        <w:t xml:space="preserve">Portfolio value: ~$926K including appreciation</w:t>
       </w:r>
     </w:p>
     <w:p>
@@ -32053,7 +32099,7 @@
         <w:t xml:space="preserve"> </w:t>
       </w:r>
       <w:r>
-        <w:t xml:space="preserve">About $80 a month in software, and the asset runs without you.</w:t>
+        <w:t xml:space="preserve">About $100 a month all-in, and the asset runs without you.</w:t>
       </w:r>
     </w:p>
     <w:p>

--- a/book/AirBNB Anywhere - Bestseller Edition.docx
+++ b/book/AirBNB Anywhere - Bestseller Edition.docx
@@ -28,7 +28,7 @@
         <w:pStyle w:val="BodyText"/>
       </w:pPr>
       <w:r>
-        <w:t xml:space="preserve">Jeff Chheuy</w:t>
+        <w:t xml:space="preserve">Dr. Jeff Chheuy</w:t>
       </w:r>
     </w:p>
     <w:p>
@@ -31934,7 +31934,7 @@
         <w:pStyle w:val="FirstParagraph"/>
       </w:pPr>
       <w:r>
-        <w:t xml:space="preserve">Jeff Chheuy is a pharmacist turned real estate investor and the founder of Teeco. After spending eight years and $200K earning his PharmD, he discovered that a six-figure salary was just a different kind of trap. He built a portfolio of rural short-term rentals near national parks that generates over $1M a year in gross rental income, all managed remotely. Today he teaches high-income professionals how to do the same through Teeco’s coaching programs.</w:t>
+        <w:t xml:space="preserve">Dr. Jeff Chheuy is a pharmacist turned real estate investor and the founder of Teeco. After spending eight years and $200K earning his PharmD, he discovered that a six-figure salary was just a different kind of trap. He built a portfolio of rural short-term rentals near national parks that generates over $1M a year in gross rental income, all managed remotely. Today he teaches high-income professionals how to do the same through Teeco’s coaching programs.</w:t>
       </w:r>
     </w:p>
     <w:p>

--- a/book/AirBNB Anywhere - Bestseller Edition.docx
+++ b/book/AirBNB Anywhere - Bestseller Edition.docx
@@ -25062,7 +25062,7 @@
     <w:bookmarkEnd w:id="194"/>
     <w:bookmarkEnd w:id="195"/>
     <w:bookmarkEnd w:id="196"/>
-    <w:bookmarkStart w:id="232" w:name="part-7-after-the-launch"/>
+    <w:bookmarkStart w:id="233" w:name="part-7-after-the-launch"/>
     <w:p>
       <w:pPr>
         <w:pStyle w:val="Heading1"/>
@@ -32837,8 +32837,73 @@
         <w:t xml:space="preserve">: Four ways out, so you’re never trapped: sell turnkey at a premium, convert to a long-term rental, sell to a cash buyer, or 1031 into a bigger deal. (Ch 18)</w:t>
       </w:r>
     </w:p>
+    <w:p>
+      <w:r>
+        <w:pict>
+          <v:rect style="width:0;height:1.5pt" o:hralign="center" o:hrstd="t" o:hr="t"/>
+        </w:pict>
+      </w:r>
+    </w:p>
     <w:bookmarkEnd w:id="231"/>
+    <w:bookmarkStart w:id="232" w:name="one-last-thing-1"/>
+    <w:p>
+      <w:pPr>
+        <w:pStyle w:val="Heading2"/>
+      </w:pPr>
+      <w:r>
+        <w:t xml:space="preserve">One Last Thing</w:t>
+      </w:r>
+    </w:p>
+    <w:p>
+      <w:pPr>
+        <w:pStyle w:val="FirstParagraph"/>
+      </w:pPr>
+      <w:r>
+        <w:t xml:space="preserve">You made it to the last page. Most people never do, and I don’t take it lightly that you did.</w:t>
+      </w:r>
+    </w:p>
+    <w:p>
+      <w:pPr>
+        <w:pStyle w:val="BodyText"/>
+      </w:pPr>
+      <w:r>
+        <w:t xml:space="preserve">I wrote this book without a publisher, without a marketing department, and without anyone deciding it deserved shelf space. Books like this one live or die on a single thing: honest reviews from real readers.</w:t>
+      </w:r>
+    </w:p>
+    <w:p>
+      <w:pPr>
+        <w:pStyle w:val="BodyText"/>
+      </w:pPr>
+      <w:r>
+        <w:t xml:space="preserve">If this book earned it, would you take two minutes and leave an honest review on Amazon? Search the title, scroll to the reviews, and say what you actually thought. Good, bad, or mixed, your honest words help the next tired professional on their own October drive find this book.</w:t>
+      </w:r>
+    </w:p>
+    <w:p>
+      <w:pPr>
+        <w:pStyle w:val="BodyText"/>
+      </w:pPr>
+      <w:r>
+        <w:t xml:space="preserve">And when you buy your first cabin, write to me. Those messages are the reason I teach.</w:t>
+      </w:r>
+    </w:p>
+    <w:p>
+      <w:pPr>
+        <w:pStyle w:val="BodyText"/>
+      </w:pPr>
+      <w:r>
+        <w:t xml:space="preserve">Thank you for reading.</w:t>
+      </w:r>
+    </w:p>
+    <w:p>
+      <w:pPr>
+        <w:pStyle w:val="BodyText"/>
+      </w:pPr>
+      <w:r>
+        <w:t xml:space="preserve">Jeff</w:t>
+      </w:r>
+    </w:p>
     <w:bookmarkEnd w:id="232"/>
+    <w:bookmarkEnd w:id="233"/>
     <w:sectPr/>
   </w:body>
 </w:document>

--- a/book/AirBNB Anywhere - Bestseller Edition.docx
+++ b/book/AirBNB Anywhere - Bestseller Edition.docx
@@ -28,7 +28,7 @@
         <w:pStyle w:val="BodyText"/>
       </w:pPr>
       <w:r>
-        <w:t xml:space="preserve">Dr. Jeff Chheuy</w:t>
+        <w:t xml:space="preserve">Jeff Chheuy</w:t>
       </w:r>
     </w:p>
     <w:p>
@@ -59,6 +59,14 @@
         <w:pStyle w:val="BodyText"/>
       </w:pPr>
       <w:r>
+        <w:t xml:space="preserve">Airbnb is a trademark of Airbnb, Inc. All other product and company names are trademarks of their respective owners. Use of these names is for identification and reference only and does not imply sponsorship, endorsement, or affiliation. This book is not authorized by, affiliated with, or endorsed by Airbnb, Inc. or any other company named in it.</w:t>
+      </w:r>
+    </w:p>
+    <w:p>
+      <w:pPr>
+        <w:pStyle w:val="BodyText"/>
+      </w:pPr>
+      <w:r>
         <w:rPr>
           <w:bCs/>
           <w:b/>
@@ -69,7 +77,7 @@
         <w:t xml:space="preserve"> </w:t>
       </w:r>
       <w:r>
-        <w:t xml:space="preserve">This book is for educational and informational purposes only. It is not legal, tax, accounting, investment, or lending advice, and nothing in it creates a professional relationship between you and the author. Real estate investing involves risk, including the possible loss of money you put in. The stories and figures in this book are the real results of specific people in specific markets at specific times; they are shared to teach, not to promise, and your results will differ. Loan programs, platform fees, tax rules, and market data change; verify current terms with the lender, platform, or agency directly, and consult a licensed attorney, CPA, and lender about your own situation before acting on anything in these pages. Always provide truthful, accurate information on every loan and credit application.</w:t>
+        <w:t xml:space="preserve">This book is for educational and informational purposes only. It is not legal, tax, accounting, investment, or lending advice, and nothing in it creates a professional relationship between you and the author. Real estate investing involves risk, including the possible loss of money you put in. The stories and figures in this book are the real results of specific people in specific markets at specific times; they are shared to teach, not to promise, and your results will differ. Loan programs, platform fees, tax rules, and market data change; verify current terms with the lender, platform, or agency directly, and consult a licensed attorney, CPA, and lender about your own situation before acting on anything in these pages. Always provide truthful, accurate information on every loan and credit application. This book also is not insurance advice. Projections and models in this book are hypothetical illustrations built on assumptions that may not hold; they are not forecasts or guarantees of your results, and no income or profit of any kind is promised.</w:t>
       </w:r>
     </w:p>
     <w:p>
@@ -126,7 +134,7 @@
           <w:iCs/>
           <w:i/>
         </w:rPr>
-        <w:t xml:space="preserve">‘</w:t>
+        <w:t xml:space="preserve">“</w:t>
       </w:r>
       <w:r>
         <w:rPr>
@@ -140,7 +148,7 @@
           <w:iCs/>
           <w:i/>
         </w:rPr>
-        <w:t xml:space="preserve">’</w:t>
+        <w:t xml:space="preserve">”</w:t>
       </w:r>
     </w:p>
     <w:p>
@@ -2561,7 +2569,7 @@
         <w:pStyle w:val="BodyText"/>
       </w:pPr>
       <w:r>
-        <w:t xml:space="preserve">In rural STRs, your downside is capped, though capped does not mean zero. On the $250K–$350K deals this book recommends, what’s genuinely at risk is your down payment, your setup capital, and some months of negative carry (months where the payment exceeds what the home earns and you cover the difference). Bounded, real money. If the market sours, you convert to a long-term rental and the loss stops there. That fallback is insurance, and you buy it before closing. Check that market long-term rent would cover at least about 80% of your payment.</w:t>
+        <w:t xml:space="preserve">In rural STRs, your downside is capped, though capped does not mean zero. On the $250K–$350K deals this book recommends, what’s genuinely at risk is your down payment, your setup capital, and some months of negative carry (months where the payment exceeds what the home earns and you cover the difference). Bounded, real money. If the market sours, you convert to a long-term rental and the loss stops there. That fallback is insurance, and you buy it before closing. Check that market long-term rent would cover at least about 80% of your payment. One asterisk belongs here. Most mortgages and all credit cards are recourse debt. If you sell for less than you owe, the shortfall is still yours, so in a severe downturn losses can exceed the cash you put in.</w:t>
       </w:r>
     </w:p>
     <w:p>
@@ -8267,7 +8275,7 @@
         <w:pStyle w:val="FirstParagraph"/>
       </w:pPr>
       <w:r>
-        <w:t xml:space="preserve">Two more pieces of homework before you sign. Tell your loan officer you intend to rent the home when you’re not there, and read the second-home rider, the mortgage page that spells out what you can do with the property. Some riders restrict rentals in year one or prohibit management agreements. If yours conflicts with your plan (including this book’s advice to start with a property manager), price the DSCR loan in Path 3 instead.</w:t>
+        <w:t xml:space="preserve">Two more pieces of homework before you sign. Tell your loan officer you intend to rent the home when you’re not there, and read the second-home rider, the mortgage page that spells out what you can do with the property. Some riders restrict rentals in year one or prohibit management agreements. If yours conflicts with your plan (including this book’s advice to start with a property manager), price the DSCR loan in Path 3 instead. Lender and agency guidelines on second-home use change; confirm current requirements with your lender in writing.</w:t>
       </w:r>
     </w:p>
     <w:p>
@@ -8327,7 +8335,7 @@
         <w:pStyle w:val="BodyText"/>
       </w:pPr>
       <w:r>
-        <w:t xml:space="preserve">One honest caveat before you fall in love with this path. Seller financing is an advanced tool. Deals like Ryu’s are out there, but they’re harder to find, and they take patience and a seller in exactly the right situation. If you’re just starting, the 10% down vacation-home loan in Path 1 is the simpler move. That’s what I did when I started.</w:t>
+        <w:t xml:space="preserve">One honest caveat before you fall in love with this path. Seller financing is an advanced tool. Deals like Ryu’s are out there, but they’re harder to find, and they take patience and a seller in exactly the right situation. If you’re just starting, the 10% down vacation-home loan in Path 1 is the simpler move. That’s what I did when I started. Seller-financing rules vary by state; have a local real estate attorney draft or review the note and deed of trust.</w:t>
       </w:r>
     </w:p>
     <w:p>
@@ -8684,13 +8692,13 @@
           <w:bCs/>
           <w:b/>
         </w:rPr>
-        <w:t xml:space="preserve">Find private lenders at:</w:t>
-      </w:r>
-      <w:r>
-        <w:t xml:space="preserve"> </w:t>
-      </w:r>
-      <w:r>
-        <w:t xml:space="preserve">local real estate meetups, friends and family with idle cash in savings or retirement accounts, real estate Facebook groups, and hard money brokers (many offer</w:t>
+        <w:t xml:space="preserve">Find private lenders through:</w:t>
+      </w:r>
+      <w:r>
+        <w:t xml:space="preserve"> </w:t>
+      </w:r>
+      <w:r>
+        <w:t xml:space="preserve">friends and family with idle cash in savings or retirement accounts, one-to-one conversations with people you already know (not public posts), and hard money brokers (many offer</w:t>
       </w:r>
       <w:r>
         <w:t xml:space="preserve"> </w:t>
@@ -8726,7 +8734,7 @@
         <w:t xml:space="preserve"> </w:t>
       </w:r>
       <w:r>
-        <w:t xml:space="preserve">Show them your research and revenue projections: AirDNA, a comps dashboard like Rabbu, actual comps (comparable properties, meaning what similar homes nearby really earn). A confident, numbers-based pitch makes you more trustworthy than any stockbroker. Chapter 9 gives you the full pitch deck, page by page.</w:t>
+        <w:t xml:space="preserve">Show them your research and revenue projections: AirDNA, a comps dashboard like Rabbu, actual comps (comparable properties, meaning what similar homes nearby really earn). A confident, numbers-based pitch makes you more trustworthy than any stockbroker. Chapter 9 gives you the full pitch deck, page by page. Before you raise a dollar this way, read the legal note in Chapter 9’s pitch-deck section; private notes can be securities.</w:t>
       </w:r>
     </w:p>
     <w:bookmarkEnd w:id="91"/>
@@ -9963,7 +9971,7 @@
         <w:pStyle w:val="Compact"/>
       </w:pPr>
       <w:r>
-        <w:t xml:space="preserve">Utilities (WiFi, electric, water, propane, septic)</w:t>
+        <w:t xml:space="preserve">Utilities (Wi-Fi, electric, water, propane, septic)</w:t>
       </w:r>
     </w:p>
     <w:p>
@@ -10453,7 +10461,7 @@
         <w:pStyle w:val="FirstParagraph"/>
       </w:pPr>
       <w:r>
-        <w:t xml:space="preserve">It lands just under the 30% floor, but that 25% is your worst case, not your bet. The 30% Floor is judged at Moderate; surviving at Conservative, at around 25%, is what makes the deal safe to do. Hit the Moderate number and the same deal returns about 50%. (Not 56%, because expenses creep with bookings, more cleans and more restocking, so don’t reuse $33,500 at $70K of revenue; call it 50% even.) You’re not betting on top-quartile performance. You’re betting on avoiding bottom-quartile disaster. Hit Moderate or Aggressive and you have a huge margin of safety; hit Conservative and you still cash flow and own an asset. That’s a deal worth doing.</w:t>
+        <w:t xml:space="preserve">It lands just under the 30% Floor, but that 25% is your worst case, not your bet. The 30% Floor is judged at Moderate; surviving at Conservative, at around 25%, is what makes the deal safe to do. Hit the Moderate number and the same deal returns about 50%. (Not 56%, because expenses creep with bookings, more cleans and more restocking, so don’t reuse $33,500 at $70K of revenue; call it 50% even.) You’re not betting on top-quartile performance. You’re betting on avoiding bottom-quartile disaster. Hit Moderate or Aggressive and you have a huge margin of safety; hit Conservative and you still cash flow and own an asset. That’s a deal worth doing.</w:t>
       </w:r>
     </w:p>
     <w:bookmarkEnd w:id="101"/>
@@ -10581,7 +10589,7 @@
         <w:pStyle w:val="BodyText"/>
       </w:pPr>
       <w:r>
-        <w:t xml:space="preserve">And when the miss happens in real life? One of my students overspent on the buy, and then everything that could go wrong with the house went wrong. That deal still cash flows about $1,000 a month, still delivered the tax write-offs, and the home has appreciated underneath the mess. Nobody frames that page. But a mistake that pays you a thousand dollars a month while the asset grows is exactly what the discipline in this chapter buys you: a worst case you can live with.</w:t>
+        <w:t xml:space="preserve">And when the miss happens in real life? One of my students overspent on the buy, and then everything that could go wrong with the house went wrong. That deal still cash flows about $1,000 a month, still delivered the tax write-offs, and the home has appreciated underneath the mess. Nobody frames that page. But a mistake that pays you a thousand dollars a month while the asset grows is exactly what the discipline in this chapter buys you: a worst case you can live with. Not every miss ends this well; deals that fail the discipline in this chapter can and do lose money.</w:t>
       </w:r>
     </w:p>
     <w:bookmarkEnd w:id="102"/>
@@ -11257,7 +11265,7 @@
         <w:t xml:space="preserve"> </w:t>
       </w:r>
       <w:r>
-        <w:t xml:space="preserve">This is the classic BRRRR play: buy, renovate, rent, refinance, repeat. She bought with cash, renovated, got the $240K appraisal, then refinanced at 75–80% of that value and pulled most of her money back out. I won’t pretend I remember the exact loan figure. What matters is that within two years she had recovered almost all of her money, and she still owned the house, the cash flow, and the tax benefits. The recovered capital went on to fund her second property, in Tennessee. That’s velocity of capital, live and in person.</w:t>
+        <w:t xml:space="preserve">This is the classic BRRRR play: buy, rehab, rent, refinance, repeat. She bought with cash, renovated, got the $240K appraisal, then refinanced at 75–80% of that value and pulled most of her money back out. I won’t pretend I remember the exact loan figure. What matters is that within two years she had recovered almost all of her money, and she still owned the house, the cash flow, and the tax benefits. The recovered capital went on to fund her second property, in Tennessee. That’s velocity of capital, live and in person.</w:t>
       </w:r>
     </w:p>
     <w:p>
@@ -12104,7 +12112,7 @@
                 <w:bCs/>
                 <w:b/>
               </w:rPr>
-              <w:t xml:space="preserve">Net operating income, seven months</w:t>
+              <w:t xml:space="preserve">Net, seven months (after interest, before depreciation and income tax)</w:t>
             </w:r>
           </w:p>
         </w:tc>
@@ -12131,7 +12139,7 @@
         <w:pStyle w:val="BodyText"/>
       </w:pPr>
       <w:r>
-        <w:t xml:space="preserve">Honesty notes, because a real statement has them. Electric is included at the owner’s ~$300-a-month average, pending the utility statements (the home is on a well and septic, and has no gas service). A few lines are estimates pending the CPA: the late-year cleans, the tax ticket, the lawn count. And guests actually paid about $61K over those months; lodging taxes and platform fees come out before the payout ever reaches you, which is why the income line is lower than the headline number.</w:t>
+        <w:t xml:space="preserve">Honesty notes, because a real statement has them. Electric is included at the owner’s ~$300-a-month average, pending the utility statements (the home is on a well and septic, and has no gas service). A few lines are estimates pending the CPA: the late-year cleans, the tax ticket, the lawn count. And guests actually paid about $61K over those months; lodging taxes and platform fees come out before the payout ever reaches you, which is why the income line is lower than the headline number. There is no line for my own hours or for depreciation; this is the cash the house produced, not my tax return.</w:t>
       </w:r>
     </w:p>
     <w:p>
@@ -12972,6 +12980,14 @@
         <w:pStyle w:val="FirstParagraph"/>
       </w:pPr>
       <w:r>
+        <w:t xml:space="preserve">One legal line before you pitch anyone. Promissory notes and profit-sharing arrangements can be securities under federal and state law, especially when you raise from more than one person, from passive investors, or through public posts and meetups. Offering securities without registration or an exemption is illegal even when everyone is paid back in full. Before you show this deck to anyone, have a securities attorney review your structure and how you plan to find lenders.</w:t>
+      </w:r>
+    </w:p>
+    <w:p>
+      <w:pPr>
+        <w:pStyle w:val="BodyText"/>
+      </w:pPr>
+      <w:r>
         <w:t xml:space="preserve">Most beginners are terrified of asking for money. They think it’s unprofessional, or that only seasoned investors get to do it. Wrong on both counts. People with idle cash are hunting for better returns than the next-to-nothing their bank pays. Show them a deal returning 8–12% annually, secured by real property, and you’re solving</w:t>
       </w:r>
       <w:r>
@@ -14213,7 +14229,7 @@
         <w:t xml:space="preserve"> </w:t>
       </w:r>
       <w:r>
-        <w:t xml:space="preserve">apply for 2–3 cards inside the same day or two, starting with Chase (historically the strictest issuer about recent applications). Each application is its own hard pull either way; the tight window just means issuer two hasn’t seen issuer one’s inquiry yet. Nothing dishonest about the timing, but know that’s what you’re doing. Use the cards for high-ticket items: beds, sofas, appliances, fire pits. Set a reminder 60 days before each 0% promo ends and aim to pay off within 9–12 months from Airbnb income. Scaling hack: spread across Chase, Amex, Capital One, and US Bank, and request limit increases every 3–6 months (usually a soft pull if you haven’t missed a payment). LLC or sole proprietor, either way, one business can carry 3–5 cards from different issuers at $10K–$30K+ each.</w:t>
+        <w:t xml:space="preserve">apply for 2–3 cards inside the same day or two, starting with Chase (historically the strictest issuer about recent applications). Each application is its own hard pull either way; the tight window just means issuer two hasn’t seen issuer one’s inquiry yet. Nothing dishonest about the timing, but know that’s what you’re doing. If any application asks about other recent or pending credit requests, answer truthfully, even if it costs you the approval. And read each cardmember agreement before you rely on it: intro-APR terms, business-use requirements, and balance-transfer rules vary by issuer and change without notice. This is not lending or credit advice. Use the cards for high-ticket items: beds, sofas, appliances, fire pits. Set a reminder 60 days before each 0% promo ends and aim to pay off within 9–12 months from Airbnb income. Scaling hack: spread across Chase, Amex, Capital One, and US Bank, and request limit increases every 3–6 months (usually a soft pull if you haven’t missed a payment). LLC or sole proprietor, either way, one business can carry 3–5 cards from different issuers at $10K–$30K+ each.</w:t>
       </w:r>
     </w:p>
     <w:bookmarkEnd w:id="118"/>
@@ -16464,7 +16480,7 @@
         <w:pStyle w:val="FirstParagraph"/>
       </w:pPr>
       <w:r>
-        <w:t xml:space="preserve">If these three feel foreign, pay for a basic concept board from a designer ($500–$1,500) to get the road map, then DIY the execution. A full design-only plan runs more; the cost tiers are laid out later in this chapter.</w:t>
+        <w:t xml:space="preserve">If these three feel foreign, pay for a basic concept board from a designer ($500–$1,500) to get the roadmap, then DIY the execution. A full design-only plan runs more; the cost tiers are laid out later in this chapter.</w:t>
       </w:r>
     </w:p>
     <w:bookmarkEnd w:id="138"/>
@@ -23034,7 +23050,7 @@
         <w:t xml:space="preserve"> </w:t>
       </w:r>
       <w:r>
-        <w:t xml:space="preserve">Motion-activated video and lights. See who’s coming and going at night, catch parties early, confirm contractors actually showed up.</w:t>
+        <w:t xml:space="preserve">Motion-activated video and lights. See who’s coming and going at night, catch parties early, confirm contractors actually showed up. Disclose every exterior camera in your listing; platform rules require it and several states’ privacy laws do too. Never place cameras or audio recording inside the home.</w:t>
       </w:r>
     </w:p>
     <w:p>
@@ -23078,7 +23094,7 @@
         <w:t xml:space="preserve"> </w:t>
       </w:r>
       <w:r>
-        <w:t xml:space="preserve">Replaces the router login with a branded splash page that captures guest emails, so you can invite past guests back without paying the platform’s fee.</w:t>
+        <w:t xml:space="preserve">Replaces the router login with a branded splash page that captures guest emails, so you can invite past guests back without paying the platform’s fee. Get the guest’s consent on the splash page and honor unsubscribes; email marketing laws apply to hosts.</w:t>
       </w:r>
     </w:p>
     <w:p>
@@ -23587,15 +23603,15 @@
         <w:pStyle w:val="FirstParagraph"/>
       </w:pPr>
       <w:r>
-        <w:t xml:space="preserve">The heat-out story above is hypothetical. This one isn’t. A couple of years ago, one of our homes caught fire. The guests were celebrating a holiday their family observes without using electricity, and a young guest took the rule very literally and draped a towel over a lamp. The notifications came in fast, from the neighbor, from Airbnb, from the guests themselves. Everyone was safe, which is the only part of the story that ever mattered to me. I was about 2,000 miles away the whole time. Our standby contractors were already on file, which is why it moved so fast; they were dispatched immediately, insurance covered the work, and the home was repaired within the week, new flooring included.</w:t>
-      </w:r>
-    </w:p>
-    <w:p>
-      <w:pPr>
-        <w:pStyle w:val="BodyText"/>
-      </w:pPr>
-      <w:r>
-        <w:t xml:space="preserve">That week settled something for me. Systems don’t prevent human error. No protocol stops a kid from taking a rule literally. What systems do is turn a fire into a bad week instead of a lost year.</w:t>
+        <w:t xml:space="preserve">The heat-out story above is hypothetical. This one isn’t. A couple of years ago, one of our homes caught fire. During a holiday stay, a young guest draped a towel over a glowing lamp. The notifications came in fast, from the neighbor, from Airbnb, from the guests themselves. Everyone was safe, which is the only part of the story that ever mattered to me. I was about 2,000 miles away the whole time. Our standby contractors were already on file, which is why it moved so fast; they were dispatched immediately, insurance covered the work, and the home was repaired within the week, new flooring included.</w:t>
+      </w:r>
+    </w:p>
+    <w:p>
+      <w:pPr>
+        <w:pStyle w:val="BodyText"/>
+      </w:pPr>
+      <w:r>
+        <w:t xml:space="preserve">That week settled something for me. Systems don’t prevent human error. No protocol stops a kid from being a kid. What systems do is turn a fire into a bad week instead of a lost year.</w:t>
       </w:r>
     </w:p>
     <w:p>
@@ -24485,7 +24501,7 @@
         <w:pStyle w:val="BodyText"/>
       </w:pPr>
       <w:r>
-        <w:t xml:space="preserve">Clean books matter all year, and most at tax time. Always consult a licensed tax pro, but walk in informed, because most STR investors miss deductions. If you materially participated in the property (roughly, you put in real hours running it yourself), you may qualify for bonus depreciation. That test sits awkwardly in a book about delegation. The more you hand off, the harder it is to pass, so ask your CPA which side of the line your setup lands on, and about:</w:t>
+        <w:t xml:space="preserve">Clean books matter all year, and most at tax time. Always consult a licensed tax pro, but walk in informed, because most STR investors miss deductions. Anyone who owns the property gets the depreciation deductions. The question is whether the paper loss they create can offset your W-2 income this year, and that turns on two tests: guests staying an average of about a week or less, and you materially participating (roughly, you put in real hours running it yourself, more than anyone else does). Fail the participation test and the loss doesn’t vanish, it just waits, suspended until the property has income or you sell. That test sits awkwardly in a book about delegation. The more you hand off, the harder it is to pass, so ask your CPA which side of the line your setup lands on, and about:</w:t>
       </w:r>
     </w:p>
     <w:p>
@@ -24534,6 +24550,30 @@
       </w:pPr>
       <w:r>
         <w:t xml:space="preserve">The best entity structure for you (LLC versus personal name)</w:t>
+      </w:r>
+    </w:p>
+    <w:p>
+      <w:pPr>
+        <w:numPr>
+          <w:ilvl w:val="0"/>
+          <w:numId w:val="1146"/>
+        </w:numPr>
+        <w:pStyle w:val="Compact"/>
+      </w:pPr>
+      <w:r>
+        <w:t xml:space="preserve">Whether your service level keeps you on Schedule E or pushes you onto Schedule C with self-employment tax.</w:t>
+      </w:r>
+    </w:p>
+    <w:p>
+      <w:pPr>
+        <w:numPr>
+          <w:ilvl w:val="0"/>
+          <w:numId w:val="1146"/>
+        </w:numPr>
+        <w:pStyle w:val="Compact"/>
+      </w:pPr>
+      <w:r>
+        <w:t xml:space="preserve">If you’ll vacation in the house yourself, how many nights; personal use past a threshold changes what you can deduct.</w:t>
       </w:r>
     </w:p>
     <w:p>
@@ -25062,7 +25102,7 @@
     <w:bookmarkEnd w:id="194"/>
     <w:bookmarkEnd w:id="195"/>
     <w:bookmarkEnd w:id="196"/>
-    <w:bookmarkStart w:id="233" w:name="part-7-after-the-launch"/>
+    <w:bookmarkStart w:id="232" w:name="part-7-after-the-launch"/>
     <w:p>
       <w:pPr>
         <w:pStyle w:val="Heading1"/>
@@ -25141,7 +25181,7 @@
         <w:pStyle w:val="BodyText"/>
       </w:pPr>
       <w:r>
-        <w:t xml:space="preserve">You haven’t touched the property in weeks and the machine still runs. A guest messaged at 4 AM. Your virtual assistant (VA) replied three hours ago. The cleaner is already scheduled for Friday’s turnover. Nobody needed you.</w:t>
+        <w:t xml:space="preserve">You haven’t touched the property in weeks and the machine still runs. A guest messaged at 4 a.m. Your virtual assistant (VA) replied three hours ago. The cleaner is already scheduled for Friday’s turnover. Nobody needed you.</w:t>
       </w:r>
     </w:p>
     <w:p>
@@ -25366,7 +25406,7 @@
         <w:pStyle w:val="BodyText"/>
       </w:pPr>
       <w:r>
-        <w:t xml:space="preserve">Your listing goes live. First bookings come in. You’re responding to every message. Your cleaner is learning your system. Small things are still broken: the shower drains slow, the WiFi drops at 6 PM.</w:t>
+        <w:t xml:space="preserve">Your listing goes live. First bookings come in. You’re responding to every message. Your cleaner is learning your system. Small things are still broken: the shower drains slow, the WiFi drops at 6 p.m.</w:t>
       </w:r>
     </w:p>
     <w:p>
@@ -25504,7 +25544,7 @@
         <w:pStyle w:val="FirstParagraph"/>
       </w:pPr>
       <w:r>
-        <w:t xml:space="preserve">It’s 6:47 AM. You’re half-asleep. Phone buzzes. New booking for next weekend: $380, two nights, family of four. Airbnb’s algorithm did the work. Your VA will send the welcome message. Your cleaner is already scheduled for turnover.</w:t>
+        <w:t xml:space="preserve">It’s 6:47 a.m. You’re half-asleep. Phone buzzes. New booking for next weekend: $380, two nights, family of four. Airbnb’s algorithm did the work. Your VA will send the welcome message. Your cleaner is already scheduled for turnover.</w:t>
       </w:r>
     </w:p>
     <w:p>
@@ -26499,7 +26539,7 @@
         <w:pStyle w:val="Compact"/>
       </w:pPr>
       <w:r>
-        <w:t xml:space="preserve">Tax write-offs from depreciation: ~$5,500 a year (straight-line on a $150K building value; that’s the deduction, not cash)</w:t>
+        <w:t xml:space="preserve">Tax write-offs from depreciation: ~$5,500 a year (straight-line on a $150K building value at the residential rate; a short-stay rental may sit on the slower 39-year schedule, so treat this as the high end. That’s the deduction, not cash)</w:t>
       </w:r>
     </w:p>
     <w:p>
@@ -28233,7 +28273,7 @@
         <w:pStyle w:val="BodyText"/>
       </w:pPr>
       <w:r>
-        <w:t xml:space="preserve">Same caveat as before on all of these. Gross, not take-home. Booked is not banked. Still wins.</w:t>
+        <w:t xml:space="preserve">Same caveat as before on all of these. Gross, not take-home. Booked is not banked. Still wins. These are among the strongest results in our community, shown because they teach; they are not typical. A typical first-year rural STR earns far less than these homes did, and some operators lose money. No result in this book is a promise of yours.</w:t>
       </w:r>
     </w:p>
     <w:p>
@@ -28439,7 +28479,7 @@
         <w:pStyle w:val="Compact"/>
       </w:pPr>
       <w:r>
-        <w:t xml:space="preserve">Building depreciation (27.5-year schedule): ~$7,000 per property per year</w:t>
+        <w:t xml:space="preserve">Building depreciation: roughly $4,000 to $7,000 per property per year. One nuance your CPA will settle: a rental where guests average a week or less usually depreciates on the slower 39-year commercial schedule, not the 27.5-year residential one. I use a range so the model survives either answer.</w:t>
       </w:r>
     </w:p>
     <w:p>
@@ -28483,7 +28523,7 @@
         <w:pStyle w:val="FirstParagraph"/>
       </w:pPr>
       <w:r>
-        <w:t xml:space="preserve">Add those lines up and a single STR can shelter $18,000–$22,000 a year in its early years. Across four properties at different ages, call it $50,000–$70,000 annually. At a 32% bracket, that’s $16,000–$22,400 in tax savings per year once all four are running. The five-year scenario below deliberately uses less, $12,000 for each property’s first year, well under the itemized range, so the plan never leans on the tax code cooperating. Later years step down as that furniture depreciation burns off: roughly $10K in a property’s second year, $9.5K in its third, $8.5K in its fourth, with Year 5’s total held at Year 4’s $40K. With properties arriving one at a time, those conservative deductions total $145.5K at face value. And a deduction is not a dollar. The model counts each year’s deductions at their cash value at a 32% bracket, meaning 32 cents per dollar of face value, or $46,560 across the five years. Your bracket sets your number.</w:t>
+        <w:t xml:space="preserve">Add those lines up and a single STR can shelter $18,000–$22,000 a year in its early years. Across four properties at different ages, call it $50,000–$70,000 annually. At a 32% bracket, that’s $16,000–$22,400 in tax savings per year once all four are running. The five-year scenario below deliberately uses less, $12,000 for each property’s first year, well under the itemized range, so the plan never leans on the tax code cooperating. Later years step down as that furniture depreciation burns off: roughly $10K in a property’s second year, $9.5K in its third, $8.5K in its fourth, with Year 5’s total held at Year 4’s $40K. With properties arriving one at a time, those conservative deductions total $145.5K at face value. And under the 2025 tax law, 100% bonus depreciation is back and permanent, so a cost-segregated first year can run several times my $12K figure. I’d rather you be surprised in that direction. A deduction is not a dollar, though. The model counts each year’s deductions at their cash value at a 32% bracket, meaning 32 cents per dollar of face value, or $46,560 across the five years. Your bracket sets your number. There is one string attached. Those 32 cents arrive this year only if you pass the material participation test from Chapter 15, and the more of this business you delegate, the harder that test gets. Fail it and the deductions don’t disappear; they wait for a year with rental profit or for the sale.</w:t>
       </w:r>
     </w:p>
     <w:p>
@@ -28568,6 +28608,14 @@
       </w:pPr>
       <w:r>
         <w:t xml:space="preserve">One flag first. Property 1 nets about 16% on its deployed capital here, well under Chapter 8’s 30% Floor, and that’s deliberate. The floor screens a deal at its moderate projection. This model runs at conservative realized numbers, the returns you accept, not the ones you screen for.</w:t>
+      </w:r>
+    </w:p>
+    <w:p>
+      <w:pPr>
+        <w:pStyle w:val="BodyText"/>
+      </w:pPr>
+      <w:r>
+        <w:t xml:space="preserve">What follows is a hypothetical model, not a projection of your results. It assumes every purchase, refinance, and stabilization lands on schedule; in real life many will not, results vary widely, and some investors lose money. Nothing here is a promise of income.</w:t>
       </w:r>
     </w:p>
     <w:p>
@@ -30085,7 +30133,7 @@
         <w:t xml:space="preserve"> </w:t>
       </w:r>
       <w:r>
-        <w:t xml:space="preserve">A well-run STR can be worth more than the same house as a long-term rental, because it’s a proven cash-flowing asset. The right buyer (a new operator, a passive investor, a partnership) prices it off the income, at 8–12x annual net cash flow, so a property netting $24,000 a year lists at $192K–$288K. That buyer is the exception, not the norm. Most rural homes sell as houses, priced off residential comps (what similar homes nearby actually sold for), to a thin pool of local buyers who don’t care what it grossed on Airbnb. A bunk-room-heavy layout narrows the pool further; local families aren’t shopping for eight built-in beds. Anchor your expectations to the appraised value and a 6–12 month timeline, and treat the turnkey premium as upside, not the plan. Run it on a cabin like Myla’s, appraised around $240K: netting roughly $24K a year, the income multiple prices it right around that appraisal anyway. The refi loan gets paid off at closing, but she’d already pulled most of her capital back out, and she banked every month of cash flow along the way.</w:t>
+        <w:t xml:space="preserve">A well-run STR can be worth more than the same house as a long-term rental, because it’s a proven cash-flowing asset. The right buyer (a new operator, a passive investor, a partnership) prices it off the income, at 8–12x annual net cash flow, so a property netting $24,000 a year lists at $192K–$288K. That buyer is the exception, not the norm. Most rural homes sell as houses, priced off residential comps (what similar homes nearby actually sold for), to a thin pool of local buyers who don’t care what it grossed on Airbnb. A bunk-room-heavy layout narrows the pool further; local families aren’t shopping for eight built-in beds. Anchor your expectations to the appraised value and a 6–12 month timeline, and treat the turnkey premium as upside, not the plan. Run it on a cabin like Myla’s, appraised around $240K: netting roughly $24K a year, the income multiple prices it right around that appraisal anyway. The refi loan gets paid off at closing, but she’d already pulled most of her capital back out, and she banked every month of cash flow along the way. One more line for the closing table. The depreciation you deducted along the way gets partly recaptured when you sell, at rates your CPA will estimate before you list. The write-offs were a loan from the IRS with great terms, not a gift.</w:t>
       </w:r>
     </w:p>
     <w:p>
@@ -30139,7 +30187,7 @@
         <w:t xml:space="preserve"> </w:t>
       </w:r>
       <w:r>
-        <w:t xml:space="preserve">The advanced move. A 1031 exchange, named for its section of the tax code, lets you sell one property and roll the proceeds into a larger one without paying capital gains tax on the sale (45 days to identify the new property, 180 days to close, per IRS rules). This is how operators scale from four properties to ten without tax drag crushing their compounding.</w:t>
+        <w:t xml:space="preserve">The advanced move. A 1031 exchange, named for its section of the tax code, lets you sell one property and roll the proceeds into a larger one without paying capital gains tax at the time of the sale (45 days to identify the new property, 180 days to close, per IRS rules). The tax is deferred, not erased; it travels with you into the new property, and goes away only if you hold until the basis step-up at death or keep rolling. This is how operators scale from four properties to ten without tax drag crushing their compounding.</w:t>
       </w:r>
     </w:p>
     <w:p>
@@ -30717,7 +30765,7 @@
         <w:t xml:space="preserve"> </w:t>
       </w:r>
       <w:r>
-        <w:t xml:space="preserve">Above 680, you’re in the game. Above 740, you get better rates and higher limits. If you’re under 680, add a co-borrower, work with a credit repair specialist, or start with creative financing while you rebuild.</w:t>
+        <w:t xml:space="preserve">Above 680, you’re in the game. Above 740, you get better rates and higher limits. If you’re under 680, add a co-borrower, work with a nonprofit credit counselor, or start with creative financing while you rebuild.</w:t>
       </w:r>
     </w:p>
     <w:p>
@@ -31159,7 +31207,7 @@
           <w:bCs/>
           <w:b/>
         </w:rPr>
-        <w:t xml:space="preserve">Take the free Airbnb Anywhere mini course.</w:t>
+        <w:t xml:space="preserve">Take my free mini course.</w:t>
       </w:r>
       <w:r>
         <w:t xml:space="preserve"> </w:t>
@@ -31187,7 +31235,7 @@
         <w:t xml:space="preserve"> </w:t>
       </w:r>
       <w:r>
-        <w:t xml:space="preserve">We’ll help you choose a market, run the numbers, get funded, and launch a deal. It’s expensive, and most readers won’t need it; the Bonus Pack and the free course cover the whole path. Apply only if you want a hand on your shoulder the whole way.</w:t>
+        <w:t xml:space="preserve">We’ll help you choose a market, run the numbers, get funded, and launch a deal. It’s expensive, and most readers won’t need it; the Bonus Pack and the free course cover the whole path. Apply only if you want a hand on your shoulder the whole way. No coaching program, ours included, can guarantee you a deal, financing, or income. Results depend on your market, capital, and execution.</w:t>
       </w:r>
     </w:p>
     <w:p>
@@ -31405,7 +31453,7 @@
         <w:t xml:space="preserve">teeco.co/bookbonus</w:t>
       </w:r>
       <w:r>
-        <w:t xml:space="preserve">. All of it is free.</w:t>
+        <w:t xml:space="preserve">. Every download on this list is free.</w:t>
       </w:r>
     </w:p>
     <w:p>
@@ -31856,7 +31904,7 @@
           <w:bCs/>
           <w:b/>
         </w:rPr>
-        <w:t xml:space="preserve">Free Airbnb Anywhere mini course</w:t>
+        <w:t xml:space="preserve">Free mini course</w:t>
       </w:r>
       <w:r>
         <w:t xml:space="preserve"> </w:t>
@@ -32591,7 +32639,7 @@
           <w:bCs/>
           <w:b/>
         </w:rPr>
-        <w:t xml:space="preserve">The 80-20 Amenities</w:t>
+        <w:t xml:space="preserve">The 80/20 Amenities</w:t>
       </w:r>
       <w:r>
         <w:t xml:space="preserve">: A short list of amenities drives most bookings. Buy those first; skip the rest until the data asks for them. (Ch 13)</w:t>
@@ -32837,73 +32885,8 @@
         <w:t xml:space="preserve">: Four ways out, so you’re never trapped: sell turnkey at a premium, convert to a long-term rental, sell to a cash buyer, or 1031 into a bigger deal. (Ch 18)</w:t>
       </w:r>
     </w:p>
-    <w:p>
-      <w:r>
-        <w:pict>
-          <v:rect style="width:0;height:1.5pt" o:hralign="center" o:hrstd="t" o:hr="t"/>
-        </w:pict>
-      </w:r>
-    </w:p>
     <w:bookmarkEnd w:id="231"/>
-    <w:bookmarkStart w:id="232" w:name="one-last-thing-1"/>
-    <w:p>
-      <w:pPr>
-        <w:pStyle w:val="Heading2"/>
-      </w:pPr>
-      <w:r>
-        <w:t xml:space="preserve">One Last Thing</w:t>
-      </w:r>
-    </w:p>
-    <w:p>
-      <w:pPr>
-        <w:pStyle w:val="FirstParagraph"/>
-      </w:pPr>
-      <w:r>
-        <w:t xml:space="preserve">You made it to the last page. Most people never do, and I don’t take it lightly that you did.</w:t>
-      </w:r>
-    </w:p>
-    <w:p>
-      <w:pPr>
-        <w:pStyle w:val="BodyText"/>
-      </w:pPr>
-      <w:r>
-        <w:t xml:space="preserve">I wrote this book without a publisher, without a marketing department, and without anyone deciding it deserved shelf space. Books like this one live or die on a single thing: honest reviews from real readers.</w:t>
-      </w:r>
-    </w:p>
-    <w:p>
-      <w:pPr>
-        <w:pStyle w:val="BodyText"/>
-      </w:pPr>
-      <w:r>
-        <w:t xml:space="preserve">If this book earned it, would you take two minutes and leave an honest review on Amazon? Search the title, scroll to the reviews, and say what you actually thought. Good, bad, or mixed, your honest words help the next tired professional on their own October drive find this book.</w:t>
-      </w:r>
-    </w:p>
-    <w:p>
-      <w:pPr>
-        <w:pStyle w:val="BodyText"/>
-      </w:pPr>
-      <w:r>
-        <w:t xml:space="preserve">And when you buy your first cabin, write to me. Those messages are the reason I teach.</w:t>
-      </w:r>
-    </w:p>
-    <w:p>
-      <w:pPr>
-        <w:pStyle w:val="BodyText"/>
-      </w:pPr>
-      <w:r>
-        <w:t xml:space="preserve">Thank you for reading.</w:t>
-      </w:r>
-    </w:p>
-    <w:p>
-      <w:pPr>
-        <w:pStyle w:val="BodyText"/>
-      </w:pPr>
-      <w:r>
-        <w:t xml:space="preserve">Jeff</w:t>
-      </w:r>
-    </w:p>
     <w:bookmarkEnd w:id="232"/>
-    <w:bookmarkEnd w:id="233"/>
     <w:sectPr/>
   </w:body>
 </w:document>

--- a/book/AirBNB Anywhere - Bestseller Edition.docx
+++ b/book/AirBNB Anywhere - Bestseller Edition.docx
@@ -3076,7 +3076,7 @@
         <w:pStyle w:val="BodyText"/>
       </w:pPr>
       <w:r>
-        <w:t xml:space="preserve">Myla put roughly $30K of well-chosen furnishings into that $103K Oak Hill, West Virginia home. The result: a 4.95-star rating across 70+ stays, that $10,195 best month, and $150K gross in its first two years. The design part of this book teaches this step, including the full Candy Bar Method.</w:t>
+        <w:t xml:space="preserve">Myla put roughly $30K of well-chosen furnishings into that $103K Oak Hill, West Virginia home. The result: a 4.95-star rating across her first 70+ stays, that $10,195 best month, and $150K gross in its first two years. The design part of this book teaches this step, including the full Candy Bar Method.</w:t>
       </w:r>
     </w:p>
     <w:bookmarkEnd w:id="46"/>
@@ -3110,7 +3110,7 @@
         <w:pStyle w:val="BodyText"/>
       </w:pPr>
       <w:r>
-        <w:t xml:space="preserve">My students Steph and Kevin gross a steady $7K a month across two homes with this same playbook; by this summer they were pacing past $20K. The operations part of this book teaches this step: automation, remote teams, and what happens after launch.</w:t>
+        <w:t xml:space="preserve">My students Steph and Kevin net a steady $7K a month across two homes with this same playbook; by this summer they were pacing past $20K a month in gross bookings. The operations part of this book teaches this step: automation, remote teams, and what happens after launch.</w:t>
       </w:r>
     </w:p>
     <w:bookmarkEnd w:id="47"/>
@@ -4068,7 +4068,7 @@
         <w:pStyle w:val="BodyText"/>
       </w:pPr>
       <w:r>
-        <w:t xml:space="preserve">The results: a 4.95-star rating across more than 70 stays, all of it managed remotely. This is the same $103K cabin from the top of the chapter. She bought it cash, partnered with her aunt, put roughly $70K into the renovation and about $30K into furniture, and it appraised around $240K after.</w:t>
+        <w:t xml:space="preserve">The results: a 4.95-star rating across her first 70-plus stays, all of it managed remotely. This is the same $103K cabin from the top of the chapter. She bought it cash, partnered with her aunt, put roughly $70K into the renovation and about $30K into furniture, and it appraised around $240K after.</w:t>
       </w:r>
     </w:p>
     <w:p>
@@ -4286,7 +4286,7 @@
         <w:pStyle w:val="Compact"/>
       </w:pPr>
       <w:r>
-        <w:t xml:space="preserve">One cleaner, one VA, and one app can run a 4.95-star operation from anywhere. Myla’s does.</w:t>
+        <w:t xml:space="preserve">One cleaner, one VA, and one app can run a 4.95-star operation from anywhere. Myla’s did.</w:t>
       </w:r>
     </w:p>
     <w:p>
@@ -5872,7 +5872,7 @@
         <w:pStyle w:val="BodyText"/>
       </w:pPr>
       <w:r>
-        <w:t xml:space="preserve">My students Steph and Kevin, the couple you met in Chapter 3, gross $7K a month across two homes as the steady, conservative number. Their first home, a $275K house in Greenville, South Carolina, grossed about $100K in under seven months, and this summer they’re pacing past $20K a month across the pair. And the second property is always easier than the first, because by then the playbook exists.</w:t>
+        <w:t xml:space="preserve">My students Steph and Kevin, the couple you met in Chapter 3, net a steady $7K a month across two homes as the conservative number. Their first home, a $275K house in Greenville, South Carolina, grossed about $100K in under seven months, and this summer they’re pacing past $20K a month in gross bookings across the pair. And the second property is always easier than the first, because by then the playbook exists.</w:t>
       </w:r>
     </w:p>
     <w:p>
@@ -7025,7 +7025,7 @@
         <w:t xml:space="preserve"> </w:t>
       </w:r>
       <w:r>
-        <w:t xml:space="preserve">Use Hospitable to send booking confirmations, check-in instructions, mid-stay check-ins, checkout reminders, and review requests. This creates a 5-star experience while you sleep. It’s the same tool running Myla’s 4.95-star, 70-plus-stay operation.</w:t>
+        <w:t xml:space="preserve">Use Hospitable to send booking confirmations, check-in instructions, mid-stay check-ins, checkout reminders, and review requests. This creates a 5-star experience while you sleep. It’s the same tool that ran Myla’s 4.95-star, 70-plus-stay operation.</w:t>
       </w:r>
     </w:p>
     <w:p>
@@ -11221,7 +11221,7 @@
         <w:pStyle w:val="BodyText"/>
       </w:pPr>
       <w:r>
-        <w:t xml:space="preserve">The home appraised at about $240,000 after the reno, more than double what she paid. Over her first two years it grossed $150,000, roughly a $75,000-a-year pace, and her best single month was $10,195. Gross, before expenses. Still wins. And she ran it with no property manager, just a local cleaner, a virtual assistant, and software, holding a 4.95-star rating across 70+ stays.</w:t>
+        <w:t xml:space="preserve">The home appraised at about $240,000 after the reno, more than double what she paid. Over her first two years it grossed $150,000, roughly a $75,000-a-year pace, and her best single month was $10,195. Gross, before expenses. Still wins. And she ran it with no property manager, just a local cleaner, a virtual assistant, and software, holding a 4.95-star rating across her first 70+ stays.</w:t>
       </w:r>
     </w:p>
     <w:p>
@@ -16129,7 +16129,7 @@
         <w:pStyle w:val="BodyText"/>
       </w:pPr>
       <w:r>
-        <w:t xml:space="preserve">Guests walked into a home that looked better than the photos, and the photos already looked better than every comparable listing in town. They never saw the contractor mess. They saw the finish, and the finish is what they booked. The proof is a 4.95-star rating across more than 70 stays.</w:t>
+        <w:t xml:space="preserve">Guests walked into a home that looked better than the photos, and the photos already looked better than every comparable listing in town. They never saw the contractor mess. They saw the finish, and the finish is what they booked. The proof is a 4.95-star rating across her first 70-plus stays.</w:t>
       </w:r>
     </w:p>
     <w:bookmarkStart w:id="134" w:name="why-design-actually-matters"/>
@@ -25850,7 +25850,7 @@
         <w:pStyle w:val="BodyText"/>
       </w:pPr>
       <w:r>
-        <w:t xml:space="preserve">They self-manage both. I helped them find and design the homes, and they took it from there; I don’t touch the operation. As I write this, they’re on pace for more than $20K a month across the two properties in June and July, and they’re buying home number three.</w:t>
+        <w:t xml:space="preserve">They self-manage both. I helped them find and design the homes, and they took it from there; I don’t touch the operation. As I write this, they’re on pace for more than $20K a month in gross bookings across the two properties in June and July, and they’re buying home number three.</w:t>
       </w:r>
     </w:p>
     <w:p>

--- a/book/AirBNB Anywhere - Bestseller Edition.docx
+++ b/book/AirBNB Anywhere - Bestseller Edition.docx
@@ -3110,7 +3110,7 @@
         <w:pStyle w:val="BodyText"/>
       </w:pPr>
       <w:r>
-        <w:t xml:space="preserve">My students Steph and Kevin net a steady $7K a month across two homes with this same playbook; by this summer they were pacing past $20K a month in gross bookings. The operations part of this book teaches this step: automation, remote teams, and what happens after launch.</w:t>
+        <w:t xml:space="preserve">My students Steph and Kevin net a steady $7K a month across two homes with this same playbook; their best month this summer topped $27K in gross bookings. The operations part of this book teaches this step: automation, remote teams, and what happens after launch.</w:t>
       </w:r>
     </w:p>
     <w:bookmarkEnd w:id="47"/>
@@ -5872,7 +5872,7 @@
         <w:pStyle w:val="BodyText"/>
       </w:pPr>
       <w:r>
-        <w:t xml:space="preserve">My students Steph and Kevin, the couple you met in Chapter 3, net a steady $7K a month across two homes as the conservative number. Their first home, a $275K house in Greenville, South Carolina, grossed about $100K in under seven months, and this summer they’re pacing past $20K a month in gross bookings across the pair. And the second property is always easier than the first, because by then the playbook exists.</w:t>
+        <w:t xml:space="preserve">My students Steph and Kevin, the couple you met in Chapter 3, net a steady $7K a month across two homes. Their first home, a $275K house in Greenville, South Carolina, grossed about $100K in under seven months, and this summer they pushed past a $27K month in gross bookings across the pair. And the second property is always easier than the first, because by then the playbook exists.</w:t>
       </w:r>
     </w:p>
     <w:p>
@@ -25826,31 +25826,31 @@
         <w:pStyle w:val="FirstParagraph"/>
       </w:pPr>
       <w:r>
-        <w:t xml:space="preserve">Steph and Kevin came into our community as students. These days they help teach it. They’re a married couple. Stephanie runs her own business full-time, and Kevin earns a high income at his W2. If you’re reading this book, one of them probably looks a lot like you.</w:t>
-      </w:r>
-    </w:p>
-    <w:p>
-      <w:pPr>
-        <w:pStyle w:val="BodyText"/>
-      </w:pPr>
-      <w:r>
-        <w:t xml:space="preserve">Their first home is in Greenville, South Carolina. They bought it for $275K and have never visited it. Not for the closing, not for the setup, not once since. It made them about $100K gross in under seven months, and it reappraised around $450K after the redesign.</w:t>
-      </w:r>
-    </w:p>
-    <w:p>
-      <w:pPr>
-        <w:pStyle w:val="BodyText"/>
-      </w:pPr>
-      <w:r>
-        <w:t xml:space="preserve">Home number two, in Oak Hill, West Virginia, tested them the way Myla’s tested her. Contractor problems, delays, a timeline that kept slipping. They got it finished just before peak season, made it look beautiful, and it became a top performer.</w:t>
-      </w:r>
-    </w:p>
-    <w:p>
-      <w:pPr>
-        <w:pStyle w:val="BodyText"/>
-      </w:pPr>
-      <w:r>
-        <w:t xml:space="preserve">They self-manage both. I helped them find and design the homes, and they took it from there; I don’t touch the operation. As I write this, they’re on pace for more than $20K a month in gross bookings across the two properties in June and July, and they’re buying home number three.</w:t>
+        <w:t xml:space="preserve">Steph and Kevin came into our community as students. These days they know the playbook well enough to support their peers. They’re a married couple. Stephanie is an entrepreneur, and Kevin earns a high income at his W2. If you’re reading this book, one of them probably looks a lot like you.</w:t>
+      </w:r>
+    </w:p>
+    <w:p>
+      <w:pPr>
+        <w:pStyle w:val="BodyText"/>
+      </w:pPr>
+      <w:r>
+        <w:t xml:space="preserve">Their first home is in Greenville, South Carolina. They bought it for $275K sight unseen. It generated about $100K in bookings in under seven months, and it reappraised at $451K after strategic renovations and redesign.</w:t>
+      </w:r>
+    </w:p>
+    <w:p>
+      <w:pPr>
+        <w:pStyle w:val="BodyText"/>
+      </w:pPr>
+      <w:r>
+        <w:t xml:space="preserve">Home number two, in Oak Hill, West Virginia, tested them the way Myla’s tested her. Contractor problems, delays, a timeline that kept slipping. They got it finished just before peak season, made it look beautiful, and it became a top performer. In its peak July it grossed about $17,300 on its own.</w:t>
+      </w:r>
+    </w:p>
+    <w:p>
+      <w:pPr>
+        <w:pStyle w:val="BodyText"/>
+      </w:pPr>
+      <w:r>
+        <w:t xml:space="preserve">They self-manage both. I helped them find and design the homes, but I don’t touch the operations; they took it from there. As I write this, they’ve cleared $24K in June and $27K in July in gross bookings across the two properties, and they’re in the process of buying home number three.</w:t>
       </w:r>
     </w:p>
     <w:p>
@@ -28247,7 +28247,7 @@
         <w:t xml:space="preserve"> </w:t>
       </w:r>
       <w:r>
-        <w:t xml:space="preserve">two self-managed homes and a third on the way. Their first, which they’ve never visited, made about $100K in under seven months, and this June and July they’re pacing past $20K a month across the pair.</w:t>
+        <w:t xml:space="preserve">two self-managed homes and a third on the way. Their first, bought sight unseen, made about $100K in under seven months, and this June and July they averaged more than $25,500 a month across the pair.</w:t>
       </w:r>
     </w:p>
     <w:p>
@@ -30941,7 +30941,7 @@
         <w:pStyle w:val="Compact"/>
       </w:pPr>
       <w:r>
-        <w:t xml:space="preserve">Real operators, real results: Myla’s $103K cash cabin that grossed $150K in two years, Gatehouse Getaway’s $72K first year on $20K down, Ryu’s $83,937.81 first year on a 0% seller loan, Steph and Kevin pacing past $20K a month this summer, and Diane and Jon’s hands-off $81,210.38 first year.</w:t>
+        <w:t xml:space="preserve">Real operators, real results: Myla’s $103K cash cabin that grossed $150K in two years, Gatehouse Getaway’s $72K first year on $20K down, Ryu’s $83,937.81 first year on a 0% seller loan, Steph and Kevin averaging more than $25K a month this summer, and Diane and Jon’s hands-off $81,210.38 first year.</w:t>
       </w:r>
     </w:p>
     <w:p>

--- a/book/AirBNB Anywhere - Bestseller Edition.docx
+++ b/book/AirBNB Anywhere - Bestseller Edition.docx
@@ -613,7 +613,7 @@
         <w:pStyle w:val="BodyText"/>
       </w:pPr>
       <w:r>
-        <w:t xml:space="preserve">That moment on the highway did what years of burnout hadn’t. I decided, right then, that I was going to change my life.</w:t>
+        <w:t xml:space="preserve">Which brings me back to that highway. Years of burnout hadn’t been enough to make me move. A phone full of holidays I was about to miss did it in one glance. I decided, right there on the drive, that I was going to change my life.</w:t>
       </w:r>
     </w:p>
     <w:p>
